--- a/Doc/Rapport_PRE-TPI.docx
+++ b/Doc/Rapport_PRE-TPI.docx
@@ -183,7 +183,11 @@
     <w:sdt>
       <w:sdtPr>
         <w:rPr>
-          <w:lang w:val="fr-FR"/>
+          <w:rFonts w:asciiTheme="minorHAnsi" w:eastAsiaTheme="minorHAnsi" w:hAnsiTheme="minorHAnsi" w:cstheme="minorBidi"/>
+          <w:color w:val="auto"/>
+          <w:sz w:val="22"/>
+          <w:szCs w:val="22"/>
+          <w:lang w:val="fr-FR" w:eastAsia="en-US"/>
         </w:rPr>
         <w:id w:val="-2076811007"/>
         <w:docPartObj>
@@ -193,13 +197,8 @@
       </w:sdtPr>
       <w:sdtEndPr>
         <w:rPr>
-          <w:rFonts w:asciiTheme="minorHAnsi" w:eastAsiaTheme="minorHAnsi" w:hAnsiTheme="minorHAnsi" w:cstheme="minorBidi"/>
           <w:b/>
           <w:bCs/>
-          <w:color w:val="auto"/>
-          <w:sz w:val="22"/>
-          <w:szCs w:val="22"/>
-          <w:lang w:eastAsia="en-US"/>
         </w:rPr>
       </w:sdtEndPr>
       <w:sdtContent>
@@ -735,23 +734,7 @@
                 <w:noProof/>
                 <w:sz w:val="28"/>
               </w:rPr>
-              <w:t>An</w:t>
-            </w:r>
-            <w:r>
-              <w:rPr>
-                <w:rStyle w:val="Lienhypertexte"/>
-                <w:noProof/>
-                <w:sz w:val="28"/>
-              </w:rPr>
-              <w:t>n</w:t>
-            </w:r>
-            <w:r>
-              <w:rPr>
-                <w:rStyle w:val="Lienhypertexte"/>
-                <w:noProof/>
-                <w:sz w:val="28"/>
-              </w:rPr>
-              <w:t>exes</w:t>
+              <w:t>Annexes</w:t>
             </w:r>
             <w:r>
               <w:rPr>
@@ -854,17 +837,121 @@
     </w:p>
     <w:p>
       <w:r>
-        <w:t>Présentation du contexte du travail pratique</w:t>
-      </w:r>
-    </w:p>
-    <w:p>
-      <w:r>
-        <w:t>Objectifs du TP (ce que l'on cherche à démontrer ou à apprendre)</w:t>
-      </w:r>
-    </w:p>
-    <w:p>
-      <w:r>
-        <w:t>Éventuelles hypothèses de départ</w:t>
+        <w:t xml:space="preserve">Dans le cadre du </w:t>
+      </w:r>
+      <w:r>
+        <w:t>PRE-</w:t>
+      </w:r>
+      <w:r>
+        <w:t xml:space="preserve">TPI, il a fallu réaliser un projet informatique sous 80 périodes. Ce projet était supervisé par M. Schenk qui, lorsque cela s'est avéré nécessaire, a été consulté pour </w:t>
+      </w:r>
+      <w:r>
+        <w:t xml:space="preserve">recevoir </w:t>
+      </w:r>
+      <w:r>
+        <w:t>de</w:t>
+      </w:r>
+      <w:r>
+        <w:t>s</w:t>
+      </w:r>
+      <w:r>
+        <w:t xml:space="preserve"> conseils.</w:t>
+      </w:r>
+      <w:r>
+        <w:t xml:space="preserve"> Le but du PRE-TPI est de préparer l’élève pour le TPI final. Le PRE-TPI a les même objectifs qu’un vrai TPI, il faut donc rendre le rapport, le cahier des charges et le travail réalisé. Une fois tout ces éléments rendus il faut, normalement, présenter le projet devant deux experts et le superviseur. Dans notre cas le seul qui posera des questions et examinera le projet sera M. Schenk.</w:t>
+      </w:r>
+    </w:p>
+    <w:p>
+      <w:pPr>
+        <w:rPr>
+          <w:u w:val="single"/>
+        </w:rPr>
+      </w:pPr>
+      <w:r>
+        <w:rPr>
+          <w:u w:val="single"/>
+        </w:rPr>
+        <w:t>Description</w:t>
+      </w:r>
+      <w:r>
+        <w:rPr>
+          <w:u w:val="single"/>
+        </w:rPr>
+        <w:t xml:space="preserve"> du projet :</w:t>
+      </w:r>
+    </w:p>
+    <w:p>
+      <w:r>
+        <w:t>« </w:t>
+      </w:r>
+      <w:r>
+        <w:t>Le but est de développer un jeu, avec la librairie de Raylib, qui permet à un joueur de résoudre des puzzles dans un environnement tridimensionnel et bidimensionnel. Pour passer d’une dimension à une autre et résoudre les puzzles avec des éléments cachés, on change le point de vue de la caméra.</w:t>
+      </w:r>
+      <w:r>
+        <w:t xml:space="preserve"> </w:t>
+      </w:r>
+      <w:r>
+        <w:t>Les éléments présents dans l’environnement pour que le joueur résout le puzzle sont par exemple :</w:t>
+      </w:r>
+      <w:r>
+        <w:br/>
+        <w:t>des plaques de pressions, des cubes déplaçables, des clés, des boutons, etc…</w:t>
+      </w:r>
+      <w:r>
+        <w:t> »</w:t>
+      </w:r>
+    </w:p>
+    <w:p>
+      <w:pPr>
+        <w:rPr>
+          <w:u w:val="single"/>
+        </w:rPr>
+      </w:pPr>
+      <w:r>
+        <w:rPr>
+          <w:u w:val="single"/>
+        </w:rPr>
+        <w:t>Hypothèses :</w:t>
+      </w:r>
+    </w:p>
+    <w:p>
+      <w:r>
+        <w:t>Dans le cahier des charges il est mentionné que</w:t>
+      </w:r>
+      <w:r>
+        <w:t>,</w:t>
+      </w:r>
+      <w:r>
+        <w:t xml:space="preserve"> si l’avancement du projet était optimal il aurait été possible de pousser le projet plus loin en ajoutant des fonctionnalités</w:t>
+      </w:r>
+      <w:r>
+        <w:t>, textures, niveaux, etc</w:t>
+      </w:r>
+      <w:r>
+        <w:t>.</w:t>
+      </w:r>
+      <w:r>
+        <w:t>..</w:t>
+      </w:r>
+    </w:p>
+    <w:p>
+      <w:r>
+        <w:t>L’idée de départ est de réaliser un MVP (Pro</w:t>
+      </w:r>
+      <w:r>
+        <w:t>duit</w:t>
+      </w:r>
+      <w:r>
+        <w:t xml:space="preserve"> minimum viable) afin de présenter ce à quoi pourrait ressembler </w:t>
+      </w:r>
+      <w:r>
+        <w:rPr>
+          <w:b/>
+        </w:rPr>
+        <w:t>un</w:t>
+      </w:r>
+      <w:r>
+        <w:t xml:space="preserve"> niveau du jeu.</w:t>
       </w:r>
     </w:p>
     <w:p>
@@ -882,23 +969,118 @@
       <w:bookmarkEnd w:id="1"/>
     </w:p>
     <w:p>
-      <w:r>
-        <w:t>Liste du matériel utilisé (</w:t>
-      </w:r>
-      <w:r>
-        <w:t>ex :</w:t>
-      </w:r>
-      <w:r>
-        <w:t xml:space="preserve"> logiciels, outils, composants...)</w:t>
-      </w:r>
-    </w:p>
-    <w:p>
-      <w:r>
+      <w:pPr>
+        <w:rPr>
+          <w:u w:val="single"/>
+        </w:rPr>
+      </w:pPr>
+      <w:r>
+        <w:rPr>
+          <w:u w:val="single"/>
+        </w:rPr>
+        <w:t>Matériel utilisé :</w:t>
+      </w:r>
+    </w:p>
+    <w:p>
+      <w:r>
+        <w:t>-</w:t>
+      </w:r>
+      <w:r>
+        <w:t>Ordinateur</w:t>
+      </w:r>
+      <w:r>
+        <w:t xml:space="preserve"> sous Windows</w:t>
+      </w:r>
+      <w:r>
+        <w:t xml:space="preserve"> </w:t>
+      </w:r>
+      <w:r>
+        <w:t>10</w:t>
+      </w:r>
+      <w:r>
+        <w:t xml:space="preserve"> (</w:t>
+      </w:r>
+      <w:r>
+        <w:t>Clavier</w:t>
+      </w:r>
+      <w:r>
+        <w:t xml:space="preserve">, </w:t>
+      </w:r>
+      <w:r>
+        <w:t>souris</w:t>
+      </w:r>
+      <w:r>
+        <w:t xml:space="preserve">, </w:t>
+      </w:r>
+      <w:r>
+        <w:t>écran</w:t>
+      </w:r>
+      <w:r>
+        <w:t xml:space="preserve">, </w:t>
+      </w:r>
+      <w:r>
+        <w:t>etc</w:t>
+      </w:r>
+      <w:r>
+        <w:t>…)</w:t>
+      </w:r>
+    </w:p>
+    <w:p>
+      <w:r>
+        <w:t>-Visual Studio 2022, avec la librairie Raylib</w:t>
+      </w:r>
+      <w:r>
+        <w:t xml:space="preserve"> (Écriture du code)</w:t>
+      </w:r>
+    </w:p>
+    <w:p>
+      <w:r>
+        <w:t>-GitHub</w:t>
+      </w:r>
+      <w:r>
+        <w:t xml:space="preserve"> (Déposer le code et nommer les étapes avec les commit)</w:t>
+      </w:r>
+    </w:p>
+    <w:p>
+      <w:r>
+        <w:t>-Krita (Logiciel de dessin, montage, retouche)</w:t>
+      </w:r>
+    </w:p>
+    <w:p>
+      <w:pPr>
+        <w:rPr>
+          <w:color w:val="FF0000"/>
+        </w:rPr>
+      </w:pPr>
+      <w:r>
+        <w:rPr>
+          <w:color w:val="FF0000"/>
+        </w:rPr>
         <w:t>Description de la méthode suivie (étapes du TP, protocoles, schémas...)</w:t>
       </w:r>
     </w:p>
     <w:p>
       <w:r>
+        <w:t xml:space="preserve">Chaque jour de travail il a été demandé de remplir un journal de travail afin d’avoir un suivi sur l’avancement du projet ainsi que les problèmes rencontrés. La rédaction de ce journal est soutenue par le code modifié dans les commit réalisés sur GitHub qui ont été préalablement nommé. Également, il fallu alimenter un planning et le mettre à jour au fur et à mesure. </w:t>
+      </w:r>
+    </w:p>
+    <w:p>
+      <w:r>
+        <w:t>Dans les dernières semaines du PRE-TPI, la rédaction du rapport et d’une présentation a été engagée pour finaliser le projet.</w:t>
+      </w:r>
+      <w:bookmarkStart w:id="2" w:name="_GoBack"/>
+      <w:bookmarkEnd w:id="2"/>
+    </w:p>
+    <w:p>
+      <w:pPr>
+        <w:rPr>
+          <w:color w:val="FF0000"/>
+        </w:rPr>
+      </w:pPr>
+      <w:r>
+        <w:rPr>
+          <w:color w:val="FF0000"/>
+        </w:rPr>
         <w:t>Justification des choix méthodologiques</w:t>
       </w:r>
     </w:p>
@@ -910,24 +1092,48 @@
           <w:numId w:val="1"/>
         </w:numPr>
       </w:pPr>
-      <w:bookmarkStart w:id="2" w:name="_Toc190676905"/>
+      <w:bookmarkStart w:id="3" w:name="_Toc190676905"/>
       <w:r>
         <w:t>Réalisation et observations</w:t>
       </w:r>
-      <w:bookmarkEnd w:id="2"/>
-    </w:p>
-    <w:p>
-      <w:r>
+      <w:bookmarkEnd w:id="3"/>
+    </w:p>
+    <w:p>
+      <w:pPr>
+        <w:rPr>
+          <w:color w:val="FF0000"/>
+        </w:rPr>
+      </w:pPr>
+      <w:r>
+        <w:rPr>
+          <w:color w:val="FF0000"/>
+        </w:rPr>
         <w:t>Déroulement du TP étape par étape</w:t>
       </w:r>
     </w:p>
     <w:p>
-      <w:r>
+      <w:pPr>
+        <w:rPr>
+          <w:color w:val="FF0000"/>
+        </w:rPr>
+      </w:pPr>
+      <w:r>
+        <w:rPr>
+          <w:color w:val="FF0000"/>
+        </w:rPr>
         <w:t>Difficultés rencontrées et solutions apportées</w:t>
       </w:r>
     </w:p>
     <w:p>
-      <w:r>
+      <w:pPr>
+        <w:rPr>
+          <w:color w:val="FF0000"/>
+        </w:rPr>
+      </w:pPr>
+      <w:r>
+        <w:rPr>
+          <w:color w:val="FF0000"/>
+        </w:rPr>
         <w:t>Observations et comportements relevés pendant l’expérience</w:t>
       </w:r>
     </w:p>
@@ -939,24 +1145,49 @@
           <w:numId w:val="1"/>
         </w:numPr>
       </w:pPr>
-      <w:bookmarkStart w:id="3" w:name="_Toc190676906"/>
-      <w:r>
+      <w:bookmarkStart w:id="4" w:name="_Toc190676906"/>
+      <w:r>
+        <w:lastRenderedPageBreak/>
         <w:t>Résultats</w:t>
       </w:r>
-      <w:bookmarkEnd w:id="3"/>
-    </w:p>
-    <w:p>
-      <w:r>
+      <w:bookmarkEnd w:id="4"/>
+    </w:p>
+    <w:p>
+      <w:pPr>
+        <w:rPr>
+          <w:color w:val="FF0000"/>
+        </w:rPr>
+      </w:pPr>
+      <w:r>
+        <w:rPr>
+          <w:color w:val="FF0000"/>
+        </w:rPr>
         <w:t>Présentation des résultats obtenus (tableaux, graphiques, images, mesures…)</w:t>
       </w:r>
     </w:p>
     <w:p>
-      <w:r>
+      <w:pPr>
+        <w:rPr>
+          <w:color w:val="FF0000"/>
+        </w:rPr>
+      </w:pPr>
+      <w:r>
+        <w:rPr>
+          <w:color w:val="FF0000"/>
+        </w:rPr>
         <w:t>Comparaison avec les attentes ou théories (si applicable)</w:t>
       </w:r>
     </w:p>
     <w:p>
-      <w:r>
+      <w:pPr>
+        <w:rPr>
+          <w:color w:val="FF0000"/>
+        </w:rPr>
+      </w:pPr>
+      <w:r>
+        <w:rPr>
+          <w:color w:val="FF0000"/>
+        </w:rPr>
         <w:t>Vérification de la cohérence des résultats</w:t>
       </w:r>
     </w:p>
@@ -968,24 +1199,48 @@
           <w:numId w:val="1"/>
         </w:numPr>
       </w:pPr>
-      <w:bookmarkStart w:id="4" w:name="_Toc190676907"/>
+      <w:bookmarkStart w:id="5" w:name="_Toc190676907"/>
       <w:r>
         <w:t>Conclusion</w:t>
       </w:r>
-      <w:bookmarkEnd w:id="4"/>
-    </w:p>
-    <w:p>
-      <w:r>
+      <w:bookmarkEnd w:id="5"/>
+    </w:p>
+    <w:p>
+      <w:pPr>
+        <w:rPr>
+          <w:color w:val="FF0000"/>
+        </w:rPr>
+      </w:pPr>
+      <w:r>
+        <w:rPr>
+          <w:color w:val="FF0000"/>
+        </w:rPr>
         <w:t>Récapitulatif des points clés</w:t>
       </w:r>
     </w:p>
     <w:p>
-      <w:r>
+      <w:pPr>
+        <w:rPr>
+          <w:color w:val="FF0000"/>
+        </w:rPr>
+      </w:pPr>
+      <w:r>
+        <w:rPr>
+          <w:color w:val="FF0000"/>
+        </w:rPr>
         <w:t>Validation ou non des objectifs et hypothèses</w:t>
       </w:r>
     </w:p>
     <w:p>
-      <w:r>
+      <w:pPr>
+        <w:rPr>
+          <w:color w:val="FF0000"/>
+        </w:rPr>
+      </w:pPr>
+      <w:r>
+        <w:rPr>
+          <w:color w:val="FF0000"/>
+        </w:rPr>
         <w:t>Apprentissage et perspectives pour une amélioration future</w:t>
       </w:r>
     </w:p>
@@ -997,26 +1252,48 @@
           <w:numId w:val="1"/>
         </w:numPr>
       </w:pPr>
-      <w:bookmarkStart w:id="5" w:name="_Toc190676908"/>
-      <w:bookmarkStart w:id="6" w:name="_GoBack"/>
+      <w:bookmarkStart w:id="6" w:name="_Toc190676908"/>
+      <w:r>
+        <w:t>Annexes</w:t>
+      </w:r>
       <w:bookmarkEnd w:id="6"/>
-      <w:r>
-        <w:t>Annexes</w:t>
-      </w:r>
-      <w:bookmarkEnd w:id="5"/>
-    </w:p>
-    <w:p>
-      <w:r>
+    </w:p>
+    <w:p>
+      <w:pPr>
+        <w:rPr>
+          <w:color w:val="FF0000"/>
+        </w:rPr>
+      </w:pPr>
+      <w:r>
+        <w:rPr>
+          <w:color w:val="FF0000"/>
+        </w:rPr>
         <w:t>Codes sources</w:t>
       </w:r>
     </w:p>
     <w:p>
-      <w:r>
+      <w:pPr>
+        <w:rPr>
+          <w:color w:val="FF0000"/>
+        </w:rPr>
+      </w:pPr>
+      <w:r>
+        <w:rPr>
+          <w:color w:val="FF0000"/>
+        </w:rPr>
         <w:t>Documents complémentaires</w:t>
       </w:r>
     </w:p>
     <w:p>
-      <w:r>
+      <w:pPr>
+        <w:rPr>
+          <w:color w:val="FF0000"/>
+        </w:rPr>
+      </w:pPr>
+      <w:r>
+        <w:rPr>
+          <w:color w:val="FF0000"/>
+        </w:rPr>
         <w:t>Références utilisées</w:t>
       </w:r>
     </w:p>
@@ -2010,7 +2287,7 @@
 </file>
 
 <file path=customXml/itemProps1.xml><?xml version="1.0" encoding="utf-8"?>
-<ds:datastoreItem xmlns:ds="http://schemas.openxmlformats.org/officeDocument/2006/customXml" ds:itemID="{CF016C2C-77D8-4B61-B978-62191F539F16}">
+<ds:datastoreItem xmlns:ds="http://schemas.openxmlformats.org/officeDocument/2006/customXml" ds:itemID="{16474489-A555-4572-97FA-4986AE47FAFF}">
   <ds:schemaRefs>
     <ds:schemaRef ds:uri="http://schemas.openxmlformats.org/officeDocument/2006/bibliography"/>
   </ds:schemaRefs>

--- a/Doc/Rapport_PRE-TPI.docx
+++ b/Doc/Rapport_PRE-TPI.docx
@@ -4,6 +4,10 @@
   <w:body>
     <w:p>
       <w:pPr>
+        <w:tabs>
+          <w:tab w:val="left" w:pos="750"/>
+          <w:tab w:val="center" w:pos="4536"/>
+        </w:tabs>
         <w:spacing w:before="1560" w:after="720"/>
         <w:jc w:val="center"/>
         <w:rPr>
@@ -98,14 +102,9 @@
           <w:sz w:val="36"/>
         </w:rPr>
         <w:sectPr>
+          <w:headerReference w:type="default" r:id="rId8"/>
           <w:pgSz w:w="11906" w:h="16838"/>
           <w:pgMar w:top="1417" w:right="1417" w:bottom="1417" w:left="1417" w:header="708" w:footer="708" w:gutter="0"/>
-          <w:pgBorders w:offsetFrom="page">
-            <w:top w:val="thinThickLargeGap" w:sz="24" w:space="24" w:color="auto"/>
-            <w:left w:val="thinThickLargeGap" w:sz="24" w:space="24" w:color="auto"/>
-            <w:bottom w:val="thickThinLargeGap" w:sz="24" w:space="24" w:color="auto"/>
-            <w:right w:val="thickThinLargeGap" w:sz="24" w:space="24" w:color="auto"/>
-          </w:pgBorders>
           <w:cols w:space="708"/>
           <w:docGrid w:linePitch="360"/>
         </w:sectPr>
@@ -140,7 +139,7 @@
                     <pic:cNvPicPr/>
                   </pic:nvPicPr>
                   <pic:blipFill>
-                    <a:blip r:embed="rId6" cstate="print">
+                    <a:blip r:embed="rId9" cstate="print">
                       <a:extLst>
                         <a:ext uri="{28A0092B-C50C-407E-A947-70E740481C1C}">
                           <a14:useLocalDpi xmlns:a14="http://schemas.microsoft.com/office/drawing/2010/main" val="0"/>
@@ -595,7 +594,7 @@
                 <w:webHidden/>
                 <w:sz w:val="28"/>
               </w:rPr>
-              <w:t>3</w:t>
+              <w:t>4</w:t>
             </w:r>
             <w:r>
               <w:rPr>
@@ -688,7 +687,7 @@
                 <w:webHidden/>
                 <w:sz w:val="28"/>
               </w:rPr>
-              <w:t>3</w:t>
+              <w:t>4</w:t>
             </w:r>
             <w:r>
               <w:rPr>
@@ -781,7 +780,7 @@
                 <w:webHidden/>
                 <w:sz w:val="28"/>
               </w:rPr>
-              <w:t>3</w:t>
+              <w:t>4</w:t>
             </w:r>
             <w:r>
               <w:rPr>
@@ -798,12 +797,6 @@
             <w:sectPr>
               <w:pgSz w:w="11906" w:h="16838"/>
               <w:pgMar w:top="1417" w:right="1417" w:bottom="1417" w:left="1417" w:header="708" w:footer="708" w:gutter="0"/>
-              <w:pgBorders w:offsetFrom="page">
-                <w:top w:val="thinThickLargeGap" w:sz="24" w:space="24" w:color="auto"/>
-                <w:left w:val="thinThickLargeGap" w:sz="24" w:space="24" w:color="auto"/>
-                <w:bottom w:val="thickThinLargeGap" w:sz="24" w:space="24" w:color="auto"/>
-                <w:right w:val="thickThinLargeGap" w:sz="24" w:space="24" w:color="auto"/>
-              </w:pgBorders>
               <w:cols w:space="708"/>
               <w:docGrid w:linePitch="360"/>
             </w:sectPr>
@@ -864,26 +857,25 @@
     <w:p>
       <w:pPr>
         <w:rPr>
-          <w:u w:val="single"/>
-        </w:rPr>
-      </w:pPr>
-      <w:r>
-        <w:rPr>
-          <w:u w:val="single"/>
+          <w:b/>
+        </w:rPr>
+      </w:pPr>
+      <w:r>
+        <w:rPr>
+          <w:b/>
         </w:rPr>
         <w:t>Description</w:t>
       </w:r>
       <w:r>
         <w:rPr>
-          <w:u w:val="single"/>
-        </w:rPr>
-        <w:t xml:space="preserve"> du projet :</w:t>
-      </w:r>
-    </w:p>
-    <w:p>
-      <w:r>
-        <w:t>« </w:t>
-      </w:r>
+          <w:b/>
+        </w:rPr>
+        <w:t xml:space="preserve"> du projet</w:t>
+      </w:r>
+      <w:bookmarkStart w:id="1" w:name="_GoBack"/>
+      <w:bookmarkEnd w:id="1"/>
+    </w:p>
+    <w:p>
       <w:r>
         <w:t>Le but est de développer un jeu, avec la librairie de Raylib, qui permet à un joueur de résoudre des puzzles dans un environnement tridimensionnel et bidimensionnel. Pour passer d’une dimension à une autre et résoudre les puzzles avec des éléments cachés, on change le point de vue de la caméra.</w:t>
       </w:r>
@@ -898,20 +890,20 @@
         <w:t>des plaques de pressions, des cubes déplaçables, des clés, des boutons, etc…</w:t>
       </w:r>
       <w:r>
-        <w:t> »</w:t>
-      </w:r>
-    </w:p>
-    <w:p>
-      <w:pPr>
-        <w:rPr>
-          <w:u w:val="single"/>
-        </w:rPr>
-      </w:pPr>
-      <w:r>
-        <w:rPr>
-          <w:u w:val="single"/>
-        </w:rPr>
-        <w:t>Hypothèses :</w:t>
+        <w:t> </w:t>
+      </w:r>
+    </w:p>
+    <w:p>
+      <w:pPr>
+        <w:rPr>
+          <w:b/>
+        </w:rPr>
+      </w:pPr>
+      <w:r>
+        <w:rPr>
+          <w:b/>
+        </w:rPr>
+        <w:t>Hypothèses</w:t>
       </w:r>
     </w:p>
     <w:p>
@@ -936,22 +928,43 @@
     </w:p>
     <w:p>
       <w:r>
-        <w:t>L’idée de départ est de réaliser un MVP (Pro</w:t>
-      </w:r>
-      <w:r>
-        <w:t>duit</w:t>
-      </w:r>
-      <w:r>
-        <w:t xml:space="preserve"> minimum viable) afin de présenter ce à quoi pourrait ressembler </w:t>
+        <w:t xml:space="preserve">L’idée de départ est de réaliser un </w:t>
       </w:r>
       <w:r>
         <w:rPr>
           <w:b/>
         </w:rPr>
-        <w:t>un</w:t>
-      </w:r>
-      <w:r>
-        <w:t xml:space="preserve"> niveau du jeu.</w:t>
+        <w:t>MVP</w:t>
+      </w:r>
+      <w:r>
+        <w:rPr>
+          <w:b/>
+        </w:rPr>
+        <w:t xml:space="preserve"> </w:t>
+      </w:r>
+      <w:r>
+        <w:t xml:space="preserve">(Produit minimum viable) </w:t>
+      </w:r>
+      <w:r>
+        <w:rPr>
+          <w:b/>
+        </w:rPr>
+        <w:t>ou prototype</w:t>
+      </w:r>
+      <w:r>
+        <w:t xml:space="preserve"> afin de présenter ce à quoi pourrait ressembler </w:t>
+      </w:r>
+      <w:r>
+        <w:t>le</w:t>
+      </w:r>
+      <w:r>
+        <w:rPr>
+          <w:b/>
+        </w:rPr>
+        <w:t xml:space="preserve"> </w:t>
+      </w:r>
+      <w:r>
+        <w:t>jeu.</w:t>
       </w:r>
     </w:p>
     <w:p>
@@ -962,29 +975,45 @@
           <w:numId w:val="1"/>
         </w:numPr>
       </w:pPr>
-      <w:bookmarkStart w:id="1" w:name="_Toc190676904"/>
+      <w:bookmarkStart w:id="2" w:name="_Toc190676904"/>
       <w:r>
         <w:t>Matériel et méthodes</w:t>
       </w:r>
-      <w:bookmarkEnd w:id="1"/>
-    </w:p>
-    <w:p>
-      <w:pPr>
-        <w:rPr>
-          <w:u w:val="single"/>
-        </w:rPr>
-      </w:pPr>
-      <w:r>
-        <w:rPr>
-          <w:u w:val="single"/>
-        </w:rPr>
-        <w:t>Matériel utilisé :</w:t>
-      </w:r>
-    </w:p>
-    <w:p>
-      <w:r>
-        <w:t>-</w:t>
-      </w:r>
+      <w:bookmarkEnd w:id="2"/>
+    </w:p>
+    <w:p>
+      <w:pPr>
+        <w:rPr>
+          <w:b/>
+        </w:rPr>
+      </w:pPr>
+      <w:r>
+        <w:rPr>
+          <w:b/>
+        </w:rPr>
+        <w:t>Matériel</w:t>
+      </w:r>
+      <w:r>
+        <w:rPr>
+          <w:b/>
+        </w:rPr>
+        <w:t>/logiciels</w:t>
+      </w:r>
+      <w:r>
+        <w:rPr>
+          <w:b/>
+        </w:rPr>
+        <w:t xml:space="preserve"> utilisé</w:t>
+      </w:r>
+    </w:p>
+    <w:p>
+      <w:pPr>
+        <w:pStyle w:val="Paragraphedeliste"/>
+        <w:numPr>
+          <w:ilvl w:val="0"/>
+          <w:numId w:val="2"/>
+        </w:numPr>
+      </w:pPr>
       <w:r>
         <w:t>Ordinateur</w:t>
       </w:r>
@@ -1026,24 +1055,198 @@
       </w:r>
     </w:p>
     <w:p>
-      <w:r>
-        <w:t>-Visual Studio 2022, avec la librairie Raylib</w:t>
+      <w:pPr>
+        <w:pStyle w:val="Paragraphedeliste"/>
+        <w:numPr>
+          <w:ilvl w:val="0"/>
+          <w:numId w:val="2"/>
+        </w:numPr>
+      </w:pPr>
+      <w:hyperlink r:id="rId10" w:history="1">
+        <w:r>
+          <w:rPr>
+            <w:rStyle w:val="Lienhypertexte"/>
+          </w:rPr>
+          <w:t>Visual Studio 2022</w:t>
+        </w:r>
+      </w:hyperlink>
+      <w:r>
+        <w:t xml:space="preserve">, avec la librairie </w:t>
+      </w:r>
+      <w:r>
+        <w:fldChar w:fldCharType="begin"/>
+      </w:r>
+      <w:r>
+        <w:instrText>HYPERLINK "https://www.raylib.com"</w:instrText>
+      </w:r>
+      <w:r>
+        <w:fldChar w:fldCharType="separate"/>
+      </w:r>
+      <w:r>
+        <w:rPr>
+          <w:rStyle w:val="Lienhypertexte"/>
+        </w:rPr>
+        <w:t>Rayl</w:t>
+      </w:r>
+      <w:r>
+        <w:rPr>
+          <w:rStyle w:val="Lienhypertexte"/>
+        </w:rPr>
+        <w:t>i</w:t>
+      </w:r>
+      <w:r>
+        <w:rPr>
+          <w:rStyle w:val="Lienhypertexte"/>
+        </w:rPr>
+        <w:t>b</w:t>
+      </w:r>
+      <w:r>
+        <w:fldChar w:fldCharType="end"/>
       </w:r>
       <w:r>
         <w:t xml:space="preserve"> (Écriture du code)</w:t>
       </w:r>
     </w:p>
     <w:p>
-      <w:r>
-        <w:t>-GitHub</w:t>
-      </w:r>
+      <w:pPr>
+        <w:pStyle w:val="Paragraphedeliste"/>
+        <w:numPr>
+          <w:ilvl w:val="0"/>
+          <w:numId w:val="2"/>
+        </w:numPr>
+      </w:pPr>
+      <w:hyperlink r:id="rId11" w:history="1">
+        <w:r>
+          <w:rPr>
+            <w:rStyle w:val="Lienhypertexte"/>
+          </w:rPr>
+          <w:t>GitHub</w:t>
+        </w:r>
+      </w:hyperlink>
       <w:r>
         <w:t xml:space="preserve"> (Déposer le code et nommer les étapes avec les commit)</w:t>
       </w:r>
     </w:p>
     <w:p>
-      <w:r>
-        <w:t>-Krita (Logiciel de dessin, montage, retouche)</w:t>
+      <w:pPr>
+        <w:pStyle w:val="Paragraphedeliste"/>
+        <w:numPr>
+          <w:ilvl w:val="0"/>
+          <w:numId w:val="2"/>
+        </w:numPr>
+      </w:pPr>
+      <w:hyperlink r:id="rId12" w:history="1">
+        <w:r>
+          <w:rPr>
+            <w:rStyle w:val="Lienhypertexte"/>
+          </w:rPr>
+          <w:t>Krita</w:t>
+        </w:r>
+      </w:hyperlink>
+      <w:r>
+        <w:t xml:space="preserve"> (Logiciel de dessin, montage, retouche)</w:t>
+      </w:r>
+    </w:p>
+    <w:p>
+      <w:pPr>
+        <w:rPr>
+          <w:b/>
+        </w:rPr>
+      </w:pPr>
+      <w:r>
+        <w:rPr>
+          <w:b/>
+        </w:rPr>
+        <w:t>Sources utiles</w:t>
+      </w:r>
+    </w:p>
+    <w:p>
+      <w:pPr>
+        <w:pStyle w:val="Paragraphedeliste"/>
+        <w:numPr>
+          <w:ilvl w:val="0"/>
+          <w:numId w:val="3"/>
+        </w:numPr>
+      </w:pPr>
+      <w:hyperlink r:id="rId13" w:history="1">
+        <w:r>
+          <w:rPr>
+            <w:rStyle w:val="Lienhypertexte"/>
+          </w:rPr>
+          <w:t>Freesound</w:t>
+        </w:r>
+      </w:hyperlink>
+      <w:r>
+        <w:t xml:space="preserve"> (Effets sonores</w:t>
+      </w:r>
+      <w:r>
+        <w:t xml:space="preserve"> et </w:t>
+      </w:r>
+      <w:r>
+        <w:t>musiques gratui</w:t>
+      </w:r>
+      <w:r>
+        <w:t>ts)</w:t>
+      </w:r>
+    </w:p>
+    <w:p>
+      <w:pPr>
+        <w:pStyle w:val="Paragraphedeliste"/>
+        <w:numPr>
+          <w:ilvl w:val="0"/>
+          <w:numId w:val="3"/>
+        </w:numPr>
+      </w:pPr>
+      <w:hyperlink r:id="rId14" w:history="1">
+        <w:r>
+          <w:rPr>
+            <w:rStyle w:val="Lienhypertexte"/>
+          </w:rPr>
+          <w:t>Sketchfab</w:t>
+        </w:r>
+      </w:hyperlink>
+      <w:r>
+        <w:t xml:space="preserve"> (Modèles 3D gratuits)</w:t>
+      </w:r>
+    </w:p>
+    <w:p>
+      <w:pPr>
+        <w:pStyle w:val="Paragraphedeliste"/>
+        <w:numPr>
+          <w:ilvl w:val="0"/>
+          <w:numId w:val="3"/>
+        </w:numPr>
+      </w:pPr>
+      <w:hyperlink r:id="rId15" w:history="1">
+        <w:r>
+          <w:rPr>
+            <w:rStyle w:val="Lienhypertexte"/>
+          </w:rPr>
+          <w:t>Raylib (cheatsheet)</w:t>
+        </w:r>
+      </w:hyperlink>
+      <w:r>
+        <w:t xml:space="preserve"> (Utilisation de la librairie)</w:t>
+      </w:r>
+    </w:p>
+    <w:p>
+      <w:pPr>
+        <w:pStyle w:val="Paragraphedeliste"/>
+        <w:numPr>
+          <w:ilvl w:val="0"/>
+          <w:numId w:val="3"/>
+        </w:numPr>
+      </w:pPr>
+      <w:hyperlink r:id="rId16" w:history="1">
+        <w:r>
+          <w:rPr>
+            <w:rStyle w:val="Lienhypertexte"/>
+          </w:rPr>
+          <w:t>ChatGPT</w:t>
+        </w:r>
+      </w:hyperlink>
+      <w:r>
+        <w:t xml:space="preserve"> (Debug, idées, corrections)</w:t>
       </w:r>
     </w:p>
     <w:p>
@@ -1061,15 +1264,25 @@
     </w:p>
     <w:p>
       <w:r>
-        <w:t xml:space="preserve">Chaque jour de travail il a été demandé de remplir un journal de travail afin d’avoir un suivi sur l’avancement du projet ainsi que les problèmes rencontrés. La rédaction de ce journal est soutenue par le code modifié dans les commit réalisés sur GitHub qui ont été préalablement nommé. Également, il fallu alimenter un planning et le mettre à jour au fur et à mesure. </w:t>
+        <w:t>Chaque jour de travail il a été demandé de remplir un journal de travail afin d’avoir un suivi sur l’avancement du projet ainsi que les problèmes rencontrés. La rédaction de ce journal est soutenue par le code modifié dans les commit réalisés sur GitHub qui ont été préalablement nommé</w:t>
+      </w:r>
+      <w:r>
+        <w:t>s</w:t>
+      </w:r>
+      <w:r>
+        <w:t xml:space="preserve">. Également, il fallu alimenter un planning et le mettre </w:t>
+      </w:r>
+      <w:r>
+        <w:t>à jour quotidiennement</w:t>
+      </w:r>
+      <w:r>
+        <w:t xml:space="preserve">. </w:t>
       </w:r>
     </w:p>
     <w:p>
       <w:r>
         <w:t>Dans les dernières semaines du PRE-TPI, la rédaction du rapport et d’une présentation a été engagée pour finaliser le projet.</w:t>
       </w:r>
-      <w:bookmarkStart w:id="2" w:name="_GoBack"/>
-      <w:bookmarkEnd w:id="2"/>
     </w:p>
     <w:p>
       <w:pPr>
@@ -1094,6 +1307,7 @@
       </w:pPr>
       <w:bookmarkStart w:id="3" w:name="_Toc190676905"/>
       <w:r>
+        <w:lastRenderedPageBreak/>
         <w:t>Réalisation et observations</w:t>
       </w:r>
       <w:bookmarkEnd w:id="3"/>
@@ -1147,7 +1361,6 @@
       </w:pPr>
       <w:bookmarkStart w:id="4" w:name="_Toc190676906"/>
       <w:r>
-        <w:lastRenderedPageBreak/>
         <w:t>Résultats</w:t>
       </w:r>
       <w:bookmarkEnd w:id="4"/>
@@ -1298,19 +1511,275 @@
       </w:r>
     </w:p>
     <w:sectPr>
+      <w:headerReference w:type="default" r:id="rId17"/>
+      <w:footerReference w:type="default" r:id="rId18"/>
       <w:pgSz w:w="11906" w:h="16838"/>
       <w:pgMar w:top="1417" w:right="1417" w:bottom="1417" w:left="1417" w:header="708" w:footer="708" w:gutter="0"/>
-      <w:pgBorders w:offsetFrom="page">
-        <w:top w:val="thinThickLargeGap" w:sz="24" w:space="24" w:color="auto"/>
-        <w:left w:val="thinThickLargeGap" w:sz="24" w:space="24" w:color="auto"/>
-        <w:bottom w:val="thickThinLargeGap" w:sz="24" w:space="24" w:color="auto"/>
-        <w:right w:val="thickThinLargeGap" w:sz="24" w:space="24" w:color="auto"/>
-      </w:pgBorders>
       <w:cols w:space="708"/>
       <w:docGrid w:linePitch="360"/>
     </w:sectPr>
   </w:body>
 </w:document>
+</file>
+
+<file path=word/endnotes.xml><?xml version="1.0" encoding="utf-8"?>
+<w:endnotes xmlns:wpc="http://schemas.microsoft.com/office/word/2010/wordprocessingCanvas" xmlns:cx="http://schemas.microsoft.com/office/drawing/2014/chartex" xmlns:cx1="http://schemas.microsoft.com/office/drawing/2015/9/8/chartex" xmlns:cx2="http://schemas.microsoft.com/office/drawing/2015/10/21/chartex" xmlns:cx3="http://schemas.microsoft.com/office/drawing/2016/5/9/chartex" xmlns:cx4="http://schemas.microsoft.com/office/drawing/2016/5/10/chartex" xmlns:cx5="http://schemas.microsoft.com/office/drawing/2016/5/11/chartex" xmlns:cx6="http://schemas.microsoft.com/office/drawing/2016/5/12/chartex" xmlns:cx7="http://schemas.microsoft.com/office/drawing/2016/5/13/chartex" xmlns:cx8="http://schemas.microsoft.com/office/drawing/2016/5/14/chartex" xmlns:mc="http://schemas.openxmlformats.org/markup-compatibility/2006" xmlns:aink="http://schemas.microsoft.com/office/drawing/2016/ink" xmlns:am3d="http://schemas.microsoft.com/office/drawing/2017/model3d" xmlns:o="urn:schemas-microsoft-com:office:office" xmlns:r="http://schemas.openxmlformats.org/officeDocument/2006/relationships" xmlns:m="http://schemas.openxmlformats.org/officeDocument/2006/math" xmlns:v="urn:schemas-microsoft-com:vml" xmlns:wp14="http://schemas.microsoft.com/office/word/2010/wordprocessingDrawing" xmlns:wp="http://schemas.openxmlformats.org/drawingml/2006/wordprocessingDrawing" xmlns:w10="urn:schemas-microsoft-com:office:word" xmlns:w="http://schemas.openxmlformats.org/wordprocessingml/2006/main" xmlns:w14="http://schemas.microsoft.com/office/word/2010/wordml" xmlns:w15="http://schemas.microsoft.com/office/word/2012/wordml" xmlns:w16cid="http://schemas.microsoft.com/office/word/2016/wordml/cid" xmlns:w16se="http://schemas.microsoft.com/office/word/2015/wordml/symex" xmlns:wpg="http://schemas.microsoft.com/office/word/2010/wordprocessingGroup" xmlns:wpi="http://schemas.microsoft.com/office/word/2010/wordprocessingInk" xmlns:wne="http://schemas.microsoft.com/office/word/2006/wordml" xmlns:wps="http://schemas.microsoft.com/office/word/2010/wordprocessingShape" mc:Ignorable="w14 w15 w16se w16cid wp14">
+  <w:endnote w:type="separator" w:id="-1">
+    <w:p>
+      <w:pPr>
+        <w:spacing w:after="0" w:line="240" w:lineRule="auto"/>
+      </w:pPr>
+      <w:r>
+        <w:separator/>
+      </w:r>
+    </w:p>
+  </w:endnote>
+  <w:endnote w:type="continuationSeparator" w:id="0">
+    <w:p>
+      <w:pPr>
+        <w:spacing w:after="0" w:line="240" w:lineRule="auto"/>
+      </w:pPr>
+      <w:r>
+        <w:continuationSeparator/>
+      </w:r>
+    </w:p>
+  </w:endnote>
+</w:endnotes>
+</file>
+
+<file path=word/footer1.xml><?xml version="1.0" encoding="utf-8"?>
+<w:ftr xmlns:wpc="http://schemas.microsoft.com/office/word/2010/wordprocessingCanvas" xmlns:cx="http://schemas.microsoft.com/office/drawing/2014/chartex" xmlns:cx1="http://schemas.microsoft.com/office/drawing/2015/9/8/chartex" xmlns:cx2="http://schemas.microsoft.com/office/drawing/2015/10/21/chartex" xmlns:cx3="http://schemas.microsoft.com/office/drawing/2016/5/9/chartex" xmlns:cx4="http://schemas.microsoft.com/office/drawing/2016/5/10/chartex" xmlns:cx5="http://schemas.microsoft.com/office/drawing/2016/5/11/chartex" xmlns:cx6="http://schemas.microsoft.com/office/drawing/2016/5/12/chartex" xmlns:cx7="http://schemas.microsoft.com/office/drawing/2016/5/13/chartex" xmlns:cx8="http://schemas.microsoft.com/office/drawing/2016/5/14/chartex" xmlns:mc="http://schemas.openxmlformats.org/markup-compatibility/2006" xmlns:aink="http://schemas.microsoft.com/office/drawing/2016/ink" xmlns:am3d="http://schemas.microsoft.com/office/drawing/2017/model3d" xmlns:o="urn:schemas-microsoft-com:office:office" xmlns:r="http://schemas.openxmlformats.org/officeDocument/2006/relationships" xmlns:m="http://schemas.openxmlformats.org/officeDocument/2006/math" xmlns:v="urn:schemas-microsoft-com:vml" xmlns:wp14="http://schemas.microsoft.com/office/word/2010/wordprocessingDrawing" xmlns:wp="http://schemas.openxmlformats.org/drawingml/2006/wordprocessingDrawing" xmlns:w10="urn:schemas-microsoft-com:office:word" xmlns:w="http://schemas.openxmlformats.org/wordprocessingml/2006/main" xmlns:w14="http://schemas.microsoft.com/office/word/2010/wordml" xmlns:w15="http://schemas.microsoft.com/office/word/2012/wordml" xmlns:w16cid="http://schemas.microsoft.com/office/word/2016/wordml/cid" xmlns:w16se="http://schemas.microsoft.com/office/word/2015/wordml/symex" xmlns:wpg="http://schemas.microsoft.com/office/word/2010/wordprocessingGroup" xmlns:wpi="http://schemas.microsoft.com/office/word/2010/wordprocessingInk" xmlns:wne="http://schemas.microsoft.com/office/word/2006/wordml" xmlns:wps="http://schemas.microsoft.com/office/word/2010/wordprocessingShape" mc:Ignorable="w14 w15 w16se w16cid wp14">
+  <w:p>
+    <w:pPr>
+      <w:pStyle w:val="Pieddepage"/>
+      <w:jc w:val="right"/>
+    </w:pPr>
+    <w:r>
+      <w:t xml:space="preserve">Page </w:t>
+    </w:r>
+    <w:sdt>
+      <w:sdtPr>
+        <w:id w:val="791868582"/>
+        <w:docPartObj>
+          <w:docPartGallery w:val="Page Numbers (Bottom of Page)"/>
+          <w:docPartUnique/>
+        </w:docPartObj>
+      </w:sdtPr>
+      <w:sdtContent>
+        <w:r>
+          <w:fldChar w:fldCharType="begin"/>
+        </w:r>
+        <w:r>
+          <w:instrText>PAGE   \* MERGEFORMAT</w:instrText>
+        </w:r>
+        <w:r>
+          <w:fldChar w:fldCharType="separate"/>
+        </w:r>
+        <w:r>
+          <w:rPr>
+            <w:lang w:val="fr-FR"/>
+          </w:rPr>
+          <w:t>2</w:t>
+        </w:r>
+        <w:r>
+          <w:fldChar w:fldCharType="end"/>
+        </w:r>
+      </w:sdtContent>
+    </w:sdt>
+  </w:p>
+  <w:p>
+    <w:pPr>
+      <w:pStyle w:val="Pieddepage"/>
+    </w:pPr>
+  </w:p>
+</w:ftr>
+</file>
+
+<file path=word/footnotes.xml><?xml version="1.0" encoding="utf-8"?>
+<w:footnotes xmlns:wpc="http://schemas.microsoft.com/office/word/2010/wordprocessingCanvas" xmlns:cx="http://schemas.microsoft.com/office/drawing/2014/chartex" xmlns:cx1="http://schemas.microsoft.com/office/drawing/2015/9/8/chartex" xmlns:cx2="http://schemas.microsoft.com/office/drawing/2015/10/21/chartex" xmlns:cx3="http://schemas.microsoft.com/office/drawing/2016/5/9/chartex" xmlns:cx4="http://schemas.microsoft.com/office/drawing/2016/5/10/chartex" xmlns:cx5="http://schemas.microsoft.com/office/drawing/2016/5/11/chartex" xmlns:cx6="http://schemas.microsoft.com/office/drawing/2016/5/12/chartex" xmlns:cx7="http://schemas.microsoft.com/office/drawing/2016/5/13/chartex" xmlns:cx8="http://schemas.microsoft.com/office/drawing/2016/5/14/chartex" xmlns:mc="http://schemas.openxmlformats.org/markup-compatibility/2006" xmlns:aink="http://schemas.microsoft.com/office/drawing/2016/ink" xmlns:am3d="http://schemas.microsoft.com/office/drawing/2017/model3d" xmlns:o="urn:schemas-microsoft-com:office:office" xmlns:r="http://schemas.openxmlformats.org/officeDocument/2006/relationships" xmlns:m="http://schemas.openxmlformats.org/officeDocument/2006/math" xmlns:v="urn:schemas-microsoft-com:vml" xmlns:wp14="http://schemas.microsoft.com/office/word/2010/wordprocessingDrawing" xmlns:wp="http://schemas.openxmlformats.org/drawingml/2006/wordprocessingDrawing" xmlns:w10="urn:schemas-microsoft-com:office:word" xmlns:w="http://schemas.openxmlformats.org/wordprocessingml/2006/main" xmlns:w14="http://schemas.microsoft.com/office/word/2010/wordml" xmlns:w15="http://schemas.microsoft.com/office/word/2012/wordml" xmlns:w16cid="http://schemas.microsoft.com/office/word/2016/wordml/cid" xmlns:w16se="http://schemas.microsoft.com/office/word/2015/wordml/symex" xmlns:wpg="http://schemas.microsoft.com/office/word/2010/wordprocessingGroup" xmlns:wpi="http://schemas.microsoft.com/office/word/2010/wordprocessingInk" xmlns:wne="http://schemas.microsoft.com/office/word/2006/wordml" xmlns:wps="http://schemas.microsoft.com/office/word/2010/wordprocessingShape" mc:Ignorable="w14 w15 w16se w16cid wp14">
+  <w:footnote w:type="separator" w:id="-1">
+    <w:p>
+      <w:pPr>
+        <w:spacing w:after="0" w:line="240" w:lineRule="auto"/>
+      </w:pPr>
+      <w:r>
+        <w:separator/>
+      </w:r>
+    </w:p>
+  </w:footnote>
+  <w:footnote w:type="continuationSeparator" w:id="0">
+    <w:p>
+      <w:pPr>
+        <w:spacing w:after="0" w:line="240" w:lineRule="auto"/>
+      </w:pPr>
+      <w:r>
+        <w:continuationSeparator/>
+      </w:r>
+    </w:p>
+  </w:footnote>
+</w:footnotes>
+</file>
+
+<file path=word/header1.xml><?xml version="1.0" encoding="utf-8"?>
+<w:hdr xmlns:wpc="http://schemas.microsoft.com/office/word/2010/wordprocessingCanvas" xmlns:cx="http://schemas.microsoft.com/office/drawing/2014/chartex" xmlns:cx1="http://schemas.microsoft.com/office/drawing/2015/9/8/chartex" xmlns:cx2="http://schemas.microsoft.com/office/drawing/2015/10/21/chartex" xmlns:cx3="http://schemas.microsoft.com/office/drawing/2016/5/9/chartex" xmlns:cx4="http://schemas.microsoft.com/office/drawing/2016/5/10/chartex" xmlns:cx5="http://schemas.microsoft.com/office/drawing/2016/5/11/chartex" xmlns:cx6="http://schemas.microsoft.com/office/drawing/2016/5/12/chartex" xmlns:cx7="http://schemas.microsoft.com/office/drawing/2016/5/13/chartex" xmlns:cx8="http://schemas.microsoft.com/office/drawing/2016/5/14/chartex" xmlns:mc="http://schemas.openxmlformats.org/markup-compatibility/2006" xmlns:aink="http://schemas.microsoft.com/office/drawing/2016/ink" xmlns:am3d="http://schemas.microsoft.com/office/drawing/2017/model3d" xmlns:o="urn:schemas-microsoft-com:office:office" xmlns:r="http://schemas.openxmlformats.org/officeDocument/2006/relationships" xmlns:m="http://schemas.openxmlformats.org/officeDocument/2006/math" xmlns:v="urn:schemas-microsoft-com:vml" xmlns:wp14="http://schemas.microsoft.com/office/word/2010/wordprocessingDrawing" xmlns:wp="http://schemas.openxmlformats.org/drawingml/2006/wordprocessingDrawing" xmlns:w10="urn:schemas-microsoft-com:office:word" xmlns:w="http://schemas.openxmlformats.org/wordprocessingml/2006/main" xmlns:w14="http://schemas.microsoft.com/office/word/2010/wordml" xmlns:w15="http://schemas.microsoft.com/office/word/2012/wordml" xmlns:w16cid="http://schemas.microsoft.com/office/word/2016/wordml/cid" xmlns:w16se="http://schemas.microsoft.com/office/word/2015/wordml/symex" xmlns:wpg="http://schemas.microsoft.com/office/word/2010/wordprocessingGroup" xmlns:wpi="http://schemas.microsoft.com/office/word/2010/wordprocessingInk" xmlns:wne="http://schemas.microsoft.com/office/word/2006/wordml" xmlns:wps="http://schemas.microsoft.com/office/word/2010/wordprocessingShape" mc:Ignorable="w14 w15 w16se w16cid wp14">
+  <w:p>
+    <w:pPr>
+      <w:pStyle w:val="En-tte"/>
+      <w:rPr>
+        <w:rFonts w:ascii="Arial" w:hAnsi="Arial" w:cs="Arial"/>
+        <w:b/>
+      </w:rPr>
+    </w:pPr>
+    <w:r>
+      <w:rPr>
+        <w:rFonts w:ascii="Arial" w:hAnsi="Arial" w:cs="Arial"/>
+        <w:b/>
+        <w:noProof/>
+        <w:lang w:eastAsia="fr-CH"/>
+      </w:rPr>
+      <w:drawing>
+        <wp:anchor distT="0" distB="0" distL="114300" distR="114300" simplePos="0" relativeHeight="251664384" behindDoc="0" locked="0" layoutInCell="1" allowOverlap="1" wp14:anchorId="2559833B" wp14:editId="23FA7119">
+          <wp:simplePos x="0" y="0"/>
+          <wp:positionH relativeFrom="margin">
+            <wp:posOffset>4377055</wp:posOffset>
+          </wp:positionH>
+          <wp:positionV relativeFrom="paragraph">
+            <wp:posOffset>-182880</wp:posOffset>
+          </wp:positionV>
+          <wp:extent cx="1992630" cy="627475"/>
+          <wp:effectExtent l="0" t="0" r="7620" b="1270"/>
+          <wp:wrapNone/>
+          <wp:docPr id="2" name="Image 2" descr="https://edus2.rpn.ch/extranet/cpne/sa/com/CPNE_Logos/CPNE_TI_logo_digital_rvb_100mm.png"/>
+          <wp:cNvGraphicFramePr>
+            <a:graphicFrameLocks xmlns:a="http://schemas.openxmlformats.org/drawingml/2006/main" noChangeAspect="1"/>
+          </wp:cNvGraphicFramePr>
+          <a:graphic xmlns:a="http://schemas.openxmlformats.org/drawingml/2006/main">
+            <a:graphicData uri="http://schemas.openxmlformats.org/drawingml/2006/picture">
+              <pic:pic xmlns:pic="http://schemas.openxmlformats.org/drawingml/2006/picture">
+                <pic:nvPicPr>
+                  <pic:cNvPr id="0" name="Picture 1" descr="https://edus2.rpn.ch/extranet/cpne/sa/com/CPNE_Logos/CPNE_TI_logo_digital_rvb_100mm.png"/>
+                  <pic:cNvPicPr>
+                    <a:picLocks noChangeAspect="1" noChangeArrowheads="1"/>
+                  </pic:cNvPicPr>
+                </pic:nvPicPr>
+                <pic:blipFill>
+                  <a:blip r:embed="rId1" cstate="print">
+                    <a:extLst>
+                      <a:ext uri="{28A0092B-C50C-407E-A947-70E740481C1C}">
+                        <a14:useLocalDpi xmlns:a14="http://schemas.microsoft.com/office/drawing/2010/main" val="0"/>
+                      </a:ext>
+                    </a:extLst>
+                  </a:blip>
+                  <a:srcRect/>
+                  <a:stretch>
+                    <a:fillRect/>
+                  </a:stretch>
+                </pic:blipFill>
+                <pic:spPr bwMode="auto">
+                  <a:xfrm>
+                    <a:off x="0" y="0"/>
+                    <a:ext cx="2087567" cy="657371"/>
+                  </a:xfrm>
+                  <a:prstGeom prst="rect">
+                    <a:avLst/>
+                  </a:prstGeom>
+                  <a:noFill/>
+                  <a:ln>
+                    <a:noFill/>
+                  </a:ln>
+                </pic:spPr>
+              </pic:pic>
+            </a:graphicData>
+          </a:graphic>
+          <wp14:sizeRelH relativeFrom="margin">
+            <wp14:pctWidth>0</wp14:pctWidth>
+          </wp14:sizeRelH>
+          <wp14:sizeRelV relativeFrom="margin">
+            <wp14:pctHeight>0</wp14:pctHeight>
+          </wp14:sizeRelV>
+        </wp:anchor>
+      </w:drawing>
+    </w:r>
+  </w:p>
+</w:hdr>
+</file>
+
+<file path=word/header2.xml><?xml version="1.0" encoding="utf-8"?>
+<w:hdr xmlns:wpc="http://schemas.microsoft.com/office/word/2010/wordprocessingCanvas" xmlns:cx="http://schemas.microsoft.com/office/drawing/2014/chartex" xmlns:cx1="http://schemas.microsoft.com/office/drawing/2015/9/8/chartex" xmlns:cx2="http://schemas.microsoft.com/office/drawing/2015/10/21/chartex" xmlns:cx3="http://schemas.microsoft.com/office/drawing/2016/5/9/chartex" xmlns:cx4="http://schemas.microsoft.com/office/drawing/2016/5/10/chartex" xmlns:cx5="http://schemas.microsoft.com/office/drawing/2016/5/11/chartex" xmlns:cx6="http://schemas.microsoft.com/office/drawing/2016/5/12/chartex" xmlns:cx7="http://schemas.microsoft.com/office/drawing/2016/5/13/chartex" xmlns:cx8="http://schemas.microsoft.com/office/drawing/2016/5/14/chartex" xmlns:mc="http://schemas.openxmlformats.org/markup-compatibility/2006" xmlns:aink="http://schemas.microsoft.com/office/drawing/2016/ink" xmlns:am3d="http://schemas.microsoft.com/office/drawing/2017/model3d" xmlns:o="urn:schemas-microsoft-com:office:office" xmlns:r="http://schemas.openxmlformats.org/officeDocument/2006/relationships" xmlns:m="http://schemas.openxmlformats.org/officeDocument/2006/math" xmlns:v="urn:schemas-microsoft-com:vml" xmlns:wp14="http://schemas.microsoft.com/office/word/2010/wordprocessingDrawing" xmlns:wp="http://schemas.openxmlformats.org/drawingml/2006/wordprocessingDrawing" xmlns:w10="urn:schemas-microsoft-com:office:word" xmlns:w="http://schemas.openxmlformats.org/wordprocessingml/2006/main" xmlns:w14="http://schemas.microsoft.com/office/word/2010/wordml" xmlns:w15="http://schemas.microsoft.com/office/word/2012/wordml" xmlns:w16cid="http://schemas.microsoft.com/office/word/2016/wordml/cid" xmlns:w16se="http://schemas.microsoft.com/office/word/2015/wordml/symex" xmlns:wpg="http://schemas.microsoft.com/office/word/2010/wordprocessingGroup" xmlns:wpi="http://schemas.microsoft.com/office/word/2010/wordprocessingInk" xmlns:wne="http://schemas.microsoft.com/office/word/2006/wordml" xmlns:wps="http://schemas.microsoft.com/office/word/2010/wordprocessingShape" mc:Ignorable="w14 w15 w16se w16cid wp14">
+  <w:p>
+    <w:pPr>
+      <w:pStyle w:val="En-tte"/>
+    </w:pPr>
+    <w:r>
+      <w:rPr>
+        <w:noProof/>
+        <w:lang w:eastAsia="fr-CH"/>
+      </w:rPr>
+      <w:drawing>
+        <wp:anchor distT="0" distB="0" distL="114300" distR="114300" simplePos="0" relativeHeight="251666432" behindDoc="0" locked="0" layoutInCell="1" allowOverlap="1" wp14:anchorId="006B0E3B" wp14:editId="6A94AA64">
+          <wp:simplePos x="0" y="0"/>
+          <wp:positionH relativeFrom="margin">
+            <wp:posOffset>4388933</wp:posOffset>
+          </wp:positionH>
+          <wp:positionV relativeFrom="paragraph">
+            <wp:posOffset>-181610</wp:posOffset>
+          </wp:positionV>
+          <wp:extent cx="1992630" cy="627475"/>
+          <wp:effectExtent l="0" t="0" r="7620" b="1270"/>
+          <wp:wrapNone/>
+          <wp:docPr id="5" name="Image 5" descr="https://edus2.rpn.ch/extranet/cpne/sa/com/CPNE_Logos/CPNE_TI_logo_digital_rvb_100mm.png"/>
+          <wp:cNvGraphicFramePr>
+            <a:graphicFrameLocks xmlns:a="http://schemas.openxmlformats.org/drawingml/2006/main" noChangeAspect="1"/>
+          </wp:cNvGraphicFramePr>
+          <a:graphic xmlns:a="http://schemas.openxmlformats.org/drawingml/2006/main">
+            <a:graphicData uri="http://schemas.openxmlformats.org/drawingml/2006/picture">
+              <pic:pic xmlns:pic="http://schemas.openxmlformats.org/drawingml/2006/picture">
+                <pic:nvPicPr>
+                  <pic:cNvPr id="0" name="Picture 1" descr="https://edus2.rpn.ch/extranet/cpne/sa/com/CPNE_Logos/CPNE_TI_logo_digital_rvb_100mm.png"/>
+                  <pic:cNvPicPr>
+                    <a:picLocks noChangeAspect="1" noChangeArrowheads="1"/>
+                  </pic:cNvPicPr>
+                </pic:nvPicPr>
+                <pic:blipFill>
+                  <a:blip r:embed="rId1" cstate="print">
+                    <a:extLst>
+                      <a:ext uri="{28A0092B-C50C-407E-A947-70E740481C1C}">
+                        <a14:useLocalDpi xmlns:a14="http://schemas.microsoft.com/office/drawing/2010/main" val="0"/>
+                      </a:ext>
+                    </a:extLst>
+                  </a:blip>
+                  <a:srcRect/>
+                  <a:stretch>
+                    <a:fillRect/>
+                  </a:stretch>
+                </pic:blipFill>
+                <pic:spPr bwMode="auto">
+                  <a:xfrm>
+                    <a:off x="0" y="0"/>
+                    <a:ext cx="1992630" cy="627475"/>
+                  </a:xfrm>
+                  <a:prstGeom prst="rect">
+                    <a:avLst/>
+                  </a:prstGeom>
+                  <a:noFill/>
+                  <a:ln>
+                    <a:noFill/>
+                  </a:ln>
+                </pic:spPr>
+              </pic:pic>
+            </a:graphicData>
+          </a:graphic>
+          <wp14:sizeRelH relativeFrom="margin">
+            <wp14:pctWidth>0</wp14:pctWidth>
+          </wp14:sizeRelH>
+          <wp14:sizeRelV relativeFrom="margin">
+            <wp14:pctHeight>0</wp14:pctHeight>
+          </wp14:sizeRelV>
+        </wp:anchor>
+      </w:drawing>
+    </w:r>
+  </w:p>
+</w:hdr>
 </file>
 
 <file path=word/numbering.xml><?xml version="1.0" encoding="utf-8"?>
@@ -1401,8 +1870,240 @@
       </w:pPr>
     </w:lvl>
   </w:abstractNum>
+  <w:abstractNum w:abstractNumId="1" w15:restartNumberingAfterBreak="0">
+    <w:nsid w:val="20981DED"/>
+    <w:multiLevelType w:val="hybridMultilevel"/>
+    <w:tmpl w:val="96E09A1C"/>
+    <w:lvl w:ilvl="0" w:tplc="100C0001">
+      <w:start w:val="1"/>
+      <w:numFmt w:val="bullet"/>
+      <w:lvlText w:val=""/>
+      <w:lvlJc w:val="left"/>
+      <w:pPr>
+        <w:ind w:left="720" w:hanging="360"/>
+      </w:pPr>
+      <w:rPr>
+        <w:rFonts w:ascii="Symbol" w:hAnsi="Symbol" w:hint="default"/>
+      </w:rPr>
+    </w:lvl>
+    <w:lvl w:ilvl="1" w:tplc="100C0003" w:tentative="1">
+      <w:start w:val="1"/>
+      <w:numFmt w:val="bullet"/>
+      <w:lvlText w:val="o"/>
+      <w:lvlJc w:val="left"/>
+      <w:pPr>
+        <w:ind w:left="1440" w:hanging="360"/>
+      </w:pPr>
+      <w:rPr>
+        <w:rFonts w:ascii="Courier New" w:hAnsi="Courier New" w:cs="Courier New" w:hint="default"/>
+      </w:rPr>
+    </w:lvl>
+    <w:lvl w:ilvl="2" w:tplc="100C0005" w:tentative="1">
+      <w:start w:val="1"/>
+      <w:numFmt w:val="bullet"/>
+      <w:lvlText w:val=""/>
+      <w:lvlJc w:val="left"/>
+      <w:pPr>
+        <w:ind w:left="2160" w:hanging="360"/>
+      </w:pPr>
+      <w:rPr>
+        <w:rFonts w:ascii="Wingdings" w:hAnsi="Wingdings" w:hint="default"/>
+      </w:rPr>
+    </w:lvl>
+    <w:lvl w:ilvl="3" w:tplc="100C0001" w:tentative="1">
+      <w:start w:val="1"/>
+      <w:numFmt w:val="bullet"/>
+      <w:lvlText w:val=""/>
+      <w:lvlJc w:val="left"/>
+      <w:pPr>
+        <w:ind w:left="2880" w:hanging="360"/>
+      </w:pPr>
+      <w:rPr>
+        <w:rFonts w:ascii="Symbol" w:hAnsi="Symbol" w:hint="default"/>
+      </w:rPr>
+    </w:lvl>
+    <w:lvl w:ilvl="4" w:tplc="100C0003" w:tentative="1">
+      <w:start w:val="1"/>
+      <w:numFmt w:val="bullet"/>
+      <w:lvlText w:val="o"/>
+      <w:lvlJc w:val="left"/>
+      <w:pPr>
+        <w:ind w:left="3600" w:hanging="360"/>
+      </w:pPr>
+      <w:rPr>
+        <w:rFonts w:ascii="Courier New" w:hAnsi="Courier New" w:cs="Courier New" w:hint="default"/>
+      </w:rPr>
+    </w:lvl>
+    <w:lvl w:ilvl="5" w:tplc="100C0005" w:tentative="1">
+      <w:start w:val="1"/>
+      <w:numFmt w:val="bullet"/>
+      <w:lvlText w:val=""/>
+      <w:lvlJc w:val="left"/>
+      <w:pPr>
+        <w:ind w:left="4320" w:hanging="360"/>
+      </w:pPr>
+      <w:rPr>
+        <w:rFonts w:ascii="Wingdings" w:hAnsi="Wingdings" w:hint="default"/>
+      </w:rPr>
+    </w:lvl>
+    <w:lvl w:ilvl="6" w:tplc="100C0001" w:tentative="1">
+      <w:start w:val="1"/>
+      <w:numFmt w:val="bullet"/>
+      <w:lvlText w:val=""/>
+      <w:lvlJc w:val="left"/>
+      <w:pPr>
+        <w:ind w:left="5040" w:hanging="360"/>
+      </w:pPr>
+      <w:rPr>
+        <w:rFonts w:ascii="Symbol" w:hAnsi="Symbol" w:hint="default"/>
+      </w:rPr>
+    </w:lvl>
+    <w:lvl w:ilvl="7" w:tplc="100C0003" w:tentative="1">
+      <w:start w:val="1"/>
+      <w:numFmt w:val="bullet"/>
+      <w:lvlText w:val="o"/>
+      <w:lvlJc w:val="left"/>
+      <w:pPr>
+        <w:ind w:left="5760" w:hanging="360"/>
+      </w:pPr>
+      <w:rPr>
+        <w:rFonts w:ascii="Courier New" w:hAnsi="Courier New" w:cs="Courier New" w:hint="default"/>
+      </w:rPr>
+    </w:lvl>
+    <w:lvl w:ilvl="8" w:tplc="100C0005" w:tentative="1">
+      <w:start w:val="1"/>
+      <w:numFmt w:val="bullet"/>
+      <w:lvlText w:val=""/>
+      <w:lvlJc w:val="left"/>
+      <w:pPr>
+        <w:ind w:left="6480" w:hanging="360"/>
+      </w:pPr>
+      <w:rPr>
+        <w:rFonts w:ascii="Wingdings" w:hAnsi="Wingdings" w:hint="default"/>
+      </w:rPr>
+    </w:lvl>
+  </w:abstractNum>
+  <w:abstractNum w:abstractNumId="2" w15:restartNumberingAfterBreak="0">
+    <w:nsid w:val="56A77F7D"/>
+    <w:multiLevelType w:val="hybridMultilevel"/>
+    <w:tmpl w:val="64F45668"/>
+    <w:lvl w:ilvl="0" w:tplc="100C0001">
+      <w:start w:val="1"/>
+      <w:numFmt w:val="bullet"/>
+      <w:lvlText w:val=""/>
+      <w:lvlJc w:val="left"/>
+      <w:pPr>
+        <w:ind w:left="720" w:hanging="360"/>
+      </w:pPr>
+      <w:rPr>
+        <w:rFonts w:ascii="Symbol" w:hAnsi="Symbol" w:hint="default"/>
+      </w:rPr>
+    </w:lvl>
+    <w:lvl w:ilvl="1" w:tplc="100C0003" w:tentative="1">
+      <w:start w:val="1"/>
+      <w:numFmt w:val="bullet"/>
+      <w:lvlText w:val="o"/>
+      <w:lvlJc w:val="left"/>
+      <w:pPr>
+        <w:ind w:left="1440" w:hanging="360"/>
+      </w:pPr>
+      <w:rPr>
+        <w:rFonts w:ascii="Courier New" w:hAnsi="Courier New" w:cs="Courier New" w:hint="default"/>
+      </w:rPr>
+    </w:lvl>
+    <w:lvl w:ilvl="2" w:tplc="100C0005" w:tentative="1">
+      <w:start w:val="1"/>
+      <w:numFmt w:val="bullet"/>
+      <w:lvlText w:val=""/>
+      <w:lvlJc w:val="left"/>
+      <w:pPr>
+        <w:ind w:left="2160" w:hanging="360"/>
+      </w:pPr>
+      <w:rPr>
+        <w:rFonts w:ascii="Wingdings" w:hAnsi="Wingdings" w:hint="default"/>
+      </w:rPr>
+    </w:lvl>
+    <w:lvl w:ilvl="3" w:tplc="100C0001" w:tentative="1">
+      <w:start w:val="1"/>
+      <w:numFmt w:val="bullet"/>
+      <w:lvlText w:val=""/>
+      <w:lvlJc w:val="left"/>
+      <w:pPr>
+        <w:ind w:left="2880" w:hanging="360"/>
+      </w:pPr>
+      <w:rPr>
+        <w:rFonts w:ascii="Symbol" w:hAnsi="Symbol" w:hint="default"/>
+      </w:rPr>
+    </w:lvl>
+    <w:lvl w:ilvl="4" w:tplc="100C0003" w:tentative="1">
+      <w:start w:val="1"/>
+      <w:numFmt w:val="bullet"/>
+      <w:lvlText w:val="o"/>
+      <w:lvlJc w:val="left"/>
+      <w:pPr>
+        <w:ind w:left="3600" w:hanging="360"/>
+      </w:pPr>
+      <w:rPr>
+        <w:rFonts w:ascii="Courier New" w:hAnsi="Courier New" w:cs="Courier New" w:hint="default"/>
+      </w:rPr>
+    </w:lvl>
+    <w:lvl w:ilvl="5" w:tplc="100C0005" w:tentative="1">
+      <w:start w:val="1"/>
+      <w:numFmt w:val="bullet"/>
+      <w:lvlText w:val=""/>
+      <w:lvlJc w:val="left"/>
+      <w:pPr>
+        <w:ind w:left="4320" w:hanging="360"/>
+      </w:pPr>
+      <w:rPr>
+        <w:rFonts w:ascii="Wingdings" w:hAnsi="Wingdings" w:hint="default"/>
+      </w:rPr>
+    </w:lvl>
+    <w:lvl w:ilvl="6" w:tplc="100C0001" w:tentative="1">
+      <w:start w:val="1"/>
+      <w:numFmt w:val="bullet"/>
+      <w:lvlText w:val=""/>
+      <w:lvlJc w:val="left"/>
+      <w:pPr>
+        <w:ind w:left="5040" w:hanging="360"/>
+      </w:pPr>
+      <w:rPr>
+        <w:rFonts w:ascii="Symbol" w:hAnsi="Symbol" w:hint="default"/>
+      </w:rPr>
+    </w:lvl>
+    <w:lvl w:ilvl="7" w:tplc="100C0003" w:tentative="1">
+      <w:start w:val="1"/>
+      <w:numFmt w:val="bullet"/>
+      <w:lvlText w:val="o"/>
+      <w:lvlJc w:val="left"/>
+      <w:pPr>
+        <w:ind w:left="5760" w:hanging="360"/>
+      </w:pPr>
+      <w:rPr>
+        <w:rFonts w:ascii="Courier New" w:hAnsi="Courier New" w:cs="Courier New" w:hint="default"/>
+      </w:rPr>
+    </w:lvl>
+    <w:lvl w:ilvl="8" w:tplc="100C0005" w:tentative="1">
+      <w:start w:val="1"/>
+      <w:numFmt w:val="bullet"/>
+      <w:lvlText w:val=""/>
+      <w:lvlJc w:val="left"/>
+      <w:pPr>
+        <w:ind w:left="6480" w:hanging="360"/>
+      </w:pPr>
+      <w:rPr>
+        <w:rFonts w:ascii="Wingdings" w:hAnsi="Wingdings" w:hint="default"/>
+      </w:rPr>
+    </w:lvl>
+  </w:abstractNum>
   <w:num w:numId="1">
     <w:abstractNumId w:val="0"/>
+  </w:num>
+  <w:num w:numId="2">
+    <w:abstractNumId w:val="2"/>
+  </w:num>
+  <w:num w:numId="3">
+    <w:abstractNumId w:val="1"/>
   </w:num>
 </w:numbering>
 </file>
@@ -1984,6 +2685,85 @@
       <w:u w:val="single"/>
     </w:rPr>
   </w:style>
+  <w:style w:type="paragraph" w:styleId="En-tte">
+    <w:name w:val="header"/>
+    <w:basedOn w:val="Normal"/>
+    <w:link w:val="En-tteCar"/>
+    <w:uiPriority w:val="99"/>
+    <w:unhideWhenUsed/>
+    <w:rsid w:val="00FF32B4"/>
+    <w:pPr>
+      <w:tabs>
+        <w:tab w:val="center" w:pos="4536"/>
+        <w:tab w:val="right" w:pos="9072"/>
+      </w:tabs>
+      <w:spacing w:after="0" w:line="240" w:lineRule="auto"/>
+    </w:pPr>
+  </w:style>
+  <w:style w:type="character" w:customStyle="1" w:styleId="En-tteCar">
+    <w:name w:val="En-tête Car"/>
+    <w:basedOn w:val="Policepardfaut"/>
+    <w:link w:val="En-tte"/>
+    <w:uiPriority w:val="99"/>
+    <w:rsid w:val="00FF32B4"/>
+  </w:style>
+  <w:style w:type="paragraph" w:styleId="Pieddepage">
+    <w:name w:val="footer"/>
+    <w:basedOn w:val="Normal"/>
+    <w:link w:val="PieddepageCar"/>
+    <w:uiPriority w:val="99"/>
+    <w:unhideWhenUsed/>
+    <w:rsid w:val="00FF32B4"/>
+    <w:pPr>
+      <w:tabs>
+        <w:tab w:val="center" w:pos="4536"/>
+        <w:tab w:val="right" w:pos="9072"/>
+      </w:tabs>
+      <w:spacing w:after="0" w:line="240" w:lineRule="auto"/>
+    </w:pPr>
+  </w:style>
+  <w:style w:type="character" w:customStyle="1" w:styleId="PieddepageCar">
+    <w:name w:val="Pied de page Car"/>
+    <w:basedOn w:val="Policepardfaut"/>
+    <w:link w:val="Pieddepage"/>
+    <w:uiPriority w:val="99"/>
+    <w:rsid w:val="00FF32B4"/>
+  </w:style>
+  <w:style w:type="character" w:styleId="Mentionnonrsolue">
+    <w:name w:val="Unresolved Mention"/>
+    <w:basedOn w:val="Policepardfaut"/>
+    <w:uiPriority w:val="99"/>
+    <w:semiHidden/>
+    <w:unhideWhenUsed/>
+    <w:rsid w:val="002875F0"/>
+    <w:rPr>
+      <w:color w:val="605E5C"/>
+      <w:shd w:val="clear" w:color="auto" w:fill="E1DFDD"/>
+    </w:rPr>
+  </w:style>
+  <w:style w:type="paragraph" w:styleId="Paragraphedeliste">
+    <w:name w:val="List Paragraph"/>
+    <w:basedOn w:val="Normal"/>
+    <w:uiPriority w:val="34"/>
+    <w:qFormat/>
+    <w:rsid w:val="009C78A6"/>
+    <w:pPr>
+      <w:ind w:left="720"/>
+      <w:contextualSpacing/>
+    </w:pPr>
+  </w:style>
+  <w:style w:type="character" w:styleId="Lienhypertextesuivivisit">
+    <w:name w:val="FollowedHyperlink"/>
+    <w:basedOn w:val="Policepardfaut"/>
+    <w:uiPriority w:val="99"/>
+    <w:semiHidden/>
+    <w:unhideWhenUsed/>
+    <w:rsid w:val="00507DAB"/>
+    <w:rPr>
+      <w:color w:val="954F72" w:themeColor="followedHyperlink"/>
+      <w:u w:val="single"/>
+    </w:rPr>
+  </w:style>
 </w:styles>
 </file>
 
@@ -2287,7 +3067,7 @@
 </file>
 
 <file path=customXml/itemProps1.xml><?xml version="1.0" encoding="utf-8"?>
-<ds:datastoreItem xmlns:ds="http://schemas.openxmlformats.org/officeDocument/2006/customXml" ds:itemID="{16474489-A555-4572-97FA-4986AE47FAFF}">
+<ds:datastoreItem xmlns:ds="http://schemas.openxmlformats.org/officeDocument/2006/customXml" ds:itemID="{5F386AB9-EA7C-4534-A5F4-97EE54071BD1}">
   <ds:schemaRefs>
     <ds:schemaRef ds:uri="http://schemas.openxmlformats.org/officeDocument/2006/bibliography"/>
   </ds:schemaRefs>

--- a/Doc/Rapport_PRE-TPI.docx
+++ b/Doc/Rapport_PRE-TPI.docx
@@ -176,19 +176,34 @@
           <w:rFonts w:ascii="Arial" w:hAnsi="Arial" w:cs="Arial"/>
           <w:sz w:val="36"/>
         </w:rPr>
-        <w:t>Projet : DIMEN</w:t>
-      </w:r>
+        <w:t>Projet : DIM</w:t>
+      </w:r>
+    </w:p>
+    <w:p>
+      <w:pPr>
+        <w:rPr>
+          <w:rFonts w:asciiTheme="majorHAnsi" w:eastAsiaTheme="majorEastAsia" w:hAnsiTheme="majorHAnsi" w:cstheme="majorBidi"/>
+          <w:color w:val="2F5496" w:themeColor="accent1" w:themeShade="BF"/>
+          <w:sz w:val="32"/>
+          <w:szCs w:val="32"/>
+        </w:rPr>
+        <w:sectPr>
+          <w:headerReference w:type="default" r:id="rId10"/>
+          <w:footerReference w:type="default" r:id="rId11"/>
+          <w:pgSz w:w="11906" w:h="16838"/>
+          <w:pgMar w:top="1417" w:right="1417" w:bottom="1417" w:left="1417" w:header="708" w:footer="708" w:gutter="0"/>
+          <w:cols w:space="708"/>
+          <w:docGrid w:linePitch="360"/>
+        </w:sectPr>
+      </w:pPr>
+      <w:bookmarkStart w:id="0" w:name="_Toc193724384"/>
     </w:p>
     <w:sdt>
       <w:sdtPr>
         <w:rPr>
-          <w:rFonts w:asciiTheme="minorHAnsi" w:eastAsiaTheme="minorHAnsi" w:hAnsiTheme="minorHAnsi" w:cstheme="minorBidi"/>
-          <w:color w:val="auto"/>
-          <w:sz w:val="22"/>
-          <w:szCs w:val="22"/>
-          <w:lang w:val="fr-FR" w:eastAsia="en-US"/>
-        </w:rPr>
-        <w:id w:val="-2076811007"/>
+          <w:lang w:val="fr-FR"/>
+        </w:rPr>
+        <w:id w:val="1874806373"/>
         <w:docPartObj>
           <w:docPartGallery w:val="Table of Contents"/>
           <w:docPartUnique/>
@@ -196,21 +211,22 @@
       </w:sdtPr>
       <w:sdtEndPr>
         <w:rPr>
+          <w:rFonts w:asciiTheme="minorHAnsi" w:eastAsiaTheme="minorHAnsi" w:hAnsiTheme="minorHAnsi" w:cstheme="minorBidi"/>
           <w:b/>
           <w:bCs/>
+          <w:color w:val="auto"/>
+          <w:sz w:val="22"/>
+          <w:szCs w:val="22"/>
+          <w:lang w:eastAsia="en-US"/>
         </w:rPr>
       </w:sdtEndPr>
       <w:sdtContent>
         <w:p>
           <w:pPr>
             <w:pStyle w:val="En-ttedetabledesmatires"/>
-            <w:rPr>
-              <w:sz w:val="40"/>
-            </w:rPr>
           </w:pPr>
           <w:r>
             <w:rPr>
-              <w:sz w:val="40"/>
               <w:lang w:val="fr-FR"/>
             </w:rPr>
             <w:t>Table des matières</w:t>
@@ -224,41 +240,33 @@
               <w:tab w:val="right" w:leader="dot" w:pos="9062"/>
             </w:tabs>
             <w:rPr>
+              <w:rFonts w:eastAsiaTheme="minorEastAsia"/>
               <w:noProof/>
-              <w:sz w:val="28"/>
+              <w:lang w:eastAsia="fr-CH"/>
             </w:rPr>
           </w:pPr>
           <w:r>
-            <w:rPr>
-              <w:sz w:val="28"/>
-            </w:rPr>
             <w:fldChar w:fldCharType="begin"/>
           </w:r>
           <w:r>
-            <w:rPr>
-              <w:sz w:val="28"/>
-            </w:rPr>
             <w:instrText xml:space="preserve"> TOC \o "1-3" \h \z \u </w:instrText>
           </w:r>
           <w:r>
-            <w:rPr>
-              <w:sz w:val="28"/>
-            </w:rPr>
             <w:fldChar w:fldCharType="separate"/>
           </w:r>
-          <w:hyperlink w:anchor="_Toc190676903" w:history="1">
+          <w:hyperlink w:anchor="_Toc193724634" w:history="1">
             <w:r>
               <w:rPr>
                 <w:rStyle w:val="Lienhypertexte"/>
                 <w:noProof/>
-                <w:sz w:val="28"/>
               </w:rPr>
               <w:t>1.</w:t>
             </w:r>
             <w:r>
               <w:rPr>
-                <w:noProof/>
-                <w:sz w:val="28"/>
+                <w:rFonts w:eastAsiaTheme="minorEastAsia"/>
+                <w:noProof/>
+                <w:lang w:eastAsia="fr-CH"/>
               </w:rPr>
               <w:tab/>
             </w:r>
@@ -266,7 +274,6 @@
               <w:rPr>
                 <w:rStyle w:val="Lienhypertexte"/>
                 <w:noProof/>
-                <w:sz w:val="28"/>
               </w:rPr>
               <w:t>Introduction</w:t>
             </w:r>
@@ -274,7 +281,6 @@
               <w:rPr>
                 <w:noProof/>
                 <w:webHidden/>
-                <w:sz w:val="28"/>
               </w:rPr>
               <w:tab/>
             </w:r>
@@ -282,7 +288,6 @@
               <w:rPr>
                 <w:noProof/>
                 <w:webHidden/>
-                <w:sz w:val="28"/>
               </w:rPr>
               <w:fldChar w:fldCharType="begin"/>
             </w:r>
@@ -290,22 +295,19 @@
               <w:rPr>
                 <w:noProof/>
                 <w:webHidden/>
-                <w:sz w:val="28"/>
-              </w:rPr>
-              <w:instrText xml:space="preserve"> PAGEREF _Toc190676903 \h </w:instrText>
-            </w:r>
-            <w:r>
-              <w:rPr>
-                <w:noProof/>
-                <w:webHidden/>
-                <w:sz w:val="28"/>
-              </w:rPr>
-            </w:r>
-            <w:r>
-              <w:rPr>
-                <w:noProof/>
-                <w:webHidden/>
-                <w:sz w:val="28"/>
+              </w:rPr>
+              <w:instrText xml:space="preserve"> PAGEREF _Toc193724634 \h </w:instrText>
+            </w:r>
+            <w:r>
+              <w:rPr>
+                <w:noProof/>
+                <w:webHidden/>
+              </w:rPr>
+            </w:r>
+            <w:r>
+              <w:rPr>
+                <w:noProof/>
+                <w:webHidden/>
               </w:rPr>
               <w:fldChar w:fldCharType="separate"/>
             </w:r>
@@ -313,15 +315,153 @@
               <w:rPr>
                 <w:noProof/>
                 <w:webHidden/>
-                <w:sz w:val="28"/>
-              </w:rPr>
-              <w:t>3</w:t>
-            </w:r>
-            <w:r>
-              <w:rPr>
-                <w:noProof/>
-                <w:webHidden/>
-                <w:sz w:val="28"/>
+              </w:rPr>
+              <w:t>4</w:t>
+            </w:r>
+            <w:r>
+              <w:rPr>
+                <w:noProof/>
+                <w:webHidden/>
+              </w:rPr>
+              <w:fldChar w:fldCharType="end"/>
+            </w:r>
+          </w:hyperlink>
+        </w:p>
+        <w:p>
+          <w:pPr>
+            <w:pStyle w:val="TM2"/>
+            <w:tabs>
+              <w:tab w:val="right" w:leader="dot" w:pos="9062"/>
+            </w:tabs>
+            <w:rPr>
+              <w:rFonts w:eastAsiaTheme="minorEastAsia"/>
+              <w:noProof/>
+              <w:lang w:eastAsia="fr-CH"/>
+            </w:rPr>
+          </w:pPr>
+          <w:hyperlink w:anchor="_Toc193724635" w:history="1">
+            <w:r>
+              <w:rPr>
+                <w:rStyle w:val="Lienhypertexte"/>
+                <w:noProof/>
+              </w:rPr>
+              <w:t>Description du projet</w:t>
+            </w:r>
+            <w:r>
+              <w:rPr>
+                <w:noProof/>
+                <w:webHidden/>
+              </w:rPr>
+              <w:tab/>
+            </w:r>
+            <w:r>
+              <w:rPr>
+                <w:noProof/>
+                <w:webHidden/>
+              </w:rPr>
+              <w:fldChar w:fldCharType="begin"/>
+            </w:r>
+            <w:r>
+              <w:rPr>
+                <w:noProof/>
+                <w:webHidden/>
+              </w:rPr>
+              <w:instrText xml:space="preserve"> PAGEREF _Toc193724635 \h </w:instrText>
+            </w:r>
+            <w:r>
+              <w:rPr>
+                <w:noProof/>
+                <w:webHidden/>
+              </w:rPr>
+            </w:r>
+            <w:r>
+              <w:rPr>
+                <w:noProof/>
+                <w:webHidden/>
+              </w:rPr>
+              <w:fldChar w:fldCharType="separate"/>
+            </w:r>
+            <w:r>
+              <w:rPr>
+                <w:noProof/>
+                <w:webHidden/>
+              </w:rPr>
+              <w:t>4</w:t>
+            </w:r>
+            <w:r>
+              <w:rPr>
+                <w:noProof/>
+                <w:webHidden/>
+              </w:rPr>
+              <w:fldChar w:fldCharType="end"/>
+            </w:r>
+          </w:hyperlink>
+        </w:p>
+        <w:p>
+          <w:pPr>
+            <w:pStyle w:val="TM2"/>
+            <w:tabs>
+              <w:tab w:val="right" w:leader="dot" w:pos="9062"/>
+            </w:tabs>
+            <w:rPr>
+              <w:rFonts w:eastAsiaTheme="minorEastAsia"/>
+              <w:noProof/>
+              <w:lang w:eastAsia="fr-CH"/>
+            </w:rPr>
+          </w:pPr>
+          <w:hyperlink w:anchor="_Toc193724636" w:history="1">
+            <w:r>
+              <w:rPr>
+                <w:rStyle w:val="Lienhypertexte"/>
+                <w:noProof/>
+              </w:rPr>
+              <w:t>Hypothèses</w:t>
+            </w:r>
+            <w:r>
+              <w:rPr>
+                <w:noProof/>
+                <w:webHidden/>
+              </w:rPr>
+              <w:tab/>
+            </w:r>
+            <w:r>
+              <w:rPr>
+                <w:noProof/>
+                <w:webHidden/>
+              </w:rPr>
+              <w:fldChar w:fldCharType="begin"/>
+            </w:r>
+            <w:r>
+              <w:rPr>
+                <w:noProof/>
+                <w:webHidden/>
+              </w:rPr>
+              <w:instrText xml:space="preserve"> PAGEREF _Toc193724636 \h </w:instrText>
+            </w:r>
+            <w:r>
+              <w:rPr>
+                <w:noProof/>
+                <w:webHidden/>
+              </w:rPr>
+            </w:r>
+            <w:r>
+              <w:rPr>
+                <w:noProof/>
+                <w:webHidden/>
+              </w:rPr>
+              <w:fldChar w:fldCharType="separate"/>
+            </w:r>
+            <w:r>
+              <w:rPr>
+                <w:noProof/>
+                <w:webHidden/>
+              </w:rPr>
+              <w:t>4</w:t>
+            </w:r>
+            <w:r>
+              <w:rPr>
+                <w:noProof/>
+                <w:webHidden/>
               </w:rPr>
               <w:fldChar w:fldCharType="end"/>
             </w:r>
@@ -335,23 +475,24 @@
               <w:tab w:val="right" w:leader="dot" w:pos="9062"/>
             </w:tabs>
             <w:rPr>
+              <w:rFonts w:eastAsiaTheme="minorEastAsia"/>
               <w:noProof/>
-              <w:sz w:val="28"/>
+              <w:lang w:eastAsia="fr-CH"/>
             </w:rPr>
           </w:pPr>
-          <w:hyperlink w:anchor="_Toc190676904" w:history="1">
+          <w:hyperlink w:anchor="_Toc193724637" w:history="1">
             <w:r>
               <w:rPr>
                 <w:rStyle w:val="Lienhypertexte"/>
                 <w:noProof/>
-                <w:sz w:val="28"/>
               </w:rPr>
               <w:t>2.</w:t>
             </w:r>
             <w:r>
               <w:rPr>
-                <w:noProof/>
-                <w:sz w:val="28"/>
+                <w:rFonts w:eastAsiaTheme="minorEastAsia"/>
+                <w:noProof/>
+                <w:lang w:eastAsia="fr-CH"/>
               </w:rPr>
               <w:tab/>
             </w:r>
@@ -359,7 +500,6 @@
               <w:rPr>
                 <w:rStyle w:val="Lienhypertexte"/>
                 <w:noProof/>
-                <w:sz w:val="28"/>
               </w:rPr>
               <w:t>Matériel et méthodes</w:t>
             </w:r>
@@ -367,7 +507,6 @@
               <w:rPr>
                 <w:noProof/>
                 <w:webHidden/>
-                <w:sz w:val="28"/>
               </w:rPr>
               <w:tab/>
             </w:r>
@@ -375,7 +514,6 @@
               <w:rPr>
                 <w:noProof/>
                 <w:webHidden/>
-                <w:sz w:val="28"/>
               </w:rPr>
               <w:fldChar w:fldCharType="begin"/>
             </w:r>
@@ -383,22 +521,19 @@
               <w:rPr>
                 <w:noProof/>
                 <w:webHidden/>
-                <w:sz w:val="28"/>
-              </w:rPr>
-              <w:instrText xml:space="preserve"> PAGEREF _Toc190676904 \h </w:instrText>
-            </w:r>
-            <w:r>
-              <w:rPr>
-                <w:noProof/>
-                <w:webHidden/>
-                <w:sz w:val="28"/>
-              </w:rPr>
-            </w:r>
-            <w:r>
-              <w:rPr>
-                <w:noProof/>
-                <w:webHidden/>
-                <w:sz w:val="28"/>
+              </w:rPr>
+              <w:instrText xml:space="preserve"> PAGEREF _Toc193724637 \h </w:instrText>
+            </w:r>
+            <w:r>
+              <w:rPr>
+                <w:noProof/>
+                <w:webHidden/>
+              </w:rPr>
+            </w:r>
+            <w:r>
+              <w:rPr>
+                <w:noProof/>
+                <w:webHidden/>
               </w:rPr>
               <w:fldChar w:fldCharType="separate"/>
             </w:r>
@@ -406,15 +541,223 @@
               <w:rPr>
                 <w:noProof/>
                 <w:webHidden/>
-                <w:sz w:val="28"/>
-              </w:rPr>
-              <w:t>3</w:t>
-            </w:r>
-            <w:r>
-              <w:rPr>
-                <w:noProof/>
-                <w:webHidden/>
-                <w:sz w:val="28"/>
+              </w:rPr>
+              <w:t>4</w:t>
+            </w:r>
+            <w:r>
+              <w:rPr>
+                <w:noProof/>
+                <w:webHidden/>
+              </w:rPr>
+              <w:fldChar w:fldCharType="end"/>
+            </w:r>
+          </w:hyperlink>
+        </w:p>
+        <w:p>
+          <w:pPr>
+            <w:pStyle w:val="TM2"/>
+            <w:tabs>
+              <w:tab w:val="right" w:leader="dot" w:pos="9062"/>
+            </w:tabs>
+            <w:rPr>
+              <w:rFonts w:eastAsiaTheme="minorEastAsia"/>
+              <w:noProof/>
+              <w:lang w:eastAsia="fr-CH"/>
+            </w:rPr>
+          </w:pPr>
+          <w:hyperlink w:anchor="_Toc193724638" w:history="1">
+            <w:r>
+              <w:rPr>
+                <w:rStyle w:val="Lienhypertexte"/>
+                <w:noProof/>
+              </w:rPr>
+              <w:t>Matériel/logiciels utilisé</w:t>
+            </w:r>
+            <w:r>
+              <w:rPr>
+                <w:noProof/>
+                <w:webHidden/>
+              </w:rPr>
+              <w:tab/>
+            </w:r>
+            <w:r>
+              <w:rPr>
+                <w:noProof/>
+                <w:webHidden/>
+              </w:rPr>
+              <w:fldChar w:fldCharType="begin"/>
+            </w:r>
+            <w:r>
+              <w:rPr>
+                <w:noProof/>
+                <w:webHidden/>
+              </w:rPr>
+              <w:instrText xml:space="preserve"> PAGEREF _Toc193724638 \h </w:instrText>
+            </w:r>
+            <w:r>
+              <w:rPr>
+                <w:noProof/>
+                <w:webHidden/>
+              </w:rPr>
+            </w:r>
+            <w:r>
+              <w:rPr>
+                <w:noProof/>
+                <w:webHidden/>
+              </w:rPr>
+              <w:fldChar w:fldCharType="separate"/>
+            </w:r>
+            <w:r>
+              <w:rPr>
+                <w:noProof/>
+                <w:webHidden/>
+              </w:rPr>
+              <w:t>4</w:t>
+            </w:r>
+            <w:r>
+              <w:rPr>
+                <w:noProof/>
+                <w:webHidden/>
+              </w:rPr>
+              <w:fldChar w:fldCharType="end"/>
+            </w:r>
+          </w:hyperlink>
+        </w:p>
+        <w:p>
+          <w:pPr>
+            <w:pStyle w:val="TM2"/>
+            <w:tabs>
+              <w:tab w:val="right" w:leader="dot" w:pos="9062"/>
+            </w:tabs>
+            <w:rPr>
+              <w:rFonts w:eastAsiaTheme="minorEastAsia"/>
+              <w:noProof/>
+              <w:lang w:eastAsia="fr-CH"/>
+            </w:rPr>
+          </w:pPr>
+          <w:hyperlink w:anchor="_Toc193724639" w:history="1">
+            <w:r>
+              <w:rPr>
+                <w:rStyle w:val="Lienhypertexte"/>
+                <w:noProof/>
+              </w:rPr>
+              <w:t>Sources utiles</w:t>
+            </w:r>
+            <w:r>
+              <w:rPr>
+                <w:noProof/>
+                <w:webHidden/>
+              </w:rPr>
+              <w:tab/>
+            </w:r>
+            <w:r>
+              <w:rPr>
+                <w:noProof/>
+                <w:webHidden/>
+              </w:rPr>
+              <w:fldChar w:fldCharType="begin"/>
+            </w:r>
+            <w:r>
+              <w:rPr>
+                <w:noProof/>
+                <w:webHidden/>
+              </w:rPr>
+              <w:instrText xml:space="preserve"> PAGEREF _Toc193724639 \h </w:instrText>
+            </w:r>
+            <w:r>
+              <w:rPr>
+                <w:noProof/>
+                <w:webHidden/>
+              </w:rPr>
+            </w:r>
+            <w:r>
+              <w:rPr>
+                <w:noProof/>
+                <w:webHidden/>
+              </w:rPr>
+              <w:fldChar w:fldCharType="separate"/>
+            </w:r>
+            <w:r>
+              <w:rPr>
+                <w:noProof/>
+                <w:webHidden/>
+              </w:rPr>
+              <w:t>4</w:t>
+            </w:r>
+            <w:r>
+              <w:rPr>
+                <w:noProof/>
+                <w:webHidden/>
+              </w:rPr>
+              <w:fldChar w:fldCharType="end"/>
+            </w:r>
+          </w:hyperlink>
+        </w:p>
+        <w:p>
+          <w:pPr>
+            <w:pStyle w:val="TM2"/>
+            <w:tabs>
+              <w:tab w:val="right" w:leader="dot" w:pos="9062"/>
+            </w:tabs>
+            <w:rPr>
+              <w:rFonts w:eastAsiaTheme="minorEastAsia"/>
+              <w:noProof/>
+              <w:lang w:eastAsia="fr-CH"/>
+            </w:rPr>
+          </w:pPr>
+          <w:hyperlink w:anchor="_Toc193724640" w:history="1">
+            <w:r>
+              <w:rPr>
+                <w:rStyle w:val="Lienhypertexte"/>
+                <w:noProof/>
+              </w:rPr>
+              <w:t>Méthodes</w:t>
+            </w:r>
+            <w:r>
+              <w:rPr>
+                <w:noProof/>
+                <w:webHidden/>
+              </w:rPr>
+              <w:tab/>
+            </w:r>
+            <w:r>
+              <w:rPr>
+                <w:noProof/>
+                <w:webHidden/>
+              </w:rPr>
+              <w:fldChar w:fldCharType="begin"/>
+            </w:r>
+            <w:r>
+              <w:rPr>
+                <w:noProof/>
+                <w:webHidden/>
+              </w:rPr>
+              <w:instrText xml:space="preserve"> PAGEREF _Toc193724640 \h </w:instrText>
+            </w:r>
+            <w:r>
+              <w:rPr>
+                <w:noProof/>
+                <w:webHidden/>
+              </w:rPr>
+            </w:r>
+            <w:r>
+              <w:rPr>
+                <w:noProof/>
+                <w:webHidden/>
+              </w:rPr>
+              <w:fldChar w:fldCharType="separate"/>
+            </w:r>
+            <w:r>
+              <w:rPr>
+                <w:noProof/>
+                <w:webHidden/>
+              </w:rPr>
+              <w:t>4</w:t>
+            </w:r>
+            <w:r>
+              <w:rPr>
+                <w:noProof/>
+                <w:webHidden/>
               </w:rPr>
               <w:fldChar w:fldCharType="end"/>
             </w:r>
@@ -428,23 +771,24 @@
               <w:tab w:val="right" w:leader="dot" w:pos="9062"/>
             </w:tabs>
             <w:rPr>
+              <w:rFonts w:eastAsiaTheme="minorEastAsia"/>
               <w:noProof/>
-              <w:sz w:val="28"/>
+              <w:lang w:eastAsia="fr-CH"/>
             </w:rPr>
           </w:pPr>
-          <w:hyperlink w:anchor="_Toc190676905" w:history="1">
+          <w:hyperlink w:anchor="_Toc193724641" w:history="1">
             <w:r>
               <w:rPr>
                 <w:rStyle w:val="Lienhypertexte"/>
                 <w:noProof/>
-                <w:sz w:val="28"/>
               </w:rPr>
               <w:t>3.</w:t>
             </w:r>
             <w:r>
               <w:rPr>
-                <w:noProof/>
-                <w:sz w:val="28"/>
+                <w:rFonts w:eastAsiaTheme="minorEastAsia"/>
+                <w:noProof/>
+                <w:lang w:eastAsia="fr-CH"/>
               </w:rPr>
               <w:tab/>
             </w:r>
@@ -452,7 +796,6 @@
               <w:rPr>
                 <w:rStyle w:val="Lienhypertexte"/>
                 <w:noProof/>
-                <w:sz w:val="28"/>
               </w:rPr>
               <w:t>Réalisation et observations</w:t>
             </w:r>
@@ -460,7 +803,6 @@
               <w:rPr>
                 <w:noProof/>
                 <w:webHidden/>
-                <w:sz w:val="28"/>
               </w:rPr>
               <w:tab/>
             </w:r>
@@ -468,7 +810,6 @@
               <w:rPr>
                 <w:noProof/>
                 <w:webHidden/>
-                <w:sz w:val="28"/>
               </w:rPr>
               <w:fldChar w:fldCharType="begin"/>
             </w:r>
@@ -476,22 +817,19 @@
               <w:rPr>
                 <w:noProof/>
                 <w:webHidden/>
-                <w:sz w:val="28"/>
-              </w:rPr>
-              <w:instrText xml:space="preserve"> PAGEREF _Toc190676905 \h </w:instrText>
-            </w:r>
-            <w:r>
-              <w:rPr>
-                <w:noProof/>
-                <w:webHidden/>
-                <w:sz w:val="28"/>
-              </w:rPr>
-            </w:r>
-            <w:r>
-              <w:rPr>
-                <w:noProof/>
-                <w:webHidden/>
-                <w:sz w:val="28"/>
+              </w:rPr>
+              <w:instrText xml:space="preserve"> PAGEREF _Toc193724641 \h </w:instrText>
+            </w:r>
+            <w:r>
+              <w:rPr>
+                <w:noProof/>
+                <w:webHidden/>
+              </w:rPr>
+            </w:r>
+            <w:r>
+              <w:rPr>
+                <w:noProof/>
+                <w:webHidden/>
               </w:rPr>
               <w:fldChar w:fldCharType="separate"/>
             </w:r>
@@ -499,15 +837,13 @@
               <w:rPr>
                 <w:noProof/>
                 <w:webHidden/>
-                <w:sz w:val="28"/>
-              </w:rPr>
-              <w:t>3</w:t>
-            </w:r>
-            <w:r>
-              <w:rPr>
-                <w:noProof/>
-                <w:webHidden/>
-                <w:sz w:val="28"/>
+              </w:rPr>
+              <w:t>5</w:t>
+            </w:r>
+            <w:r>
+              <w:rPr>
+                <w:noProof/>
+                <w:webHidden/>
               </w:rPr>
               <w:fldChar w:fldCharType="end"/>
             </w:r>
@@ -521,23 +857,24 @@
               <w:tab w:val="right" w:leader="dot" w:pos="9062"/>
             </w:tabs>
             <w:rPr>
+              <w:rFonts w:eastAsiaTheme="minorEastAsia"/>
               <w:noProof/>
-              <w:sz w:val="28"/>
+              <w:lang w:eastAsia="fr-CH"/>
             </w:rPr>
           </w:pPr>
-          <w:hyperlink w:anchor="_Toc190676906" w:history="1">
+          <w:hyperlink w:anchor="_Toc193724642" w:history="1">
             <w:r>
               <w:rPr>
                 <w:rStyle w:val="Lienhypertexte"/>
                 <w:noProof/>
-                <w:sz w:val="28"/>
               </w:rPr>
               <w:t>4.</w:t>
             </w:r>
             <w:r>
               <w:rPr>
-                <w:noProof/>
-                <w:sz w:val="28"/>
+                <w:rFonts w:eastAsiaTheme="minorEastAsia"/>
+                <w:noProof/>
+                <w:lang w:eastAsia="fr-CH"/>
               </w:rPr>
               <w:tab/>
             </w:r>
@@ -545,7 +882,6 @@
               <w:rPr>
                 <w:rStyle w:val="Lienhypertexte"/>
                 <w:noProof/>
-                <w:sz w:val="28"/>
               </w:rPr>
               <w:t>Résultats</w:t>
             </w:r>
@@ -553,7 +889,6 @@
               <w:rPr>
                 <w:noProof/>
                 <w:webHidden/>
-                <w:sz w:val="28"/>
               </w:rPr>
               <w:tab/>
             </w:r>
@@ -561,7 +896,6 @@
               <w:rPr>
                 <w:noProof/>
                 <w:webHidden/>
-                <w:sz w:val="28"/>
               </w:rPr>
               <w:fldChar w:fldCharType="begin"/>
             </w:r>
@@ -569,22 +903,19 @@
               <w:rPr>
                 <w:noProof/>
                 <w:webHidden/>
-                <w:sz w:val="28"/>
-              </w:rPr>
-              <w:instrText xml:space="preserve"> PAGEREF _Toc190676906 \h </w:instrText>
-            </w:r>
-            <w:r>
-              <w:rPr>
-                <w:noProof/>
-                <w:webHidden/>
-                <w:sz w:val="28"/>
-              </w:rPr>
-            </w:r>
-            <w:r>
-              <w:rPr>
-                <w:noProof/>
-                <w:webHidden/>
-                <w:sz w:val="28"/>
+              </w:rPr>
+              <w:instrText xml:space="preserve"> PAGEREF _Toc193724642 \h </w:instrText>
+            </w:r>
+            <w:r>
+              <w:rPr>
+                <w:noProof/>
+                <w:webHidden/>
+              </w:rPr>
+            </w:r>
+            <w:r>
+              <w:rPr>
+                <w:noProof/>
+                <w:webHidden/>
               </w:rPr>
               <w:fldChar w:fldCharType="separate"/>
             </w:r>
@@ -592,15 +923,13 @@
               <w:rPr>
                 <w:noProof/>
                 <w:webHidden/>
-                <w:sz w:val="28"/>
-              </w:rPr>
-              <w:t>4</w:t>
-            </w:r>
-            <w:r>
-              <w:rPr>
-                <w:noProof/>
-                <w:webHidden/>
-                <w:sz w:val="28"/>
+              </w:rPr>
+              <w:t>5</w:t>
+            </w:r>
+            <w:r>
+              <w:rPr>
+                <w:noProof/>
+                <w:webHidden/>
               </w:rPr>
               <w:fldChar w:fldCharType="end"/>
             </w:r>
@@ -614,23 +943,24 @@
               <w:tab w:val="right" w:leader="dot" w:pos="9062"/>
             </w:tabs>
             <w:rPr>
+              <w:rFonts w:eastAsiaTheme="minorEastAsia"/>
               <w:noProof/>
-              <w:sz w:val="28"/>
+              <w:lang w:eastAsia="fr-CH"/>
             </w:rPr>
           </w:pPr>
-          <w:hyperlink w:anchor="_Toc190676907" w:history="1">
+          <w:hyperlink w:anchor="_Toc193724643" w:history="1">
             <w:r>
               <w:rPr>
                 <w:rStyle w:val="Lienhypertexte"/>
                 <w:noProof/>
-                <w:sz w:val="28"/>
               </w:rPr>
               <w:t>5.</w:t>
             </w:r>
             <w:r>
               <w:rPr>
-                <w:noProof/>
-                <w:sz w:val="28"/>
+                <w:rFonts w:eastAsiaTheme="minorEastAsia"/>
+                <w:noProof/>
+                <w:lang w:eastAsia="fr-CH"/>
               </w:rPr>
               <w:tab/>
             </w:r>
@@ -638,7 +968,6 @@
               <w:rPr>
                 <w:rStyle w:val="Lienhypertexte"/>
                 <w:noProof/>
-                <w:sz w:val="28"/>
               </w:rPr>
               <w:t>Conclusion</w:t>
             </w:r>
@@ -646,7 +975,6 @@
               <w:rPr>
                 <w:noProof/>
                 <w:webHidden/>
-                <w:sz w:val="28"/>
               </w:rPr>
               <w:tab/>
             </w:r>
@@ -654,7 +982,6 @@
               <w:rPr>
                 <w:noProof/>
                 <w:webHidden/>
-                <w:sz w:val="28"/>
               </w:rPr>
               <w:fldChar w:fldCharType="begin"/>
             </w:r>
@@ -662,22 +989,19 @@
               <w:rPr>
                 <w:noProof/>
                 <w:webHidden/>
-                <w:sz w:val="28"/>
-              </w:rPr>
-              <w:instrText xml:space="preserve"> PAGEREF _Toc190676907 \h </w:instrText>
-            </w:r>
-            <w:r>
-              <w:rPr>
-                <w:noProof/>
-                <w:webHidden/>
-                <w:sz w:val="28"/>
-              </w:rPr>
-            </w:r>
-            <w:r>
-              <w:rPr>
-                <w:noProof/>
-                <w:webHidden/>
-                <w:sz w:val="28"/>
+              </w:rPr>
+              <w:instrText xml:space="preserve"> PAGEREF _Toc193724643 \h </w:instrText>
+            </w:r>
+            <w:r>
+              <w:rPr>
+                <w:noProof/>
+                <w:webHidden/>
+              </w:rPr>
+            </w:r>
+            <w:r>
+              <w:rPr>
+                <w:noProof/>
+                <w:webHidden/>
               </w:rPr>
               <w:fldChar w:fldCharType="separate"/>
             </w:r>
@@ -685,15 +1009,13 @@
               <w:rPr>
                 <w:noProof/>
                 <w:webHidden/>
-                <w:sz w:val="28"/>
-              </w:rPr>
-              <w:t>4</w:t>
-            </w:r>
-            <w:r>
-              <w:rPr>
-                <w:noProof/>
-                <w:webHidden/>
-                <w:sz w:val="28"/>
+              </w:rPr>
+              <w:t>5</w:t>
+            </w:r>
+            <w:r>
+              <w:rPr>
+                <w:noProof/>
+                <w:webHidden/>
               </w:rPr>
               <w:fldChar w:fldCharType="end"/>
             </w:r>
@@ -707,23 +1029,24 @@
               <w:tab w:val="right" w:leader="dot" w:pos="9062"/>
             </w:tabs>
             <w:rPr>
+              <w:rFonts w:eastAsiaTheme="minorEastAsia"/>
               <w:noProof/>
-              <w:sz w:val="28"/>
+              <w:lang w:eastAsia="fr-CH"/>
             </w:rPr>
           </w:pPr>
-          <w:hyperlink w:anchor="_Toc190676908" w:history="1">
+          <w:hyperlink w:anchor="_Toc193724644" w:history="1">
             <w:r>
               <w:rPr>
                 <w:rStyle w:val="Lienhypertexte"/>
                 <w:noProof/>
-                <w:sz w:val="28"/>
               </w:rPr>
               <w:t>6.</w:t>
             </w:r>
             <w:r>
               <w:rPr>
-                <w:noProof/>
-                <w:sz w:val="28"/>
+                <w:rFonts w:eastAsiaTheme="minorEastAsia"/>
+                <w:noProof/>
+                <w:lang w:eastAsia="fr-CH"/>
               </w:rPr>
               <w:tab/>
             </w:r>
@@ -731,7 +1054,6 @@
               <w:rPr>
                 <w:rStyle w:val="Lienhypertexte"/>
                 <w:noProof/>
-                <w:sz w:val="28"/>
               </w:rPr>
               <w:t>Annexes</w:t>
             </w:r>
@@ -739,7 +1061,6 @@
               <w:rPr>
                 <w:noProof/>
                 <w:webHidden/>
-                <w:sz w:val="28"/>
               </w:rPr>
               <w:tab/>
             </w:r>
@@ -747,7 +1068,6 @@
               <w:rPr>
                 <w:noProof/>
                 <w:webHidden/>
-                <w:sz w:val="28"/>
               </w:rPr>
               <w:fldChar w:fldCharType="begin"/>
             </w:r>
@@ -755,22 +1075,19 @@
               <w:rPr>
                 <w:noProof/>
                 <w:webHidden/>
-                <w:sz w:val="28"/>
-              </w:rPr>
-              <w:instrText xml:space="preserve"> PAGEREF _Toc190676908 \h </w:instrText>
-            </w:r>
-            <w:r>
-              <w:rPr>
-                <w:noProof/>
-                <w:webHidden/>
-                <w:sz w:val="28"/>
-              </w:rPr>
-            </w:r>
-            <w:r>
-              <w:rPr>
-                <w:noProof/>
-                <w:webHidden/>
-                <w:sz w:val="28"/>
+              </w:rPr>
+              <w:instrText xml:space="preserve"> PAGEREF _Toc193724644 \h </w:instrText>
+            </w:r>
+            <w:r>
+              <w:rPr>
+                <w:noProof/>
+                <w:webHidden/>
+              </w:rPr>
+            </w:r>
+            <w:r>
+              <w:rPr>
+                <w:noProof/>
+                <w:webHidden/>
               </w:rPr>
               <w:fldChar w:fldCharType="separate"/>
             </w:r>
@@ -778,34 +1095,23 @@
               <w:rPr>
                 <w:noProof/>
                 <w:webHidden/>
-                <w:sz w:val="28"/>
-              </w:rPr>
-              <w:t>4</w:t>
-            </w:r>
-            <w:r>
-              <w:rPr>
-                <w:noProof/>
-                <w:webHidden/>
-                <w:sz w:val="28"/>
+              </w:rPr>
+              <w:t>6</w:t>
+            </w:r>
+            <w:r>
+              <w:rPr>
+                <w:noProof/>
+                <w:webHidden/>
               </w:rPr>
               <w:fldChar w:fldCharType="end"/>
             </w:r>
           </w:hyperlink>
         </w:p>
         <w:p>
-          <w:pPr>
-            <w:sectPr>
-              <w:pgSz w:w="11906" w:h="16838"/>
-              <w:pgMar w:top="1417" w:right="1417" w:bottom="1417" w:left="1417" w:header="708" w:footer="708" w:gutter="0"/>
-              <w:cols w:space="708"/>
-              <w:docGrid w:linePitch="360"/>
-            </w:sectPr>
-          </w:pPr>
           <w:r>
             <w:rPr>
               <w:b/>
               <w:bCs/>
-              <w:sz w:val="28"/>
               <w:lang w:val="fr-FR"/>
             </w:rPr>
             <w:fldChar w:fldCharType="end"/>
@@ -815,157 +1121,29 @@
     </w:sdt>
     <w:p>
       <w:pPr>
+        <w:rPr>
+          <w:rFonts w:asciiTheme="majorHAnsi" w:eastAsiaTheme="majorEastAsia" w:hAnsiTheme="majorHAnsi" w:cstheme="majorBidi"/>
+          <w:color w:val="2F5496" w:themeColor="accent1" w:themeShade="BF"/>
+          <w:sz w:val="32"/>
+          <w:szCs w:val="32"/>
+        </w:rPr>
+      </w:pPr>
+    </w:p>
+    <w:p>
+      <w:pPr>
         <w:pStyle w:val="Titre1"/>
         <w:numPr>
           <w:ilvl w:val="0"/>
           <w:numId w:val="1"/>
         </w:numPr>
-      </w:pPr>
-      <w:bookmarkStart w:id="0" w:name="_Toc190676903"/>
-      <w:r>
-        <w:lastRenderedPageBreak/>
-        <w:t>Introduction</w:t>
-      </w:r>
-      <w:bookmarkEnd w:id="0"/>
-    </w:p>
-    <w:p>
-      <w:r>
-        <w:t xml:space="preserve">Dans le cadre du </w:t>
-      </w:r>
-      <w:r>
-        <w:t>PRE-</w:t>
-      </w:r>
-      <w:r>
-        <w:t xml:space="preserve">TPI, il a fallu réaliser un projet informatique sous 80 périodes. Ce projet était supervisé par M. Schenk qui, lorsque cela s'est avéré nécessaire, a été consulté pour </w:t>
-      </w:r>
-      <w:r>
-        <w:t xml:space="preserve">recevoir </w:t>
-      </w:r>
-      <w:r>
-        <w:t>de</w:t>
-      </w:r>
-      <w:r>
-        <w:t>s</w:t>
-      </w:r>
-      <w:r>
-        <w:t xml:space="preserve"> conseils.</w:t>
-      </w:r>
-      <w:r>
-        <w:t xml:space="preserve"> Le but du PRE-TPI est de préparer l’élève pour le TPI final. Le PRE-TPI a les même objectifs qu’un vrai TPI, il faut donc rendre le rapport, le cahier des charges et le travail réalisé. Une fois tout ces éléments rendus il faut, normalement, présenter le projet devant deux experts et le superviseur. Dans notre cas le seul qui posera des questions et examinera le projet sera M. Schenk.</w:t>
-      </w:r>
-    </w:p>
-    <w:p>
-      <w:pPr>
-        <w:rPr>
-          <w:b/>
-        </w:rPr>
-      </w:pPr>
-      <w:r>
-        <w:rPr>
-          <w:b/>
-        </w:rPr>
-        <w:t>Description</w:t>
-      </w:r>
-      <w:r>
-        <w:rPr>
-          <w:b/>
-        </w:rPr>
-        <w:t xml:space="preserve"> du projet</w:t>
-      </w:r>
-      <w:bookmarkStart w:id="1" w:name="_GoBack"/>
-      <w:bookmarkEnd w:id="1"/>
-    </w:p>
-    <w:p>
-      <w:r>
-        <w:t>Le but est de développer un jeu, avec la librairie de Raylib, qui permet à un joueur de résoudre des puzzles dans un environnement tridimensionnel et bidimensionnel. Pour passer d’une dimension à une autre et résoudre les puzzles avec des éléments cachés, on change le point de vue de la caméra.</w:t>
-      </w:r>
-      <w:r>
-        <w:t xml:space="preserve"> </w:t>
-      </w:r>
-      <w:r>
-        <w:t>Les éléments présents dans l’environnement pour que le joueur résout le puzzle sont par exemple :</w:t>
-      </w:r>
-      <w:r>
-        <w:br/>
-        <w:t>des plaques de pressions, des cubes déplaçables, des clés, des boutons, etc…</w:t>
-      </w:r>
-      <w:r>
-        <w:t> </w:t>
-      </w:r>
-    </w:p>
-    <w:p>
-      <w:pPr>
-        <w:rPr>
-          <w:b/>
-        </w:rPr>
-      </w:pPr>
-      <w:r>
-        <w:rPr>
-          <w:b/>
-        </w:rPr>
-        <w:t>Hypothèses</w:t>
-      </w:r>
-    </w:p>
-    <w:p>
-      <w:r>
-        <w:t>Dans le cahier des charges il est mentionné que</w:t>
-      </w:r>
-      <w:r>
-        <w:t>,</w:t>
-      </w:r>
-      <w:r>
-        <w:t xml:space="preserve"> si l’avancement du projet était optimal il aurait été possible de pousser le projet plus loin en ajoutant des fonctionnalités</w:t>
-      </w:r>
-      <w:r>
-        <w:t>, textures, niveaux, etc</w:t>
-      </w:r>
-      <w:r>
-        <w:t>.</w:t>
-      </w:r>
-      <w:r>
-        <w:t>..</w:t>
-      </w:r>
-    </w:p>
-    <w:p>
-      <w:r>
-        <w:t xml:space="preserve">L’idée de départ est de réaliser un </w:t>
-      </w:r>
-      <w:r>
-        <w:rPr>
-          <w:b/>
-        </w:rPr>
-        <w:t>MVP</w:t>
-      </w:r>
-      <w:r>
-        <w:rPr>
-          <w:b/>
-        </w:rPr>
-        <w:t xml:space="preserve"> </w:t>
-      </w:r>
-      <w:r>
-        <w:t xml:space="preserve">(Produit minimum viable) </w:t>
-      </w:r>
-      <w:r>
-        <w:rPr>
-          <w:b/>
-        </w:rPr>
-        <w:t>ou prototype</w:t>
-      </w:r>
-      <w:r>
-        <w:t xml:space="preserve"> afin de présenter ce à quoi pourrait ressembler </w:t>
-      </w:r>
-      <w:r>
-        <w:t>le</w:t>
-      </w:r>
-      <w:r>
-        <w:rPr>
-          <w:b/>
-        </w:rPr>
-        <w:t xml:space="preserve"> </w:t>
-      </w:r>
-      <w:r>
-        <w:t>jeu.</w:t>
-      </w:r>
+        <w:sectPr>
+          <w:headerReference w:type="default" r:id="rId12"/>
+          <w:pgSz w:w="11906" w:h="16838"/>
+          <w:pgMar w:top="1417" w:right="1417" w:bottom="1417" w:left="1417" w:header="708" w:footer="708" w:gutter="0"/>
+          <w:cols w:space="708"/>
+          <w:docGrid w:linePitch="360"/>
+        </w:sectPr>
+      </w:pPr>
     </w:p>
     <w:p>
       <w:pPr>
@@ -975,36 +1153,179 @@
           <w:numId w:val="1"/>
         </w:numPr>
       </w:pPr>
-      <w:bookmarkStart w:id="2" w:name="_Toc190676904"/>
+      <w:bookmarkStart w:id="1" w:name="_Toc193724634"/>
+      <w:r>
+        <w:lastRenderedPageBreak/>
+        <w:t>Introduction</w:t>
+      </w:r>
+      <w:bookmarkEnd w:id="0"/>
+      <w:bookmarkEnd w:id="1"/>
+    </w:p>
+    <w:p>
+      <w:r>
+        <w:t xml:space="preserve">Dans le cadre du </w:t>
+      </w:r>
+      <w:r>
+        <w:t>PRE-</w:t>
+      </w:r>
+      <w:r>
+        <w:t xml:space="preserve">TPI, il a fallu réaliser un projet informatique sous 80 périodes. Ce projet était supervisé par M. Schenk qui, lorsque cela s'est avéré nécessaire, a été consulté pour </w:t>
+      </w:r>
+      <w:r>
+        <w:t xml:space="preserve">recevoir </w:t>
+      </w:r>
+      <w:r>
+        <w:t>de</w:t>
+      </w:r>
+      <w:r>
+        <w:t>s</w:t>
+      </w:r>
+      <w:r>
+        <w:t xml:space="preserve"> conseils.</w:t>
+      </w:r>
+      <w:r>
+        <w:t xml:space="preserve"> Le but du PRE-TPI est de préparer l’élève pour le TPI final. Le PRE-TPI a les même objectifs qu’un vrai TPI, il faut donc rendre le rapport, le cahier des charges et le travail réalisé. Une fois tout ces éléments rendus il faut, normalement, présenter le projet devant deux experts et le superviseur. Dans notre cas le seul qui posera des questions et examinera le projet sera M. Schenk.</w:t>
+      </w:r>
+    </w:p>
+    <w:p>
+      <w:pPr>
+        <w:pStyle w:val="Titre2"/>
+      </w:pPr>
+      <w:bookmarkStart w:id="2" w:name="_Toc193724385"/>
+      <w:bookmarkStart w:id="3" w:name="_Toc193724635"/>
+      <w:r>
+        <w:t>Description</w:t>
+      </w:r>
+      <w:r>
+        <w:t xml:space="preserve"> du projet</w:t>
+      </w:r>
+      <w:bookmarkEnd w:id="2"/>
+      <w:bookmarkEnd w:id="3"/>
+    </w:p>
+    <w:p>
+      <w:r>
+        <w:t>Le but est de développer un jeu, avec la librairie de Raylib, qui permet à un joueur de résoudre des puzzles dans un environnement tridimensionnel et bidimensionnel. Pour passer d’une dimension à une autre et résoudre les puzzles avec des éléments cachés, on change le point de vue de la caméra.</w:t>
+      </w:r>
+      <w:r>
+        <w:t xml:space="preserve"> </w:t>
+      </w:r>
+      <w:r>
+        <w:t>Les éléments présents dans l’environnement pour que le joueur résout le puzzle sont par exemple :</w:t>
+      </w:r>
+      <w:r>
+        <w:br/>
+        <w:t>des plaques de pressions, des cubes déplaçables, des clés, des boutons, etc…</w:t>
+      </w:r>
+      <w:r>
+        <w:t> </w:t>
+      </w:r>
+    </w:p>
+    <w:p>
+      <w:pPr>
+        <w:pStyle w:val="Titre2"/>
+      </w:pPr>
+      <w:bookmarkStart w:id="4" w:name="_Toc193724386"/>
+      <w:bookmarkStart w:id="5" w:name="_Toc193724636"/>
+      <w:r>
+        <w:t>Hypothèses</w:t>
+      </w:r>
+      <w:bookmarkEnd w:id="4"/>
+      <w:bookmarkEnd w:id="5"/>
+    </w:p>
+    <w:p>
+      <w:r>
+        <w:t>Dans le cahier des charges il est mentionné que</w:t>
+      </w:r>
+      <w:r>
+        <w:t>,</w:t>
+      </w:r>
+      <w:r>
+        <w:t xml:space="preserve"> si l’avancement du projet était optimal il aurait été possible de pousser le projet plus loin en ajoutant des fonctionnalités</w:t>
+      </w:r>
+      <w:r>
+        <w:t>, textures, niveaux, etc</w:t>
+      </w:r>
+      <w:r>
+        <w:t>.</w:t>
+      </w:r>
+      <w:r>
+        <w:t>..</w:t>
+      </w:r>
+    </w:p>
+    <w:p>
+      <w:r>
+        <w:t xml:space="preserve">L’idée de départ est de réaliser un </w:t>
+      </w:r>
+      <w:r>
+        <w:rPr>
+          <w:b/>
+        </w:rPr>
+        <w:t>MVP</w:t>
+      </w:r>
+      <w:r>
+        <w:rPr>
+          <w:b/>
+        </w:rPr>
+        <w:t xml:space="preserve"> </w:t>
+      </w:r>
+      <w:r>
+        <w:t xml:space="preserve">(Produit minimum viable) </w:t>
+      </w:r>
+      <w:r>
+        <w:rPr>
+          <w:b/>
+        </w:rPr>
+        <w:t>ou prototype</w:t>
+      </w:r>
+      <w:r>
+        <w:t xml:space="preserve"> afin de présenter ce à quoi pourrait ressembler </w:t>
+      </w:r>
+      <w:r>
+        <w:t>le</w:t>
+      </w:r>
+      <w:r>
+        <w:rPr>
+          <w:b/>
+        </w:rPr>
+        <w:t xml:space="preserve"> </w:t>
+      </w:r>
+      <w:r>
+        <w:t>jeu.</w:t>
+      </w:r>
+    </w:p>
+    <w:p>
+      <w:pPr>
+        <w:pStyle w:val="Titre1"/>
+        <w:numPr>
+          <w:ilvl w:val="0"/>
+          <w:numId w:val="1"/>
+        </w:numPr>
+      </w:pPr>
+      <w:bookmarkStart w:id="6" w:name="_Toc193724387"/>
+      <w:bookmarkStart w:id="7" w:name="_Toc193724637"/>
       <w:r>
         <w:t>Matériel et méthodes</w:t>
       </w:r>
-      <w:bookmarkEnd w:id="2"/>
-    </w:p>
-    <w:p>
-      <w:pPr>
-        <w:rPr>
-          <w:b/>
-        </w:rPr>
-      </w:pPr>
-      <w:r>
-        <w:rPr>
-          <w:b/>
-        </w:rPr>
+      <w:bookmarkEnd w:id="6"/>
+      <w:bookmarkEnd w:id="7"/>
+    </w:p>
+    <w:p>
+      <w:pPr>
+        <w:pStyle w:val="Titre2"/>
+      </w:pPr>
+      <w:bookmarkStart w:id="8" w:name="_Toc193724388"/>
+      <w:bookmarkStart w:id="9" w:name="_Toc193724638"/>
+      <w:r>
         <w:t>Matériel</w:t>
       </w:r>
       <w:r>
-        <w:rPr>
-          <w:b/>
-        </w:rPr>
         <w:t>/logiciels</w:t>
       </w:r>
       <w:r>
-        <w:rPr>
-          <w:b/>
-        </w:rPr>
         <w:t xml:space="preserve"> utilisé</w:t>
       </w:r>
+      <w:bookmarkEnd w:id="8"/>
+      <w:bookmarkEnd w:id="9"/>
     </w:p>
     <w:p>
       <w:pPr>
@@ -1062,7 +1383,7 @@
           <w:numId w:val="2"/>
         </w:numPr>
       </w:pPr>
-      <w:hyperlink r:id="rId10" w:history="1">
+      <w:hyperlink r:id="rId13" w:history="1">
         <w:r>
           <w:rPr>
             <w:rStyle w:val="Lienhypertexte"/>
@@ -1073,36 +1394,14 @@
       <w:r>
         <w:t xml:space="preserve">, avec la librairie </w:t>
       </w:r>
-      <w:r>
-        <w:fldChar w:fldCharType="begin"/>
-      </w:r>
-      <w:r>
-        <w:instrText>HYPERLINK "https://www.raylib.com"</w:instrText>
-      </w:r>
-      <w:r>
-        <w:fldChar w:fldCharType="separate"/>
-      </w:r>
-      <w:r>
-        <w:rPr>
-          <w:rStyle w:val="Lienhypertexte"/>
-        </w:rPr>
-        <w:t>Rayl</w:t>
-      </w:r>
-      <w:r>
-        <w:rPr>
-          <w:rStyle w:val="Lienhypertexte"/>
-        </w:rPr>
-        <w:t>i</w:t>
-      </w:r>
-      <w:r>
-        <w:rPr>
-          <w:rStyle w:val="Lienhypertexte"/>
-        </w:rPr>
-        <w:t>b</w:t>
-      </w:r>
-      <w:r>
-        <w:fldChar w:fldCharType="end"/>
-      </w:r>
+      <w:hyperlink r:id="rId14" w:history="1">
+        <w:r>
+          <w:rPr>
+            <w:rStyle w:val="Lienhypertexte"/>
+          </w:rPr>
+          <w:t>Raylib</w:t>
+        </w:r>
+      </w:hyperlink>
       <w:r>
         <w:t xml:space="preserve"> (Écriture du code)</w:t>
       </w:r>
@@ -1115,7 +1414,7 @@
           <w:numId w:val="2"/>
         </w:numPr>
       </w:pPr>
-      <w:hyperlink r:id="rId11" w:history="1">
+      <w:hyperlink r:id="rId15" w:history="1">
         <w:r>
           <w:rPr>
             <w:rStyle w:val="Lienhypertexte"/>
@@ -1135,7 +1434,7 @@
           <w:numId w:val="2"/>
         </w:numPr>
       </w:pPr>
-      <w:hyperlink r:id="rId12" w:history="1">
+      <w:hyperlink r:id="rId16" w:history="1">
         <w:r>
           <w:rPr>
             <w:rStyle w:val="Lienhypertexte"/>
@@ -1149,17 +1448,18 @@
     </w:p>
     <w:p>
       <w:pPr>
-        <w:rPr>
-          <w:b/>
-        </w:rPr>
-      </w:pPr>
-      <w:r>
-        <w:rPr>
-          <w:b/>
-        </w:rPr>
+        <w:pStyle w:val="Titre2"/>
+      </w:pPr>
+      <w:bookmarkStart w:id="10" w:name="_Hlk193723275"/>
+      <w:bookmarkStart w:id="11" w:name="_Toc193724389"/>
+      <w:bookmarkStart w:id="12" w:name="_Toc193724639"/>
+      <w:r>
         <w:t>Sources utiles</w:t>
       </w:r>
-    </w:p>
+      <w:bookmarkEnd w:id="11"/>
+      <w:bookmarkEnd w:id="12"/>
+    </w:p>
+    <w:bookmarkEnd w:id="10"/>
     <w:p>
       <w:pPr>
         <w:pStyle w:val="Paragraphedeliste"/>
@@ -1168,14 +1468,27 @@
           <w:numId w:val="3"/>
         </w:numPr>
       </w:pPr>
-      <w:hyperlink r:id="rId13" w:history="1">
-        <w:r>
-          <w:rPr>
-            <w:rStyle w:val="Lienhypertexte"/>
-          </w:rPr>
-          <w:t>Freesound</w:t>
-        </w:r>
-      </w:hyperlink>
+      <w:r>
+        <w:fldChar w:fldCharType="begin"/>
+      </w:r>
+      <w:r>
+        <w:instrText xml:space="preserve"> HYPERLINK "https://freesound.org/" </w:instrText>
+      </w:r>
+      <w:r>
+        <w:fldChar w:fldCharType="separate"/>
+      </w:r>
+      <w:r>
+        <w:rPr>
+          <w:rStyle w:val="Lienhypertexte"/>
+        </w:rPr>
+        <w:t>Freesound</w:t>
+      </w:r>
+      <w:r>
+        <w:rPr>
+          <w:rStyle w:val="Lienhypertexte"/>
+        </w:rPr>
+        <w:fldChar w:fldCharType="end"/>
+      </w:r>
       <w:r>
         <w:t xml:space="preserve"> (Effets sonores</w:t>
       </w:r>
@@ -1197,7 +1510,7 @@
           <w:numId w:val="3"/>
         </w:numPr>
       </w:pPr>
-      <w:hyperlink r:id="rId14" w:history="1">
+      <w:hyperlink r:id="rId17" w:history="1">
         <w:r>
           <w:rPr>
             <w:rStyle w:val="Lienhypertexte"/>
@@ -1217,7 +1530,7 @@
           <w:numId w:val="3"/>
         </w:numPr>
       </w:pPr>
-      <w:hyperlink r:id="rId15" w:history="1">
+      <w:hyperlink r:id="rId18" w:history="1">
         <w:r>
           <w:rPr>
             <w:rStyle w:val="Lienhypertexte"/>
@@ -1237,7 +1550,7 @@
           <w:numId w:val="3"/>
         </w:numPr>
       </w:pPr>
-      <w:hyperlink r:id="rId16" w:history="1">
+      <w:hyperlink r:id="rId19" w:history="1">
         <w:r>
           <w:rPr>
             <w:rStyle w:val="Lienhypertexte"/>
@@ -1251,52 +1564,548 @@
     </w:p>
     <w:p>
       <w:pPr>
+        <w:pStyle w:val="Titre2"/>
+      </w:pPr>
+      <w:bookmarkStart w:id="13" w:name="_Toc193724390"/>
+      <w:bookmarkStart w:id="14" w:name="_Toc193724640"/>
+      <w:r>
+        <w:t>Méthodes</w:t>
+      </w:r>
+      <w:bookmarkEnd w:id="13"/>
+      <w:bookmarkEnd w:id="14"/>
+    </w:p>
+    <w:p>
+      <w:r>
+        <w:t xml:space="preserve">Premièrement, la rédaction du cahier des charges </w:t>
+      </w:r>
+      <w:r>
+        <w:t xml:space="preserve">est </w:t>
+      </w:r>
+      <w:r>
+        <w:t>la priorité avant d’entamer le projet.</w:t>
+      </w:r>
+    </w:p>
+    <w:p>
+      <w:r>
+        <w:t xml:space="preserve">Chaque jour de travail il </w:t>
+      </w:r>
+      <w:r>
+        <w:t>est</w:t>
+      </w:r>
+      <w:r>
+        <w:t xml:space="preserve"> demandé de remplir un journal de travail afin d’avoir un suivi sur l’avancement du projet</w:t>
+      </w:r>
+      <w:r>
+        <w:t xml:space="preserve"> et sur les </w:t>
+      </w:r>
+      <w:r>
+        <w:t xml:space="preserve">problèmes rencontrés. </w:t>
+      </w:r>
+      <w:r>
+        <w:br/>
+      </w:r>
+      <w:r>
+        <w:rPr>
+          <w:i/>
+        </w:rPr>
+        <w:t>(</w:t>
+      </w:r>
+      <w:r>
+        <w:rPr>
+          <w:i/>
+        </w:rPr>
+        <w:t>La rédaction</w:t>
+      </w:r>
+      <w:r>
+        <w:rPr>
+          <w:i/>
+        </w:rPr>
+        <w:t xml:space="preserve">, </w:t>
+      </w:r>
+      <w:r>
+        <w:rPr>
+          <w:i/>
+        </w:rPr>
+        <w:t xml:space="preserve">est soutenue par le code </w:t>
+      </w:r>
+      <w:r>
+        <w:rPr>
+          <w:i/>
+        </w:rPr>
+        <w:t xml:space="preserve">présent </w:t>
+      </w:r>
+      <w:r>
+        <w:rPr>
+          <w:i/>
+        </w:rPr>
+        <w:t>dans les commit</w:t>
+      </w:r>
+      <w:r>
+        <w:rPr>
+          <w:i/>
+        </w:rPr>
+        <w:t>s</w:t>
+      </w:r>
+      <w:r>
+        <w:rPr>
+          <w:i/>
+        </w:rPr>
+        <w:t xml:space="preserve"> </w:t>
+      </w:r>
+      <w:r>
+        <w:rPr>
+          <w:i/>
+        </w:rPr>
+        <w:t>inscrits</w:t>
+      </w:r>
+      <w:r>
+        <w:rPr>
+          <w:i/>
+        </w:rPr>
+        <w:t xml:space="preserve"> sur GitHub qui</w:t>
+      </w:r>
+      <w:r>
+        <w:rPr>
+          <w:i/>
+        </w:rPr>
+        <w:t>,</w:t>
+      </w:r>
+      <w:r>
+        <w:rPr>
+          <w:i/>
+        </w:rPr>
+        <w:t xml:space="preserve"> ont été préalablement nommé</w:t>
+      </w:r>
+      <w:r>
+        <w:rPr>
+          <w:i/>
+        </w:rPr>
+        <w:t>s</w:t>
+      </w:r>
+      <w:r>
+        <w:rPr>
+          <w:i/>
+        </w:rPr>
+        <w:t xml:space="preserve"> et listé</w:t>
+      </w:r>
+      <w:r>
+        <w:rPr>
+          <w:i/>
+        </w:rPr>
+        <w:t>s</w:t>
+      </w:r>
+      <w:r>
+        <w:rPr>
+          <w:i/>
+        </w:rPr>
+        <w:t xml:space="preserve"> chronologiquement</w:t>
+      </w:r>
+      <w:r>
+        <w:rPr>
+          <w:i/>
+        </w:rPr>
+        <w:t>)</w:t>
+      </w:r>
+    </w:p>
+    <w:p>
+      <w:r>
+        <w:t>Un</w:t>
+      </w:r>
+      <w:r>
+        <w:t xml:space="preserve"> planning </w:t>
+      </w:r>
+      <w:r>
+        <w:t xml:space="preserve">est </w:t>
+      </w:r>
+      <w:r>
+        <w:t>quotidiennement</w:t>
+      </w:r>
+      <w:r>
+        <w:t xml:space="preserve"> mis à jour</w:t>
+      </w:r>
+      <w:r>
+        <w:t xml:space="preserve">. </w:t>
+      </w:r>
+    </w:p>
+    <w:p>
+      <w:pPr>
         <w:rPr>
           <w:color w:val="FF0000"/>
         </w:rPr>
       </w:pPr>
       <w:r>
+        <w:t xml:space="preserve">Dans les dernières semaines du PRE-TPI, la rédaction du rapport et d’une présentation </w:t>
+      </w:r>
+      <w:r>
+        <w:t>est</w:t>
+      </w:r>
+      <w:r>
+        <w:t xml:space="preserve"> engagée pour finaliser le projet.</w:t>
+      </w:r>
+      <w:r>
         <w:rPr>
           <w:color w:val="FF0000"/>
         </w:rPr>
-        <w:t>Description de la méthode suivie (étapes du TP, protocoles, schémas...)</w:t>
-      </w:r>
-    </w:p>
-    <w:p>
-      <w:r>
-        <w:t>Chaque jour de travail il a été demandé de remplir un journal de travail afin d’avoir un suivi sur l’avancement du projet ainsi que les problèmes rencontrés. La rédaction de ce journal est soutenue par le code modifié dans les commit réalisés sur GitHub qui ont été préalablement nommé</w:t>
-      </w:r>
-      <w:r>
-        <w:t>s</w:t>
-      </w:r>
-      <w:r>
-        <w:t xml:space="preserve">. Également, il fallu alimenter un planning et le mettre </w:t>
-      </w:r>
-      <w:r>
-        <w:t>à jour quotidiennement</w:t>
-      </w:r>
-      <w:r>
-        <w:t xml:space="preserve">. </w:t>
-      </w:r>
-    </w:p>
-    <w:p>
-      <w:r>
-        <w:t>Dans les dernières semaines du PRE-TPI, la rédaction du rapport et d’une présentation a été engagée pour finaliser le projet.</w:t>
-      </w:r>
-    </w:p>
-    <w:p>
-      <w:pPr>
-        <w:rPr>
-          <w:color w:val="FF0000"/>
-        </w:rPr>
-      </w:pPr>
-      <w:r>
-        <w:rPr>
-          <w:color w:val="FF0000"/>
-        </w:rPr>
-        <w:t>Justification des choix méthodologiques</w:t>
-      </w:r>
-    </w:p>
+        <w:br w:type="page"/>
+      </w:r>
+    </w:p>
+    <w:p>
+      <w:r>
+        <w:rPr>
+          <w:rFonts w:ascii="Arial" w:hAnsi="Arial" w:cs="Arial"/>
+          <w:noProof/>
+        </w:rPr>
+        <w:lastRenderedPageBreak/>
+        <mc:AlternateContent>
+          <mc:Choice Requires="wpg">
+            <w:drawing>
+              <wp:anchor distT="0" distB="0" distL="114300" distR="114300" simplePos="0" relativeHeight="251660288" behindDoc="0" locked="0" layoutInCell="1" allowOverlap="1" wp14:anchorId="51C9D964" wp14:editId="2ED3310F">
+                <wp:simplePos x="0" y="0"/>
+                <wp:positionH relativeFrom="page">
+                  <wp:align>center</wp:align>
+                </wp:positionH>
+                <wp:positionV relativeFrom="paragraph">
+                  <wp:posOffset>438785</wp:posOffset>
+                </wp:positionV>
+                <wp:extent cx="6757200" cy="4600800"/>
+                <wp:effectExtent l="0" t="38100" r="24765" b="47625"/>
+                <wp:wrapTopAndBottom/>
+                <wp:docPr id="3" name="Groupe 3"/>
+                <wp:cNvGraphicFramePr/>
+                <a:graphic xmlns:a="http://schemas.openxmlformats.org/drawingml/2006/main">
+                  <a:graphicData uri="http://schemas.microsoft.com/office/word/2010/wordprocessingGroup">
+                    <wpg:wgp>
+                      <wpg:cNvGrpSpPr/>
+                      <wpg:grpSpPr>
+                        <a:xfrm>
+                          <a:off x="0" y="0"/>
+                          <a:ext cx="6757200" cy="4600800"/>
+                          <a:chOff x="0" y="0"/>
+                          <a:chExt cx="5382260" cy="3564270"/>
+                        </a:xfrm>
+                      </wpg:grpSpPr>
+                      <pic:pic xmlns:pic="http://schemas.openxmlformats.org/drawingml/2006/picture">
+                        <pic:nvPicPr>
+                          <pic:cNvPr id="4" name="Image 4"/>
+                          <pic:cNvPicPr>
+                            <a:picLocks noChangeAspect="1"/>
+                          </pic:cNvPicPr>
+                        </pic:nvPicPr>
+                        <pic:blipFill>
+                          <a:blip r:embed="rId20" cstate="print">
+                            <a:extLst>
+                              <a:ext uri="{28A0092B-C50C-407E-A947-70E740481C1C}">
+                                <a14:useLocalDpi xmlns:a14="http://schemas.microsoft.com/office/drawing/2010/main" val="0"/>
+                              </a:ext>
+                            </a:extLst>
+                          </a:blip>
+                          <a:stretch>
+                            <a:fillRect/>
+                          </a:stretch>
+                        </pic:blipFill>
+                        <pic:spPr>
+                          <a:xfrm>
+                            <a:off x="138223" y="0"/>
+                            <a:ext cx="2515870" cy="1778000"/>
+                          </a:xfrm>
+                          <a:prstGeom prst="rect">
+                            <a:avLst/>
+                          </a:prstGeom>
+                          <a:ln>
+                            <a:noFill/>
+                          </a:ln>
+                          <a:effectLst>
+                            <a:outerShdw sx="102000" sy="102000" algn="ctr" rotWithShape="0">
+                              <a:prstClr val="black"/>
+                            </a:outerShdw>
+                          </a:effectLst>
+                        </pic:spPr>
+                      </pic:pic>
+                      <pic:pic xmlns:pic="http://schemas.openxmlformats.org/drawingml/2006/picture">
+                        <pic:nvPicPr>
+                          <pic:cNvPr id="6" name="Image 6"/>
+                          <pic:cNvPicPr>
+                            <a:picLocks noChangeAspect="1"/>
+                          </pic:cNvPicPr>
+                        </pic:nvPicPr>
+                        <pic:blipFill>
+                          <a:blip r:embed="rId21" cstate="print">
+                            <a:extLst>
+                              <a:ext uri="{28A0092B-C50C-407E-A947-70E740481C1C}">
+                                <a14:useLocalDpi xmlns:a14="http://schemas.microsoft.com/office/drawing/2010/main" val="0"/>
+                              </a:ext>
+                            </a:extLst>
+                          </a:blip>
+                          <a:stretch>
+                            <a:fillRect/>
+                          </a:stretch>
+                        </pic:blipFill>
+                        <pic:spPr>
+                          <a:xfrm>
+                            <a:off x="2690037" y="0"/>
+                            <a:ext cx="2515870" cy="1778000"/>
+                          </a:xfrm>
+                          <a:prstGeom prst="rect">
+                            <a:avLst/>
+                          </a:prstGeom>
+                          <a:ln>
+                            <a:noFill/>
+                          </a:ln>
+                          <a:effectLst>
+                            <a:outerShdw sx="102000" sy="102000" algn="ctr" rotWithShape="0">
+                              <a:prstClr val="black"/>
+                            </a:outerShdw>
+                          </a:effectLst>
+                        </pic:spPr>
+                      </pic:pic>
+                      <pic:pic xmlns:pic="http://schemas.openxmlformats.org/drawingml/2006/picture">
+                        <pic:nvPicPr>
+                          <pic:cNvPr id="7" name="Image 7"/>
+                          <pic:cNvPicPr>
+                            <a:picLocks noChangeAspect="1"/>
+                          </pic:cNvPicPr>
+                        </pic:nvPicPr>
+                        <pic:blipFill>
+                          <a:blip r:embed="rId22" cstate="print">
+                            <a:extLst>
+                              <a:ext uri="{28A0092B-C50C-407E-A947-70E740481C1C}">
+                                <a14:useLocalDpi xmlns:a14="http://schemas.microsoft.com/office/drawing/2010/main" val="0"/>
+                              </a:ext>
+                            </a:extLst>
+                          </a:blip>
+                          <a:stretch>
+                            <a:fillRect/>
+                          </a:stretch>
+                        </pic:blipFill>
+                        <pic:spPr>
+                          <a:xfrm>
+                            <a:off x="138223" y="1786270"/>
+                            <a:ext cx="2515870" cy="1778000"/>
+                          </a:xfrm>
+                          <a:prstGeom prst="rect">
+                            <a:avLst/>
+                          </a:prstGeom>
+                          <a:ln>
+                            <a:noFill/>
+                          </a:ln>
+                          <a:effectLst>
+                            <a:outerShdw sx="102000" sy="102000" algn="ctr" rotWithShape="0">
+                              <a:prstClr val="black"/>
+                            </a:outerShdw>
+                          </a:effectLst>
+                        </pic:spPr>
+                      </pic:pic>
+                      <wps:wsp>
+                        <wps:cNvPr id="8" name="Flèche : droite 8"/>
+                        <wps:cNvSpPr/>
+                        <wps:spPr>
+                          <a:xfrm>
+                            <a:off x="2562447" y="808075"/>
+                            <a:ext cx="327660" cy="284480"/>
+                          </a:xfrm>
+                          <a:prstGeom prst="rightArrow">
+                            <a:avLst/>
+                          </a:prstGeom>
+                        </wps:spPr>
+                        <wps:style>
+                          <a:lnRef idx="2">
+                            <a:schemeClr val="accent1">
+                              <a:shade val="50000"/>
+                            </a:schemeClr>
+                          </a:lnRef>
+                          <a:fillRef idx="1">
+                            <a:schemeClr val="accent1"/>
+                          </a:fillRef>
+                          <a:effectRef idx="0">
+                            <a:schemeClr val="accent1"/>
+                          </a:effectRef>
+                          <a:fontRef idx="minor">
+                            <a:schemeClr val="lt1"/>
+                          </a:fontRef>
+                        </wps:style>
+                        <wps:bodyPr rot="0" spcFirstLastPara="0" vertOverflow="overflow" horzOverflow="overflow" vert="horz" wrap="square" lIns="91440" tIns="45720" rIns="91440" bIns="45720" numCol="1" spcCol="0" rtlCol="0" fromWordArt="0" anchor="ctr" anchorCtr="0" forceAA="0" compatLnSpc="1">
+                          <a:prstTxWarp prst="textNoShape">
+                            <a:avLst/>
+                          </a:prstTxWarp>
+                          <a:noAutofit/>
+                        </wps:bodyPr>
+                      </wps:wsp>
+                      <wps:wsp>
+                        <wps:cNvPr id="9" name="Flèche : droite 9"/>
+                        <wps:cNvSpPr/>
+                        <wps:spPr>
+                          <a:xfrm>
+                            <a:off x="0" y="2551814"/>
+                            <a:ext cx="415925" cy="284480"/>
+                          </a:xfrm>
+                          <a:prstGeom prst="rightArrow">
+                            <a:avLst/>
+                          </a:prstGeom>
+                        </wps:spPr>
+                        <wps:style>
+                          <a:lnRef idx="2">
+                            <a:schemeClr val="accent1">
+                              <a:shade val="50000"/>
+                            </a:schemeClr>
+                          </a:lnRef>
+                          <a:fillRef idx="1">
+                            <a:schemeClr val="accent1"/>
+                          </a:fillRef>
+                          <a:effectRef idx="0">
+                            <a:schemeClr val="accent1"/>
+                          </a:effectRef>
+                          <a:fontRef idx="minor">
+                            <a:schemeClr val="lt1"/>
+                          </a:fontRef>
+                        </wps:style>
+                        <wps:bodyPr rot="0" spcFirstLastPara="0" vertOverflow="overflow" horzOverflow="overflow" vert="horz" wrap="square" lIns="91440" tIns="45720" rIns="91440" bIns="45720" numCol="1" spcCol="0" rtlCol="0" fromWordArt="0" anchor="ctr" anchorCtr="0" forceAA="0" compatLnSpc="1">
+                          <a:prstTxWarp prst="textNoShape">
+                            <a:avLst/>
+                          </a:prstTxWarp>
+                          <a:noAutofit/>
+                        </wps:bodyPr>
+                      </wps:wsp>
+                      <wps:wsp>
+                        <wps:cNvPr id="10" name="Rectangle 10"/>
+                        <wps:cNvSpPr/>
+                        <wps:spPr>
+                          <a:xfrm>
+                            <a:off x="5029200" y="871870"/>
+                            <a:ext cx="353060" cy="159385"/>
+                          </a:xfrm>
+                          <a:prstGeom prst="rect">
+                            <a:avLst/>
+                          </a:prstGeom>
+                        </wps:spPr>
+                        <wps:style>
+                          <a:lnRef idx="2">
+                            <a:schemeClr val="accent1">
+                              <a:shade val="50000"/>
+                            </a:schemeClr>
+                          </a:lnRef>
+                          <a:fillRef idx="1">
+                            <a:schemeClr val="accent1"/>
+                          </a:fillRef>
+                          <a:effectRef idx="0">
+                            <a:schemeClr val="accent1"/>
+                          </a:effectRef>
+                          <a:fontRef idx="minor">
+                            <a:schemeClr val="lt1"/>
+                          </a:fontRef>
+                        </wps:style>
+                        <wps:bodyPr rot="0" spcFirstLastPara="0" vertOverflow="overflow" horzOverflow="overflow" vert="horz" wrap="square" lIns="91440" tIns="45720" rIns="91440" bIns="45720" numCol="1" spcCol="0" rtlCol="0" fromWordArt="0" anchor="ctr" anchorCtr="0" forceAA="0" compatLnSpc="1">
+                          <a:prstTxWarp prst="textNoShape">
+                            <a:avLst/>
+                          </a:prstTxWarp>
+                          <a:noAutofit/>
+                        </wps:bodyPr>
+                      </wps:wsp>
+                    </wpg:wgp>
+                  </a:graphicData>
+                </a:graphic>
+                <wp14:sizeRelH relativeFrom="margin">
+                  <wp14:pctWidth>0</wp14:pctWidth>
+                </wp14:sizeRelH>
+                <wp14:sizeRelV relativeFrom="margin">
+                  <wp14:pctHeight>0</wp14:pctHeight>
+                </wp14:sizeRelV>
+              </wp:anchor>
+            </w:drawing>
+          </mc:Choice>
+          <mc:Fallback>
+            <w:pict>
+              <v:group w14:anchorId="56397A7C" id="Groupe 3" o:spid="_x0000_s1026" style="position:absolute;margin-left:0;margin-top:34.55pt;width:532.05pt;height:362.25pt;z-index:251660288;mso-position-horizontal:center;mso-position-horizontal-relative:page;mso-width-relative:margin;mso-height-relative:margin" coordsize="53822,35642" o:gfxdata="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">
+                <v:shapetype id="_x0000_t75" coordsize="21600,21600" o:spt="75" o:preferrelative="t" path="m@4@5l@4@11@9@11@9@5xe" filled="f" stroked="f">
+                  <v:stroke joinstyle="miter"/>
+                  <v:formulas>
+                    <v:f eqn="if lineDrawn pixelLineWidth 0"/>
+                    <v:f eqn="sum @0 1 0"/>
+                    <v:f eqn="sum 0 0 @1"/>
+                    <v:f eqn="prod @2 1 2"/>
+                    <v:f eqn="prod @3 21600 pixelWidth"/>
+                    <v:f eqn="prod @3 21600 pixelHeight"/>
+                    <v:f eqn="sum @0 0 1"/>
+                    <v:f eqn="prod @6 1 2"/>
+                    <v:f eqn="prod @7 21600 pixelWidth"/>
+                    <v:f eqn="sum @8 21600 0"/>
+                    <v:f eqn="prod @7 21600 pixelHeight"/>
+                    <v:f eqn="sum @10 21600 0"/>
+                  </v:formulas>
+                  <v:path o:extrusionok="f" gradientshapeok="t" o:connecttype="rect"/>
+                  <o:lock v:ext="edit" aspectratio="t"/>
+                </v:shapetype>
+                <v:shape id="Image 4" o:spid="_x0000_s1027" type="#_x0000_t75" style="position:absolute;left:1382;width:25158;height:17780;visibility:visible;mso-wrap-style:square" o:gfxdata="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">
+                  <v:imagedata r:id="rId23" o:title=""/>
+                  <v:shadow on="t" type="perspective" color="black" offset="0,0" matrix="66847f,,,66847f"/>
+                </v:shape>
+                <v:shape id="Image 6" o:spid="_x0000_s1028" type="#_x0000_t75" style="position:absolute;left:26900;width:25159;height:17780;visibility:visible;mso-wrap-style:square" o:gfxdata="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">
+                  <v:imagedata r:id="rId24" o:title=""/>
+                  <v:shadow on="t" type="perspective" color="black" offset="0,0" matrix="66847f,,,66847f"/>
+                </v:shape>
+                <v:shape id="Image 7" o:spid="_x0000_s1029" type="#_x0000_t75" style="position:absolute;left:1382;top:17862;width:25158;height:17780;visibility:visible;mso-wrap-style:square" o:gfxdata="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">
+                  <v:imagedata r:id="rId25" o:title=""/>
+                  <v:shadow on="t" type="perspective" color="black" offset="0,0" matrix="66847f,,,66847f"/>
+                </v:shape>
+                <v:shapetype id="_x0000_t13" coordsize="21600,21600" o:spt="13" adj="16200,5400" path="m@0,l@0@1,0@1,0@2@0@2@0,21600,21600,10800xe">
+                  <v:stroke joinstyle="miter"/>
+                  <v:formulas>
+                    <v:f eqn="val #0"/>
+                    <v:f eqn="val #1"/>
+                    <v:f eqn="sum height 0 #1"/>
+                    <v:f eqn="sum 10800 0 #1"/>
+                    <v:f eqn="sum width 0 #0"/>
+                    <v:f eqn="prod @4 @3 10800"/>
+                    <v:f eqn="sum width 0 @5"/>
+                  </v:formulas>
+                  <v:path o:connecttype="custom" o:connectlocs="@0,0;0,10800;@0,21600;21600,10800" o:connectangles="270,180,90,0" textboxrect="0,@1,@6,@2"/>
+                  <v:handles>
+                    <v:h position="#0,#1" xrange="0,21600" yrange="0,10800"/>
+                  </v:handles>
+                </v:shapetype>
+                <v:shape id="Flèche : droite 8" o:spid="_x0000_s1030" type="#_x0000_t13" style="position:absolute;left:25624;top:8080;width:3277;height:2845;visibility:visible;mso-wrap-style:square;v-text-anchor:middle" o:gfxdata="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" adj="12223" fillcolor="#4472c4 [3204]" strokecolor="#1f3763 [1604]" strokeweight="1pt"/>
+                <v:shape id="Flèche : droite 9" o:spid="_x0000_s1031" type="#_x0000_t13" style="position:absolute;top:25518;width:4159;height:2844;visibility:visible;mso-wrap-style:square;v-text-anchor:middle" o:gfxdata="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" adj="14213" fillcolor="#4472c4 [3204]" strokecolor="#1f3763 [1604]" strokeweight="1pt"/>
+                <v:rect id="Rectangle 10" o:spid="_x0000_s1032" style="position:absolute;left:50292;top:8718;width:3530;height:1594;visibility:visible;mso-wrap-style:square;v-text-anchor:middle" o:gfxdata="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" fillcolor="#4472c4 [3204]" strokecolor="#1f3763 [1604]" strokeweight="1pt"/>
+                <w10:wrap type="topAndBottom" anchorx="page"/>
+              </v:group>
+            </w:pict>
+          </mc:Fallback>
+        </mc:AlternateContent>
+      </w:r>
+      <w:r>
+        <w:t>Afin d’avoir une idée claire du fonctionnement</w:t>
+      </w:r>
+      <w:r>
+        <w:t xml:space="preserve"> primaire</w:t>
+      </w:r>
+      <w:r>
+        <w:t xml:space="preserve"> de l’application</w:t>
+      </w:r>
+      <w:r>
+        <w:t>,</w:t>
+      </w:r>
+      <w:r>
+        <w:t xml:space="preserve"> un schéma explicatif </w:t>
+      </w:r>
+      <w:r>
+        <w:t>a été</w:t>
+      </w:r>
+      <w:r>
+        <w:t xml:space="preserve"> réalisé à l’aide de Krita. </w:t>
+      </w:r>
+      <w:r>
+        <w:t>Le</w:t>
+      </w:r>
+      <w:r>
+        <w:t xml:space="preserve"> schéma </w:t>
+      </w:r>
+      <w:r>
+        <w:t xml:space="preserve">qui va suivre, </w:t>
+      </w:r>
+      <w:r>
+        <w:t>apparaissait également dans le cahier des charges :</w:t>
+      </w:r>
+    </w:p>
+    <w:p/>
     <w:p>
       <w:pPr>
         <w:pStyle w:val="Titre1"/>
@@ -1305,12 +2114,13 @@
           <w:numId w:val="1"/>
         </w:numPr>
       </w:pPr>
-      <w:bookmarkStart w:id="3" w:name="_Toc190676905"/>
-      <w:r>
-        <w:lastRenderedPageBreak/>
+      <w:bookmarkStart w:id="15" w:name="_Toc193724391"/>
+      <w:bookmarkStart w:id="16" w:name="_Toc193724641"/>
+      <w:r>
         <w:t>Réalisation et observations</w:t>
       </w:r>
-      <w:bookmarkEnd w:id="3"/>
+      <w:bookmarkEnd w:id="15"/>
+      <w:bookmarkEnd w:id="16"/>
     </w:p>
     <w:p>
       <w:pPr>
@@ -1359,11 +2169,15 @@
           <w:numId w:val="1"/>
         </w:numPr>
       </w:pPr>
-      <w:bookmarkStart w:id="4" w:name="_Toc190676906"/>
+      <w:bookmarkStart w:id="17" w:name="_Toc193724392"/>
+      <w:bookmarkStart w:id="18" w:name="_Toc193724642"/>
       <w:r>
         <w:t>Résultats</w:t>
       </w:r>
-      <w:bookmarkEnd w:id="4"/>
+      <w:bookmarkStart w:id="19" w:name="_GoBack"/>
+      <w:bookmarkEnd w:id="17"/>
+      <w:bookmarkEnd w:id="18"/>
+      <w:bookmarkEnd w:id="19"/>
     </w:p>
     <w:p>
       <w:pPr>
@@ -1412,11 +2226,13 @@
           <w:numId w:val="1"/>
         </w:numPr>
       </w:pPr>
-      <w:bookmarkStart w:id="5" w:name="_Toc190676907"/>
+      <w:bookmarkStart w:id="20" w:name="_Toc193724393"/>
+      <w:bookmarkStart w:id="21" w:name="_Toc193724643"/>
       <w:r>
         <w:t>Conclusion</w:t>
       </w:r>
-      <w:bookmarkEnd w:id="5"/>
+      <w:bookmarkEnd w:id="20"/>
+      <w:bookmarkEnd w:id="21"/>
     </w:p>
     <w:p>
       <w:pPr>
@@ -1465,11 +2281,14 @@
           <w:numId w:val="1"/>
         </w:numPr>
       </w:pPr>
-      <w:bookmarkStart w:id="6" w:name="_Toc190676908"/>
-      <w:r>
+      <w:bookmarkStart w:id="22" w:name="_Toc193724394"/>
+      <w:bookmarkStart w:id="23" w:name="_Toc193724644"/>
+      <w:r>
+        <w:lastRenderedPageBreak/>
         <w:t>Annexes</w:t>
       </w:r>
-      <w:bookmarkEnd w:id="6"/>
+      <w:bookmarkEnd w:id="22"/>
+      <w:bookmarkEnd w:id="23"/>
     </w:p>
     <w:p>
       <w:pPr>
@@ -1511,10 +2330,11 @@
       </w:r>
     </w:p>
     <w:sectPr>
-      <w:headerReference w:type="default" r:id="rId17"/>
-      <w:footerReference w:type="default" r:id="rId18"/>
+      <w:headerReference w:type="default" r:id="rId26"/>
+      <w:footerReference w:type="default" r:id="rId27"/>
       <w:pgSz w:w="11906" w:h="16838"/>
       <w:pgMar w:top="1417" w:right="1417" w:bottom="1417" w:left="1417" w:header="708" w:footer="708" w:gutter="0"/>
+      <w:pgNumType w:start="1"/>
       <w:cols w:space="708"/>
       <w:docGrid w:linePitch="360"/>
     </w:sectPr>
@@ -1548,6 +2368,16 @@
 </file>
 
 <file path=word/footer1.xml><?xml version="1.0" encoding="utf-8"?>
+<w:ftr xmlns:wpc="http://schemas.microsoft.com/office/word/2010/wordprocessingCanvas" xmlns:cx="http://schemas.microsoft.com/office/drawing/2014/chartex" xmlns:cx1="http://schemas.microsoft.com/office/drawing/2015/9/8/chartex" xmlns:cx2="http://schemas.microsoft.com/office/drawing/2015/10/21/chartex" xmlns:cx3="http://schemas.microsoft.com/office/drawing/2016/5/9/chartex" xmlns:cx4="http://schemas.microsoft.com/office/drawing/2016/5/10/chartex" xmlns:cx5="http://schemas.microsoft.com/office/drawing/2016/5/11/chartex" xmlns:cx6="http://schemas.microsoft.com/office/drawing/2016/5/12/chartex" xmlns:cx7="http://schemas.microsoft.com/office/drawing/2016/5/13/chartex" xmlns:cx8="http://schemas.microsoft.com/office/drawing/2016/5/14/chartex" xmlns:mc="http://schemas.openxmlformats.org/markup-compatibility/2006" xmlns:aink="http://schemas.microsoft.com/office/drawing/2016/ink" xmlns:am3d="http://schemas.microsoft.com/office/drawing/2017/model3d" xmlns:o="urn:schemas-microsoft-com:office:office" xmlns:r="http://schemas.openxmlformats.org/officeDocument/2006/relationships" xmlns:m="http://schemas.openxmlformats.org/officeDocument/2006/math" xmlns:v="urn:schemas-microsoft-com:vml" xmlns:wp14="http://schemas.microsoft.com/office/word/2010/wordprocessingDrawing" xmlns:wp="http://schemas.openxmlformats.org/drawingml/2006/wordprocessingDrawing" xmlns:w10="urn:schemas-microsoft-com:office:word" xmlns:w="http://schemas.openxmlformats.org/wordprocessingml/2006/main" xmlns:w14="http://schemas.microsoft.com/office/word/2010/wordml" xmlns:w15="http://schemas.microsoft.com/office/word/2012/wordml" xmlns:w16cid="http://schemas.microsoft.com/office/word/2016/wordml/cid" xmlns:w16se="http://schemas.microsoft.com/office/word/2015/wordml/symex" xmlns:wpg="http://schemas.microsoft.com/office/word/2010/wordprocessingGroup" xmlns:wpi="http://schemas.microsoft.com/office/word/2010/wordprocessingInk" xmlns:wne="http://schemas.microsoft.com/office/word/2006/wordml" xmlns:wps="http://schemas.microsoft.com/office/word/2010/wordprocessingShape" mc:Ignorable="w14 w15 w16se w16cid wp14">
+  <w:p>
+    <w:pPr>
+      <w:pStyle w:val="Pieddepage"/>
+    </w:pPr>
+  </w:p>
+</w:ftr>
+</file>
+
+<file path=word/footer2.xml><?xml version="1.0" encoding="utf-8"?>
 <w:ftr xmlns:wpc="http://schemas.microsoft.com/office/word/2010/wordprocessingCanvas" xmlns:cx="http://schemas.microsoft.com/office/drawing/2014/chartex" xmlns:cx1="http://schemas.microsoft.com/office/drawing/2015/9/8/chartex" xmlns:cx2="http://schemas.microsoft.com/office/drawing/2015/10/21/chartex" xmlns:cx3="http://schemas.microsoft.com/office/drawing/2016/5/9/chartex" xmlns:cx4="http://schemas.microsoft.com/office/drawing/2016/5/10/chartex" xmlns:cx5="http://schemas.microsoft.com/office/drawing/2016/5/11/chartex" xmlns:cx6="http://schemas.microsoft.com/office/drawing/2016/5/12/chartex" xmlns:cx7="http://schemas.microsoft.com/office/drawing/2016/5/13/chartex" xmlns:cx8="http://schemas.microsoft.com/office/drawing/2016/5/14/chartex" xmlns:mc="http://schemas.openxmlformats.org/markup-compatibility/2006" xmlns:aink="http://schemas.microsoft.com/office/drawing/2016/ink" xmlns:am3d="http://schemas.microsoft.com/office/drawing/2017/model3d" xmlns:o="urn:schemas-microsoft-com:office:office" xmlns:r="http://schemas.openxmlformats.org/officeDocument/2006/relationships" xmlns:m="http://schemas.openxmlformats.org/officeDocument/2006/math" xmlns:v="urn:schemas-microsoft-com:vml" xmlns:wp14="http://schemas.microsoft.com/office/word/2010/wordprocessingDrawing" xmlns:wp="http://schemas.openxmlformats.org/drawingml/2006/wordprocessingDrawing" xmlns:w10="urn:schemas-microsoft-com:office:word" xmlns:w="http://schemas.openxmlformats.org/wordprocessingml/2006/main" xmlns:w14="http://schemas.microsoft.com/office/word/2010/wordml" xmlns:w15="http://schemas.microsoft.com/office/word/2012/wordml" xmlns:w16cid="http://schemas.microsoft.com/office/word/2016/wordml/cid" xmlns:w16se="http://schemas.microsoft.com/office/word/2015/wordml/symex" xmlns:wpg="http://schemas.microsoft.com/office/word/2010/wordprocessingGroup" xmlns:wpi="http://schemas.microsoft.com/office/word/2010/wordprocessingInk" xmlns:wne="http://schemas.microsoft.com/office/word/2006/wordml" xmlns:wps="http://schemas.microsoft.com/office/word/2010/wordprocessingShape" mc:Ignorable="w14 w15 w16se w16cid wp14">
   <w:p>
     <w:pPr>
@@ -1559,7 +2389,7 @@
     </w:r>
     <w:sdt>
       <w:sdtPr>
-        <w:id w:val="791868582"/>
+        <w:id w:val="-493486043"/>
         <w:docPartObj>
           <w:docPartGallery w:val="Page Numbers (Bottom of Page)"/>
           <w:docPartUnique/>
@@ -1709,25 +2539,45 @@
   <w:p>
     <w:pPr>
       <w:pStyle w:val="En-tte"/>
+      <w:rPr>
+        <w:rFonts w:ascii="Arial" w:hAnsi="Arial" w:cs="Arial"/>
+        <w:b/>
+      </w:rPr>
+    </w:pPr>
+  </w:p>
+</w:hdr>
+</file>
+
+<file path=word/header3.xml><?xml version="1.0" encoding="utf-8"?>
+<w:hdr xmlns:wpc="http://schemas.microsoft.com/office/word/2010/wordprocessingCanvas" xmlns:cx="http://schemas.microsoft.com/office/drawing/2014/chartex" xmlns:cx1="http://schemas.microsoft.com/office/drawing/2015/9/8/chartex" xmlns:cx2="http://schemas.microsoft.com/office/drawing/2015/10/21/chartex" xmlns:cx3="http://schemas.microsoft.com/office/drawing/2016/5/9/chartex" xmlns:cx4="http://schemas.microsoft.com/office/drawing/2016/5/10/chartex" xmlns:cx5="http://schemas.microsoft.com/office/drawing/2016/5/11/chartex" xmlns:cx6="http://schemas.microsoft.com/office/drawing/2016/5/12/chartex" xmlns:cx7="http://schemas.microsoft.com/office/drawing/2016/5/13/chartex" xmlns:cx8="http://schemas.microsoft.com/office/drawing/2016/5/14/chartex" xmlns:mc="http://schemas.openxmlformats.org/markup-compatibility/2006" xmlns:aink="http://schemas.microsoft.com/office/drawing/2016/ink" xmlns:am3d="http://schemas.microsoft.com/office/drawing/2017/model3d" xmlns:o="urn:schemas-microsoft-com:office:office" xmlns:r="http://schemas.openxmlformats.org/officeDocument/2006/relationships" xmlns:m="http://schemas.openxmlformats.org/officeDocument/2006/math" xmlns:v="urn:schemas-microsoft-com:vml" xmlns:wp14="http://schemas.microsoft.com/office/word/2010/wordprocessingDrawing" xmlns:wp="http://schemas.openxmlformats.org/drawingml/2006/wordprocessingDrawing" xmlns:w10="urn:schemas-microsoft-com:office:word" xmlns:w="http://schemas.openxmlformats.org/wordprocessingml/2006/main" xmlns:w14="http://schemas.microsoft.com/office/word/2010/wordml" xmlns:w15="http://schemas.microsoft.com/office/word/2012/wordml" xmlns:w16cid="http://schemas.microsoft.com/office/word/2016/wordml/cid" xmlns:w16se="http://schemas.microsoft.com/office/word/2015/wordml/symex" xmlns:wpg="http://schemas.microsoft.com/office/word/2010/wordprocessingGroup" xmlns:wpi="http://schemas.microsoft.com/office/word/2010/wordprocessingInk" xmlns:wne="http://schemas.microsoft.com/office/word/2006/wordml" xmlns:wps="http://schemas.microsoft.com/office/word/2010/wordprocessingShape" mc:Ignorable="w14 w15 w16se w16cid wp14">
+  <w:p>
+    <w:pPr>
+      <w:pStyle w:val="En-tte"/>
+      <w:rPr>
+        <w:rFonts w:ascii="Arial" w:hAnsi="Arial" w:cs="Arial"/>
+        <w:b/>
+      </w:rPr>
     </w:pPr>
     <w:r>
       <w:rPr>
+        <w:rFonts w:ascii="Arial" w:hAnsi="Arial" w:cs="Arial"/>
+        <w:b/>
         <w:noProof/>
         <w:lang w:eastAsia="fr-CH"/>
       </w:rPr>
       <w:drawing>
-        <wp:anchor distT="0" distB="0" distL="114300" distR="114300" simplePos="0" relativeHeight="251666432" behindDoc="0" locked="0" layoutInCell="1" allowOverlap="1" wp14:anchorId="006B0E3B" wp14:editId="6A94AA64">
+        <wp:anchor distT="0" distB="0" distL="114300" distR="114300" simplePos="0" relativeHeight="251670528" behindDoc="0" locked="0" layoutInCell="1" allowOverlap="1" wp14:anchorId="5D7EDDCA" wp14:editId="670F751C">
           <wp:simplePos x="0" y="0"/>
           <wp:positionH relativeFrom="margin">
-            <wp:posOffset>4388933</wp:posOffset>
+            <wp:posOffset>4377055</wp:posOffset>
           </wp:positionH>
           <wp:positionV relativeFrom="paragraph">
-            <wp:posOffset>-181610</wp:posOffset>
+            <wp:posOffset>-182880</wp:posOffset>
           </wp:positionV>
           <wp:extent cx="1992630" cy="627475"/>
           <wp:effectExtent l="0" t="0" r="7620" b="1270"/>
           <wp:wrapNone/>
-          <wp:docPr id="5" name="Image 5" descr="https://edus2.rpn.ch/extranet/cpne/sa/com/CPNE_Logos/CPNE_TI_logo_digital_rvb_100mm.png"/>
+          <wp:docPr id="13" name="Image 13" descr="https://edus2.rpn.ch/extranet/cpne/sa/com/CPNE_Logos/CPNE_TI_logo_digital_rvb_100mm.png"/>
           <wp:cNvGraphicFramePr>
             <a:graphicFrameLocks xmlns:a="http://schemas.openxmlformats.org/drawingml/2006/main" noChangeAspect="1"/>
           </wp:cNvGraphicFramePr>
@@ -1756,7 +2606,91 @@
                 <pic:spPr bwMode="auto">
                   <a:xfrm>
                     <a:off x="0" y="0"/>
-                    <a:ext cx="1992630" cy="627475"/>
+                    <a:ext cx="2087567" cy="657371"/>
+                  </a:xfrm>
+                  <a:prstGeom prst="rect">
+                    <a:avLst/>
+                  </a:prstGeom>
+                  <a:noFill/>
+                  <a:ln>
+                    <a:noFill/>
+                  </a:ln>
+                </pic:spPr>
+              </pic:pic>
+            </a:graphicData>
+          </a:graphic>
+          <wp14:sizeRelH relativeFrom="margin">
+            <wp14:pctWidth>0</wp14:pctWidth>
+          </wp14:sizeRelH>
+          <wp14:sizeRelV relativeFrom="margin">
+            <wp14:pctHeight>0</wp14:pctHeight>
+          </wp14:sizeRelV>
+        </wp:anchor>
+      </w:drawing>
+    </w:r>
+  </w:p>
+</w:hdr>
+</file>
+
+<file path=word/header4.xml><?xml version="1.0" encoding="utf-8"?>
+<w:hdr xmlns:wpc="http://schemas.microsoft.com/office/word/2010/wordprocessingCanvas" xmlns:cx="http://schemas.microsoft.com/office/drawing/2014/chartex" xmlns:cx1="http://schemas.microsoft.com/office/drawing/2015/9/8/chartex" xmlns:cx2="http://schemas.microsoft.com/office/drawing/2015/10/21/chartex" xmlns:cx3="http://schemas.microsoft.com/office/drawing/2016/5/9/chartex" xmlns:cx4="http://schemas.microsoft.com/office/drawing/2016/5/10/chartex" xmlns:cx5="http://schemas.microsoft.com/office/drawing/2016/5/11/chartex" xmlns:cx6="http://schemas.microsoft.com/office/drawing/2016/5/12/chartex" xmlns:cx7="http://schemas.microsoft.com/office/drawing/2016/5/13/chartex" xmlns:cx8="http://schemas.microsoft.com/office/drawing/2016/5/14/chartex" xmlns:mc="http://schemas.openxmlformats.org/markup-compatibility/2006" xmlns:aink="http://schemas.microsoft.com/office/drawing/2016/ink" xmlns:am3d="http://schemas.microsoft.com/office/drawing/2017/model3d" xmlns:o="urn:schemas-microsoft-com:office:office" xmlns:r="http://schemas.openxmlformats.org/officeDocument/2006/relationships" xmlns:m="http://schemas.openxmlformats.org/officeDocument/2006/math" xmlns:v="urn:schemas-microsoft-com:vml" xmlns:wp14="http://schemas.microsoft.com/office/word/2010/wordprocessingDrawing" xmlns:wp="http://schemas.openxmlformats.org/drawingml/2006/wordprocessingDrawing" xmlns:w10="urn:schemas-microsoft-com:office:word" xmlns:w="http://schemas.openxmlformats.org/wordprocessingml/2006/main" xmlns:w14="http://schemas.microsoft.com/office/word/2010/wordml" xmlns:w15="http://schemas.microsoft.com/office/word/2012/wordml" xmlns:w16cid="http://schemas.microsoft.com/office/word/2016/wordml/cid" xmlns:w16se="http://schemas.microsoft.com/office/word/2015/wordml/symex" xmlns:wpg="http://schemas.microsoft.com/office/word/2010/wordprocessingGroup" xmlns:wpi="http://schemas.microsoft.com/office/word/2010/wordprocessingInk" xmlns:wne="http://schemas.microsoft.com/office/word/2006/wordml" xmlns:wps="http://schemas.microsoft.com/office/word/2010/wordprocessingShape" mc:Ignorable="w14 w15 w16se w16cid wp14">
+  <w:p>
+    <w:pPr>
+      <w:pStyle w:val="En-tte"/>
+      <w:rPr>
+        <w:rFonts w:ascii="Arial" w:hAnsi="Arial" w:cs="Arial"/>
+        <w:b/>
+      </w:rPr>
+    </w:pPr>
+    <w:r>
+      <w:rPr>
+        <w:rFonts w:ascii="Arial" w:hAnsi="Arial" w:cs="Arial"/>
+        <w:b/>
+        <w:noProof/>
+        <w:lang w:eastAsia="fr-CH"/>
+      </w:rPr>
+      <w:drawing>
+        <wp:anchor distT="0" distB="0" distL="114300" distR="114300" simplePos="0" relativeHeight="251668480" behindDoc="0" locked="0" layoutInCell="1" allowOverlap="1" wp14:anchorId="2C038EEB" wp14:editId="1F8E9395">
+          <wp:simplePos x="0" y="0"/>
+          <wp:positionH relativeFrom="margin">
+            <wp:posOffset>4377055</wp:posOffset>
+          </wp:positionH>
+          <wp:positionV relativeFrom="paragraph">
+            <wp:posOffset>-182880</wp:posOffset>
+          </wp:positionV>
+          <wp:extent cx="1992630" cy="627475"/>
+          <wp:effectExtent l="0" t="0" r="7620" b="1270"/>
+          <wp:wrapNone/>
+          <wp:docPr id="12" name="Image 12" descr="https://edus2.rpn.ch/extranet/cpne/sa/com/CPNE_Logos/CPNE_TI_logo_digital_rvb_100mm.png"/>
+          <wp:cNvGraphicFramePr>
+            <a:graphicFrameLocks xmlns:a="http://schemas.openxmlformats.org/drawingml/2006/main" noChangeAspect="1"/>
+          </wp:cNvGraphicFramePr>
+          <a:graphic xmlns:a="http://schemas.openxmlformats.org/drawingml/2006/main">
+            <a:graphicData uri="http://schemas.openxmlformats.org/drawingml/2006/picture">
+              <pic:pic xmlns:pic="http://schemas.openxmlformats.org/drawingml/2006/picture">
+                <pic:nvPicPr>
+                  <pic:cNvPr id="0" name="Picture 1" descr="https://edus2.rpn.ch/extranet/cpne/sa/com/CPNE_Logos/CPNE_TI_logo_digital_rvb_100mm.png"/>
+                  <pic:cNvPicPr>
+                    <a:picLocks noChangeAspect="1" noChangeArrowheads="1"/>
+                  </pic:cNvPicPr>
+                </pic:nvPicPr>
+                <pic:blipFill>
+                  <a:blip r:embed="rId1" cstate="print">
+                    <a:extLst>
+                      <a:ext uri="{28A0092B-C50C-407E-A947-70E740481C1C}">
+                        <a14:useLocalDpi xmlns:a14="http://schemas.microsoft.com/office/drawing/2010/main" val="0"/>
+                      </a:ext>
+                    </a:extLst>
+                  </a:blip>
+                  <a:srcRect/>
+                  <a:stretch>
+                    <a:fillRect/>
+                  </a:stretch>
+                </pic:blipFill>
+                <pic:spPr bwMode="auto">
+                  <a:xfrm>
+                    <a:off x="0" y="0"/>
+                    <a:ext cx="2087567" cy="657371"/>
                   </a:xfrm>
                   <a:prstGeom prst="rect">
                     <a:avLst/>
@@ -2764,6 +3698,19 @@
       <w:u w:val="single"/>
     </w:rPr>
   </w:style>
+  <w:style w:type="paragraph" w:styleId="TM2">
+    <w:name w:val="toc 2"/>
+    <w:basedOn w:val="Normal"/>
+    <w:next w:val="Normal"/>
+    <w:autoRedefine/>
+    <w:uiPriority w:val="39"/>
+    <w:unhideWhenUsed/>
+    <w:rsid w:val="00865AF2"/>
+    <w:pPr>
+      <w:spacing w:after="100"/>
+      <w:ind w:left="220"/>
+    </w:pPr>
+  </w:style>
 </w:styles>
 </file>
 
@@ -3067,7 +4014,7 @@
 </file>
 
 <file path=customXml/itemProps1.xml><?xml version="1.0" encoding="utf-8"?>
-<ds:datastoreItem xmlns:ds="http://schemas.openxmlformats.org/officeDocument/2006/customXml" ds:itemID="{5F386AB9-EA7C-4534-A5F4-97EE54071BD1}">
+<ds:datastoreItem xmlns:ds="http://schemas.openxmlformats.org/officeDocument/2006/customXml" ds:itemID="{4CA7A982-75D0-4828-8100-8425343B7DA4}">
   <ds:schemaRefs>
     <ds:schemaRef ds:uri="http://schemas.openxmlformats.org/officeDocument/2006/bibliography"/>
   </ds:schemaRefs>

--- a/Doc/Rapport_PRE-TPI.docx
+++ b/Doc/Rapport_PRE-TPI.docx
@@ -178,6 +178,13 @@
         </w:rPr>
         <w:t>Projet : DIM</w:t>
       </w:r>
+      <w:r>
+        <w:rPr>
+          <w:rFonts w:ascii="Arial" w:hAnsi="Arial" w:cs="Arial"/>
+          <w:sz w:val="36"/>
+        </w:rPr>
+        <w:t>EN</w:t>
+      </w:r>
     </w:p>
     <w:p>
       <w:pPr>
@@ -201,7 +208,11 @@
     <w:sdt>
       <w:sdtPr>
         <w:rPr>
-          <w:lang w:val="fr-FR"/>
+          <w:rFonts w:asciiTheme="minorHAnsi" w:eastAsiaTheme="minorHAnsi" w:hAnsiTheme="minorHAnsi" w:cstheme="minorBidi"/>
+          <w:color w:val="auto"/>
+          <w:sz w:val="22"/>
+          <w:szCs w:val="22"/>
+          <w:lang w:val="fr-FR" w:eastAsia="en-US"/>
         </w:rPr>
         <w:id w:val="1874806373"/>
         <w:docPartObj>
@@ -211,13 +222,8 @@
       </w:sdtPr>
       <w:sdtEndPr>
         <w:rPr>
-          <w:rFonts w:asciiTheme="minorHAnsi" w:eastAsiaTheme="minorHAnsi" w:hAnsiTheme="minorHAnsi" w:cstheme="minorBidi"/>
           <w:b/>
           <w:bCs/>
-          <w:color w:val="auto"/>
-          <w:sz w:val="22"/>
-          <w:szCs w:val="22"/>
-          <w:lang w:eastAsia="en-US"/>
         </w:rPr>
       </w:sdtEndPr>
       <w:sdtContent>
@@ -254,7 +260,7 @@
           <w:r>
             <w:fldChar w:fldCharType="separate"/>
           </w:r>
-          <w:hyperlink w:anchor="_Toc193724634" w:history="1">
+          <w:hyperlink w:anchor="_Toc193788233" w:history="1">
             <w:r>
               <w:rPr>
                 <w:rStyle w:val="Lienhypertexte"/>
@@ -296,7 +302,7 @@
                 <w:noProof/>
                 <w:webHidden/>
               </w:rPr>
-              <w:instrText xml:space="preserve"> PAGEREF _Toc193724634 \h </w:instrText>
+              <w:instrText xml:space="preserve"> PAGEREF _Toc193788233 \h </w:instrText>
             </w:r>
             <w:r>
               <w:rPr>
@@ -316,7 +322,7 @@
                 <w:noProof/>
                 <w:webHidden/>
               </w:rPr>
-              <w:t>4</w:t>
+              <w:t>1</w:t>
             </w:r>
             <w:r>
               <w:rPr>
@@ -339,7 +345,7 @@
               <w:lang w:eastAsia="fr-CH"/>
             </w:rPr>
           </w:pPr>
-          <w:hyperlink w:anchor="_Toc193724635" w:history="1">
+          <w:hyperlink w:anchor="_Toc193788234" w:history="1">
             <w:r>
               <w:rPr>
                 <w:rStyle w:val="Lienhypertexte"/>
@@ -366,7 +372,7 @@
                 <w:noProof/>
                 <w:webHidden/>
               </w:rPr>
-              <w:instrText xml:space="preserve"> PAGEREF _Toc193724635 \h </w:instrText>
+              <w:instrText xml:space="preserve"> PAGEREF _Toc193788234 \h </w:instrText>
             </w:r>
             <w:r>
               <w:rPr>
@@ -386,7 +392,7 @@
                 <w:noProof/>
                 <w:webHidden/>
               </w:rPr>
-              <w:t>4</w:t>
+              <w:t>1</w:t>
             </w:r>
             <w:r>
               <w:rPr>
@@ -409,7 +415,7 @@
               <w:lang w:eastAsia="fr-CH"/>
             </w:rPr>
           </w:pPr>
-          <w:hyperlink w:anchor="_Toc193724636" w:history="1">
+          <w:hyperlink w:anchor="_Toc193788235" w:history="1">
             <w:r>
               <w:rPr>
                 <w:rStyle w:val="Lienhypertexte"/>
@@ -436,7 +442,7 @@
                 <w:noProof/>
                 <w:webHidden/>
               </w:rPr>
-              <w:instrText xml:space="preserve"> PAGEREF _Toc193724636 \h </w:instrText>
+              <w:instrText xml:space="preserve"> PAGEREF _Toc193788235 \h </w:instrText>
             </w:r>
             <w:r>
               <w:rPr>
@@ -456,7 +462,7 @@
                 <w:noProof/>
                 <w:webHidden/>
               </w:rPr>
-              <w:t>4</w:t>
+              <w:t>1</w:t>
             </w:r>
             <w:r>
               <w:rPr>
@@ -480,7 +486,7 @@
               <w:lang w:eastAsia="fr-CH"/>
             </w:rPr>
           </w:pPr>
-          <w:hyperlink w:anchor="_Toc193724637" w:history="1">
+          <w:hyperlink w:anchor="_Toc193788236" w:history="1">
             <w:r>
               <w:rPr>
                 <w:rStyle w:val="Lienhypertexte"/>
@@ -522,7 +528,7 @@
                 <w:noProof/>
                 <w:webHidden/>
               </w:rPr>
-              <w:instrText xml:space="preserve"> PAGEREF _Toc193724637 \h </w:instrText>
+              <w:instrText xml:space="preserve"> PAGEREF _Toc193788236 \h </w:instrText>
             </w:r>
             <w:r>
               <w:rPr>
@@ -542,7 +548,7 @@
                 <w:noProof/>
                 <w:webHidden/>
               </w:rPr>
-              <w:t>4</w:t>
+              <w:t>1</w:t>
             </w:r>
             <w:r>
               <w:rPr>
@@ -565,7 +571,7 @@
               <w:lang w:eastAsia="fr-CH"/>
             </w:rPr>
           </w:pPr>
-          <w:hyperlink w:anchor="_Toc193724638" w:history="1">
+          <w:hyperlink w:anchor="_Toc193788237" w:history="1">
             <w:r>
               <w:rPr>
                 <w:rStyle w:val="Lienhypertexte"/>
@@ -592,7 +598,7 @@
                 <w:noProof/>
                 <w:webHidden/>
               </w:rPr>
-              <w:instrText xml:space="preserve"> PAGEREF _Toc193724638 \h </w:instrText>
+              <w:instrText xml:space="preserve"> PAGEREF _Toc193788237 \h </w:instrText>
             </w:r>
             <w:r>
               <w:rPr>
@@ -612,7 +618,7 @@
                 <w:noProof/>
                 <w:webHidden/>
               </w:rPr>
-              <w:t>4</w:t>
+              <w:t>1</w:t>
             </w:r>
             <w:r>
               <w:rPr>
@@ -635,7 +641,7 @@
               <w:lang w:eastAsia="fr-CH"/>
             </w:rPr>
           </w:pPr>
-          <w:hyperlink w:anchor="_Toc193724639" w:history="1">
+          <w:hyperlink w:anchor="_Toc193788238" w:history="1">
             <w:r>
               <w:rPr>
                 <w:rStyle w:val="Lienhypertexte"/>
@@ -662,7 +668,7 @@
                 <w:noProof/>
                 <w:webHidden/>
               </w:rPr>
-              <w:instrText xml:space="preserve"> PAGEREF _Toc193724639 \h </w:instrText>
+              <w:instrText xml:space="preserve"> PAGEREF _Toc193788238 \h </w:instrText>
             </w:r>
             <w:r>
               <w:rPr>
@@ -682,7 +688,7 @@
                 <w:noProof/>
                 <w:webHidden/>
               </w:rPr>
-              <w:t>4</w:t>
+              <w:t>1</w:t>
             </w:r>
             <w:r>
               <w:rPr>
@@ -705,7 +711,7 @@
               <w:lang w:eastAsia="fr-CH"/>
             </w:rPr>
           </w:pPr>
-          <w:hyperlink w:anchor="_Toc193724640" w:history="1">
+          <w:hyperlink w:anchor="_Toc193788239" w:history="1">
             <w:r>
               <w:rPr>
                 <w:rStyle w:val="Lienhypertexte"/>
@@ -732,7 +738,7 @@
                 <w:noProof/>
                 <w:webHidden/>
               </w:rPr>
-              <w:instrText xml:space="preserve"> PAGEREF _Toc193724640 \h </w:instrText>
+              <w:instrText xml:space="preserve"> PAGEREF _Toc193788239 \h </w:instrText>
             </w:r>
             <w:r>
               <w:rPr>
@@ -752,7 +758,7 @@
                 <w:noProof/>
                 <w:webHidden/>
               </w:rPr>
-              <w:t>4</w:t>
+              <w:t>1</w:t>
             </w:r>
             <w:r>
               <w:rPr>
@@ -776,7 +782,7 @@
               <w:lang w:eastAsia="fr-CH"/>
             </w:rPr>
           </w:pPr>
-          <w:hyperlink w:anchor="_Toc193724641" w:history="1">
+          <w:hyperlink w:anchor="_Toc193788240" w:history="1">
             <w:r>
               <w:rPr>
                 <w:rStyle w:val="Lienhypertexte"/>
@@ -818,7 +824,7 @@
                 <w:noProof/>
                 <w:webHidden/>
               </w:rPr>
-              <w:instrText xml:space="preserve"> PAGEREF _Toc193724641 \h </w:instrText>
+              <w:instrText xml:space="preserve"> PAGEREF _Toc193788240 \h </w:instrText>
             </w:r>
             <w:r>
               <w:rPr>
@@ -838,7 +844,7 @@
                 <w:noProof/>
                 <w:webHidden/>
               </w:rPr>
-              <w:t>5</w:t>
+              <w:t>2</w:t>
             </w:r>
             <w:r>
               <w:rPr>
@@ -862,7 +868,7 @@
               <w:lang w:eastAsia="fr-CH"/>
             </w:rPr>
           </w:pPr>
-          <w:hyperlink w:anchor="_Toc193724642" w:history="1">
+          <w:hyperlink w:anchor="_Toc193788241" w:history="1">
             <w:r>
               <w:rPr>
                 <w:rStyle w:val="Lienhypertexte"/>
@@ -904,7 +910,7 @@
                 <w:noProof/>
                 <w:webHidden/>
               </w:rPr>
-              <w:instrText xml:space="preserve"> PAGEREF _Toc193724642 \h </w:instrText>
+              <w:instrText xml:space="preserve"> PAGEREF _Toc193788241 \h </w:instrText>
             </w:r>
             <w:r>
               <w:rPr>
@@ -924,7 +930,7 @@
                 <w:noProof/>
                 <w:webHidden/>
               </w:rPr>
-              <w:t>5</w:t>
+              <w:t>2</w:t>
             </w:r>
             <w:r>
               <w:rPr>
@@ -948,7 +954,7 @@
               <w:lang w:eastAsia="fr-CH"/>
             </w:rPr>
           </w:pPr>
-          <w:hyperlink w:anchor="_Toc193724643" w:history="1">
+          <w:hyperlink w:anchor="_Toc193788242" w:history="1">
             <w:r>
               <w:rPr>
                 <w:rStyle w:val="Lienhypertexte"/>
@@ -990,7 +996,7 @@
                 <w:noProof/>
                 <w:webHidden/>
               </w:rPr>
-              <w:instrText xml:space="preserve"> PAGEREF _Toc193724643 \h </w:instrText>
+              <w:instrText xml:space="preserve"> PAGEREF _Toc193788242 \h </w:instrText>
             </w:r>
             <w:r>
               <w:rPr>
@@ -1010,7 +1016,7 @@
                 <w:noProof/>
                 <w:webHidden/>
               </w:rPr>
-              <w:t>5</w:t>
+              <w:t>2</w:t>
             </w:r>
             <w:r>
               <w:rPr>
@@ -1034,7 +1040,7 @@
               <w:lang w:eastAsia="fr-CH"/>
             </w:rPr>
           </w:pPr>
-          <w:hyperlink w:anchor="_Toc193724644" w:history="1">
+          <w:hyperlink w:anchor="_Toc193788243" w:history="1">
             <w:r>
               <w:rPr>
                 <w:rStyle w:val="Lienhypertexte"/>
@@ -1076,7 +1082,7 @@
                 <w:noProof/>
                 <w:webHidden/>
               </w:rPr>
-              <w:instrText xml:space="preserve"> PAGEREF _Toc193724644 \h </w:instrText>
+              <w:instrText xml:space="preserve"> PAGEREF _Toc193788243 \h </w:instrText>
             </w:r>
             <w:r>
               <w:rPr>
@@ -1096,7 +1102,7 @@
                 <w:noProof/>
                 <w:webHidden/>
               </w:rPr>
-              <w:t>6</w:t>
+              <w:t>3</w:t>
             </w:r>
             <w:r>
               <w:rPr>
@@ -1153,7 +1159,7 @@
           <w:numId w:val="1"/>
         </w:numPr>
       </w:pPr>
-      <w:bookmarkStart w:id="1" w:name="_Toc193724634"/>
+      <w:bookmarkStart w:id="1" w:name="_Toc193788233"/>
       <w:r>
         <w:lastRenderedPageBreak/>
         <w:t>Introduction</w:t>
@@ -1169,19 +1175,19 @@
         <w:t>PRE-</w:t>
       </w:r>
       <w:r>
-        <w:t xml:space="preserve">TPI, il a fallu réaliser un projet informatique sous 80 périodes. Ce projet était supervisé par M. Schenk qui, lorsque cela s'est avéré nécessaire, a été consulté pour </w:t>
-      </w:r>
-      <w:r>
-        <w:t xml:space="preserve">recevoir </w:t>
-      </w:r>
-      <w:r>
-        <w:t>de</w:t>
-      </w:r>
-      <w:r>
-        <w:t>s</w:t>
-      </w:r>
-      <w:r>
-        <w:t xml:space="preserve"> conseils.</w:t>
+        <w:t>TPI, il a fallu réaliser un projet informatique sous 80 périodes. Ce projet était supervisé par M. Schenk qui, lorsque cela s'est avéré nécessaire, a été consulté pour</w:t>
+      </w:r>
+      <w:r>
+        <w:t xml:space="preserve"> recevoir </w:t>
+      </w:r>
+      <w:r>
+        <w:t>diverses</w:t>
+      </w:r>
+      <w:r>
+        <w:t xml:space="preserve"> indications</w:t>
+      </w:r>
+      <w:r>
+        <w:t>.</w:t>
       </w:r>
       <w:r>
         <w:t xml:space="preserve"> Le but du PRE-TPI est de préparer l’élève pour le TPI final. Le PRE-TPI a les même objectifs qu’un vrai TPI, il faut donc rendre le rapport, le cahier des charges et le travail réalisé. Une fois tout ces éléments rendus il faut, normalement, présenter le projet devant deux experts et le superviseur. Dans notre cas le seul qui posera des questions et examinera le projet sera M. Schenk.</w:t>
@@ -1192,7 +1198,7 @@
         <w:pStyle w:val="Titre2"/>
       </w:pPr>
       <w:bookmarkStart w:id="2" w:name="_Toc193724385"/>
-      <w:bookmarkStart w:id="3" w:name="_Toc193724635"/>
+      <w:bookmarkStart w:id="3" w:name="_Toc193788234"/>
       <w:r>
         <w:t>Description</w:t>
       </w:r>
@@ -1225,7 +1231,7 @@
         <w:pStyle w:val="Titre2"/>
       </w:pPr>
       <w:bookmarkStart w:id="4" w:name="_Toc193724386"/>
-      <w:bookmarkStart w:id="5" w:name="_Toc193724636"/>
+      <w:bookmarkStart w:id="5" w:name="_Toc193788235"/>
       <w:r>
         <w:t>Hypothèses</w:t>
       </w:r>
@@ -1302,7 +1308,7 @@
         </w:numPr>
       </w:pPr>
       <w:bookmarkStart w:id="6" w:name="_Toc193724387"/>
-      <w:bookmarkStart w:id="7" w:name="_Toc193724637"/>
+      <w:bookmarkStart w:id="7" w:name="_Toc193788236"/>
       <w:r>
         <w:t>Matériel et méthodes</w:t>
       </w:r>
@@ -1314,7 +1320,7 @@
         <w:pStyle w:val="Titre2"/>
       </w:pPr>
       <w:bookmarkStart w:id="8" w:name="_Toc193724388"/>
-      <w:bookmarkStart w:id="9" w:name="_Toc193724638"/>
+      <w:bookmarkStart w:id="9" w:name="_Toc193788237"/>
       <w:r>
         <w:t>Matériel</w:t>
       </w:r>
@@ -1450,16 +1456,16 @@
       <w:pPr>
         <w:pStyle w:val="Titre2"/>
       </w:pPr>
-      <w:bookmarkStart w:id="10" w:name="_Hlk193723275"/>
-      <w:bookmarkStart w:id="11" w:name="_Toc193724389"/>
-      <w:bookmarkStart w:id="12" w:name="_Toc193724639"/>
+      <w:bookmarkStart w:id="10" w:name="_Toc193724389"/>
+      <w:bookmarkStart w:id="11" w:name="_Hlk193723275"/>
+      <w:bookmarkStart w:id="12" w:name="_Toc193788238"/>
       <w:r>
         <w:t>Sources utiles</w:t>
       </w:r>
-      <w:bookmarkEnd w:id="11"/>
+      <w:bookmarkEnd w:id="10"/>
       <w:bookmarkEnd w:id="12"/>
     </w:p>
-    <w:bookmarkEnd w:id="10"/>
+    <w:bookmarkEnd w:id="11"/>
     <w:p>
       <w:pPr>
         <w:pStyle w:val="Paragraphedeliste"/>
@@ -1559,7 +1565,13 @@
         </w:r>
       </w:hyperlink>
       <w:r>
-        <w:t xml:space="preserve"> (Debug, idées, corrections)</w:t>
+        <w:t xml:space="preserve"> (Debug</w:t>
+      </w:r>
+      <w:r>
+        <w:t xml:space="preserve"> et </w:t>
+      </w:r>
+      <w:r>
+        <w:t>corrections)</w:t>
       </w:r>
     </w:p>
     <w:p>
@@ -1567,7 +1579,7 @@
         <w:pStyle w:val="Titre2"/>
       </w:pPr>
       <w:bookmarkStart w:id="13" w:name="_Toc193724390"/>
-      <w:bookmarkStart w:id="14" w:name="_Toc193724640"/>
+      <w:bookmarkStart w:id="14" w:name="_Toc193788239"/>
       <w:r>
         <w:t>Méthodes</w:t>
       </w:r>
@@ -1593,13 +1605,19 @@
         <w:t>est</w:t>
       </w:r>
       <w:r>
-        <w:t xml:space="preserve"> demandé de remplir un journal de travail afin d’avoir un suivi sur l’avancement du projet</w:t>
+        <w:t xml:space="preserve"> demandé de remplir un journal </w:t>
+      </w:r>
+      <w:r>
+        <w:t xml:space="preserve">(JT) </w:t>
+      </w:r>
+      <w:r>
+        <w:t>afin d’avoir un suivi sur l’avancement du projet</w:t>
       </w:r>
       <w:r>
         <w:t xml:space="preserve"> et sur les </w:t>
       </w:r>
       <w:r>
-        <w:t xml:space="preserve">problèmes rencontrés. </w:t>
+        <w:t>problèmes rencontrés.</w:t>
       </w:r>
       <w:r>
         <w:br/>
@@ -1620,6 +1638,12 @@
         <w:rPr>
           <w:i/>
         </w:rPr>
+        <w:t xml:space="preserve"> du JT</w:t>
+      </w:r>
+      <w:r>
+        <w:rPr>
+          <w:i/>
+        </w:rPr>
         <w:t xml:space="preserve">, </w:t>
       </w:r>
       <w:r>
@@ -1650,31 +1674,31 @@
         <w:rPr>
           <w:i/>
         </w:rPr>
-        <w:t xml:space="preserve"> </w:t>
+        <w:t xml:space="preserve"> sur GitHub qui</w:t>
       </w:r>
       <w:r>
         <w:rPr>
           <w:i/>
         </w:rPr>
-        <w:t>inscrits</w:t>
+        <w:t>,</w:t>
       </w:r>
       <w:r>
         <w:rPr>
           <w:i/>
         </w:rPr>
-        <w:t xml:space="preserve"> sur GitHub qui</w:t>
+        <w:t xml:space="preserve"> ont été préalablement nommé</w:t>
       </w:r>
       <w:r>
         <w:rPr>
           <w:i/>
         </w:rPr>
-        <w:t>,</w:t>
+        <w:t>s</w:t>
       </w:r>
       <w:r>
         <w:rPr>
           <w:i/>
         </w:rPr>
-        <w:t xml:space="preserve"> ont été préalablement nommé</w:t>
+        <w:t xml:space="preserve"> et listé</w:t>
       </w:r>
       <w:r>
         <w:rPr>
@@ -1686,24 +1710,12 @@
         <w:rPr>
           <w:i/>
         </w:rPr>
-        <w:t xml:space="preserve"> et listé</w:t>
+        <w:t xml:space="preserve"> chronologiquement</w:t>
       </w:r>
       <w:r>
         <w:rPr>
           <w:i/>
         </w:rPr>
-        <w:t>s</w:t>
-      </w:r>
-      <w:r>
-        <w:rPr>
-          <w:i/>
-        </w:rPr>
-        <w:t xml:space="preserve"> chronologiquement</w:t>
-      </w:r>
-      <w:r>
-        <w:rPr>
-          <w:i/>
-        </w:rPr>
         <w:t>)</w:t>
       </w:r>
     </w:p>
@@ -1724,7 +1736,7 @@
         <w:t xml:space="preserve"> mis à jour</w:t>
       </w:r>
       <w:r>
-        <w:t xml:space="preserve">. </w:t>
+        <w:t>.</w:t>
       </w:r>
     </w:p>
     <w:p>
@@ -1759,13 +1771,13 @@
         <mc:AlternateContent>
           <mc:Choice Requires="wpg">
             <w:drawing>
-              <wp:anchor distT="0" distB="0" distL="114300" distR="114300" simplePos="0" relativeHeight="251660288" behindDoc="0" locked="0" layoutInCell="1" allowOverlap="1" wp14:anchorId="51C9D964" wp14:editId="2ED3310F">
+              <wp:anchor distT="0" distB="0" distL="114300" distR="114300" simplePos="0" relativeHeight="251660288" behindDoc="0" locked="0" layoutInCell="1" allowOverlap="1" wp14:anchorId="51C9D964" wp14:editId="4304290B">
                 <wp:simplePos x="0" y="0"/>
                 <wp:positionH relativeFrom="page">
-                  <wp:align>center</wp:align>
+                  <wp:posOffset>389255</wp:posOffset>
                 </wp:positionH>
                 <wp:positionV relativeFrom="paragraph">
-                  <wp:posOffset>438785</wp:posOffset>
+                  <wp:posOffset>875513</wp:posOffset>
                 </wp:positionV>
                 <wp:extent cx="6757200" cy="4600800"/>
                 <wp:effectExtent l="0" t="38100" r="24765" b="47625"/>
@@ -2014,7 +2026,7 @@
           </mc:Choice>
           <mc:Fallback>
             <w:pict>
-              <v:group w14:anchorId="56397A7C" id="Groupe 3" o:spid="_x0000_s1026" style="position:absolute;margin-left:0;margin-top:34.55pt;width:532.05pt;height:362.25pt;z-index:251660288;mso-position-horizontal:center;mso-position-horizontal-relative:page;mso-width-relative:margin;mso-height-relative:margin" coordsize="53822,35642" o:gfxdata="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">
+              <v:group w14:anchorId="48FBF50D" id="Groupe 3" o:spid="_x0000_s1026" style="position:absolute;margin-left:30.65pt;margin-top:68.95pt;width:532.05pt;height:362.25pt;z-index:251660288;mso-position-horizontal-relative:page;mso-width-relative:margin;mso-height-relative:margin" coordsize="53822,35642" o:gfxdata="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">
                 <v:shapetype id="_x0000_t75" coordsize="21600,21600" o:spt="75" o:preferrelative="t" path="m@4@5l@4@11@9@11@9@5xe" filled="f" stroked="f">
                   <v:stroke joinstyle="miter"/>
                   <v:formulas>
@@ -2102,10 +2114,20 @@
         <w:t xml:space="preserve">qui va suivre, </w:t>
       </w:r>
       <w:r>
-        <w:t>apparaissait également dans le cahier des charges :</w:t>
-      </w:r>
-    </w:p>
-    <w:p/>
+        <w:t>apparaissait également dans le cahier des charges</w:t>
+      </w:r>
+      <w:r>
+        <w:t> </w:t>
+      </w:r>
+      <w:r>
+        <w:t>:</w:t>
+      </w:r>
+    </w:p>
+    <w:p>
+      <w:pPr>
+        <w:spacing w:before="480"/>
+      </w:pPr>
+    </w:p>
     <w:p>
       <w:pPr>
         <w:pStyle w:val="Titre1"/>
@@ -2115,7 +2137,7 @@
         </w:numPr>
       </w:pPr>
       <w:bookmarkStart w:id="15" w:name="_Toc193724391"/>
-      <w:bookmarkStart w:id="16" w:name="_Toc193724641"/>
+      <w:bookmarkStart w:id="16" w:name="_Toc193788240"/>
       <w:r>
         <w:t>Réalisation et observations</w:t>
       </w:r>
@@ -2160,6 +2182,784 @@
         </w:rPr>
         <w:t>Observations et comportements relevés pendant l’expérience</w:t>
       </w:r>
+    </w:p>
+    <w:p>
+      <w:pPr>
+        <w:pStyle w:val="Titre2"/>
+      </w:pPr>
+      <w:r>
+        <w:t>Dimensions</w:t>
+      </w:r>
+    </w:p>
+    <w:p>
+      <w:r>
+        <w:t>Raylib propose la création d</w:t>
+      </w:r>
+      <w:r>
+        <w:t xml:space="preserve">’environnements </w:t>
+      </w:r>
+      <w:r>
+        <w:t xml:space="preserve">3D et 2D. </w:t>
+      </w:r>
+      <w:r>
+        <w:t>Après réflexion, la difficulté de passer de la 2D à la 3D se serait avérée plus accrue.</w:t>
+      </w:r>
+    </w:p>
+    <w:p>
+      <w:r>
+        <w:t>Par exemple, si l’on voulait passer de la 2D à la 3D il aurait fallu enregistrer toutes les informations d’un objet 2D (coordonnées, état, orientation, échelle, etc…). Puis, retranscrire ses données dans des objets 3D et les recréer. Il aurait donc fallu faire vivre « deux parties » simultanément. Il a été préférable d’éviter cette difficulté.</w:t>
+      </w:r>
+    </w:p>
+    <w:p>
+      <w:r>
+        <w:t>J’ai choisi d’aborder une approche en 3D qui devient de la 2D, plutôt que l’inverse.</w:t>
+      </w:r>
+    </w:p>
+    <w:p>
+      <w:r>
+        <w:lastRenderedPageBreak/>
+        <w:t>Lorsque le joueur</w:t>
+      </w:r>
+      <w:r>
+        <w:t xml:space="preserve"> clique sur la touche « Q »</w:t>
+      </w:r>
+      <w:r>
+        <w:t>,</w:t>
+      </w:r>
+      <w:r>
+        <w:t xml:space="preserve"> les obstacles </w:t>
+      </w:r>
+      <w:r>
+        <w:t>sont « aplatis »</w:t>
+      </w:r>
+      <w:r>
+        <w:t xml:space="preserve"> et le joueur peut les franchir comme s’ils n’existaient pas. Lorsqu’il est posé sur un obstacle en 2D et qu’il repasse en</w:t>
+      </w:r>
+      <w:r>
+        <w:t xml:space="preserve"> </w:t>
+      </w:r>
+      <w:r>
+        <w:t>mode 3D, après que le temps d</w:t>
+      </w:r>
+      <w:r>
+        <w:t xml:space="preserve">’utilisation </w:t>
+      </w:r>
+      <w:r>
+        <w:t>se termine ou qu’il reclique « Q », le joueur se trouve au sommet de l’obstacle.</w:t>
+      </w:r>
+    </w:p>
+    <w:p>
+      <w:pPr>
+        <w:pStyle w:val="Titre2"/>
+      </w:pPr>
+      <w:r>
+        <w:t>Déplacements</w:t>
+      </w:r>
+    </w:p>
+    <w:p>
+      <w:r>
+        <w:t>Le</w:t>
+      </w:r>
+      <w:r>
+        <w:t xml:space="preserve"> joueur est</w:t>
+      </w:r>
+      <w:r>
+        <w:t>, à l’origine,</w:t>
+      </w:r>
+      <w:r>
+        <w:t xml:space="preserve"> dans un </w:t>
+      </w:r>
+      <w:r>
+        <w:rPr>
+          <w:b/>
+        </w:rPr>
+        <w:t>environnement tridimensionnel</w:t>
+      </w:r>
+      <w:r>
+        <w:t xml:space="preserve"> et il se déplace sur l</w:t>
+      </w:r>
+      <w:r>
+        <w:t xml:space="preserve">es </w:t>
+      </w:r>
+      <w:r>
+        <w:rPr>
+          <w:b/>
+        </w:rPr>
+        <w:t>axes</w:t>
+      </w:r>
+      <w:r>
+        <w:rPr>
+          <w:b/>
+        </w:rPr>
+        <w:t xml:space="preserve"> X</w:t>
+      </w:r>
+      <w:r>
+        <w:rPr>
+          <w:b/>
+        </w:rPr>
+        <w:t>,</w:t>
+      </w:r>
+      <w:r>
+        <w:rPr>
+          <w:b/>
+        </w:rPr>
+        <w:t xml:space="preserve"> </w:t>
+      </w:r>
+      <w:r>
+        <w:rPr>
+          <w:b/>
+        </w:rPr>
+        <w:t>Z,</w:t>
+      </w:r>
+      <w:r>
+        <w:t xml:space="preserve"> positivement ou négativement.</w:t>
+      </w:r>
+      <w:r>
+        <w:t xml:space="preserve"> Il se déplace à l’aide des touches </w:t>
+      </w:r>
+      <w:r>
+        <w:rPr>
+          <w:b/>
+        </w:rPr>
+        <w:t>W, A, S et D</w:t>
+      </w:r>
+      <w:r>
+        <w:t xml:space="preserve"> Le joueur est </w:t>
+      </w:r>
+      <w:r>
+        <w:rPr>
+          <w:b/>
+        </w:rPr>
+        <w:t>incapable de sauter</w:t>
+      </w:r>
+      <w:r>
+        <w:t>, d</w:t>
+      </w:r>
+      <w:r>
+        <w:t>’où l’utilité de changer de perspective.</w:t>
+      </w:r>
+    </w:p>
+    <w:p>
+      <w:pPr>
+        <w:pStyle w:val="Titre2"/>
+      </w:pPr>
+      <w:r>
+        <w:t>Caméra dimensionnelle</w:t>
+      </w:r>
+    </w:p>
+    <w:p>
+      <w:pPr>
+        <w:rPr>
+          <w:b/>
+        </w:rPr>
+      </w:pPr>
+      <w:r>
+        <w:rPr>
+          <w:b/>
+        </w:rPr>
+        <w:t>Définition d’orthographique :</w:t>
+      </w:r>
+    </w:p>
+    <w:p>
+      <w:pPr>
+        <w:rPr>
+          <w:i/>
+        </w:rPr>
+      </w:pPr>
+      <w:r>
+        <w:rPr>
+          <w:noProof/>
+        </w:rPr>
+        <w:drawing>
+          <wp:anchor distT="0" distB="0" distL="114300" distR="114300" simplePos="0" relativeHeight="251664384" behindDoc="0" locked="0" layoutInCell="1" allowOverlap="1" wp14:anchorId="6B0D5052" wp14:editId="0CD5829A">
+            <wp:simplePos x="0" y="0"/>
+            <wp:positionH relativeFrom="margin">
+              <wp:align>left</wp:align>
+            </wp:positionH>
+            <wp:positionV relativeFrom="paragraph">
+              <wp:posOffset>4098806</wp:posOffset>
+            </wp:positionV>
+            <wp:extent cx="2440305" cy="2440305"/>
+            <wp:effectExtent l="0" t="0" r="0" b="0"/>
+            <wp:wrapTopAndBottom/>
+            <wp:docPr id="14" name="Image 14"/>
+            <wp:cNvGraphicFramePr>
+              <a:graphicFrameLocks xmlns:a="http://schemas.openxmlformats.org/drawingml/2006/main" noChangeAspect="1"/>
+            </wp:cNvGraphicFramePr>
+            <a:graphic xmlns:a="http://schemas.openxmlformats.org/drawingml/2006/main">
+              <a:graphicData uri="http://schemas.openxmlformats.org/drawingml/2006/picture">
+                <pic:pic xmlns:pic="http://schemas.openxmlformats.org/drawingml/2006/picture">
+                  <pic:nvPicPr>
+                    <pic:cNvPr id="14" name="camera.jpg"/>
+                    <pic:cNvPicPr/>
+                  </pic:nvPicPr>
+                  <pic:blipFill>
+                    <a:blip r:embed="rId26" cstate="print">
+                      <a:extLst>
+                        <a:ext uri="{28A0092B-C50C-407E-A947-70E740481C1C}">
+                          <a14:useLocalDpi xmlns:a14="http://schemas.microsoft.com/office/drawing/2010/main" val="0"/>
+                        </a:ext>
+                      </a:extLst>
+                    </a:blip>
+                    <a:stretch>
+                      <a:fillRect/>
+                    </a:stretch>
+                  </pic:blipFill>
+                  <pic:spPr>
+                    <a:xfrm>
+                      <a:off x="0" y="0"/>
+                      <a:ext cx="2440305" cy="2440305"/>
+                    </a:xfrm>
+                    <a:prstGeom prst="rect">
+                      <a:avLst/>
+                    </a:prstGeom>
+                  </pic:spPr>
+                </pic:pic>
+              </a:graphicData>
+            </a:graphic>
+            <wp14:sizeRelH relativeFrom="margin">
+              <wp14:pctWidth>0</wp14:pctWidth>
+            </wp14:sizeRelH>
+            <wp14:sizeRelV relativeFrom="margin">
+              <wp14:pctHeight>0</wp14:pctHeight>
+            </wp14:sizeRelV>
+          </wp:anchor>
+        </w:drawing>
+      </w:r>
+      <w:r>
+        <w:rPr>
+          <w:noProof/>
+        </w:rPr>
+        <mc:AlternateContent>
+          <mc:Choice Requires="wps">
+            <w:drawing>
+              <wp:anchor distT="0" distB="0" distL="114300" distR="114300" simplePos="0" relativeHeight="251663360" behindDoc="0" locked="0" layoutInCell="1" allowOverlap="1" wp14:anchorId="7810FCA2" wp14:editId="19D4193A">
+                <wp:simplePos x="0" y="0"/>
+                <wp:positionH relativeFrom="column">
+                  <wp:posOffset>622935</wp:posOffset>
+                </wp:positionH>
+                <wp:positionV relativeFrom="paragraph">
+                  <wp:posOffset>3028015</wp:posOffset>
+                </wp:positionV>
+                <wp:extent cx="4512945" cy="635"/>
+                <wp:effectExtent l="0" t="0" r="0" b="0"/>
+                <wp:wrapTopAndBottom/>
+                <wp:docPr id="11" name="Zone de texte 11"/>
+                <wp:cNvGraphicFramePr/>
+                <a:graphic xmlns:a="http://schemas.openxmlformats.org/drawingml/2006/main">
+                  <a:graphicData uri="http://schemas.microsoft.com/office/word/2010/wordprocessingShape">
+                    <wps:wsp>
+                      <wps:cNvSpPr txBox="1"/>
+                      <wps:spPr>
+                        <a:xfrm>
+                          <a:off x="0" y="0"/>
+                          <a:ext cx="4512945" cy="635"/>
+                        </a:xfrm>
+                        <a:prstGeom prst="rect">
+                          <a:avLst/>
+                        </a:prstGeom>
+                        <a:solidFill>
+                          <a:prstClr val="white"/>
+                        </a:solidFill>
+                        <a:ln>
+                          <a:noFill/>
+                        </a:ln>
+                      </wps:spPr>
+                      <wps:txbx>
+                        <w:txbxContent>
+                          <w:p>
+                            <w:pPr>
+                              <w:pStyle w:val="Lgende"/>
+                              <w:rPr>
+                                <w:noProof/>
+                              </w:rPr>
+                            </w:pPr>
+                            <w:r>
+                              <w:t xml:space="preserve">Figure </w:t>
+                            </w:r>
+                            <w:r>
+                              <w:fldChar w:fldCharType="begin"/>
+                            </w:r>
+                            <w:r>
+                              <w:instrText xml:space="preserve"> SEQ Figure \* ARABIC </w:instrText>
+                            </w:r>
+                            <w:r>
+                              <w:fldChar w:fldCharType="separate"/>
+                            </w:r>
+                            <w:r>
+                              <w:rPr>
+                                <w:noProof/>
+                              </w:rPr>
+                              <w:t>1</w:t>
+                            </w:r>
+                            <w:r>
+                              <w:fldChar w:fldCharType="end"/>
+                            </w:r>
+                            <w:r>
+                              <w:t xml:space="preserve"> : </w:t>
+                            </w:r>
+                            <w:hyperlink r:id="rId27" w:history="1">
+                              <w:r>
+                                <w:rPr>
+                                  <w:rStyle w:val="Lienhypertexte"/>
+                                </w:rPr>
+                                <w:t>ResearchGate</w:t>
+                              </w:r>
+                            </w:hyperlink>
+                            <w:r>
+                              <w:t>, Trois modèles de caméra</w:t>
+                            </w:r>
+                            <w:r>
+                              <w:t>.</w:t>
+                            </w:r>
+                          </w:p>
+                        </w:txbxContent>
+                      </wps:txbx>
+                      <wps:bodyPr rot="0" spcFirstLastPara="0" vertOverflow="overflow" horzOverflow="overflow" vert="horz" wrap="square" lIns="0" tIns="0" rIns="0" bIns="0" numCol="1" spcCol="0" rtlCol="0" fromWordArt="0" anchor="t" anchorCtr="0" forceAA="0" compatLnSpc="1">
+                        <a:prstTxWarp prst="textNoShape">
+                          <a:avLst/>
+                        </a:prstTxWarp>
+                        <a:spAutoFit/>
+                      </wps:bodyPr>
+                    </wps:wsp>
+                  </a:graphicData>
+                </a:graphic>
+              </wp:anchor>
+            </w:drawing>
+          </mc:Choice>
+          <mc:Fallback>
+            <w:pict>
+              <v:shapetype w14:anchorId="7810FCA2" id="_x0000_t202" coordsize="21600,21600" o:spt="202" path="m,l,21600r21600,l21600,xe">
+                <v:stroke joinstyle="miter"/>
+                <v:path gradientshapeok="t" o:connecttype="rect"/>
+              </v:shapetype>
+              <v:shape id="Zone de texte 11" o:spid="_x0000_s1026" type="#_x0000_t202" style="position:absolute;margin-left:49.05pt;margin-top:238.45pt;width:355.35pt;height:.05pt;z-index:251663360;visibility:visible;mso-wrap-style:square;mso-wrap-distance-left:9pt;mso-wrap-distance-top:0;mso-wrap-distance-right:9pt;mso-wrap-distance-bottom:0;mso-position-horizontal:absolute;mso-position-horizontal-relative:text;mso-position-vertical:absolute;mso-position-vertical-relative:text;v-text-anchor:top" o:gfxdata="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" stroked="f">
+                <v:textbox style="mso-fit-shape-to-text:t" inset="0,0,0,0">
+                  <w:txbxContent>
+                    <w:p>
+                      <w:pPr>
+                        <w:pStyle w:val="Lgende"/>
+                        <w:rPr>
+                          <w:noProof/>
+                        </w:rPr>
+                      </w:pPr>
+                      <w:r>
+                        <w:t xml:space="preserve">Figure </w:t>
+                      </w:r>
+                      <w:r>
+                        <w:fldChar w:fldCharType="begin"/>
+                      </w:r>
+                      <w:r>
+                        <w:instrText xml:space="preserve"> SEQ Figure \* ARABIC </w:instrText>
+                      </w:r>
+                      <w:r>
+                        <w:fldChar w:fldCharType="separate"/>
+                      </w:r>
+                      <w:r>
+                        <w:rPr>
+                          <w:noProof/>
+                        </w:rPr>
+                        <w:t>1</w:t>
+                      </w:r>
+                      <w:r>
+                        <w:fldChar w:fldCharType="end"/>
+                      </w:r>
+                      <w:r>
+                        <w:t xml:space="preserve"> : </w:t>
+                      </w:r>
+                      <w:hyperlink r:id="rId28" w:history="1">
+                        <w:r>
+                          <w:rPr>
+                            <w:rStyle w:val="Lienhypertexte"/>
+                          </w:rPr>
+                          <w:t>ResearchGate</w:t>
+                        </w:r>
+                      </w:hyperlink>
+                      <w:r>
+                        <w:t>, Trois modèles de caméra</w:t>
+                      </w:r>
+                      <w:r>
+                        <w:t>.</w:t>
+                      </w:r>
+                    </w:p>
+                  </w:txbxContent>
+                </v:textbox>
+                <w10:wrap type="topAndBottom"/>
+              </v:shape>
+            </w:pict>
+          </mc:Fallback>
+        </mc:AlternateContent>
+      </w:r>
+      <w:r>
+        <w:rPr>
+          <w:noProof/>
+        </w:rPr>
+        <w:drawing>
+          <wp:anchor distT="0" distB="0" distL="114300" distR="114300" simplePos="0" relativeHeight="251661312" behindDoc="0" locked="0" layoutInCell="1" allowOverlap="1" wp14:anchorId="741756D7" wp14:editId="2F61FBBF">
+            <wp:simplePos x="0" y="0"/>
+            <wp:positionH relativeFrom="margin">
+              <wp:align>center</wp:align>
+            </wp:positionH>
+            <wp:positionV relativeFrom="paragraph">
+              <wp:posOffset>783183</wp:posOffset>
+            </wp:positionV>
+            <wp:extent cx="4512945" cy="2066925"/>
+            <wp:effectExtent l="190500" t="190500" r="192405" b="200025"/>
+            <wp:wrapTopAndBottom/>
+            <wp:docPr id="5" name="Image 5" descr="2-Trois modèles de caméras : orthographique, para-perspectif et... |  Download Scientific Diagram"/>
+            <wp:cNvGraphicFramePr>
+              <a:graphicFrameLocks xmlns:a="http://schemas.openxmlformats.org/drawingml/2006/main" noChangeAspect="1"/>
+            </wp:cNvGraphicFramePr>
+            <a:graphic xmlns:a="http://schemas.openxmlformats.org/drawingml/2006/main">
+              <a:graphicData uri="http://schemas.openxmlformats.org/drawingml/2006/picture">
+                <pic:pic xmlns:pic="http://schemas.openxmlformats.org/drawingml/2006/picture">
+                  <pic:nvPicPr>
+                    <pic:cNvPr id="0" name="Picture 1" descr="2-Trois modèles de caméras : orthographique, para-perspectif et... |  Download Scientific Diagram"/>
+                    <pic:cNvPicPr>
+                      <a:picLocks noChangeAspect="1" noChangeArrowheads="1"/>
+                    </pic:cNvPicPr>
+                  </pic:nvPicPr>
+                  <pic:blipFill>
+                    <a:blip r:embed="rId29">
+                      <a:extLst>
+                        <a:ext uri="{28A0092B-C50C-407E-A947-70E740481C1C}">
+                          <a14:useLocalDpi xmlns:a14="http://schemas.microsoft.com/office/drawing/2010/main" val="0"/>
+                        </a:ext>
+                      </a:extLst>
+                    </a:blip>
+                    <a:srcRect/>
+                    <a:stretch>
+                      <a:fillRect/>
+                    </a:stretch>
+                  </pic:blipFill>
+                  <pic:spPr bwMode="auto">
+                    <a:xfrm>
+                      <a:off x="0" y="0"/>
+                      <a:ext cx="4512945" cy="2066925"/>
+                    </a:xfrm>
+                    <a:prstGeom prst="rect">
+                      <a:avLst/>
+                    </a:prstGeom>
+                    <a:ln>
+                      <a:noFill/>
+                    </a:ln>
+                    <a:effectLst>
+                      <a:outerShdw blurRad="190500" algn="tl" rotWithShape="0">
+                        <a:srgbClr val="000000">
+                          <a:alpha val="70000"/>
+                        </a:srgbClr>
+                      </a:outerShdw>
+                    </a:effectLst>
+                  </pic:spPr>
+                </pic:pic>
+              </a:graphicData>
+            </a:graphic>
+          </wp:anchor>
+        </w:drawing>
+      </w:r>
+      <w:r>
+        <w:rPr>
+          <w:i/>
+        </w:rPr>
+        <w:t xml:space="preserve">En analyse 3D, </w:t>
+      </w:r>
+      <w:r>
+        <w:rPr>
+          <w:i/>
+        </w:rPr>
+        <w:t xml:space="preserve">la vue orthographique est la </w:t>
+      </w:r>
+      <w:r>
+        <w:rPr>
+          <w:i/>
+        </w:rPr>
+        <w:t>perspective qui permet d'afficher des données dans une scène en tant que plan bidimensionnel vu du dessus.</w:t>
+      </w:r>
+      <w:r>
+        <w:rPr>
+          <w:i/>
+        </w:rPr>
+        <w:t xml:space="preserve"> (</w:t>
+      </w:r>
+      <w:hyperlink r:id="rId30" w:anchor=":~:text=%5BAnalyse%203D%5D%20En%20analyse%203D,la%20totalit%C3%A9%20de%20l'affichage." w:history="1">
+        <w:r>
+          <w:rPr>
+            <w:rStyle w:val="Lienhypertexte"/>
+            <w:i/>
+          </w:rPr>
+          <w:t>ESRI : Définition de Vue Orthographique | Dictionnaire SIG</w:t>
+        </w:r>
+      </w:hyperlink>
+      <w:r>
+        <w:rPr>
+          <w:i/>
+        </w:rPr>
+        <w:t>)</w:t>
+      </w:r>
+      <w:r>
+        <w:t xml:space="preserve"> </w:t>
+      </w:r>
+    </w:p>
+    <w:p>
+      <w:pPr>
+        <w:rPr>
+          <w:i/>
+        </w:rPr>
+      </w:pPr>
+      <w:r>
+        <w:rPr>
+          <w:noProof/>
+        </w:rPr>
+        <w:drawing>
+          <wp:anchor distT="0" distB="0" distL="114300" distR="114300" simplePos="0" relativeHeight="251665408" behindDoc="0" locked="0" layoutInCell="1" allowOverlap="1" wp14:anchorId="2BB9500C" wp14:editId="17150CEC">
+            <wp:simplePos x="0" y="0"/>
+            <wp:positionH relativeFrom="column">
+              <wp:posOffset>2661069</wp:posOffset>
+            </wp:positionH>
+            <wp:positionV relativeFrom="paragraph">
+              <wp:posOffset>3484724</wp:posOffset>
+            </wp:positionV>
+            <wp:extent cx="2440800" cy="2440800"/>
+            <wp:effectExtent l="0" t="0" r="0" b="0"/>
+            <wp:wrapTopAndBottom/>
+            <wp:docPr id="15" name="Image 15"/>
+            <wp:cNvGraphicFramePr>
+              <a:graphicFrameLocks xmlns:a="http://schemas.openxmlformats.org/drawingml/2006/main" noChangeAspect="1"/>
+            </wp:cNvGraphicFramePr>
+            <a:graphic xmlns:a="http://schemas.openxmlformats.org/drawingml/2006/main">
+              <a:graphicData uri="http://schemas.openxmlformats.org/drawingml/2006/picture">
+                <pic:pic xmlns:pic="http://schemas.openxmlformats.org/drawingml/2006/picture">
+                  <pic:nvPicPr>
+                    <pic:cNvPr id="15" name="camera3D.jpg"/>
+                    <pic:cNvPicPr/>
+                  </pic:nvPicPr>
+                  <pic:blipFill>
+                    <a:blip r:embed="rId31" cstate="print">
+                      <a:extLst>
+                        <a:ext uri="{28A0092B-C50C-407E-A947-70E740481C1C}">
+                          <a14:useLocalDpi xmlns:a14="http://schemas.microsoft.com/office/drawing/2010/main" val="0"/>
+                        </a:ext>
+                      </a:extLst>
+                    </a:blip>
+                    <a:stretch>
+                      <a:fillRect/>
+                    </a:stretch>
+                  </pic:blipFill>
+                  <pic:spPr>
+                    <a:xfrm>
+                      <a:off x="0" y="0"/>
+                      <a:ext cx="2440800" cy="2440800"/>
+                    </a:xfrm>
+                    <a:prstGeom prst="rect">
+                      <a:avLst/>
+                    </a:prstGeom>
+                  </pic:spPr>
+                </pic:pic>
+              </a:graphicData>
+            </a:graphic>
+            <wp14:sizeRelH relativeFrom="margin">
+              <wp14:pctWidth>0</wp14:pctWidth>
+            </wp14:sizeRelH>
+            <wp14:sizeRelV relativeFrom="margin">
+              <wp14:pctHeight>0</wp14:pctHeight>
+            </wp14:sizeRelV>
+          </wp:anchor>
+        </w:drawing>
+      </w:r>
+      <w:r>
+        <w:t xml:space="preserve">Lorsque le joueur clique sur la touche « E », le point de vue de la caméra, toujours centrée sur le joueur, tourne de 90 degrés. </w:t>
+      </w:r>
+      <w:r>
+        <w:t xml:space="preserve">Voici </w:t>
+      </w:r>
+      <w:r>
+        <w:t>deux schémas</w:t>
+      </w:r>
+      <w:r>
+        <w:t xml:space="preserve"> qui illustre</w:t>
+      </w:r>
+      <w:r>
+        <w:t>nt</w:t>
+      </w:r>
+      <w:r>
+        <w:t xml:space="preserve"> </w:t>
+      </w:r>
+      <w:r>
+        <w:t>les déplacements</w:t>
+      </w:r>
+      <w:r>
+        <w:t xml:space="preserve"> de la caméra</w:t>
+      </w:r>
+      <w:r>
+        <w:t> </w:t>
+      </w:r>
+      <w:r>
+        <w:t>en mode 3</w:t>
+      </w:r>
+      <w:r>
+        <w:t>D :</w:t>
+      </w:r>
+      <w:r>
+        <w:br w:type="page"/>
+      </w:r>
+    </w:p>
+    <w:p>
+      <w:r>
+        <w:rPr>
+          <w:noProof/>
+        </w:rPr>
+        <w:lastRenderedPageBreak/>
+        <w:drawing>
+          <wp:anchor distT="0" distB="0" distL="114300" distR="114300" simplePos="0" relativeHeight="251669504" behindDoc="0" locked="0" layoutInCell="1" allowOverlap="1" wp14:anchorId="5418D3A5" wp14:editId="221E66E2">
+            <wp:simplePos x="0" y="0"/>
+            <wp:positionH relativeFrom="margin">
+              <wp:align>right</wp:align>
+            </wp:positionH>
+            <wp:positionV relativeFrom="paragraph">
+              <wp:posOffset>833169</wp:posOffset>
+            </wp:positionV>
+            <wp:extent cx="2468805" cy="1662546"/>
+            <wp:effectExtent l="266700" t="0" r="103505" b="185420"/>
+            <wp:wrapTopAndBottom/>
+            <wp:docPr id="19" name="Image 19"/>
+            <wp:cNvGraphicFramePr>
+              <a:graphicFrameLocks xmlns:a="http://schemas.openxmlformats.org/drawingml/2006/main" noChangeAspect="1"/>
+            </wp:cNvGraphicFramePr>
+            <a:graphic xmlns:a="http://schemas.openxmlformats.org/drawingml/2006/main">
+              <a:graphicData uri="http://schemas.openxmlformats.org/drawingml/2006/picture">
+                <pic:pic xmlns:pic="http://schemas.openxmlformats.org/drawingml/2006/picture">
+                  <pic:nvPicPr>
+                    <pic:cNvPr id="19" name="halfsphere.png"/>
+                    <pic:cNvPicPr/>
+                  </pic:nvPicPr>
+                  <pic:blipFill rotWithShape="1">
+                    <a:blip r:embed="rId32" cstate="print">
+                      <a:extLst>
+                        <a:ext uri="{28A0092B-C50C-407E-A947-70E740481C1C}">
+                          <a14:useLocalDpi xmlns:a14="http://schemas.microsoft.com/office/drawing/2010/main" val="0"/>
+                        </a:ext>
+                      </a:extLst>
+                    </a:blip>
+                    <a:srcRect t="15863" b="22432"/>
+                    <a:stretch/>
+                  </pic:blipFill>
+                  <pic:spPr bwMode="auto">
+                    <a:xfrm>
+                      <a:off x="0" y="0"/>
+                      <a:ext cx="2468805" cy="1662546"/>
+                    </a:xfrm>
+                    <a:prstGeom prst="rect">
+                      <a:avLst/>
+                    </a:prstGeom>
+                    <a:ln>
+                      <a:noFill/>
+                    </a:ln>
+                    <a:effectLst>
+                      <a:outerShdw blurRad="254000" dist="152400" dir="7920000" algn="tr" rotWithShape="0">
+                        <a:prstClr val="black">
+                          <a:alpha val="69000"/>
+                        </a:prstClr>
+                      </a:outerShdw>
+                    </a:effectLst>
+                    <a:extLst>
+                      <a:ext uri="{53640926-AAD7-44D8-BBD7-CCE9431645EC}">
+                        <a14:shadowObscured xmlns:a14="http://schemas.microsoft.com/office/drawing/2010/main"/>
+                      </a:ext>
+                    </a:extLst>
+                  </pic:spPr>
+                </pic:pic>
+              </a:graphicData>
+            </a:graphic>
+            <wp14:sizeRelH relativeFrom="margin">
+              <wp14:pctWidth>0</wp14:pctWidth>
+            </wp14:sizeRelH>
+            <wp14:sizeRelV relativeFrom="margin">
+              <wp14:pctHeight>0</wp14:pctHeight>
+            </wp14:sizeRelV>
+          </wp:anchor>
+        </w:drawing>
+      </w:r>
+      <w:r>
+        <w:rPr>
+          <w:noProof/>
+        </w:rPr>
+        <w:drawing>
+          <wp:anchor distT="0" distB="0" distL="114300" distR="114300" simplePos="0" relativeHeight="251668480" behindDoc="0" locked="0" layoutInCell="1" allowOverlap="1" wp14:anchorId="3E22A779" wp14:editId="001528C4">
+            <wp:simplePos x="0" y="0"/>
+            <wp:positionH relativeFrom="margin">
+              <wp:align>left</wp:align>
+            </wp:positionH>
+            <wp:positionV relativeFrom="paragraph">
+              <wp:posOffset>833433</wp:posOffset>
+            </wp:positionV>
+            <wp:extent cx="2545715" cy="1744980"/>
+            <wp:effectExtent l="0" t="0" r="6985" b="7620"/>
+            <wp:wrapTopAndBottom/>
+            <wp:docPr id="20" name="Image 20"/>
+            <wp:cNvGraphicFramePr>
+              <a:graphicFrameLocks xmlns:a="http://schemas.openxmlformats.org/drawingml/2006/main" noChangeAspect="1"/>
+            </wp:cNvGraphicFramePr>
+            <a:graphic xmlns:a="http://schemas.openxmlformats.org/drawingml/2006/main">
+              <a:graphicData uri="http://schemas.openxmlformats.org/drawingml/2006/picture">
+                <pic:pic xmlns:pic="http://schemas.openxmlformats.org/drawingml/2006/picture">
+                  <pic:nvPicPr>
+                    <pic:cNvPr id="20" name="camera3D_2.jpg"/>
+                    <pic:cNvPicPr/>
+                  </pic:nvPicPr>
+                  <pic:blipFill rotWithShape="1">
+                    <a:blip r:embed="rId33" cstate="print">
+                      <a:extLst>
+                        <a:ext uri="{28A0092B-C50C-407E-A947-70E740481C1C}">
+                          <a14:useLocalDpi xmlns:a14="http://schemas.microsoft.com/office/drawing/2010/main" val="0"/>
+                        </a:ext>
+                      </a:extLst>
+                    </a:blip>
+                    <a:srcRect t="7108" b="24362"/>
+                    <a:stretch/>
+                  </pic:blipFill>
+                  <pic:spPr bwMode="auto">
+                    <a:xfrm>
+                      <a:off x="0" y="0"/>
+                      <a:ext cx="2545715" cy="1744980"/>
+                    </a:xfrm>
+                    <a:prstGeom prst="rect">
+                      <a:avLst/>
+                    </a:prstGeom>
+                    <a:ln>
+                      <a:noFill/>
+                    </a:ln>
+                    <a:extLst>
+                      <a:ext uri="{53640926-AAD7-44D8-BBD7-CCE9431645EC}">
+                        <a14:shadowObscured xmlns:a14="http://schemas.microsoft.com/office/drawing/2010/main"/>
+                      </a:ext>
+                    </a:extLst>
+                  </pic:spPr>
+                </pic:pic>
+              </a:graphicData>
+            </a:graphic>
+            <wp14:sizeRelH relativeFrom="margin">
+              <wp14:pctWidth>0</wp14:pctWidth>
+            </wp14:sizeRelH>
+            <wp14:sizeRelV relativeFrom="margin">
+              <wp14:pctHeight>0</wp14:pctHeight>
+            </wp14:sizeRelV>
+          </wp:anchor>
+        </w:drawing>
+      </w:r>
+      <w:r>
+        <w:t>Maintenant lorsque le joueur veut passer en vue orthographique, il clique sur « Q » et la caméra se place au-dessus du joueur et aplati les éléments visibles.</w:t>
+      </w:r>
+      <w:r>
+        <w:t xml:space="preserve"> </w:t>
+      </w:r>
+      <w:r>
+        <w:t>Si on considère toutes les positions possibles, elles s’apparentent donc à une demi-sphère. Voici un schéma qui illustre toutes les positions de caméra possibles :</w:t>
+      </w:r>
+    </w:p>
+    <w:p/>
+    <w:p>
+      <w:bookmarkStart w:id="17" w:name="_GoBack"/>
+      <w:bookmarkEnd w:id="17"/>
     </w:p>
     <w:p>
       <w:pPr>
@@ -2169,13 +2969,11 @@
           <w:numId w:val="1"/>
         </w:numPr>
       </w:pPr>
-      <w:bookmarkStart w:id="17" w:name="_Toc193724392"/>
-      <w:bookmarkStart w:id="18" w:name="_Toc193724642"/>
+      <w:bookmarkStart w:id="18" w:name="_Toc193724392"/>
+      <w:bookmarkStart w:id="19" w:name="_Toc193788241"/>
       <w:r>
         <w:t>Résultats</w:t>
       </w:r>
-      <w:bookmarkStart w:id="19" w:name="_GoBack"/>
-      <w:bookmarkEnd w:id="17"/>
       <w:bookmarkEnd w:id="18"/>
       <w:bookmarkEnd w:id="19"/>
     </w:p>
@@ -2227,7 +3025,7 @@
         </w:numPr>
       </w:pPr>
       <w:bookmarkStart w:id="20" w:name="_Toc193724393"/>
-      <w:bookmarkStart w:id="21" w:name="_Toc193724643"/>
+      <w:bookmarkStart w:id="21" w:name="_Toc193788242"/>
       <w:r>
         <w:t>Conclusion</w:t>
       </w:r>
@@ -2282,9 +3080,8 @@
         </w:numPr>
       </w:pPr>
       <w:bookmarkStart w:id="22" w:name="_Toc193724394"/>
-      <w:bookmarkStart w:id="23" w:name="_Toc193724644"/>
-      <w:r>
-        <w:lastRenderedPageBreak/>
+      <w:bookmarkStart w:id="23" w:name="_Toc193788243"/>
+      <w:r>
         <w:t>Annexes</w:t>
       </w:r>
       <w:bookmarkEnd w:id="22"/>
@@ -2330,8 +3127,8 @@
       </w:r>
     </w:p>
     <w:sectPr>
-      <w:headerReference w:type="default" r:id="rId26"/>
-      <w:footerReference w:type="default" r:id="rId27"/>
+      <w:headerReference w:type="default" r:id="rId34"/>
+      <w:footerReference w:type="default" r:id="rId35"/>
       <w:pgSz w:w="11906" w:h="16838"/>
       <w:pgMar w:top="1417" w:right="1417" w:bottom="1417" w:left="1417" w:header="708" w:footer="708" w:gutter="0"/>
       <w:pgNumType w:start="1"/>
@@ -2395,6 +3192,7 @@
           <w:docPartUnique/>
         </w:docPartObj>
       </w:sdtPr>
+      <w:sdtEndPr/>
       <w:sdtContent>
         <w:r>
           <w:fldChar w:fldCharType="begin"/>
@@ -2650,16 +3448,16 @@
         <w:lang w:eastAsia="fr-CH"/>
       </w:rPr>
       <w:drawing>
-        <wp:anchor distT="0" distB="0" distL="114300" distR="114300" simplePos="0" relativeHeight="251668480" behindDoc="0" locked="0" layoutInCell="1" allowOverlap="1" wp14:anchorId="2C038EEB" wp14:editId="1F8E9395">
+        <wp:anchor distT="0" distB="0" distL="114300" distR="114300" simplePos="0" relativeHeight="251668480" behindDoc="0" locked="0" layoutInCell="1" allowOverlap="1" wp14:anchorId="2C038EEB" wp14:editId="1AC78B05">
           <wp:simplePos x="0" y="0"/>
           <wp:positionH relativeFrom="margin">
-            <wp:posOffset>4377055</wp:posOffset>
+            <wp:posOffset>4689703</wp:posOffset>
           </wp:positionH>
           <wp:positionV relativeFrom="paragraph">
-            <wp:posOffset>-182880</wp:posOffset>
+            <wp:posOffset>-267874</wp:posOffset>
           </wp:positionV>
-          <wp:extent cx="1992630" cy="627475"/>
-          <wp:effectExtent l="0" t="0" r="7620" b="1270"/>
+          <wp:extent cx="1819799" cy="573051"/>
+          <wp:effectExtent l="0" t="0" r="0" b="0"/>
           <wp:wrapNone/>
           <wp:docPr id="12" name="Image 12" descr="https://edus2.rpn.ch/extranet/cpne/sa/com/CPNE_Logos/CPNE_TI_logo_digital_rvb_100mm.png"/>
           <wp:cNvGraphicFramePr>
@@ -2690,7 +3488,7 @@
                 <pic:spPr bwMode="auto">
                   <a:xfrm>
                     <a:off x="0" y="0"/>
-                    <a:ext cx="2087567" cy="657371"/>
+                    <a:ext cx="1819799" cy="573051"/>
                   </a:xfrm>
                   <a:prstGeom prst="rect">
                     <a:avLst/>
@@ -3711,6 +4509,25 @@
       <w:ind w:left="220"/>
     </w:pPr>
   </w:style>
+  <w:style w:type="paragraph" w:styleId="Lgende">
+    <w:name w:val="caption"/>
+    <w:basedOn w:val="Normal"/>
+    <w:next w:val="Normal"/>
+    <w:uiPriority w:val="35"/>
+    <w:unhideWhenUsed/>
+    <w:qFormat/>
+    <w:rsid w:val="000024EE"/>
+    <w:pPr>
+      <w:spacing w:after="200" w:line="240" w:lineRule="auto"/>
+    </w:pPr>
+    <w:rPr>
+      <w:i/>
+      <w:iCs/>
+      <w:color w:val="44546A" w:themeColor="text2"/>
+      <w:sz w:val="18"/>
+      <w:szCs w:val="18"/>
+    </w:rPr>
+  </w:style>
 </w:styles>
 </file>
 
@@ -4014,7 +4831,7 @@
 </file>
 
 <file path=customXml/itemProps1.xml><?xml version="1.0" encoding="utf-8"?>
-<ds:datastoreItem xmlns:ds="http://schemas.openxmlformats.org/officeDocument/2006/customXml" ds:itemID="{4CA7A982-75D0-4828-8100-8425343B7DA4}">
+<ds:datastoreItem xmlns:ds="http://schemas.openxmlformats.org/officeDocument/2006/customXml" ds:itemID="{3F1FED60-F4DE-46A4-9CFD-A677C31F8F66}">
   <ds:schemaRefs>
     <ds:schemaRef ds:uri="http://schemas.openxmlformats.org/officeDocument/2006/bibliography"/>
   </ds:schemaRefs>

--- a/Doc/Rapport_PRE-TPI.docx
+++ b/Doc/Rapport_PRE-TPI.docx
@@ -1457,15 +1457,15 @@
         <w:pStyle w:val="Titre2"/>
       </w:pPr>
       <w:bookmarkStart w:id="10" w:name="_Toc193724389"/>
-      <w:bookmarkStart w:id="11" w:name="_Hlk193723275"/>
-      <w:bookmarkStart w:id="12" w:name="_Toc193788238"/>
+      <w:bookmarkStart w:id="11" w:name="_Toc193788238"/>
+      <w:bookmarkStart w:id="12" w:name="_Hlk193723275"/>
       <w:r>
         <w:t>Sources utiles</w:t>
       </w:r>
       <w:bookmarkEnd w:id="10"/>
-      <w:bookmarkEnd w:id="12"/>
-    </w:p>
-    <w:bookmarkEnd w:id="11"/>
+      <w:bookmarkEnd w:id="11"/>
+    </w:p>
+    <w:bookmarkEnd w:id="12"/>
     <w:p>
       <w:pPr>
         <w:pStyle w:val="Paragraphedeliste"/>
@@ -2370,6 +2370,122 @@
         <w:rPr>
           <w:noProof/>
         </w:rPr>
+        <mc:AlternateContent>
+          <mc:Choice Requires="wps">
+            <w:drawing>
+              <wp:anchor distT="0" distB="0" distL="114300" distR="114300" simplePos="0" relativeHeight="251671552" behindDoc="0" locked="0" layoutInCell="1" allowOverlap="1" wp14:anchorId="66E1398E" wp14:editId="67B76262">
+                <wp:simplePos x="0" y="0"/>
+                <wp:positionH relativeFrom="column">
+                  <wp:posOffset>0</wp:posOffset>
+                </wp:positionH>
+                <wp:positionV relativeFrom="paragraph">
+                  <wp:posOffset>6410325</wp:posOffset>
+                </wp:positionV>
+                <wp:extent cx="2440305" cy="635"/>
+                <wp:effectExtent l="0" t="0" r="0" b="0"/>
+                <wp:wrapTopAndBottom/>
+                <wp:docPr id="16" name="Zone de texte 16"/>
+                <wp:cNvGraphicFramePr/>
+                <a:graphic xmlns:a="http://schemas.openxmlformats.org/drawingml/2006/main">
+                  <a:graphicData uri="http://schemas.microsoft.com/office/word/2010/wordprocessingShape">
+                    <wps:wsp>
+                      <wps:cNvSpPr txBox="1"/>
+                      <wps:spPr>
+                        <a:xfrm>
+                          <a:off x="0" y="0"/>
+                          <a:ext cx="2440305" cy="635"/>
+                        </a:xfrm>
+                        <a:prstGeom prst="rect">
+                          <a:avLst/>
+                        </a:prstGeom>
+                        <a:solidFill>
+                          <a:prstClr val="white"/>
+                        </a:solidFill>
+                        <a:ln>
+                          <a:noFill/>
+                        </a:ln>
+                      </wps:spPr>
+                      <wps:txbx>
+                        <w:txbxContent>
+                          <w:p>
+                            <w:pPr>
+                              <w:pStyle w:val="Lgende"/>
+                              <w:rPr>
+                                <w:noProof/>
+                              </w:rPr>
+                            </w:pPr>
+                            <w:r>
+                              <w:t xml:space="preserve">Figure </w:t>
+                            </w:r>
+                            <w:fldSimple w:instr=" SEQ Figure \* ARABIC ">
+                              <w:r>
+                                <w:rPr>
+                                  <w:noProof/>
+                                </w:rPr>
+                                <w:t>1</w:t>
+                              </w:r>
+                            </w:fldSimple>
+                            <w:r>
+                              <w:t xml:space="preserve"> : Angles de caméra à plat.</w:t>
+                            </w:r>
+                          </w:p>
+                        </w:txbxContent>
+                      </wps:txbx>
+                      <wps:bodyPr rot="0" spcFirstLastPara="0" vertOverflow="overflow" horzOverflow="overflow" vert="horz" wrap="square" lIns="0" tIns="0" rIns="0" bIns="0" numCol="1" spcCol="0" rtlCol="0" fromWordArt="0" anchor="t" anchorCtr="0" forceAA="0" compatLnSpc="1">
+                        <a:prstTxWarp prst="textNoShape">
+                          <a:avLst/>
+                        </a:prstTxWarp>
+                        <a:spAutoFit/>
+                      </wps:bodyPr>
+                    </wps:wsp>
+                  </a:graphicData>
+                </a:graphic>
+              </wp:anchor>
+            </w:drawing>
+          </mc:Choice>
+          <mc:Fallback>
+            <w:pict>
+              <v:shapetype w14:anchorId="66E1398E" id="_x0000_t202" coordsize="21600,21600" o:spt="202" path="m,l,21600r21600,l21600,xe">
+                <v:stroke joinstyle="miter"/>
+                <v:path gradientshapeok="t" o:connecttype="rect"/>
+              </v:shapetype>
+              <v:shape id="Zone de texte 16" o:spid="_x0000_s1026" type="#_x0000_t202" style="position:absolute;margin-left:0;margin-top:504.75pt;width:192.15pt;height:.05pt;z-index:251671552;visibility:visible;mso-wrap-style:square;mso-wrap-distance-left:9pt;mso-wrap-distance-top:0;mso-wrap-distance-right:9pt;mso-wrap-distance-bottom:0;mso-position-horizontal:absolute;mso-position-horizontal-relative:text;mso-position-vertical:absolute;mso-position-vertical-relative:text;v-text-anchor:top" o:gfxdata="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" stroked="f">
+                <v:textbox style="mso-fit-shape-to-text:t" inset="0,0,0,0">
+                  <w:txbxContent>
+                    <w:p>
+                      <w:pPr>
+                        <w:pStyle w:val="Lgende"/>
+                        <w:rPr>
+                          <w:noProof/>
+                        </w:rPr>
+                      </w:pPr>
+                      <w:r>
+                        <w:t xml:space="preserve">Figure </w:t>
+                      </w:r>
+                      <w:fldSimple w:instr=" SEQ Figure \* ARABIC ">
+                        <w:r>
+                          <w:rPr>
+                            <w:noProof/>
+                          </w:rPr>
+                          <w:t>1</w:t>
+                        </w:r>
+                      </w:fldSimple>
+                      <w:r>
+                        <w:t xml:space="preserve"> : Angles de caméra à plat.</w:t>
+                      </w:r>
+                    </w:p>
+                  </w:txbxContent>
+                </v:textbox>
+                <w10:wrap type="topAndBottom"/>
+              </v:shape>
+            </w:pict>
+          </mc:Fallback>
+        </mc:AlternateContent>
+      </w:r>
+      <w:r>
+        <w:rPr>
+          <w:noProof/>
+        </w:rPr>
         <w:drawing>
           <wp:anchor distT="0" distB="0" distL="114300" distR="114300" simplePos="0" relativeHeight="251664384" behindDoc="0" locked="0" layoutInCell="1" allowOverlap="1" wp14:anchorId="6B0D5052" wp14:editId="0CD5829A">
             <wp:simplePos x="0" y="0"/>
@@ -2433,16 +2549,16 @@
         <mc:AlternateContent>
           <mc:Choice Requires="wps">
             <w:drawing>
-              <wp:anchor distT="0" distB="0" distL="114300" distR="114300" simplePos="0" relativeHeight="251663360" behindDoc="0" locked="0" layoutInCell="1" allowOverlap="1" wp14:anchorId="7810FCA2" wp14:editId="19D4193A">
+              <wp:anchor distT="0" distB="0" distL="114300" distR="114300" simplePos="0" relativeHeight="251663360" behindDoc="0" locked="0" layoutInCell="1" allowOverlap="1" wp14:anchorId="7810FCA2" wp14:editId="704D7A9A">
                 <wp:simplePos x="0" y="0"/>
                 <wp:positionH relativeFrom="column">
-                  <wp:posOffset>622935</wp:posOffset>
+                  <wp:posOffset>626745</wp:posOffset>
                 </wp:positionH>
                 <wp:positionV relativeFrom="paragraph">
-                  <wp:posOffset>3028015</wp:posOffset>
+                  <wp:posOffset>3029585</wp:posOffset>
                 </wp:positionV>
                 <wp:extent cx="4512945" cy="635"/>
-                <wp:effectExtent l="0" t="0" r="0" b="0"/>
+                <wp:effectExtent l="0" t="0" r="1905" b="0"/>
                 <wp:wrapTopAndBottom/>
                 <wp:docPr id="11" name="Zone de texte 11"/>
                 <wp:cNvGraphicFramePr/>
@@ -2477,24 +2593,14 @@
                             <w:r>
                               <w:t xml:space="preserve">Figure </w:t>
                             </w:r>
-                            <w:r>
-                              <w:fldChar w:fldCharType="begin"/>
-                            </w:r>
-                            <w:r>
-                              <w:instrText xml:space="preserve"> SEQ Figure \* ARABIC </w:instrText>
-                            </w:r>
-                            <w:r>
-                              <w:fldChar w:fldCharType="separate"/>
-                            </w:r>
-                            <w:r>
-                              <w:rPr>
-                                <w:noProof/>
-                              </w:rPr>
-                              <w:t>1</w:t>
-                            </w:r>
-                            <w:r>
-                              <w:fldChar w:fldCharType="end"/>
-                            </w:r>
+                            <w:fldSimple w:instr=" SEQ Figure \* ARABIC ">
+                              <w:r>
+                                <w:rPr>
+                                  <w:noProof/>
+                                </w:rPr>
+                                <w:t>2</w:t>
+                              </w:r>
+                            </w:fldSimple>
                             <w:r>
                               <w:t xml:space="preserve"> : </w:t>
                             </w:r>
@@ -2529,11 +2635,7 @@
           </mc:Choice>
           <mc:Fallback>
             <w:pict>
-              <v:shapetype w14:anchorId="7810FCA2" id="_x0000_t202" coordsize="21600,21600" o:spt="202" path="m,l,21600r21600,l21600,xe">
-                <v:stroke joinstyle="miter"/>
-                <v:path gradientshapeok="t" o:connecttype="rect"/>
-              </v:shapetype>
-              <v:shape id="Zone de texte 11" o:spid="_x0000_s1026" type="#_x0000_t202" style="position:absolute;margin-left:49.05pt;margin-top:238.45pt;width:355.35pt;height:.05pt;z-index:251663360;visibility:visible;mso-wrap-style:square;mso-wrap-distance-left:9pt;mso-wrap-distance-top:0;mso-wrap-distance-right:9pt;mso-wrap-distance-bottom:0;mso-position-horizontal:absolute;mso-position-horizontal-relative:text;mso-position-vertical:absolute;mso-position-vertical-relative:text;v-text-anchor:top" o:gfxdata="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" stroked="f">
+              <v:shape w14:anchorId="7810FCA2" id="Zone de texte 11" o:spid="_x0000_s1027" type="#_x0000_t202" style="position:absolute;margin-left:49.35pt;margin-top:238.55pt;width:355.35pt;height:.05pt;z-index:251663360;visibility:visible;mso-wrap-style:square;mso-wrap-distance-left:9pt;mso-wrap-distance-top:0;mso-wrap-distance-right:9pt;mso-wrap-distance-bottom:0;mso-position-horizontal:absolute;mso-position-horizontal-relative:text;mso-position-vertical:absolute;mso-position-vertical-relative:text;v-text-anchor:top" o:gfxdata="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" stroked="f">
                 <v:textbox style="mso-fit-shape-to-text:t" inset="0,0,0,0">
                   <w:txbxContent>
                     <w:p>
@@ -2546,24 +2648,14 @@
                       <w:r>
                         <w:t xml:space="preserve">Figure </w:t>
                       </w:r>
-                      <w:r>
-                        <w:fldChar w:fldCharType="begin"/>
-                      </w:r>
-                      <w:r>
-                        <w:instrText xml:space="preserve"> SEQ Figure \* ARABIC </w:instrText>
-                      </w:r>
-                      <w:r>
-                        <w:fldChar w:fldCharType="separate"/>
-                      </w:r>
-                      <w:r>
-                        <w:rPr>
-                          <w:noProof/>
-                        </w:rPr>
-                        <w:t>1</w:t>
-                      </w:r>
-                      <w:r>
-                        <w:fldChar w:fldCharType="end"/>
-                      </w:r>
+                      <w:fldSimple w:instr=" SEQ Figure \* ARABIC ">
+                        <w:r>
+                          <w:rPr>
+                            <w:noProof/>
+                          </w:rPr>
+                          <w:t>2</w:t>
+                        </w:r>
+                      </w:fldSimple>
                       <w:r>
                         <w:t xml:space="preserve"> : </w:t>
                       </w:r>
@@ -2710,6 +2802,130 @@
         <w:rPr>
           <w:noProof/>
         </w:rPr>
+        <mc:AlternateContent>
+          <mc:Choice Requires="wps">
+            <w:drawing>
+              <wp:anchor distT="0" distB="0" distL="114300" distR="114300" simplePos="0" relativeHeight="251673600" behindDoc="0" locked="0" layoutInCell="1" allowOverlap="1" wp14:anchorId="0A63A8A0" wp14:editId="0D1A3252">
+                <wp:simplePos x="0" y="0"/>
+                <wp:positionH relativeFrom="column">
+                  <wp:posOffset>2660650</wp:posOffset>
+                </wp:positionH>
+                <wp:positionV relativeFrom="paragraph">
+                  <wp:posOffset>5756910</wp:posOffset>
+                </wp:positionV>
+                <wp:extent cx="2440305" cy="635"/>
+                <wp:effectExtent l="0" t="0" r="0" b="0"/>
+                <wp:wrapTopAndBottom/>
+                <wp:docPr id="17" name="Zone de texte 17"/>
+                <wp:cNvGraphicFramePr/>
+                <a:graphic xmlns:a="http://schemas.openxmlformats.org/drawingml/2006/main">
+                  <a:graphicData uri="http://schemas.microsoft.com/office/word/2010/wordprocessingShape">
+                    <wps:wsp>
+                      <wps:cNvSpPr txBox="1"/>
+                      <wps:spPr>
+                        <a:xfrm>
+                          <a:off x="0" y="0"/>
+                          <a:ext cx="2440305" cy="635"/>
+                        </a:xfrm>
+                        <a:prstGeom prst="rect">
+                          <a:avLst/>
+                        </a:prstGeom>
+                        <a:solidFill>
+                          <a:prstClr val="white"/>
+                        </a:solidFill>
+                        <a:ln>
+                          <a:noFill/>
+                        </a:ln>
+                      </wps:spPr>
+                      <wps:txbx>
+                        <w:txbxContent>
+                          <w:p>
+                            <w:pPr>
+                              <w:pStyle w:val="Lgende"/>
+                              <w:rPr>
+                                <w:noProof/>
+                              </w:rPr>
+                            </w:pPr>
+                            <w:r>
+                              <w:t xml:space="preserve">Figure </w:t>
+                            </w:r>
+                            <w:fldSimple w:instr=" SEQ Figure \* ARABIC ">
+                              <w:r>
+                                <w:rPr>
+                                  <w:noProof/>
+                                </w:rPr>
+                                <w:t>3</w:t>
+                              </w:r>
+                            </w:fldSimple>
+                            <w:r>
+                              <w:t xml:space="preserve"> : Angles de caméra </w:t>
+                            </w:r>
+                            <w:r>
+                              <w:t>en</w:t>
+                            </w:r>
+                            <w:r>
+                              <w:t xml:space="preserve"> 3D</w:t>
+                            </w:r>
+                          </w:p>
+                        </w:txbxContent>
+                      </wps:txbx>
+                      <wps:bodyPr rot="0" spcFirstLastPara="0" vertOverflow="overflow" horzOverflow="overflow" vert="horz" wrap="square" lIns="0" tIns="0" rIns="0" bIns="0" numCol="1" spcCol="0" rtlCol="0" fromWordArt="0" anchor="t" anchorCtr="0" forceAA="0" compatLnSpc="1">
+                        <a:prstTxWarp prst="textNoShape">
+                          <a:avLst/>
+                        </a:prstTxWarp>
+                        <a:spAutoFit/>
+                      </wps:bodyPr>
+                    </wps:wsp>
+                  </a:graphicData>
+                </a:graphic>
+              </wp:anchor>
+            </w:drawing>
+          </mc:Choice>
+          <mc:Fallback>
+            <w:pict>
+              <v:shape w14:anchorId="0A63A8A0" id="Zone de texte 17" o:spid="_x0000_s1028" type="#_x0000_t202" style="position:absolute;margin-left:209.5pt;margin-top:453.3pt;width:192.15pt;height:.05pt;z-index:251673600;visibility:visible;mso-wrap-style:square;mso-wrap-distance-left:9pt;mso-wrap-distance-top:0;mso-wrap-distance-right:9pt;mso-wrap-distance-bottom:0;mso-position-horizontal:absolute;mso-position-horizontal-relative:text;mso-position-vertical:absolute;mso-position-vertical-relative:text;v-text-anchor:top" o:gfxdata="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" stroked="f">
+                <v:textbox style="mso-fit-shape-to-text:t" inset="0,0,0,0">
+                  <w:txbxContent>
+                    <w:p>
+                      <w:pPr>
+                        <w:pStyle w:val="Lgende"/>
+                        <w:rPr>
+                          <w:noProof/>
+                        </w:rPr>
+                      </w:pPr>
+                      <w:r>
+                        <w:t xml:space="preserve">Figure </w:t>
+                      </w:r>
+                      <w:fldSimple w:instr=" SEQ Figure \* ARABIC ">
+                        <w:r>
+                          <w:rPr>
+                            <w:noProof/>
+                          </w:rPr>
+                          <w:t>3</w:t>
+                        </w:r>
+                      </w:fldSimple>
+                      <w:r>
+                        <w:t xml:space="preserve"> : Angles de caméra </w:t>
+                      </w:r>
+                      <w:r>
+                        <w:t>en</w:t>
+                      </w:r>
+                      <w:r>
+                        <w:t xml:space="preserve"> 3D</w:t>
+                      </w:r>
+                    </w:p>
+                  </w:txbxContent>
+                </v:textbox>
+                <w10:wrap type="topAndBottom"/>
+              </v:shape>
+            </w:pict>
+          </mc:Fallback>
+        </mc:AlternateContent>
+      </w:r>
+      <w:r>
+        <w:rPr>
+          <w:noProof/>
+        </w:rPr>
         <w:drawing>
           <wp:anchor distT="0" distB="0" distL="114300" distR="114300" simplePos="0" relativeHeight="251665408" behindDoc="0" locked="0" layoutInCell="1" allowOverlap="1" wp14:anchorId="2BB9500C" wp14:editId="17150CEC">
             <wp:simplePos x="0" y="0"/>
@@ -2809,6 +3025,128 @@
           <w:noProof/>
         </w:rPr>
         <w:lastRenderedPageBreak/>
+        <mc:AlternateContent>
+          <mc:Choice Requires="wps">
+            <w:drawing>
+              <wp:anchor distT="0" distB="0" distL="114300" distR="114300" simplePos="0" relativeHeight="251677696" behindDoc="0" locked="0" layoutInCell="1" allowOverlap="1" wp14:anchorId="7E0FF89B" wp14:editId="52261BDE">
+                <wp:simplePos x="0" y="0"/>
+                <wp:positionH relativeFrom="column">
+                  <wp:posOffset>3188970</wp:posOffset>
+                </wp:positionH>
+                <wp:positionV relativeFrom="paragraph">
+                  <wp:posOffset>2656217</wp:posOffset>
+                </wp:positionV>
+                <wp:extent cx="2468245" cy="635"/>
+                <wp:effectExtent l="0" t="0" r="0" b="0"/>
+                <wp:wrapTopAndBottom/>
+                <wp:docPr id="21" name="Zone de texte 21"/>
+                <wp:cNvGraphicFramePr/>
+                <a:graphic xmlns:a="http://schemas.openxmlformats.org/drawingml/2006/main">
+                  <a:graphicData uri="http://schemas.microsoft.com/office/word/2010/wordprocessingShape">
+                    <wps:wsp>
+                      <wps:cNvSpPr txBox="1"/>
+                      <wps:spPr>
+                        <a:xfrm>
+                          <a:off x="0" y="0"/>
+                          <a:ext cx="2468245" cy="635"/>
+                        </a:xfrm>
+                        <a:prstGeom prst="rect">
+                          <a:avLst/>
+                        </a:prstGeom>
+                        <a:solidFill>
+                          <a:prstClr val="white"/>
+                        </a:solidFill>
+                        <a:ln>
+                          <a:noFill/>
+                        </a:ln>
+                      </wps:spPr>
+                      <wps:txbx>
+                        <w:txbxContent>
+                          <w:p>
+                            <w:pPr>
+                              <w:pStyle w:val="Lgende"/>
+                              <w:rPr>
+                                <w:noProof/>
+                              </w:rPr>
+                            </w:pPr>
+                            <w:r>
+                              <w:t xml:space="preserve">Figure </w:t>
+                            </w:r>
+                            <w:fldSimple w:instr=" SEQ Figure \* ARABIC ">
+                              <w:r>
+                                <w:rPr>
+                                  <w:noProof/>
+                                </w:rPr>
+                                <w:t>4</w:t>
+                              </w:r>
+                            </w:fldSimple>
+                            <w:r>
+                              <w:t xml:space="preserve"> : To</w:t>
+                            </w:r>
+                            <w:bookmarkStart w:id="17" w:name="_GoBack"/>
+                            <w:bookmarkEnd w:id="17"/>
+                            <w:r>
+                              <w:t>utes les positions possibles de la caméra.</w:t>
+                            </w:r>
+                          </w:p>
+                        </w:txbxContent>
+                      </wps:txbx>
+                      <wps:bodyPr rot="0" spcFirstLastPara="0" vertOverflow="overflow" horzOverflow="overflow" vert="horz" wrap="square" lIns="0" tIns="0" rIns="0" bIns="0" numCol="1" spcCol="0" rtlCol="0" fromWordArt="0" anchor="t" anchorCtr="0" forceAA="0" compatLnSpc="1">
+                        <a:prstTxWarp prst="textNoShape">
+                          <a:avLst/>
+                        </a:prstTxWarp>
+                        <a:spAutoFit/>
+                      </wps:bodyPr>
+                    </wps:wsp>
+                  </a:graphicData>
+                </a:graphic>
+              </wp:anchor>
+            </w:drawing>
+          </mc:Choice>
+          <mc:Fallback>
+            <w:pict>
+              <v:shape w14:anchorId="7E0FF89B" id="Zone de texte 21" o:spid="_x0000_s1029" type="#_x0000_t202" style="position:absolute;margin-left:251.1pt;margin-top:209.15pt;width:194.35pt;height:.05pt;z-index:251677696;visibility:visible;mso-wrap-style:square;mso-wrap-distance-left:9pt;mso-wrap-distance-top:0;mso-wrap-distance-right:9pt;mso-wrap-distance-bottom:0;mso-position-horizontal:absolute;mso-position-horizontal-relative:text;mso-position-vertical:absolute;mso-position-vertical-relative:text;v-text-anchor:top" o:gfxdata="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" stroked="f">
+                <v:textbox style="mso-fit-shape-to-text:t" inset="0,0,0,0">
+                  <w:txbxContent>
+                    <w:p>
+                      <w:pPr>
+                        <w:pStyle w:val="Lgende"/>
+                        <w:rPr>
+                          <w:noProof/>
+                        </w:rPr>
+                      </w:pPr>
+                      <w:r>
+                        <w:t xml:space="preserve">Figure </w:t>
+                      </w:r>
+                      <w:fldSimple w:instr=" SEQ Figure \* ARABIC ">
+                        <w:r>
+                          <w:rPr>
+                            <w:noProof/>
+                          </w:rPr>
+                          <w:t>4</w:t>
+                        </w:r>
+                      </w:fldSimple>
+                      <w:r>
+                        <w:t xml:space="preserve"> : To</w:t>
+                      </w:r>
+                      <w:bookmarkStart w:id="18" w:name="_GoBack"/>
+                      <w:bookmarkEnd w:id="18"/>
+                      <w:r>
+                        <w:t>utes les positions possibles de la caméra.</w:t>
+                      </w:r>
+                    </w:p>
+                  </w:txbxContent>
+                </v:textbox>
+                <w10:wrap type="topAndBottom"/>
+              </v:shape>
+            </w:pict>
+          </mc:Fallback>
+        </mc:AlternateContent>
+      </w:r>
+      <w:r>
+        <w:rPr>
+          <w:noProof/>
+        </w:rPr>
         <w:drawing>
           <wp:anchor distT="0" distB="0" distL="114300" distR="114300" simplePos="0" relativeHeight="251669504" behindDoc="0" locked="0" layoutInCell="1" allowOverlap="1" wp14:anchorId="5418D3A5" wp14:editId="221E66E2">
             <wp:simplePos x="0" y="0"/>
@@ -2883,6 +3221,118 @@
         <w:rPr>
           <w:noProof/>
         </w:rPr>
+        <mc:AlternateContent>
+          <mc:Choice Requires="wps">
+            <w:drawing>
+              <wp:anchor distT="0" distB="0" distL="114300" distR="114300" simplePos="0" relativeHeight="251675648" behindDoc="0" locked="0" layoutInCell="1" allowOverlap="1" wp14:anchorId="231B1B0B" wp14:editId="1E5627F5">
+                <wp:simplePos x="0" y="0"/>
+                <wp:positionH relativeFrom="column">
+                  <wp:posOffset>0</wp:posOffset>
+                </wp:positionH>
+                <wp:positionV relativeFrom="paragraph">
+                  <wp:posOffset>2635250</wp:posOffset>
+                </wp:positionV>
+                <wp:extent cx="2545715" cy="635"/>
+                <wp:effectExtent l="0" t="0" r="0" b="0"/>
+                <wp:wrapTopAndBottom/>
+                <wp:docPr id="18" name="Zone de texte 18"/>
+                <wp:cNvGraphicFramePr/>
+                <a:graphic xmlns:a="http://schemas.openxmlformats.org/drawingml/2006/main">
+                  <a:graphicData uri="http://schemas.microsoft.com/office/word/2010/wordprocessingShape">
+                    <wps:wsp>
+                      <wps:cNvSpPr txBox="1"/>
+                      <wps:spPr>
+                        <a:xfrm>
+                          <a:off x="0" y="0"/>
+                          <a:ext cx="2545715" cy="635"/>
+                        </a:xfrm>
+                        <a:prstGeom prst="rect">
+                          <a:avLst/>
+                        </a:prstGeom>
+                        <a:solidFill>
+                          <a:prstClr val="white"/>
+                        </a:solidFill>
+                        <a:ln>
+                          <a:noFill/>
+                        </a:ln>
+                      </wps:spPr>
+                      <wps:txbx>
+                        <w:txbxContent>
+                          <w:p>
+                            <w:pPr>
+                              <w:pStyle w:val="Lgende"/>
+                              <w:rPr>
+                                <w:noProof/>
+                              </w:rPr>
+                            </w:pPr>
+                            <w:r>
+                              <w:t xml:space="preserve">Figure </w:t>
+                            </w:r>
+                            <w:fldSimple w:instr=" SEQ Figure \* ARABIC ">
+                              <w:r>
+                                <w:rPr>
+                                  <w:noProof/>
+                                </w:rPr>
+                                <w:t>5</w:t>
+                              </w:r>
+                            </w:fldSimple>
+                            <w:r>
+                              <w:t xml:space="preserve"> : Angles de la caméra et vue du dessus, en 3D</w:t>
+                            </w:r>
+                          </w:p>
+                        </w:txbxContent>
+                      </wps:txbx>
+                      <wps:bodyPr rot="0" spcFirstLastPara="0" vertOverflow="overflow" horzOverflow="overflow" vert="horz" wrap="square" lIns="0" tIns="0" rIns="0" bIns="0" numCol="1" spcCol="0" rtlCol="0" fromWordArt="0" anchor="t" anchorCtr="0" forceAA="0" compatLnSpc="1">
+                        <a:prstTxWarp prst="textNoShape">
+                          <a:avLst/>
+                        </a:prstTxWarp>
+                        <a:spAutoFit/>
+                      </wps:bodyPr>
+                    </wps:wsp>
+                  </a:graphicData>
+                </a:graphic>
+              </wp:anchor>
+            </w:drawing>
+          </mc:Choice>
+          <mc:Fallback>
+            <w:pict>
+              <v:shape w14:anchorId="231B1B0B" id="Zone de texte 18" o:spid="_x0000_s1030" type="#_x0000_t202" style="position:absolute;margin-left:0;margin-top:207.5pt;width:200.45pt;height:.05pt;z-index:251675648;visibility:visible;mso-wrap-style:square;mso-wrap-distance-left:9pt;mso-wrap-distance-top:0;mso-wrap-distance-right:9pt;mso-wrap-distance-bottom:0;mso-position-horizontal:absolute;mso-position-horizontal-relative:text;mso-position-vertical:absolute;mso-position-vertical-relative:text;v-text-anchor:top" o:gfxdata="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" stroked="f">
+                <v:textbox style="mso-fit-shape-to-text:t" inset="0,0,0,0">
+                  <w:txbxContent>
+                    <w:p>
+                      <w:pPr>
+                        <w:pStyle w:val="Lgende"/>
+                        <w:rPr>
+                          <w:noProof/>
+                        </w:rPr>
+                      </w:pPr>
+                      <w:r>
+                        <w:t xml:space="preserve">Figure </w:t>
+                      </w:r>
+                      <w:fldSimple w:instr=" SEQ Figure \* ARABIC ">
+                        <w:r>
+                          <w:rPr>
+                            <w:noProof/>
+                          </w:rPr>
+                          <w:t>5</w:t>
+                        </w:r>
+                      </w:fldSimple>
+                      <w:r>
+                        <w:t xml:space="preserve"> : Angles de la caméra et vue du dessus, en 3D</w:t>
+                      </w:r>
+                    </w:p>
+                  </w:txbxContent>
+                </v:textbox>
+                <w10:wrap type="topAndBottom"/>
+              </v:shape>
+            </w:pict>
+          </mc:Fallback>
+        </mc:AlternateContent>
+      </w:r>
+      <w:r>
+        <w:rPr>
+          <w:noProof/>
+        </w:rPr>
         <w:drawing>
           <wp:anchor distT="0" distB="0" distL="114300" distR="114300" simplePos="0" relativeHeight="251668480" behindDoc="0" locked="0" layoutInCell="1" allowOverlap="1" wp14:anchorId="3E22A779" wp14:editId="001528C4">
             <wp:simplePos x="0" y="0"/>
@@ -2957,10 +3407,7 @@
       </w:r>
     </w:p>
     <w:p/>
-    <w:p>
-      <w:bookmarkStart w:id="17" w:name="_GoBack"/>
-      <w:bookmarkEnd w:id="17"/>
-    </w:p>
+    <w:p/>
     <w:p>
       <w:pPr>
         <w:pStyle w:val="Titre1"/>
@@ -2969,13 +3416,13 @@
           <w:numId w:val="1"/>
         </w:numPr>
       </w:pPr>
-      <w:bookmarkStart w:id="18" w:name="_Toc193724392"/>
-      <w:bookmarkStart w:id="19" w:name="_Toc193788241"/>
+      <w:bookmarkStart w:id="19" w:name="_Toc193724392"/>
+      <w:bookmarkStart w:id="20" w:name="_Toc193788241"/>
       <w:r>
         <w:t>Résultats</w:t>
       </w:r>
-      <w:bookmarkEnd w:id="18"/>
       <w:bookmarkEnd w:id="19"/>
+      <w:bookmarkEnd w:id="20"/>
     </w:p>
     <w:p>
       <w:pPr>
@@ -3024,13 +3471,13 @@
           <w:numId w:val="1"/>
         </w:numPr>
       </w:pPr>
-      <w:bookmarkStart w:id="20" w:name="_Toc193724393"/>
-      <w:bookmarkStart w:id="21" w:name="_Toc193788242"/>
+      <w:bookmarkStart w:id="21" w:name="_Toc193724393"/>
+      <w:bookmarkStart w:id="22" w:name="_Toc193788242"/>
       <w:r>
         <w:t>Conclusion</w:t>
       </w:r>
-      <w:bookmarkEnd w:id="20"/>
       <w:bookmarkEnd w:id="21"/>
+      <w:bookmarkEnd w:id="22"/>
     </w:p>
     <w:p>
       <w:pPr>
@@ -3079,13 +3526,13 @@
           <w:numId w:val="1"/>
         </w:numPr>
       </w:pPr>
-      <w:bookmarkStart w:id="22" w:name="_Toc193724394"/>
-      <w:bookmarkStart w:id="23" w:name="_Toc193788243"/>
+      <w:bookmarkStart w:id="23" w:name="_Toc193724394"/>
+      <w:bookmarkStart w:id="24" w:name="_Toc193788243"/>
       <w:r>
         <w:t>Annexes</w:t>
       </w:r>
-      <w:bookmarkEnd w:id="22"/>
       <w:bookmarkEnd w:id="23"/>
+      <w:bookmarkEnd w:id="24"/>
     </w:p>
     <w:p>
       <w:pPr>
@@ -4831,7 +5278,7 @@
 </file>
 
 <file path=customXml/itemProps1.xml><?xml version="1.0" encoding="utf-8"?>
-<ds:datastoreItem xmlns:ds="http://schemas.openxmlformats.org/officeDocument/2006/customXml" ds:itemID="{3F1FED60-F4DE-46A4-9CFD-A677C31F8F66}">
+<ds:datastoreItem xmlns:ds="http://schemas.openxmlformats.org/officeDocument/2006/customXml" ds:itemID="{AB84B2C1-115A-4EA6-B9B5-6C69A11E24C1}">
   <ds:schemaRefs>
     <ds:schemaRef ds:uri="http://schemas.openxmlformats.org/officeDocument/2006/bibliography"/>
   </ds:schemaRefs>

--- a/Doc/Rapport_PRE-TPI.docx
+++ b/Doc/Rapport_PRE-TPI.docx
@@ -2357,7 +2357,43 @@
         <w:rPr>
           <w:b/>
         </w:rPr>
-        <w:t>Définition d’orthographique :</w:t>
+        <w:t>Définition</w:t>
+      </w:r>
+      <w:r>
+        <w:rPr>
+          <w:b/>
+        </w:rPr>
+        <w:t xml:space="preserve"> </w:t>
+      </w:r>
+      <w:r>
+        <w:rPr>
+          <w:b/>
+        </w:rPr>
+        <w:t>« </w:t>
+      </w:r>
+      <w:r>
+        <w:rPr>
+          <w:b/>
+        </w:rPr>
+        <w:t>orthographique</w:t>
+      </w:r>
+      <w:r>
+        <w:rPr>
+          <w:b/>
+        </w:rPr>
+        <w:t xml:space="preserve"> </w:t>
+      </w:r>
+      <w:r>
+        <w:rPr>
+          <w:b/>
+        </w:rPr>
+        <w:t>»</w:t>
+      </w:r>
+      <w:r>
+        <w:rPr>
+          <w:b/>
+        </w:rPr>
+        <w:t> :</w:t>
       </w:r>
     </w:p>
     <w:p>
@@ -2373,7 +2409,7 @@
         <mc:AlternateContent>
           <mc:Choice Requires="wps">
             <w:drawing>
-              <wp:anchor distT="0" distB="0" distL="114300" distR="114300" simplePos="0" relativeHeight="251671552" behindDoc="0" locked="0" layoutInCell="1" allowOverlap="1" wp14:anchorId="66E1398E" wp14:editId="67B76262">
+              <wp:anchor distT="0" distB="0" distL="114300" distR="114300" simplePos="0" relativeHeight="251671552" behindDoc="0" locked="0" layoutInCell="1" allowOverlap="1" wp14:anchorId="66E1398E" wp14:editId="156BB0F1">
                 <wp:simplePos x="0" y="0"/>
                 <wp:positionH relativeFrom="column">
                   <wp:posOffset>0</wp:posOffset>
@@ -2417,14 +2453,27 @@
                             <w:r>
                               <w:t xml:space="preserve">Figure </w:t>
                             </w:r>
-                            <w:fldSimple w:instr=" SEQ Figure \* ARABIC ">
-                              <w:r>
-                                <w:rPr>
-                                  <w:noProof/>
-                                </w:rPr>
-                                <w:t>1</w:t>
-                              </w:r>
-                            </w:fldSimple>
+                            <w:r>
+                              <w:fldChar w:fldCharType="begin"/>
+                            </w:r>
+                            <w:r>
+                              <w:instrText xml:space="preserve"> SEQ Figure \* ARABIC </w:instrText>
+                            </w:r>
+                            <w:r>
+                              <w:fldChar w:fldCharType="separate"/>
+                            </w:r>
+                            <w:r>
+                              <w:rPr>
+                                <w:noProof/>
+                              </w:rPr>
+                              <w:t>1</w:t>
+                            </w:r>
+                            <w:r>
+                              <w:rPr>
+                                <w:noProof/>
+                              </w:rPr>
+                              <w:fldChar w:fldCharType="end"/>
+                            </w:r>
                             <w:r>
                               <w:t xml:space="preserve"> : Angles de caméra à plat.</w:t>
                             </w:r>
@@ -2462,14 +2511,27 @@
                       <w:r>
                         <w:t xml:space="preserve">Figure </w:t>
                       </w:r>
-                      <w:fldSimple w:instr=" SEQ Figure \* ARABIC ">
-                        <w:r>
-                          <w:rPr>
-                            <w:noProof/>
-                          </w:rPr>
-                          <w:t>1</w:t>
-                        </w:r>
-                      </w:fldSimple>
+                      <w:r>
+                        <w:fldChar w:fldCharType="begin"/>
+                      </w:r>
+                      <w:r>
+                        <w:instrText xml:space="preserve"> SEQ Figure \* ARABIC </w:instrText>
+                      </w:r>
+                      <w:r>
+                        <w:fldChar w:fldCharType="separate"/>
+                      </w:r>
+                      <w:r>
+                        <w:rPr>
+                          <w:noProof/>
+                        </w:rPr>
+                        <w:t>1</w:t>
+                      </w:r>
+                      <w:r>
+                        <w:rPr>
+                          <w:noProof/>
+                        </w:rPr>
+                        <w:fldChar w:fldCharType="end"/>
+                      </w:r>
                       <w:r>
                         <w:t xml:space="preserve"> : Angles de caméra à plat.</w:t>
                       </w:r>
@@ -2593,14 +2655,27 @@
                             <w:r>
                               <w:t xml:space="preserve">Figure </w:t>
                             </w:r>
-                            <w:fldSimple w:instr=" SEQ Figure \* ARABIC ">
-                              <w:r>
-                                <w:rPr>
-                                  <w:noProof/>
-                                </w:rPr>
-                                <w:t>2</w:t>
-                              </w:r>
-                            </w:fldSimple>
+                            <w:r>
+                              <w:fldChar w:fldCharType="begin"/>
+                            </w:r>
+                            <w:r>
+                              <w:instrText xml:space="preserve"> SEQ Figure \* ARABIC </w:instrText>
+                            </w:r>
+                            <w:r>
+                              <w:fldChar w:fldCharType="separate"/>
+                            </w:r>
+                            <w:r>
+                              <w:rPr>
+                                <w:noProof/>
+                              </w:rPr>
+                              <w:t>2</w:t>
+                            </w:r>
+                            <w:r>
+                              <w:rPr>
+                                <w:noProof/>
+                              </w:rPr>
+                              <w:fldChar w:fldCharType="end"/>
+                            </w:r>
                             <w:r>
                               <w:t xml:space="preserve"> : </w:t>
                             </w:r>
@@ -2648,14 +2723,27 @@
                       <w:r>
                         <w:t xml:space="preserve">Figure </w:t>
                       </w:r>
-                      <w:fldSimple w:instr=" SEQ Figure \* ARABIC ">
-                        <w:r>
-                          <w:rPr>
-                            <w:noProof/>
-                          </w:rPr>
-                          <w:t>2</w:t>
-                        </w:r>
-                      </w:fldSimple>
+                      <w:r>
+                        <w:fldChar w:fldCharType="begin"/>
+                      </w:r>
+                      <w:r>
+                        <w:instrText xml:space="preserve"> SEQ Figure \* ARABIC </w:instrText>
+                      </w:r>
+                      <w:r>
+                        <w:fldChar w:fldCharType="separate"/>
+                      </w:r>
+                      <w:r>
+                        <w:rPr>
+                          <w:noProof/>
+                        </w:rPr>
+                        <w:t>2</w:t>
+                      </w:r>
+                      <w:r>
+                        <w:rPr>
+                          <w:noProof/>
+                        </w:rPr>
+                        <w:fldChar w:fldCharType="end"/>
+                      </w:r>
                       <w:r>
                         <w:t xml:space="preserve"> : </w:t>
                       </w:r>
@@ -2759,7 +2847,20 @@
         <w:rPr>
           <w:i/>
         </w:rPr>
-        <w:t xml:space="preserve">la vue orthographique est la </w:t>
+        <w:t xml:space="preserve">la vue </w:t>
+      </w:r>
+      <w:r>
+        <w:rPr>
+          <w:b/>
+          <w:i/>
+        </w:rPr>
+        <w:t>orthographique</w:t>
+      </w:r>
+      <w:r>
+        <w:rPr>
+          <w:i/>
+        </w:rPr>
+        <w:t xml:space="preserve"> est la </w:t>
       </w:r>
       <w:r>
         <w:rPr>
@@ -2849,22 +2950,29 @@
                             <w:r>
                               <w:t xml:space="preserve">Figure </w:t>
                             </w:r>
-                            <w:fldSimple w:instr=" SEQ Figure \* ARABIC ">
-                              <w:r>
-                                <w:rPr>
-                                  <w:noProof/>
-                                </w:rPr>
-                                <w:t>3</w:t>
-                              </w:r>
-                            </w:fldSimple>
                             <w:r>
-                              <w:t xml:space="preserve"> : Angles de caméra </w:t>
+                              <w:fldChar w:fldCharType="begin"/>
                             </w:r>
                             <w:r>
-                              <w:t>en</w:t>
+                              <w:instrText xml:space="preserve"> SEQ Figure \* ARABIC </w:instrText>
                             </w:r>
                             <w:r>
-                              <w:t xml:space="preserve"> 3D</w:t>
+                              <w:fldChar w:fldCharType="separate"/>
+                            </w:r>
+                            <w:r>
+                              <w:rPr>
+                                <w:noProof/>
+                              </w:rPr>
+                              <w:t>3</w:t>
+                            </w:r>
+                            <w:r>
+                              <w:rPr>
+                                <w:noProof/>
+                              </w:rPr>
+                              <w:fldChar w:fldCharType="end"/>
+                            </w:r>
+                            <w:r>
+                              <w:t xml:space="preserve"> : Angles de caméra</w:t>
                             </w:r>
                           </w:p>
                         </w:txbxContent>
@@ -2896,22 +3004,29 @@
                       <w:r>
                         <w:t xml:space="preserve">Figure </w:t>
                       </w:r>
-                      <w:fldSimple w:instr=" SEQ Figure \* ARABIC ">
-                        <w:r>
-                          <w:rPr>
-                            <w:noProof/>
-                          </w:rPr>
-                          <w:t>3</w:t>
-                        </w:r>
-                      </w:fldSimple>
                       <w:r>
-                        <w:t xml:space="preserve"> : Angles de caméra </w:t>
+                        <w:fldChar w:fldCharType="begin"/>
                       </w:r>
                       <w:r>
-                        <w:t>en</w:t>
+                        <w:instrText xml:space="preserve"> SEQ Figure \* ARABIC </w:instrText>
                       </w:r>
                       <w:r>
-                        <w:t xml:space="preserve"> 3D</w:t>
+                        <w:fldChar w:fldCharType="separate"/>
+                      </w:r>
+                      <w:r>
+                        <w:rPr>
+                          <w:noProof/>
+                        </w:rPr>
+                        <w:t>3</w:t>
+                      </w:r>
+                      <w:r>
+                        <w:rPr>
+                          <w:noProof/>
+                        </w:rPr>
+                        <w:fldChar w:fldCharType="end"/>
+                      </w:r>
+                      <w:r>
+                        <w:t xml:space="preserve"> : Angles de caméra</w:t>
                       </w:r>
                     </w:p>
                   </w:txbxContent>
@@ -2983,7 +3098,34 @@
         </w:drawing>
       </w:r>
       <w:r>
-        <w:t xml:space="preserve">Lorsque le joueur clique sur la touche « E », le point de vue de la caméra, toujours centrée sur le joueur, tourne de 90 degrés. </w:t>
+        <w:t>Lorsque le joueur clique sur la touche « </w:t>
+      </w:r>
+      <w:r>
+        <w:rPr>
+          <w:b/>
+        </w:rPr>
+        <w:t>E</w:t>
+      </w:r>
+      <w:r>
+        <w:t xml:space="preserve"> », le point de vue de la caméra, toujours centrée sur le joueur, </w:t>
+      </w:r>
+      <w:r>
+        <w:rPr>
+          <w:b/>
+        </w:rPr>
+        <w:t>se déplace</w:t>
+      </w:r>
+      <w:r>
+        <w:rPr>
+          <w:b/>
+        </w:rPr>
+        <w:t xml:space="preserve"> de 90 degrés</w:t>
+      </w:r>
+      <w:r>
+        <w:t xml:space="preserve"> dans un cercle</w:t>
+      </w:r>
+      <w:r>
+        <w:t xml:space="preserve">. </w:t>
       </w:r>
       <w:r>
         <w:t xml:space="preserve">Voici </w:t>
@@ -3028,209 +3170,13 @@
         <mc:AlternateContent>
           <mc:Choice Requires="wps">
             <w:drawing>
-              <wp:anchor distT="0" distB="0" distL="114300" distR="114300" simplePos="0" relativeHeight="251677696" behindDoc="0" locked="0" layoutInCell="1" allowOverlap="1" wp14:anchorId="7E0FF89B" wp14:editId="52261BDE">
+              <wp:anchor distT="0" distB="0" distL="114300" distR="114300" simplePos="0" relativeHeight="251675648" behindDoc="0" locked="0" layoutInCell="1" allowOverlap="1" wp14:anchorId="231B1B0B" wp14:editId="0729EE2B">
                 <wp:simplePos x="0" y="0"/>
                 <wp:positionH relativeFrom="column">
-                  <wp:posOffset>3188970</wp:posOffset>
+                  <wp:posOffset>1604010</wp:posOffset>
                 </wp:positionH>
                 <wp:positionV relativeFrom="paragraph">
-                  <wp:posOffset>2656217</wp:posOffset>
-                </wp:positionV>
-                <wp:extent cx="2468245" cy="635"/>
-                <wp:effectExtent l="0" t="0" r="0" b="0"/>
-                <wp:wrapTopAndBottom/>
-                <wp:docPr id="21" name="Zone de texte 21"/>
-                <wp:cNvGraphicFramePr/>
-                <a:graphic xmlns:a="http://schemas.openxmlformats.org/drawingml/2006/main">
-                  <a:graphicData uri="http://schemas.microsoft.com/office/word/2010/wordprocessingShape">
-                    <wps:wsp>
-                      <wps:cNvSpPr txBox="1"/>
-                      <wps:spPr>
-                        <a:xfrm>
-                          <a:off x="0" y="0"/>
-                          <a:ext cx="2468245" cy="635"/>
-                        </a:xfrm>
-                        <a:prstGeom prst="rect">
-                          <a:avLst/>
-                        </a:prstGeom>
-                        <a:solidFill>
-                          <a:prstClr val="white"/>
-                        </a:solidFill>
-                        <a:ln>
-                          <a:noFill/>
-                        </a:ln>
-                      </wps:spPr>
-                      <wps:txbx>
-                        <w:txbxContent>
-                          <w:p>
-                            <w:pPr>
-                              <w:pStyle w:val="Lgende"/>
-                              <w:rPr>
-                                <w:noProof/>
-                              </w:rPr>
-                            </w:pPr>
-                            <w:r>
-                              <w:t xml:space="preserve">Figure </w:t>
-                            </w:r>
-                            <w:fldSimple w:instr=" SEQ Figure \* ARABIC ">
-                              <w:r>
-                                <w:rPr>
-                                  <w:noProof/>
-                                </w:rPr>
-                                <w:t>4</w:t>
-                              </w:r>
-                            </w:fldSimple>
-                            <w:r>
-                              <w:t xml:space="preserve"> : To</w:t>
-                            </w:r>
-                            <w:bookmarkStart w:id="17" w:name="_GoBack"/>
-                            <w:bookmarkEnd w:id="17"/>
-                            <w:r>
-                              <w:t>utes les positions possibles de la caméra.</w:t>
-                            </w:r>
-                          </w:p>
-                        </w:txbxContent>
-                      </wps:txbx>
-                      <wps:bodyPr rot="0" spcFirstLastPara="0" vertOverflow="overflow" horzOverflow="overflow" vert="horz" wrap="square" lIns="0" tIns="0" rIns="0" bIns="0" numCol="1" spcCol="0" rtlCol="0" fromWordArt="0" anchor="t" anchorCtr="0" forceAA="0" compatLnSpc="1">
-                        <a:prstTxWarp prst="textNoShape">
-                          <a:avLst/>
-                        </a:prstTxWarp>
-                        <a:spAutoFit/>
-                      </wps:bodyPr>
-                    </wps:wsp>
-                  </a:graphicData>
-                </a:graphic>
-              </wp:anchor>
-            </w:drawing>
-          </mc:Choice>
-          <mc:Fallback>
-            <w:pict>
-              <v:shape w14:anchorId="7E0FF89B" id="Zone de texte 21" o:spid="_x0000_s1029" type="#_x0000_t202" style="position:absolute;margin-left:251.1pt;margin-top:209.15pt;width:194.35pt;height:.05pt;z-index:251677696;visibility:visible;mso-wrap-style:square;mso-wrap-distance-left:9pt;mso-wrap-distance-top:0;mso-wrap-distance-right:9pt;mso-wrap-distance-bottom:0;mso-position-horizontal:absolute;mso-position-horizontal-relative:text;mso-position-vertical:absolute;mso-position-vertical-relative:text;v-text-anchor:top" o:gfxdata="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" stroked="f">
-                <v:textbox style="mso-fit-shape-to-text:t" inset="0,0,0,0">
-                  <w:txbxContent>
-                    <w:p>
-                      <w:pPr>
-                        <w:pStyle w:val="Lgende"/>
-                        <w:rPr>
-                          <w:noProof/>
-                        </w:rPr>
-                      </w:pPr>
-                      <w:r>
-                        <w:t xml:space="preserve">Figure </w:t>
-                      </w:r>
-                      <w:fldSimple w:instr=" SEQ Figure \* ARABIC ">
-                        <w:r>
-                          <w:rPr>
-                            <w:noProof/>
-                          </w:rPr>
-                          <w:t>4</w:t>
-                        </w:r>
-                      </w:fldSimple>
-                      <w:r>
-                        <w:t xml:space="preserve"> : To</w:t>
-                      </w:r>
-                      <w:bookmarkStart w:id="18" w:name="_GoBack"/>
-                      <w:bookmarkEnd w:id="18"/>
-                      <w:r>
-                        <w:t>utes les positions possibles de la caméra.</w:t>
-                      </w:r>
-                    </w:p>
-                  </w:txbxContent>
-                </v:textbox>
-                <w10:wrap type="topAndBottom"/>
-              </v:shape>
-            </w:pict>
-          </mc:Fallback>
-        </mc:AlternateContent>
-      </w:r>
-      <w:r>
-        <w:rPr>
-          <w:noProof/>
-        </w:rPr>
-        <w:drawing>
-          <wp:anchor distT="0" distB="0" distL="114300" distR="114300" simplePos="0" relativeHeight="251669504" behindDoc="0" locked="0" layoutInCell="1" allowOverlap="1" wp14:anchorId="5418D3A5" wp14:editId="221E66E2">
-            <wp:simplePos x="0" y="0"/>
-            <wp:positionH relativeFrom="margin">
-              <wp:align>right</wp:align>
-            </wp:positionH>
-            <wp:positionV relativeFrom="paragraph">
-              <wp:posOffset>833169</wp:posOffset>
-            </wp:positionV>
-            <wp:extent cx="2468805" cy="1662546"/>
-            <wp:effectExtent l="266700" t="0" r="103505" b="185420"/>
-            <wp:wrapTopAndBottom/>
-            <wp:docPr id="19" name="Image 19"/>
-            <wp:cNvGraphicFramePr>
-              <a:graphicFrameLocks xmlns:a="http://schemas.openxmlformats.org/drawingml/2006/main" noChangeAspect="1"/>
-            </wp:cNvGraphicFramePr>
-            <a:graphic xmlns:a="http://schemas.openxmlformats.org/drawingml/2006/main">
-              <a:graphicData uri="http://schemas.openxmlformats.org/drawingml/2006/picture">
-                <pic:pic xmlns:pic="http://schemas.openxmlformats.org/drawingml/2006/picture">
-                  <pic:nvPicPr>
-                    <pic:cNvPr id="19" name="halfsphere.png"/>
-                    <pic:cNvPicPr/>
-                  </pic:nvPicPr>
-                  <pic:blipFill rotWithShape="1">
-                    <a:blip r:embed="rId32" cstate="print">
-                      <a:extLst>
-                        <a:ext uri="{28A0092B-C50C-407E-A947-70E740481C1C}">
-                          <a14:useLocalDpi xmlns:a14="http://schemas.microsoft.com/office/drawing/2010/main" val="0"/>
-                        </a:ext>
-                      </a:extLst>
-                    </a:blip>
-                    <a:srcRect t="15863" b="22432"/>
-                    <a:stretch/>
-                  </pic:blipFill>
-                  <pic:spPr bwMode="auto">
-                    <a:xfrm>
-                      <a:off x="0" y="0"/>
-                      <a:ext cx="2468805" cy="1662546"/>
-                    </a:xfrm>
-                    <a:prstGeom prst="rect">
-                      <a:avLst/>
-                    </a:prstGeom>
-                    <a:ln>
-                      <a:noFill/>
-                    </a:ln>
-                    <a:effectLst>
-                      <a:outerShdw blurRad="254000" dist="152400" dir="7920000" algn="tr" rotWithShape="0">
-                        <a:prstClr val="black">
-                          <a:alpha val="69000"/>
-                        </a:prstClr>
-                      </a:outerShdw>
-                    </a:effectLst>
-                    <a:extLst>
-                      <a:ext uri="{53640926-AAD7-44D8-BBD7-CCE9431645EC}">
-                        <a14:shadowObscured xmlns:a14="http://schemas.microsoft.com/office/drawing/2010/main"/>
-                      </a:ext>
-                    </a:extLst>
-                  </pic:spPr>
-                </pic:pic>
-              </a:graphicData>
-            </a:graphic>
-            <wp14:sizeRelH relativeFrom="margin">
-              <wp14:pctWidth>0</wp14:pctWidth>
-            </wp14:sizeRelH>
-            <wp14:sizeRelV relativeFrom="margin">
-              <wp14:pctHeight>0</wp14:pctHeight>
-            </wp14:sizeRelV>
-          </wp:anchor>
-        </w:drawing>
-      </w:r>
-      <w:r>
-        <w:rPr>
-          <w:noProof/>
-        </w:rPr>
-        <mc:AlternateContent>
-          <mc:Choice Requires="wps">
-            <w:drawing>
-              <wp:anchor distT="0" distB="0" distL="114300" distR="114300" simplePos="0" relativeHeight="251675648" behindDoc="0" locked="0" layoutInCell="1" allowOverlap="1" wp14:anchorId="231B1B0B" wp14:editId="1E5627F5">
-                <wp:simplePos x="0" y="0"/>
-                <wp:positionH relativeFrom="column">
-                  <wp:posOffset>0</wp:posOffset>
-                </wp:positionH>
-                <wp:positionV relativeFrom="paragraph">
-                  <wp:posOffset>2635250</wp:posOffset>
+                  <wp:posOffset>2600325</wp:posOffset>
                 </wp:positionV>
                 <wp:extent cx="2545715" cy="635"/>
                 <wp:effectExtent l="0" t="0" r="0" b="0"/>
@@ -3268,14 +3214,27 @@
                             <w:r>
                               <w:t xml:space="preserve">Figure </w:t>
                             </w:r>
-                            <w:fldSimple w:instr=" SEQ Figure \* ARABIC ">
-                              <w:r>
-                                <w:rPr>
-                                  <w:noProof/>
-                                </w:rPr>
-                                <w:t>5</w:t>
-                              </w:r>
-                            </w:fldSimple>
+                            <w:r>
+                              <w:fldChar w:fldCharType="begin"/>
+                            </w:r>
+                            <w:r>
+                              <w:instrText xml:space="preserve"> SEQ Figure \* ARABIC </w:instrText>
+                            </w:r>
+                            <w:r>
+                              <w:fldChar w:fldCharType="separate"/>
+                            </w:r>
+                            <w:r>
+                              <w:rPr>
+                                <w:noProof/>
+                              </w:rPr>
+                              <w:t>5</w:t>
+                            </w:r>
+                            <w:r>
+                              <w:rPr>
+                                <w:noProof/>
+                              </w:rPr>
+                              <w:fldChar w:fldCharType="end"/>
+                            </w:r>
                             <w:r>
                               <w:t xml:space="preserve"> : Angles de la caméra et vue du dessus, en 3D</w:t>
                             </w:r>
@@ -3296,7 +3255,7 @@
           </mc:Choice>
           <mc:Fallback>
             <w:pict>
-              <v:shape w14:anchorId="231B1B0B" id="Zone de texte 18" o:spid="_x0000_s1030" type="#_x0000_t202" style="position:absolute;margin-left:0;margin-top:207.5pt;width:200.45pt;height:.05pt;z-index:251675648;visibility:visible;mso-wrap-style:square;mso-wrap-distance-left:9pt;mso-wrap-distance-top:0;mso-wrap-distance-right:9pt;mso-wrap-distance-bottom:0;mso-position-horizontal:absolute;mso-position-horizontal-relative:text;mso-position-vertical:absolute;mso-position-vertical-relative:text;v-text-anchor:top" o:gfxdata="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" stroked="f">
+              <v:shape w14:anchorId="231B1B0B" id="Zone de texte 18" o:spid="_x0000_s1029" type="#_x0000_t202" style="position:absolute;margin-left:126.3pt;margin-top:204.75pt;width:200.45pt;height:.05pt;z-index:251675648;visibility:visible;mso-wrap-style:square;mso-wrap-distance-left:9pt;mso-wrap-distance-top:0;mso-wrap-distance-right:9pt;mso-wrap-distance-bottom:0;mso-position-horizontal:absolute;mso-position-horizontal-relative:text;mso-position-vertical:absolute;mso-position-vertical-relative:text;v-text-anchor:top" o:gfxdata="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" stroked="f">
                 <v:textbox style="mso-fit-shape-to-text:t" inset="0,0,0,0">
                   <w:txbxContent>
                     <w:p>
@@ -3309,14 +3268,27 @@
                       <w:r>
                         <w:t xml:space="preserve">Figure </w:t>
                       </w:r>
-                      <w:fldSimple w:instr=" SEQ Figure \* ARABIC ">
-                        <w:r>
-                          <w:rPr>
-                            <w:noProof/>
-                          </w:rPr>
-                          <w:t>5</w:t>
-                        </w:r>
-                      </w:fldSimple>
+                      <w:r>
+                        <w:fldChar w:fldCharType="begin"/>
+                      </w:r>
+                      <w:r>
+                        <w:instrText xml:space="preserve"> SEQ Figure \* ARABIC </w:instrText>
+                      </w:r>
+                      <w:r>
+                        <w:fldChar w:fldCharType="separate"/>
+                      </w:r>
+                      <w:r>
+                        <w:rPr>
+                          <w:noProof/>
+                        </w:rPr>
+                        <w:t>5</w:t>
+                      </w:r>
+                      <w:r>
+                        <w:rPr>
+                          <w:noProof/>
+                        </w:rPr>
+                        <w:fldChar w:fldCharType="end"/>
+                      </w:r>
                       <w:r>
                         <w:t xml:space="preserve"> : Angles de la caméra et vue du dessus, en 3D</w:t>
                       </w:r>
@@ -3334,13 +3306,13 @@
           <w:noProof/>
         </w:rPr>
         <w:drawing>
-          <wp:anchor distT="0" distB="0" distL="114300" distR="114300" simplePos="0" relativeHeight="251668480" behindDoc="0" locked="0" layoutInCell="1" allowOverlap="1" wp14:anchorId="3E22A779" wp14:editId="001528C4">
+          <wp:anchor distT="0" distB="0" distL="114300" distR="114300" simplePos="0" relativeHeight="251668480" behindDoc="0" locked="0" layoutInCell="1" allowOverlap="1" wp14:anchorId="3E22A779" wp14:editId="37F683C5">
             <wp:simplePos x="0" y="0"/>
             <wp:positionH relativeFrom="margin">
-              <wp:align>left</wp:align>
+              <wp:posOffset>1604514</wp:posOffset>
             </wp:positionH>
             <wp:positionV relativeFrom="paragraph">
-              <wp:posOffset>833433</wp:posOffset>
+              <wp:posOffset>798615</wp:posOffset>
             </wp:positionV>
             <wp:extent cx="2545715" cy="1744980"/>
             <wp:effectExtent l="0" t="0" r="6985" b="7620"/>
@@ -3357,7 +3329,7 @@
                     <pic:cNvPicPr/>
                   </pic:nvPicPr>
                   <pic:blipFill rotWithShape="1">
-                    <a:blip r:embed="rId33" cstate="print">
+                    <a:blip r:embed="rId32" cstate="print">
                       <a:extLst>
                         <a:ext uri="{28A0092B-C50C-407E-A947-70E740481C1C}">
                           <a14:useLocalDpi xmlns:a14="http://schemas.microsoft.com/office/drawing/2010/main" val="0"/>
@@ -3397,16 +3369,53 @@
         </w:drawing>
       </w:r>
       <w:r>
-        <w:t>Maintenant lorsque le joueur veut passer en vue orthographique, il clique sur « Q » et la caméra se place au-dessus du joueur et aplati les éléments visibles.</w:t>
+        <w:t>Lorsque</w:t>
+      </w:r>
+      <w:r>
+        <w:t xml:space="preserve"> le joueur veut passer en </w:t>
+      </w:r>
+      <w:r>
+        <w:rPr>
+          <w:b/>
+        </w:rPr>
+        <w:t>vue orthographique</w:t>
+      </w:r>
+      <w:r>
+        <w:t>, il clique sur « </w:t>
+      </w:r>
+      <w:r>
+        <w:rPr>
+          <w:b/>
+        </w:rPr>
+        <w:t>Q</w:t>
+      </w:r>
+      <w:r>
+        <w:t xml:space="preserve"> » et la caméra se place </w:t>
+      </w:r>
+      <w:r>
+        <w:rPr>
+          <w:b/>
+        </w:rPr>
+        <w:t>au-dessus du joueur</w:t>
+      </w:r>
+      <w:r>
+        <w:t xml:space="preserve"> et aplati les éléments visibles.</w:t>
       </w:r>
       <w:r>
         <w:t xml:space="preserve"> </w:t>
       </w:r>
       <w:r>
-        <w:t>Si on considère toutes les positions possibles, elles s’apparentent donc à une demi-sphère. Voici un schéma qui illustre toutes les positions de caméra possibles :</w:t>
-      </w:r>
-    </w:p>
-    <w:p/>
+        <w:t>Si on considère toutes les positions possibles</w:t>
+      </w:r>
+      <w:r>
+        <w:t xml:space="preserve"> de la caméra</w:t>
+      </w:r>
+      <w:r>
+        <w:t>, elles s’apparentent donc à une demi-sphère. Voici un schéma qui illustre toutes les positions de caméra possibles :</w:t>
+      </w:r>
+      <w:bookmarkStart w:id="17" w:name="_GoBack"/>
+      <w:bookmarkEnd w:id="17"/>
+    </w:p>
     <w:p/>
     <w:p>
       <w:pPr>
@@ -3416,13 +3425,13 @@
           <w:numId w:val="1"/>
         </w:numPr>
       </w:pPr>
-      <w:bookmarkStart w:id="19" w:name="_Toc193724392"/>
-      <w:bookmarkStart w:id="20" w:name="_Toc193788241"/>
+      <w:bookmarkStart w:id="18" w:name="_Toc193724392"/>
+      <w:bookmarkStart w:id="19" w:name="_Toc193788241"/>
       <w:r>
         <w:t>Résultats</w:t>
       </w:r>
+      <w:bookmarkEnd w:id="18"/>
       <w:bookmarkEnd w:id="19"/>
-      <w:bookmarkEnd w:id="20"/>
     </w:p>
     <w:p>
       <w:pPr>
@@ -3471,13 +3480,13 @@
           <w:numId w:val="1"/>
         </w:numPr>
       </w:pPr>
-      <w:bookmarkStart w:id="21" w:name="_Toc193724393"/>
-      <w:bookmarkStart w:id="22" w:name="_Toc193788242"/>
+      <w:bookmarkStart w:id="20" w:name="_Toc193724393"/>
+      <w:bookmarkStart w:id="21" w:name="_Toc193788242"/>
       <w:r>
         <w:t>Conclusion</w:t>
       </w:r>
+      <w:bookmarkEnd w:id="20"/>
       <w:bookmarkEnd w:id="21"/>
-      <w:bookmarkEnd w:id="22"/>
     </w:p>
     <w:p>
       <w:pPr>
@@ -3526,13 +3535,13 @@
           <w:numId w:val="1"/>
         </w:numPr>
       </w:pPr>
-      <w:bookmarkStart w:id="23" w:name="_Toc193724394"/>
-      <w:bookmarkStart w:id="24" w:name="_Toc193788243"/>
+      <w:bookmarkStart w:id="22" w:name="_Toc193724394"/>
+      <w:bookmarkStart w:id="23" w:name="_Toc193788243"/>
       <w:r>
         <w:t>Annexes</w:t>
       </w:r>
+      <w:bookmarkEnd w:id="22"/>
       <w:bookmarkEnd w:id="23"/>
-      <w:bookmarkEnd w:id="24"/>
     </w:p>
     <w:p>
       <w:pPr>
@@ -3574,8 +3583,8 @@
       </w:r>
     </w:p>
     <w:sectPr>
-      <w:headerReference w:type="default" r:id="rId34"/>
-      <w:footerReference w:type="default" r:id="rId35"/>
+      <w:headerReference w:type="default" r:id="rId33"/>
+      <w:footerReference w:type="default" r:id="rId34"/>
       <w:pgSz w:w="11906" w:h="16838"/>
       <w:pgMar w:top="1417" w:right="1417" w:bottom="1417" w:left="1417" w:header="708" w:footer="708" w:gutter="0"/>
       <w:pgNumType w:start="1"/>
@@ -5278,7 +5287,7 @@
 </file>
 
 <file path=customXml/itemProps1.xml><?xml version="1.0" encoding="utf-8"?>
-<ds:datastoreItem xmlns:ds="http://schemas.openxmlformats.org/officeDocument/2006/customXml" ds:itemID="{AB84B2C1-115A-4EA6-B9B5-6C69A11E24C1}">
+<ds:datastoreItem xmlns:ds="http://schemas.openxmlformats.org/officeDocument/2006/customXml" ds:itemID="{5C04446C-2452-43DB-9F89-E56A63A26D0E}">
   <ds:schemaRefs>
     <ds:schemaRef ds:uri="http://schemas.openxmlformats.org/officeDocument/2006/bibliography"/>
   </ds:schemaRefs>

--- a/Doc/Rapport_PRE-TPI.docx
+++ b/Doc/Rapport_PRE-TPI.docx
@@ -116,7 +116,7 @@
           <w:sz w:val="36"/>
         </w:rPr>
         <w:drawing>
-          <wp:anchor distT="0" distB="0" distL="114300" distR="114300" simplePos="0" relativeHeight="251658240" behindDoc="0" locked="0" layoutInCell="1" allowOverlap="1" wp14:anchorId="65AD0959" wp14:editId="047C7480">
+          <wp:anchor distT="0" distB="0" distL="114300" distR="114300" simplePos="0" relativeHeight="251656192" behindDoc="0" locked="0" layoutInCell="1" allowOverlap="1" wp14:anchorId="65AD0959" wp14:editId="487ECC7B">
             <wp:simplePos x="0" y="0"/>
             <wp:positionH relativeFrom="margin">
               <wp:align>center</wp:align>
@@ -1764,23 +1764,163 @@
     <w:p>
       <w:r>
         <w:rPr>
+          <w:noProof/>
+        </w:rPr>
+        <w:lastRenderedPageBreak/>
+        <mc:AlternateContent>
+          <mc:Choice Requires="wps">
+            <w:drawing>
+              <wp:anchor distT="0" distB="0" distL="114300" distR="114300" simplePos="0" relativeHeight="251677696" behindDoc="0" locked="0" layoutInCell="1" allowOverlap="1" wp14:anchorId="48974D26" wp14:editId="6F8647A7">
+                <wp:simplePos x="0" y="0"/>
+                <wp:positionH relativeFrom="margin">
+                  <wp:align>left</wp:align>
+                </wp:positionH>
+                <wp:positionV relativeFrom="paragraph">
+                  <wp:posOffset>4384365</wp:posOffset>
+                </wp:positionV>
+                <wp:extent cx="5562600" cy="635"/>
+                <wp:effectExtent l="0" t="0" r="0" b="0"/>
+                <wp:wrapTopAndBottom/>
+                <wp:docPr id="22" name="Zone de texte 22"/>
+                <wp:cNvGraphicFramePr/>
+                <a:graphic xmlns:a="http://schemas.openxmlformats.org/drawingml/2006/main">
+                  <a:graphicData uri="http://schemas.microsoft.com/office/word/2010/wordprocessingShape">
+                    <wps:wsp>
+                      <wps:cNvSpPr txBox="1"/>
+                      <wps:spPr>
+                        <a:xfrm>
+                          <a:off x="0" y="0"/>
+                          <a:ext cx="5562600" cy="635"/>
+                        </a:xfrm>
+                        <a:prstGeom prst="rect">
+                          <a:avLst/>
+                        </a:prstGeom>
+                        <a:solidFill>
+                          <a:prstClr val="white"/>
+                        </a:solidFill>
+                        <a:ln>
+                          <a:noFill/>
+                        </a:ln>
+                      </wps:spPr>
+                      <wps:txbx>
+                        <w:txbxContent>
+                          <w:p>
+                            <w:pPr>
+                              <w:pStyle w:val="Lgende"/>
+                              <w:jc w:val="center"/>
+                              <w:rPr>
+                                <w:rFonts w:ascii="Arial" w:hAnsi="Arial" w:cs="Arial"/>
+                                <w:noProof/>
+                              </w:rPr>
+                            </w:pPr>
+                            <w:r>
+                              <w:t xml:space="preserve">Figure </w:t>
+                            </w:r>
+                            <w:r>
+                              <w:fldChar w:fldCharType="begin"/>
+                            </w:r>
+                            <w:r>
+                              <w:instrText xml:space="preserve"> SEQ Figure \* ARABIC </w:instrText>
+                            </w:r>
+                            <w:r>
+                              <w:fldChar w:fldCharType="separate"/>
+                            </w:r>
+                            <w:r>
+                              <w:rPr>
+                                <w:noProof/>
+                              </w:rPr>
+                              <w:t>1</w:t>
+                            </w:r>
+                            <w:r>
+                              <w:fldChar w:fldCharType="end"/>
+                            </w:r>
+                            <w:r>
+                              <w:t xml:space="preserve"> : Croquis sur le fonctionnement de DIMEN</w:t>
+                            </w:r>
+                          </w:p>
+                        </w:txbxContent>
+                      </wps:txbx>
+                      <wps:bodyPr rot="0" spcFirstLastPara="0" vertOverflow="overflow" horzOverflow="overflow" vert="horz" wrap="square" lIns="0" tIns="0" rIns="0" bIns="0" numCol="1" spcCol="0" rtlCol="0" fromWordArt="0" anchor="t" anchorCtr="0" forceAA="0" compatLnSpc="1">
+                        <a:prstTxWarp prst="textNoShape">
+                          <a:avLst/>
+                        </a:prstTxWarp>
+                        <a:spAutoFit/>
+                      </wps:bodyPr>
+                    </wps:wsp>
+                  </a:graphicData>
+                </a:graphic>
+              </wp:anchor>
+            </w:drawing>
+          </mc:Choice>
+          <mc:Fallback>
+            <w:pict>
+              <v:shapetype w14:anchorId="48974D26" id="_x0000_t202" coordsize="21600,21600" o:spt="202" path="m,l,21600r21600,l21600,xe">
+                <v:stroke joinstyle="miter"/>
+                <v:path gradientshapeok="t" o:connecttype="rect"/>
+              </v:shapetype>
+              <v:shape id="Zone de texte 22" o:spid="_x0000_s1026" type="#_x0000_t202" style="position:absolute;margin-left:0;margin-top:345.25pt;width:438pt;height:.05pt;z-index:251677696;visibility:visible;mso-wrap-style:square;mso-wrap-distance-left:9pt;mso-wrap-distance-top:0;mso-wrap-distance-right:9pt;mso-wrap-distance-bottom:0;mso-position-horizontal:left;mso-position-horizontal-relative:margin;mso-position-vertical:absolute;mso-position-vertical-relative:text;v-text-anchor:top" o:gfxdata="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" stroked="f">
+                <v:textbox style="mso-fit-shape-to-text:t" inset="0,0,0,0">
+                  <w:txbxContent>
+                    <w:p>
+                      <w:pPr>
+                        <w:pStyle w:val="Lgende"/>
+                        <w:jc w:val="center"/>
+                        <w:rPr>
+                          <w:rFonts w:ascii="Arial" w:hAnsi="Arial" w:cs="Arial"/>
+                          <w:noProof/>
+                        </w:rPr>
+                      </w:pPr>
+                      <w:r>
+                        <w:t xml:space="preserve">Figure </w:t>
+                      </w:r>
+                      <w:r>
+                        <w:fldChar w:fldCharType="begin"/>
+                      </w:r>
+                      <w:r>
+                        <w:instrText xml:space="preserve"> SEQ Figure \* ARABIC </w:instrText>
+                      </w:r>
+                      <w:r>
+                        <w:fldChar w:fldCharType="separate"/>
+                      </w:r>
+                      <w:r>
+                        <w:rPr>
+                          <w:noProof/>
+                        </w:rPr>
+                        <w:t>1</w:t>
+                      </w:r>
+                      <w:r>
+                        <w:fldChar w:fldCharType="end"/>
+                      </w:r>
+                      <w:r>
+                        <w:t xml:space="preserve"> : Croquis sur le fonctionnement de DIMEN</w:t>
+                      </w:r>
+                    </w:p>
+                  </w:txbxContent>
+                </v:textbox>
+                <w10:wrap type="topAndBottom" anchorx="margin"/>
+              </v:shape>
+            </w:pict>
+          </mc:Fallback>
+        </mc:AlternateContent>
+      </w:r>
+      <w:r>
+        <w:rPr>
           <w:rFonts w:ascii="Arial" w:hAnsi="Arial" w:cs="Arial"/>
           <w:noProof/>
         </w:rPr>
-        <w:lastRenderedPageBreak/>
         <mc:AlternateContent>
           <mc:Choice Requires="wpg">
             <w:drawing>
-              <wp:anchor distT="0" distB="0" distL="114300" distR="114300" simplePos="0" relativeHeight="251660288" behindDoc="0" locked="0" layoutInCell="1" allowOverlap="1" wp14:anchorId="51C9D964" wp14:editId="4304290B">
+              <wp:anchor distT="0" distB="0" distL="114300" distR="114300" simplePos="0" relativeHeight="251658240" behindDoc="0" locked="0" layoutInCell="1" allowOverlap="1" wp14:anchorId="51C9D964" wp14:editId="437774EF">
                 <wp:simplePos x="0" y="0"/>
-                <wp:positionH relativeFrom="page">
-                  <wp:posOffset>389255</wp:posOffset>
+                <wp:positionH relativeFrom="margin">
+                  <wp:align>left</wp:align>
                 </wp:positionH>
                 <wp:positionV relativeFrom="paragraph">
-                  <wp:posOffset>875513</wp:posOffset>
+                  <wp:posOffset>538480</wp:posOffset>
                 </wp:positionV>
-                <wp:extent cx="6757200" cy="4600800"/>
-                <wp:effectExtent l="0" t="38100" r="24765" b="47625"/>
+                <wp:extent cx="5562600" cy="3810000"/>
+                <wp:effectExtent l="0" t="19050" r="19050" b="19050"/>
                 <wp:wrapTopAndBottom/>
                 <wp:docPr id="3" name="Groupe 3"/>
                 <wp:cNvGraphicFramePr/>
@@ -1791,7 +1931,7 @@
                       <wpg:grpSpPr>
                         <a:xfrm>
                           <a:off x="0" y="0"/>
-                          <a:ext cx="6757200" cy="4600800"/>
+                          <a:ext cx="5562600" cy="3810000"/>
                           <a:chOff x="0" y="0"/>
                           <a:chExt cx="5382260" cy="3564270"/>
                         </a:xfrm>
@@ -2026,7 +2166,7 @@
           </mc:Choice>
           <mc:Fallback>
             <w:pict>
-              <v:group w14:anchorId="48FBF50D" id="Groupe 3" o:spid="_x0000_s1026" style="position:absolute;margin-left:30.65pt;margin-top:68.95pt;width:532.05pt;height:362.25pt;z-index:251660288;mso-position-horizontal-relative:page;mso-width-relative:margin;mso-height-relative:margin" coordsize="53822,35642" o:gfxdata="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">
+              <v:group w14:anchorId="09B22DE0" id="Groupe 3" o:spid="_x0000_s1026" style="position:absolute;margin-left:0;margin-top:42.4pt;width:438pt;height:300pt;z-index:251658240;mso-position-horizontal:left;mso-position-horizontal-relative:margin;mso-width-relative:margin;mso-height-relative:margin" coordsize="53822,35642" o:gfxdata="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">
                 <v:shapetype id="_x0000_t75" coordsize="21600,21600" o:spt="75" o:preferrelative="t" path="m@4@5l@4@11@9@11@9@5xe" filled="f" stroked="f">
                   <v:stroke joinstyle="miter"/>
                   <v:formulas>
@@ -2077,7 +2217,7 @@
                 <v:shape id="Flèche : droite 8" o:spid="_x0000_s1030" type="#_x0000_t13" style="position:absolute;left:25624;top:8080;width:3277;height:2845;visibility:visible;mso-wrap-style:square;v-text-anchor:middle" o:gfxdata="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" adj="12223" fillcolor="#4472c4 [3204]" strokecolor="#1f3763 [1604]" strokeweight="1pt"/>
                 <v:shape id="Flèche : droite 9" o:spid="_x0000_s1031" type="#_x0000_t13" style="position:absolute;top:25518;width:4159;height:2844;visibility:visible;mso-wrap-style:square;v-text-anchor:middle" o:gfxdata="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" adj="14213" fillcolor="#4472c4 [3204]" strokecolor="#1f3763 [1604]" strokeweight="1pt"/>
                 <v:rect id="Rectangle 10" o:spid="_x0000_s1032" style="position:absolute;left:50292;top:8718;width:3530;height:1594;visibility:visible;mso-wrap-style:square;v-text-anchor:middle" o:gfxdata="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" fillcolor="#4472c4 [3204]" strokecolor="#1f3763 [1604]" strokeweight="1pt"/>
-                <w10:wrap type="topAndBottom" anchorx="page"/>
+                <w10:wrap type="topAndBottom" anchorx="margin"/>
               </v:group>
             </w:pict>
           </mc:Fallback>
@@ -2122,11 +2262,6 @@
       <w:r>
         <w:t>:</w:t>
       </w:r>
-    </w:p>
-    <w:p>
-      <w:pPr>
-        <w:spacing w:before="480"/>
-      </w:pPr>
     </w:p>
     <w:p>
       <w:pPr>
@@ -2136,16 +2271,13 @@
           <w:numId w:val="1"/>
         </w:numPr>
       </w:pPr>
-      <w:bookmarkStart w:id="15" w:name="_Toc193724391"/>
-      <w:bookmarkStart w:id="16" w:name="_Toc193788240"/>
-      <w:r>
-        <w:t>Réalisation et observations</w:t>
-      </w:r>
-      <w:bookmarkEnd w:id="15"/>
-      <w:bookmarkEnd w:id="16"/>
-    </w:p>
-    <w:p>
-      <w:pPr>
+      <w:r>
+        <w:t>Contexte</w:t>
+      </w:r>
+    </w:p>
+    <w:p>
+      <w:pPr>
+        <w:spacing w:line="240" w:lineRule="auto"/>
         <w:rPr>
           <w:color w:val="FF0000"/>
         </w:rPr>
@@ -2156,26 +2288,24 @@
         </w:rPr>
         <w:t>Déroulement du TP étape par étape</w:t>
       </w:r>
-    </w:p>
-    <w:p>
-      <w:pPr>
+      <w:r>
         <w:rPr>
           <w:color w:val="FF0000"/>
         </w:rPr>
-      </w:pPr>
+        <w:br/>
+      </w:r>
       <w:r>
         <w:rPr>
           <w:color w:val="FF0000"/>
         </w:rPr>
         <w:t>Difficultés rencontrées et solutions apportées</w:t>
       </w:r>
-    </w:p>
-    <w:p>
-      <w:pPr>
+      <w:r>
         <w:rPr>
           <w:color w:val="FF0000"/>
         </w:rPr>
-      </w:pPr>
+        <w:br/>
+      </w:r>
       <w:r>
         <w:rPr>
           <w:color w:val="FF0000"/>
@@ -2186,6 +2316,9 @@
     <w:p>
       <w:pPr>
         <w:pStyle w:val="Titre2"/>
+        <w:rPr>
+          <w:color w:val="FF0000"/>
+        </w:rPr>
       </w:pPr>
       <w:r>
         <w:t>Dimensions</w:t>
@@ -2217,35 +2350,120 @@
     </w:p>
     <w:p>
       <w:r>
+        <w:t>Lorsque le joueur</w:t>
+      </w:r>
+      <w:r>
+        <w:t xml:space="preserve"> clique sur la touche « Q »</w:t>
+      </w:r>
+      <w:r>
+        <w:t>,</w:t>
+      </w:r>
+      <w:r>
+        <w:t xml:space="preserve"> les obstacles </w:t>
+      </w:r>
+      <w:r>
+        <w:t>sont « aplatis »</w:t>
+      </w:r>
+      <w:r>
+        <w:t xml:space="preserve"> et le joueur peut les franchir comme s’ils n’existaient pas. Lorsqu’il est posé sur un obstacle en 2D et qu’il repasse en</w:t>
+      </w:r>
+      <w:r>
+        <w:t xml:space="preserve"> </w:t>
+      </w:r>
+      <w:r>
+        <w:t>mode 3D, après que le temps d</w:t>
+      </w:r>
+      <w:r>
+        <w:t xml:space="preserve">’utilisation </w:t>
+      </w:r>
+      <w:r>
+        <w:t>se termine ou qu’il reclique « Q », le joueur se trouve au sommet de l’obstacle.</w:t>
+      </w:r>
+    </w:p>
+    <w:p>
+      <w:pPr>
+        <w:pStyle w:val="Titre2"/>
+      </w:pPr>
+      <w:r>
         <w:lastRenderedPageBreak/>
-        <w:t>Lorsque le joueur</w:t>
-      </w:r>
-      <w:r>
-        <w:t xml:space="preserve"> clique sur la touche « Q »</w:t>
-      </w:r>
-      <w:r>
+        <w:t>Déplacements</w:t>
+      </w:r>
+    </w:p>
+    <w:p>
+      <w:r>
+        <w:t>Le</w:t>
+      </w:r>
+      <w:r>
+        <w:t xml:space="preserve"> joueur est dans un </w:t>
+      </w:r>
+      <w:r>
+        <w:rPr>
+          <w:b/>
+        </w:rPr>
+        <w:t>environnement tridimensionnel</w:t>
+      </w:r>
+      <w:r>
+        <w:t xml:space="preserve"> et il se déplace sur l</w:t>
+      </w:r>
+      <w:r>
+        <w:t xml:space="preserve">es </w:t>
+      </w:r>
+      <w:r>
+        <w:rPr>
+          <w:b/>
+        </w:rPr>
+        <w:t>axes</w:t>
+      </w:r>
+      <w:r>
+        <w:rPr>
+          <w:b/>
+        </w:rPr>
+        <w:t xml:space="preserve"> X</w:t>
+      </w:r>
+      <w:r>
+        <w:rPr>
+          <w:b/>
+        </w:rPr>
         <w:t>,</w:t>
       </w:r>
       <w:r>
-        <w:t xml:space="preserve"> les obstacles </w:t>
-      </w:r>
-      <w:r>
-        <w:t>sont « aplatis »</w:t>
-      </w:r>
-      <w:r>
-        <w:t xml:space="preserve"> et le joueur peut les franchir comme s’ils n’existaient pas. Lorsqu’il est posé sur un obstacle en 2D et qu’il repasse en</w:t>
-      </w:r>
-      <w:r>
+        <w:rPr>
+          <w:b/>
+        </w:rPr>
         <w:t xml:space="preserve"> </w:t>
       </w:r>
       <w:r>
-        <w:t>mode 3D, après que le temps d</w:t>
-      </w:r>
-      <w:r>
-        <w:t xml:space="preserve">’utilisation </w:t>
-      </w:r>
-      <w:r>
-        <w:t>se termine ou qu’il reclique « Q », le joueur se trouve au sommet de l’obstacle.</w:t>
+        <w:rPr>
+          <w:b/>
+        </w:rPr>
+        <w:t>Z,</w:t>
+      </w:r>
+      <w:r>
+        <w:t xml:space="preserve"> positivement ou négativement.</w:t>
+      </w:r>
+      <w:r>
+        <w:t xml:space="preserve"> Il se déplace à l’aide des touches </w:t>
+      </w:r>
+      <w:r>
+        <w:rPr>
+          <w:b/>
+        </w:rPr>
+        <w:t>W, A, S et D</w:t>
+      </w:r>
+      <w:r>
+        <w:t xml:space="preserve"> Le joueur est </w:t>
+      </w:r>
+      <w:r>
+        <w:rPr>
+          <w:b/>
+        </w:rPr>
+        <w:t>incapable de sauter</w:t>
+      </w:r>
+      <w:r>
+        <w:t>, d</w:t>
+      </w:r>
+      <w:r>
+        <w:t>’où l’utilité de changer de perspective.</w:t>
       </w:r>
     </w:p>
     <w:p>
@@ -2253,314 +2471,76 @@
         <w:pStyle w:val="Titre2"/>
       </w:pPr>
       <w:r>
-        <w:t>Déplacements</w:t>
-      </w:r>
-    </w:p>
-    <w:p>
-      <w:r>
-        <w:t>Le</w:t>
-      </w:r>
-      <w:r>
-        <w:t xml:space="preserve"> joueur est</w:t>
-      </w:r>
-      <w:r>
-        <w:t>, à l’origine,</w:t>
-      </w:r>
-      <w:r>
-        <w:t xml:space="preserve"> dans un </w:t>
-      </w:r>
-      <w:r>
+        <w:t>Caméra dimensionnelle</w:t>
+      </w:r>
+    </w:p>
+    <w:p>
+      <w:pPr>
         <w:rPr>
           <w:b/>
         </w:rPr>
-        <w:t>environnement tridimensionnel</w:t>
-      </w:r>
-      <w:r>
-        <w:t xml:space="preserve"> et il se déplace sur l</w:t>
-      </w:r>
-      <w:r>
-        <w:t xml:space="preserve">es </w:t>
-      </w:r>
+      </w:pPr>
       <w:r>
         <w:rPr>
           <w:b/>
         </w:rPr>
-        <w:t>axes</w:t>
+        <w:t>Définition</w:t>
       </w:r>
       <w:r>
         <w:rPr>
           <w:b/>
         </w:rPr>
-        <w:t xml:space="preserve"> X</w:t>
+        <w:t xml:space="preserve"> </w:t>
       </w:r>
       <w:r>
         <w:rPr>
           <w:b/>
         </w:rPr>
-        <w:t>,</w:t>
+        <w:t>« </w:t>
       </w:r>
       <w:r>
         <w:rPr>
           <w:b/>
         </w:rPr>
+        <w:t>orthographique</w:t>
+      </w:r>
+      <w:r>
+        <w:rPr>
+          <w:b/>
+        </w:rPr>
         <w:t xml:space="preserve"> </w:t>
       </w:r>
       <w:r>
         <w:rPr>
           <w:b/>
         </w:rPr>
-        <w:t>Z,</w:t>
-      </w:r>
-      <w:r>
-        <w:t xml:space="preserve"> positivement ou négativement.</w:t>
-      </w:r>
-      <w:r>
-        <w:t xml:space="preserve"> Il se déplace à l’aide des touches </w:t>
+        <w:t>»</w:t>
       </w:r>
       <w:r>
         <w:rPr>
           <w:b/>
         </w:rPr>
-        <w:t>W, A, S et D</w:t>
-      </w:r>
-      <w:r>
-        <w:t xml:space="preserve"> Le joueur est </w:t>
-      </w:r>
-      <w:r>
-        <w:rPr>
-          <w:b/>
-        </w:rPr>
-        <w:t>incapable de sauter</w:t>
-      </w:r>
-      <w:r>
-        <w:t>, d</w:t>
-      </w:r>
-      <w:r>
-        <w:t>’où l’utilité de changer de perspective.</w:t>
-      </w:r>
-    </w:p>
-    <w:p>
-      <w:pPr>
-        <w:pStyle w:val="Titre2"/>
-      </w:pPr>
-      <w:r>
-        <w:t>Caméra dimensionnelle</w:t>
-      </w:r>
-    </w:p>
-    <w:p>
-      <w:pPr>
-        <w:rPr>
-          <w:b/>
-        </w:rPr>
-      </w:pPr>
-      <w:r>
-        <w:rPr>
-          <w:b/>
-        </w:rPr>
-        <w:t>Définition</w:t>
-      </w:r>
-      <w:r>
-        <w:rPr>
-          <w:b/>
-        </w:rPr>
-        <w:t xml:space="preserve"> </w:t>
-      </w:r>
-      <w:r>
-        <w:rPr>
-          <w:b/>
-        </w:rPr>
-        <w:t>« </w:t>
-      </w:r>
-      <w:r>
-        <w:rPr>
-          <w:b/>
-        </w:rPr>
-        <w:t>orthographique</w:t>
-      </w:r>
-      <w:r>
-        <w:rPr>
-          <w:b/>
-        </w:rPr>
-        <w:t xml:space="preserve"> </w:t>
-      </w:r>
-      <w:r>
-        <w:rPr>
-          <w:b/>
-        </w:rPr>
-        <w:t>»</w:t>
-      </w:r>
-      <w:r>
-        <w:rPr>
-          <w:b/>
-        </w:rPr>
         <w:t> :</w:t>
       </w:r>
     </w:p>
     <w:p>
-      <w:pPr>
-        <w:rPr>
-          <w:i/>
-        </w:rPr>
-      </w:pPr>
       <w:r>
         <w:rPr>
           <w:noProof/>
         </w:rPr>
-        <mc:AlternateContent>
-          <mc:Choice Requires="wps">
-            <w:drawing>
-              <wp:anchor distT="0" distB="0" distL="114300" distR="114300" simplePos="0" relativeHeight="251671552" behindDoc="0" locked="0" layoutInCell="1" allowOverlap="1" wp14:anchorId="66E1398E" wp14:editId="156BB0F1">
-                <wp:simplePos x="0" y="0"/>
-                <wp:positionH relativeFrom="column">
-                  <wp:posOffset>0</wp:posOffset>
-                </wp:positionH>
-                <wp:positionV relativeFrom="paragraph">
-                  <wp:posOffset>6410325</wp:posOffset>
-                </wp:positionV>
-                <wp:extent cx="2440305" cy="635"/>
-                <wp:effectExtent l="0" t="0" r="0" b="0"/>
-                <wp:wrapTopAndBottom/>
-                <wp:docPr id="16" name="Zone de texte 16"/>
-                <wp:cNvGraphicFramePr/>
-                <a:graphic xmlns:a="http://schemas.openxmlformats.org/drawingml/2006/main">
-                  <a:graphicData uri="http://schemas.microsoft.com/office/word/2010/wordprocessingShape">
-                    <wps:wsp>
-                      <wps:cNvSpPr txBox="1"/>
-                      <wps:spPr>
-                        <a:xfrm>
-                          <a:off x="0" y="0"/>
-                          <a:ext cx="2440305" cy="635"/>
-                        </a:xfrm>
-                        <a:prstGeom prst="rect">
-                          <a:avLst/>
-                        </a:prstGeom>
-                        <a:solidFill>
-                          <a:prstClr val="white"/>
-                        </a:solidFill>
-                        <a:ln>
-                          <a:noFill/>
-                        </a:ln>
-                      </wps:spPr>
-                      <wps:txbx>
-                        <w:txbxContent>
-                          <w:p>
-                            <w:pPr>
-                              <w:pStyle w:val="Lgende"/>
-                              <w:rPr>
-                                <w:noProof/>
-                              </w:rPr>
-                            </w:pPr>
-                            <w:r>
-                              <w:t xml:space="preserve">Figure </w:t>
-                            </w:r>
-                            <w:r>
-                              <w:fldChar w:fldCharType="begin"/>
-                            </w:r>
-                            <w:r>
-                              <w:instrText xml:space="preserve"> SEQ Figure \* ARABIC </w:instrText>
-                            </w:r>
-                            <w:r>
-                              <w:fldChar w:fldCharType="separate"/>
-                            </w:r>
-                            <w:r>
-                              <w:rPr>
-                                <w:noProof/>
-                              </w:rPr>
-                              <w:t>1</w:t>
-                            </w:r>
-                            <w:r>
-                              <w:rPr>
-                                <w:noProof/>
-                              </w:rPr>
-                              <w:fldChar w:fldCharType="end"/>
-                            </w:r>
-                            <w:r>
-                              <w:t xml:space="preserve"> : Angles de caméra à plat.</w:t>
-                            </w:r>
-                          </w:p>
-                        </w:txbxContent>
-                      </wps:txbx>
-                      <wps:bodyPr rot="0" spcFirstLastPara="0" vertOverflow="overflow" horzOverflow="overflow" vert="horz" wrap="square" lIns="0" tIns="0" rIns="0" bIns="0" numCol="1" spcCol="0" rtlCol="0" fromWordArt="0" anchor="t" anchorCtr="0" forceAA="0" compatLnSpc="1">
-                        <a:prstTxWarp prst="textNoShape">
-                          <a:avLst/>
-                        </a:prstTxWarp>
-                        <a:spAutoFit/>
-                      </wps:bodyPr>
-                    </wps:wsp>
-                  </a:graphicData>
-                </a:graphic>
-              </wp:anchor>
-            </w:drawing>
-          </mc:Choice>
-          <mc:Fallback>
-            <w:pict>
-              <v:shapetype w14:anchorId="66E1398E" id="_x0000_t202" coordsize="21600,21600" o:spt="202" path="m,l,21600r21600,l21600,xe">
-                <v:stroke joinstyle="miter"/>
-                <v:path gradientshapeok="t" o:connecttype="rect"/>
-              </v:shapetype>
-              <v:shape id="Zone de texte 16" o:spid="_x0000_s1026" type="#_x0000_t202" style="position:absolute;margin-left:0;margin-top:504.75pt;width:192.15pt;height:.05pt;z-index:251671552;visibility:visible;mso-wrap-style:square;mso-wrap-distance-left:9pt;mso-wrap-distance-top:0;mso-wrap-distance-right:9pt;mso-wrap-distance-bottom:0;mso-position-horizontal:absolute;mso-position-horizontal-relative:text;mso-position-vertical:absolute;mso-position-vertical-relative:text;v-text-anchor:top" o:gfxdata="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" stroked="f">
-                <v:textbox style="mso-fit-shape-to-text:t" inset="0,0,0,0">
-                  <w:txbxContent>
-                    <w:p>
-                      <w:pPr>
-                        <w:pStyle w:val="Lgende"/>
-                        <w:rPr>
-                          <w:noProof/>
-                        </w:rPr>
-                      </w:pPr>
-                      <w:r>
-                        <w:t xml:space="preserve">Figure </w:t>
-                      </w:r>
-                      <w:r>
-                        <w:fldChar w:fldCharType="begin"/>
-                      </w:r>
-                      <w:r>
-                        <w:instrText xml:space="preserve"> SEQ Figure \* ARABIC </w:instrText>
-                      </w:r>
-                      <w:r>
-                        <w:fldChar w:fldCharType="separate"/>
-                      </w:r>
-                      <w:r>
-                        <w:rPr>
-                          <w:noProof/>
-                        </w:rPr>
-                        <w:t>1</w:t>
-                      </w:r>
-                      <w:r>
-                        <w:rPr>
-                          <w:noProof/>
-                        </w:rPr>
-                        <w:fldChar w:fldCharType="end"/>
-                      </w:r>
-                      <w:r>
-                        <w:t xml:space="preserve"> : Angles de caméra à plat.</w:t>
-                      </w:r>
-                    </w:p>
-                  </w:txbxContent>
-                </v:textbox>
-                <w10:wrap type="topAndBottom"/>
-              </v:shape>
-            </w:pict>
-          </mc:Fallback>
-        </mc:AlternateContent>
-      </w:r>
-      <w:r>
-        <w:rPr>
-          <w:noProof/>
-        </w:rPr>
         <w:drawing>
-          <wp:anchor distT="0" distB="0" distL="114300" distR="114300" simplePos="0" relativeHeight="251664384" behindDoc="0" locked="0" layoutInCell="1" allowOverlap="1" wp14:anchorId="6B0D5052" wp14:editId="0CD5829A">
+          <wp:anchor distT="0" distB="0" distL="114300" distR="114300" simplePos="0" relativeHeight="251659264" behindDoc="0" locked="0" layoutInCell="1" allowOverlap="1" wp14:anchorId="741756D7" wp14:editId="6796BD9F">
             <wp:simplePos x="0" y="0"/>
             <wp:positionH relativeFrom="margin">
-              <wp:align>left</wp:align>
+              <wp:posOffset>537875</wp:posOffset>
             </wp:positionH>
             <wp:positionV relativeFrom="paragraph">
-              <wp:posOffset>4098806</wp:posOffset>
+              <wp:posOffset>804220</wp:posOffset>
             </wp:positionV>
-            <wp:extent cx="2440305" cy="2440305"/>
-            <wp:effectExtent l="0" t="0" r="0" b="0"/>
+            <wp:extent cx="4512945" cy="2066925"/>
+            <wp:effectExtent l="190500" t="190500" r="192405" b="200025"/>
             <wp:wrapTopAndBottom/>
-            <wp:docPr id="14" name="Image 14"/>
+            <wp:docPr id="5" name="Image 5" descr="2-Trois modèles de caméras : orthographique, para-perspectif et... |  Download Scientific Diagram"/>
             <wp:cNvGraphicFramePr>
               <a:graphicFrameLocks xmlns:a="http://schemas.openxmlformats.org/drawingml/2006/main" noChangeAspect="1"/>
             </wp:cNvGraphicFramePr>
@@ -2568,39 +2548,46 @@
               <a:graphicData uri="http://schemas.openxmlformats.org/drawingml/2006/picture">
                 <pic:pic xmlns:pic="http://schemas.openxmlformats.org/drawingml/2006/picture">
                   <pic:nvPicPr>
-                    <pic:cNvPr id="14" name="camera.jpg"/>
-                    <pic:cNvPicPr/>
+                    <pic:cNvPr id="0" name="Picture 1" descr="2-Trois modèles de caméras : orthographique, para-perspectif et... |  Download Scientific Diagram"/>
+                    <pic:cNvPicPr>
+                      <a:picLocks noChangeAspect="1" noChangeArrowheads="1"/>
+                    </pic:cNvPicPr>
                   </pic:nvPicPr>
                   <pic:blipFill>
-                    <a:blip r:embed="rId26" cstate="print">
+                    <a:blip r:embed="rId26">
                       <a:extLst>
                         <a:ext uri="{28A0092B-C50C-407E-A947-70E740481C1C}">
                           <a14:useLocalDpi xmlns:a14="http://schemas.microsoft.com/office/drawing/2010/main" val="0"/>
                         </a:ext>
                       </a:extLst>
                     </a:blip>
+                    <a:srcRect/>
                     <a:stretch>
                       <a:fillRect/>
                     </a:stretch>
                   </pic:blipFill>
-                  <pic:spPr>
+                  <pic:spPr bwMode="auto">
                     <a:xfrm>
                       <a:off x="0" y="0"/>
-                      <a:ext cx="2440305" cy="2440305"/>
+                      <a:ext cx="4512945" cy="2066925"/>
                     </a:xfrm>
                     <a:prstGeom prst="rect">
                       <a:avLst/>
                     </a:prstGeom>
+                    <a:ln>
+                      <a:noFill/>
+                    </a:ln>
+                    <a:effectLst>
+                      <a:outerShdw blurRad="190500" algn="tl" rotWithShape="0">
+                        <a:srgbClr val="000000">
+                          <a:alpha val="70000"/>
+                        </a:srgbClr>
+                      </a:outerShdw>
+                    </a:effectLst>
                   </pic:spPr>
                 </pic:pic>
               </a:graphicData>
             </a:graphic>
-            <wp14:sizeRelH relativeFrom="margin">
-              <wp14:pctWidth>0</wp14:pctWidth>
-            </wp14:sizeRelH>
-            <wp14:sizeRelV relativeFrom="margin">
-              <wp14:pctHeight>0</wp14:pctHeight>
-            </wp14:sizeRelV>
           </wp:anchor>
         </w:drawing>
       </w:r>
@@ -2611,7 +2598,7 @@
         <mc:AlternateContent>
           <mc:Choice Requires="wps">
             <w:drawing>
-              <wp:anchor distT="0" distB="0" distL="114300" distR="114300" simplePos="0" relativeHeight="251663360" behindDoc="0" locked="0" layoutInCell="1" allowOverlap="1" wp14:anchorId="7810FCA2" wp14:editId="704D7A9A">
+              <wp:anchor distT="0" distB="0" distL="114300" distR="114300" simplePos="0" relativeHeight="251661312" behindDoc="0" locked="0" layoutInCell="1" allowOverlap="1" wp14:anchorId="7810FCA2" wp14:editId="2A486C09">
                 <wp:simplePos x="0" y="0"/>
                 <wp:positionH relativeFrom="column">
                   <wp:posOffset>626745</wp:posOffset>
@@ -2710,7 +2697,7 @@
           </mc:Choice>
           <mc:Fallback>
             <w:pict>
-              <v:shape w14:anchorId="7810FCA2" id="Zone de texte 11" o:spid="_x0000_s1027" type="#_x0000_t202" style="position:absolute;margin-left:49.35pt;margin-top:238.55pt;width:355.35pt;height:.05pt;z-index:251663360;visibility:visible;mso-wrap-style:square;mso-wrap-distance-left:9pt;mso-wrap-distance-top:0;mso-wrap-distance-right:9pt;mso-wrap-distance-bottom:0;mso-position-horizontal:absolute;mso-position-horizontal-relative:text;mso-position-vertical:absolute;mso-position-vertical-relative:text;v-text-anchor:top" o:gfxdata="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" stroked="f">
+              <v:shape w14:anchorId="7810FCA2" id="Zone de texte 11" o:spid="_x0000_s1027" type="#_x0000_t202" style="position:absolute;margin-left:49.35pt;margin-top:238.55pt;width:355.35pt;height:.05pt;z-index:251661312;visibility:visible;mso-wrap-style:square;mso-wrap-distance-left:9pt;mso-wrap-distance-top:0;mso-wrap-distance-right:9pt;mso-wrap-distance-bottom:0;mso-position-horizontal:absolute;mso-position-horizontal-relative:text;mso-position-vertical:absolute;mso-position-vertical-relative:text;v-text-anchor:top" o:gfxdata="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" stroked="f">
                 <v:textbox style="mso-fit-shape-to-text:t" inset="0,0,0,0">
                   <w:txbxContent>
                     <w:p>
@@ -2772,73 +2759,6 @@
       </w:r>
       <w:r>
         <w:rPr>
-          <w:noProof/>
-        </w:rPr>
-        <w:drawing>
-          <wp:anchor distT="0" distB="0" distL="114300" distR="114300" simplePos="0" relativeHeight="251661312" behindDoc="0" locked="0" layoutInCell="1" allowOverlap="1" wp14:anchorId="741756D7" wp14:editId="2F61FBBF">
-            <wp:simplePos x="0" y="0"/>
-            <wp:positionH relativeFrom="margin">
-              <wp:align>center</wp:align>
-            </wp:positionH>
-            <wp:positionV relativeFrom="paragraph">
-              <wp:posOffset>783183</wp:posOffset>
-            </wp:positionV>
-            <wp:extent cx="4512945" cy="2066925"/>
-            <wp:effectExtent l="190500" t="190500" r="192405" b="200025"/>
-            <wp:wrapTopAndBottom/>
-            <wp:docPr id="5" name="Image 5" descr="2-Trois modèles de caméras : orthographique, para-perspectif et... |  Download Scientific Diagram"/>
-            <wp:cNvGraphicFramePr>
-              <a:graphicFrameLocks xmlns:a="http://schemas.openxmlformats.org/drawingml/2006/main" noChangeAspect="1"/>
-            </wp:cNvGraphicFramePr>
-            <a:graphic xmlns:a="http://schemas.openxmlformats.org/drawingml/2006/main">
-              <a:graphicData uri="http://schemas.openxmlformats.org/drawingml/2006/picture">
-                <pic:pic xmlns:pic="http://schemas.openxmlformats.org/drawingml/2006/picture">
-                  <pic:nvPicPr>
-                    <pic:cNvPr id="0" name="Picture 1" descr="2-Trois modèles de caméras : orthographique, para-perspectif et... |  Download Scientific Diagram"/>
-                    <pic:cNvPicPr>
-                      <a:picLocks noChangeAspect="1" noChangeArrowheads="1"/>
-                    </pic:cNvPicPr>
-                  </pic:nvPicPr>
-                  <pic:blipFill>
-                    <a:blip r:embed="rId29">
-                      <a:extLst>
-                        <a:ext uri="{28A0092B-C50C-407E-A947-70E740481C1C}">
-                          <a14:useLocalDpi xmlns:a14="http://schemas.microsoft.com/office/drawing/2010/main" val="0"/>
-                        </a:ext>
-                      </a:extLst>
-                    </a:blip>
-                    <a:srcRect/>
-                    <a:stretch>
-                      <a:fillRect/>
-                    </a:stretch>
-                  </pic:blipFill>
-                  <pic:spPr bwMode="auto">
-                    <a:xfrm>
-                      <a:off x="0" y="0"/>
-                      <a:ext cx="4512945" cy="2066925"/>
-                    </a:xfrm>
-                    <a:prstGeom prst="rect">
-                      <a:avLst/>
-                    </a:prstGeom>
-                    <a:ln>
-                      <a:noFill/>
-                    </a:ln>
-                    <a:effectLst>
-                      <a:outerShdw blurRad="190500" algn="tl" rotWithShape="0">
-                        <a:srgbClr val="000000">
-                          <a:alpha val="70000"/>
-                        </a:srgbClr>
-                      </a:outerShdw>
-                    </a:effectLst>
-                  </pic:spPr>
-                </pic:pic>
-              </a:graphicData>
-            </a:graphic>
-          </wp:anchor>
-        </w:drawing>
-      </w:r>
-      <w:r>
-        <w:rPr>
           <w:i/>
         </w:rPr>
         <w:t xml:space="preserve">En analyse 3D, </w:t>
@@ -2874,7 +2794,7 @@
         </w:rPr>
         <w:t xml:space="preserve"> (</w:t>
       </w:r>
-      <w:hyperlink r:id="rId30" w:anchor=":~:text=%5BAnalyse%203D%5D%20En%20analyse%203D,la%20totalit%C3%A9%20de%20l'affichage." w:history="1">
+      <w:hyperlink r:id="rId29" w:anchor=":~:text=%5BAnalyse%203D%5D%20En%20analyse%203D,la%20totalit%C3%A9%20de%20l'affichage." w:history="1">
         <w:r>
           <w:rPr>
             <w:rStyle w:val="Lienhypertexte"/>
@@ -2894,96 +2814,192 @@
       </w:r>
     </w:p>
     <w:p>
-      <w:pPr>
-        <w:rPr>
-          <w:i/>
-        </w:rPr>
-      </w:pPr>
       <w:r>
         <w:rPr>
           <w:noProof/>
         </w:rPr>
         <mc:AlternateContent>
-          <mc:Choice Requires="wps">
+          <mc:Choice Requires="wpg">
             <w:drawing>
-              <wp:anchor distT="0" distB="0" distL="114300" distR="114300" simplePos="0" relativeHeight="251673600" behindDoc="0" locked="0" layoutInCell="1" allowOverlap="1" wp14:anchorId="0A63A8A0" wp14:editId="0D1A3252">
+              <wp:anchor distT="0" distB="0" distL="114300" distR="114300" simplePos="0" relativeHeight="251672576" behindDoc="0" locked="0" layoutInCell="1" allowOverlap="1" wp14:anchorId="49826F58" wp14:editId="2D62DC53">
                 <wp:simplePos x="0" y="0"/>
-                <wp:positionH relativeFrom="column">
-                  <wp:posOffset>2660650</wp:posOffset>
+                <wp:positionH relativeFrom="margin">
+                  <wp:align>left</wp:align>
                 </wp:positionH>
                 <wp:positionV relativeFrom="paragraph">
-                  <wp:posOffset>5756910</wp:posOffset>
+                  <wp:posOffset>3369620</wp:posOffset>
                 </wp:positionV>
-                <wp:extent cx="2440305" cy="635"/>
-                <wp:effectExtent l="0" t="0" r="0" b="0"/>
+                <wp:extent cx="5544820" cy="2626360"/>
+                <wp:effectExtent l="0" t="0" r="0" b="2540"/>
                 <wp:wrapTopAndBottom/>
-                <wp:docPr id="17" name="Zone de texte 17"/>
+                <wp:docPr id="19" name="Groupe 19"/>
                 <wp:cNvGraphicFramePr/>
                 <a:graphic xmlns:a="http://schemas.openxmlformats.org/drawingml/2006/main">
-                  <a:graphicData uri="http://schemas.microsoft.com/office/word/2010/wordprocessingShape">
-                    <wps:wsp>
-                      <wps:cNvSpPr txBox="1"/>
-                      <wps:spPr>
+                  <a:graphicData uri="http://schemas.microsoft.com/office/word/2010/wordprocessingGroup">
+                    <wpg:wgp>
+                      <wpg:cNvGrpSpPr/>
+                      <wpg:grpSpPr>
                         <a:xfrm>
                           <a:off x="0" y="0"/>
-                          <a:ext cx="2440305" cy="635"/>
+                          <a:ext cx="5544820" cy="2626360"/>
+                          <a:chOff x="0" y="0"/>
+                          <a:chExt cx="5545012" cy="2626756"/>
                         </a:xfrm>
-                        <a:prstGeom prst="rect">
-                          <a:avLst/>
-                        </a:prstGeom>
-                        <a:solidFill>
-                          <a:prstClr val="white"/>
-                        </a:solidFill>
-                        <a:ln>
-                          <a:noFill/>
-                        </a:ln>
-                      </wps:spPr>
-                      <wps:txbx>
-                        <w:txbxContent>
-                          <w:p>
-                            <w:pPr>
-                              <w:pStyle w:val="Lgende"/>
-                              <w:rPr>
-                                <w:noProof/>
-                              </w:rPr>
-                            </w:pPr>
-                            <w:r>
-                              <w:t xml:space="preserve">Figure </w:t>
-                            </w:r>
-                            <w:r>
-                              <w:fldChar w:fldCharType="begin"/>
-                            </w:r>
-                            <w:r>
-                              <w:instrText xml:space="preserve"> SEQ Figure \* ARABIC </w:instrText>
-                            </w:r>
-                            <w:r>
-                              <w:fldChar w:fldCharType="separate"/>
-                            </w:r>
-                            <w:r>
-                              <w:rPr>
-                                <w:noProof/>
-                              </w:rPr>
-                              <w:t>3</w:t>
-                            </w:r>
-                            <w:r>
-                              <w:rPr>
-                                <w:noProof/>
-                              </w:rPr>
-                              <w:fldChar w:fldCharType="end"/>
-                            </w:r>
-                            <w:r>
-                              <w:t xml:space="preserve"> : Angles de caméra</w:t>
-                            </w:r>
-                          </w:p>
-                        </w:txbxContent>
-                      </wps:txbx>
-                      <wps:bodyPr rot="0" spcFirstLastPara="0" vertOverflow="overflow" horzOverflow="overflow" vert="horz" wrap="square" lIns="0" tIns="0" rIns="0" bIns="0" numCol="1" spcCol="0" rtlCol="0" fromWordArt="0" anchor="t" anchorCtr="0" forceAA="0" compatLnSpc="1">
-                        <a:prstTxWarp prst="textNoShape">
-                          <a:avLst/>
-                        </a:prstTxWarp>
-                        <a:spAutoFit/>
-                      </wps:bodyPr>
-                    </wps:wsp>
+                      </wpg:grpSpPr>
+                      <pic:pic xmlns:pic="http://schemas.openxmlformats.org/drawingml/2006/picture">
+                        <pic:nvPicPr>
+                          <pic:cNvPr id="14" name="Image 14"/>
+                          <pic:cNvPicPr>
+                            <a:picLocks noChangeAspect="1"/>
+                          </pic:cNvPicPr>
+                        </pic:nvPicPr>
+                        <pic:blipFill>
+                          <a:blip r:embed="rId30" cstate="print">
+                            <a:extLst>
+                              <a:ext uri="{28A0092B-C50C-407E-A947-70E740481C1C}">
+                                <a14:useLocalDpi xmlns:a14="http://schemas.microsoft.com/office/drawing/2010/main" val="0"/>
+                              </a:ext>
+                            </a:extLst>
+                          </a:blip>
+                          <a:stretch>
+                            <a:fillRect/>
+                          </a:stretch>
+                        </pic:blipFill>
+                        <pic:spPr>
+                          <a:xfrm>
+                            <a:off x="0" y="18828"/>
+                            <a:ext cx="2440305" cy="2440305"/>
+                          </a:xfrm>
+                          <a:prstGeom prst="rect">
+                            <a:avLst/>
+                          </a:prstGeom>
+                        </pic:spPr>
+                      </pic:pic>
+                      <pic:pic xmlns:pic="http://schemas.openxmlformats.org/drawingml/2006/picture">
+                        <pic:nvPicPr>
+                          <pic:cNvPr id="15" name="Image 15"/>
+                          <pic:cNvPicPr>
+                            <a:picLocks noChangeAspect="1"/>
+                          </pic:cNvPicPr>
+                        </pic:nvPicPr>
+                        <pic:blipFill>
+                          <a:blip r:embed="rId31" cstate="print">
+                            <a:extLst>
+                              <a:ext uri="{28A0092B-C50C-407E-A947-70E740481C1C}">
+                                <a14:useLocalDpi xmlns:a14="http://schemas.microsoft.com/office/drawing/2010/main" val="0"/>
+                              </a:ext>
+                            </a:extLst>
+                          </a:blip>
+                          <a:stretch>
+                            <a:fillRect/>
+                          </a:stretch>
+                        </pic:blipFill>
+                        <pic:spPr>
+                          <a:xfrm>
+                            <a:off x="3104707" y="0"/>
+                            <a:ext cx="2440305" cy="2440305"/>
+                          </a:xfrm>
+                          <a:prstGeom prst="rect">
+                            <a:avLst/>
+                          </a:prstGeom>
+                        </pic:spPr>
+                      </pic:pic>
+                      <wps:wsp>
+                        <wps:cNvPr id="16" name="Zone de texte 16"/>
+                        <wps:cNvSpPr txBox="1"/>
+                        <wps:spPr>
+                          <a:xfrm>
+                            <a:off x="0" y="2360056"/>
+                            <a:ext cx="2440305" cy="266700"/>
+                          </a:xfrm>
+                          <a:prstGeom prst="rect">
+                            <a:avLst/>
+                          </a:prstGeom>
+                          <a:solidFill>
+                            <a:prstClr val="white"/>
+                          </a:solidFill>
+                          <a:ln>
+                            <a:noFill/>
+                          </a:ln>
+                        </wps:spPr>
+                        <wps:txbx>
+                          <w:txbxContent>
+                            <w:p>
+                              <w:pPr>
+                                <w:pStyle w:val="Lgende"/>
+                                <w:rPr>
+                                  <w:noProof/>
+                                </w:rPr>
+                              </w:pPr>
+                              <w:r>
+                                <w:t>Figure</w:t>
+                              </w:r>
+                              <w:r>
+                                <w:t xml:space="preserve"> </w:t>
+                              </w:r>
+                              <w:r>
+                                <w:t>3 :</w:t>
+                              </w:r>
+                              <w:r>
+                                <w:t xml:space="preserve"> Angles de caméra à plat.</w:t>
+                              </w:r>
+                            </w:p>
+                          </w:txbxContent>
+                        </wps:txbx>
+                        <wps:bodyPr rot="0" spcFirstLastPara="0" vertOverflow="overflow" horzOverflow="overflow" vert="horz" wrap="square" lIns="0" tIns="0" rIns="0" bIns="0" numCol="1" spcCol="0" rtlCol="0" fromWordArt="0" anchor="t" anchorCtr="0" forceAA="0" compatLnSpc="1">
+                          <a:prstTxWarp prst="textNoShape">
+                            <a:avLst/>
+                          </a:prstTxWarp>
+                          <a:spAutoFit/>
+                        </wps:bodyPr>
+                      </wps:wsp>
+                      <wps:wsp>
+                        <wps:cNvPr id="17" name="Zone de texte 17"/>
+                        <wps:cNvSpPr txBox="1"/>
+                        <wps:spPr>
+                          <a:xfrm>
+                            <a:off x="3104599" y="2275024"/>
+                            <a:ext cx="2440305" cy="266700"/>
+                          </a:xfrm>
+                          <a:prstGeom prst="rect">
+                            <a:avLst/>
+                          </a:prstGeom>
+                          <a:solidFill>
+                            <a:prstClr val="white"/>
+                          </a:solidFill>
+                          <a:ln>
+                            <a:noFill/>
+                          </a:ln>
+                        </wps:spPr>
+                        <wps:txbx>
+                          <w:txbxContent>
+                            <w:p>
+                              <w:pPr>
+                                <w:pStyle w:val="Lgende"/>
+                                <w:rPr>
+                                  <w:noProof/>
+                                </w:rPr>
+                              </w:pPr>
+                              <w:r>
+                                <w:t xml:space="preserve">Figure </w:t>
+                              </w:r>
+                              <w:r>
+                                <w:t>4</w:t>
+                              </w:r>
+                              <w:r>
+                                <w:t xml:space="preserve"> : Angles de caméra</w:t>
+                              </w:r>
+                            </w:p>
+                          </w:txbxContent>
+                        </wps:txbx>
+                        <wps:bodyPr rot="0" spcFirstLastPara="0" vertOverflow="overflow" horzOverflow="overflow" vert="horz" wrap="square" lIns="0" tIns="0" rIns="0" bIns="0" numCol="1" spcCol="0" rtlCol="0" fromWordArt="0" anchor="t" anchorCtr="0" forceAA="0" compatLnSpc="1">
+                          <a:prstTxWarp prst="textNoShape">
+                            <a:avLst/>
+                          </a:prstTxWarp>
+                          <a:spAutoFit/>
+                        </wps:bodyPr>
+                      </wps:wsp>
+                    </wpg:wgp>
                   </a:graphicData>
                 </a:graphic>
               </wp:anchor>
@@ -2991,263 +3007,319 @@
           </mc:Choice>
           <mc:Fallback>
             <w:pict>
-              <v:shape w14:anchorId="0A63A8A0" id="Zone de texte 17" o:spid="_x0000_s1028" type="#_x0000_t202" style="position:absolute;margin-left:209.5pt;margin-top:453.3pt;width:192.15pt;height:.05pt;z-index:251673600;visibility:visible;mso-wrap-style:square;mso-wrap-distance-left:9pt;mso-wrap-distance-top:0;mso-wrap-distance-right:9pt;mso-wrap-distance-bottom:0;mso-position-horizontal:absolute;mso-position-horizontal-relative:text;mso-position-vertical:absolute;mso-position-vertical-relative:text;v-text-anchor:top" o:gfxdata="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" stroked="f">
-                <v:textbox style="mso-fit-shape-to-text:t" inset="0,0,0,0">
-                  <w:txbxContent>
-                    <w:p>
-                      <w:pPr>
-                        <w:pStyle w:val="Lgende"/>
-                        <w:rPr>
-                          <w:noProof/>
-                        </w:rPr>
-                      </w:pPr>
-                      <w:r>
-                        <w:t xml:space="preserve">Figure </w:t>
-                      </w:r>
-                      <w:r>
-                        <w:fldChar w:fldCharType="begin"/>
-                      </w:r>
-                      <w:r>
-                        <w:instrText xml:space="preserve"> SEQ Figure \* ARABIC </w:instrText>
-                      </w:r>
-                      <w:r>
-                        <w:fldChar w:fldCharType="separate"/>
-                      </w:r>
-                      <w:r>
-                        <w:rPr>
-                          <w:noProof/>
-                        </w:rPr>
-                        <w:t>3</w:t>
-                      </w:r>
-                      <w:r>
-                        <w:rPr>
-                          <w:noProof/>
-                        </w:rPr>
-                        <w:fldChar w:fldCharType="end"/>
-                      </w:r>
-                      <w:r>
-                        <w:t xml:space="preserve"> : Angles de caméra</w:t>
-                      </w:r>
-                    </w:p>
-                  </w:txbxContent>
-                </v:textbox>
-                <w10:wrap type="topAndBottom"/>
-              </v:shape>
+              <v:group w14:anchorId="49826F58" id="Groupe 19" o:spid="_x0000_s1028" style="position:absolute;margin-left:0;margin-top:265.3pt;width:436.6pt;height:206.8pt;z-index:251672576;mso-position-horizontal:left;mso-position-horizontal-relative:margin" coordsize="55450,26267" o:gfxdata="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">
+                <v:shape id="Image 14" o:spid="_x0000_s1029" type="#_x0000_t75" style="position:absolute;top:188;width:24403;height:24403;visibility:visible;mso-wrap-style:square" o:gfxdata="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">
+                  <v:imagedata r:id="rId32" o:title=""/>
+                </v:shape>
+                <v:shape id="Image 15" o:spid="_x0000_s1030" type="#_x0000_t75" style="position:absolute;left:31047;width:24403;height:24403;visibility:visible;mso-wrap-style:square" o:gfxdata="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">
+                  <v:imagedata r:id="rId33" o:title=""/>
+                </v:shape>
+                <v:shape id="Zone de texte 16" o:spid="_x0000_s1031" type="#_x0000_t202" style="position:absolute;top:23600;width:24403;height:2667;visibility:visible;mso-wrap-style:square;v-text-anchor:top" o:gfxdata="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" stroked="f">
+                  <v:textbox style="mso-fit-shape-to-text:t" inset="0,0,0,0">
+                    <w:txbxContent>
+                      <w:p>
+                        <w:pPr>
+                          <w:pStyle w:val="Lgende"/>
+                          <w:rPr>
+                            <w:noProof/>
+                          </w:rPr>
+                        </w:pPr>
+                        <w:r>
+                          <w:t>Figure</w:t>
+                        </w:r>
+                        <w:r>
+                          <w:t xml:space="preserve"> </w:t>
+                        </w:r>
+                        <w:r>
+                          <w:t>3 :</w:t>
+                        </w:r>
+                        <w:r>
+                          <w:t xml:space="preserve"> Angles de caméra à plat.</w:t>
+                        </w:r>
+                      </w:p>
+                    </w:txbxContent>
+                  </v:textbox>
+                </v:shape>
+                <v:shape id="Zone de texte 17" o:spid="_x0000_s1032" type="#_x0000_t202" style="position:absolute;left:31045;top:22750;width:24404;height:2667;visibility:visible;mso-wrap-style:square;v-text-anchor:top" o:gfxdata="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" stroked="f">
+                  <v:textbox style="mso-fit-shape-to-text:t" inset="0,0,0,0">
+                    <w:txbxContent>
+                      <w:p>
+                        <w:pPr>
+                          <w:pStyle w:val="Lgende"/>
+                          <w:rPr>
+                            <w:noProof/>
+                          </w:rPr>
+                        </w:pPr>
+                        <w:r>
+                          <w:t xml:space="preserve">Figure </w:t>
+                        </w:r>
+                        <w:r>
+                          <w:t>4</w:t>
+                        </w:r>
+                        <w:r>
+                          <w:t xml:space="preserve"> : Angles de caméra</w:t>
+                        </w:r>
+                      </w:p>
+                    </w:txbxContent>
+                  </v:textbox>
+                </v:shape>
+                <w10:wrap type="topAndBottom" anchorx="margin"/>
+              </v:group>
             </w:pict>
           </mc:Fallback>
         </mc:AlternateContent>
       </w:r>
       <w:r>
+        <w:t>Lorsque le joueur clique sur la touche « </w:t>
+      </w:r>
+      <w:r>
+        <w:rPr>
+          <w:b/>
+        </w:rPr>
+        <w:t>E</w:t>
+      </w:r>
+      <w:r>
+        <w:t xml:space="preserve"> », le point de vue de la caméra, toujours centrée sur le joueur, </w:t>
+      </w:r>
+      <w:r>
+        <w:rPr>
+          <w:b/>
+        </w:rPr>
+        <w:t>se déplace</w:t>
+      </w:r>
+      <w:r>
+        <w:rPr>
+          <w:b/>
+        </w:rPr>
+        <w:t xml:space="preserve"> de 90 degrés</w:t>
+      </w:r>
+      <w:r>
+        <w:t xml:space="preserve"> dans un cercle</w:t>
+      </w:r>
+      <w:r>
+        <w:t xml:space="preserve">. </w:t>
+      </w:r>
+      <w:r>
+        <w:t xml:space="preserve">Voici </w:t>
+      </w:r>
+      <w:r>
+        <w:t>deux schémas</w:t>
+      </w:r>
+      <w:r>
+        <w:t xml:space="preserve"> qui illustre</w:t>
+      </w:r>
+      <w:r>
+        <w:t>nt</w:t>
+      </w:r>
+      <w:r>
+        <w:t xml:space="preserve"> </w:t>
+      </w:r>
+      <w:r>
+        <w:t>les déplacements</w:t>
+      </w:r>
+      <w:r>
+        <w:t xml:space="preserve"> de la caméra</w:t>
+      </w:r>
+      <w:r>
+        <w:t> </w:t>
+      </w:r>
+      <w:r>
+        <w:t>en mode 3</w:t>
+      </w:r>
+      <w:r>
+        <w:t>D</w:t>
+      </w:r>
+      <w:r>
+        <w:t> :</w:t>
+      </w:r>
+    </w:p>
+    <w:p>
+      <w:r>
+        <w:br w:type="page"/>
+      </w:r>
+    </w:p>
+    <w:p>
+      <w:r>
+        <w:lastRenderedPageBreak/>
+        <w:t>Lorsque</w:t>
+      </w:r>
+      <w:r>
+        <w:t xml:space="preserve"> le joueur veut passer en </w:t>
+      </w:r>
+      <w:r>
+        <w:rPr>
+          <w:b/>
+        </w:rPr>
+        <w:t>vue orthographique</w:t>
+      </w:r>
+      <w:r>
+        <w:t>, il clique sur « </w:t>
+      </w:r>
+      <w:r>
+        <w:rPr>
+          <w:b/>
+        </w:rPr>
+        <w:t>Q</w:t>
+      </w:r>
+      <w:r>
+        <w:t xml:space="preserve"> » et la caméra se place </w:t>
+      </w:r>
+      <w:r>
+        <w:rPr>
+          <w:b/>
+        </w:rPr>
+        <w:t>au-dessus du joueur</w:t>
+      </w:r>
+      <w:r>
+        <w:t xml:space="preserve"> et aplati les éléments visibles.</w:t>
+      </w:r>
+      <w:r>
+        <w:t xml:space="preserve"> </w:t>
+      </w:r>
+      <w:r>
+        <w:t>Si on considère toutes les positions possibles</w:t>
+      </w:r>
+      <w:r>
+        <w:t xml:space="preserve"> de la caméra</w:t>
+      </w:r>
+      <w:r>
+        <w:t>, elles s’apparentent donc à une demi-sphère. Voici un schéma qui illustre toutes les positions de caméra possibles :</w:t>
+      </w:r>
+    </w:p>
+    <w:p>
+      <w:r>
         <w:rPr>
           <w:noProof/>
         </w:rPr>
-        <w:drawing>
-          <wp:anchor distT="0" distB="0" distL="114300" distR="114300" simplePos="0" relativeHeight="251665408" behindDoc="0" locked="0" layoutInCell="1" allowOverlap="1" wp14:anchorId="2BB9500C" wp14:editId="17150CEC">
-            <wp:simplePos x="0" y="0"/>
-            <wp:positionH relativeFrom="column">
-              <wp:posOffset>2661069</wp:posOffset>
-            </wp:positionH>
-            <wp:positionV relativeFrom="paragraph">
-              <wp:posOffset>3484724</wp:posOffset>
-            </wp:positionV>
-            <wp:extent cx="2440800" cy="2440800"/>
-            <wp:effectExtent l="0" t="0" r="0" b="0"/>
-            <wp:wrapTopAndBottom/>
-            <wp:docPr id="15" name="Image 15"/>
-            <wp:cNvGraphicFramePr>
-              <a:graphicFrameLocks xmlns:a="http://schemas.openxmlformats.org/drawingml/2006/main" noChangeAspect="1"/>
-            </wp:cNvGraphicFramePr>
-            <a:graphic xmlns:a="http://schemas.openxmlformats.org/drawingml/2006/main">
-              <a:graphicData uri="http://schemas.openxmlformats.org/drawingml/2006/picture">
-                <pic:pic xmlns:pic="http://schemas.openxmlformats.org/drawingml/2006/picture">
-                  <pic:nvPicPr>
-                    <pic:cNvPr id="15" name="camera3D.jpg"/>
-                    <pic:cNvPicPr/>
-                  </pic:nvPicPr>
-                  <pic:blipFill>
-                    <a:blip r:embed="rId31" cstate="print">
-                      <a:extLst>
-                        <a:ext uri="{28A0092B-C50C-407E-A947-70E740481C1C}">
-                          <a14:useLocalDpi xmlns:a14="http://schemas.microsoft.com/office/drawing/2010/main" val="0"/>
-                        </a:ext>
-                      </a:extLst>
-                    </a:blip>
-                    <a:stretch>
-                      <a:fillRect/>
-                    </a:stretch>
-                  </pic:blipFill>
-                  <pic:spPr>
-                    <a:xfrm>
-                      <a:off x="0" y="0"/>
-                      <a:ext cx="2440800" cy="2440800"/>
-                    </a:xfrm>
-                    <a:prstGeom prst="rect">
-                      <a:avLst/>
-                    </a:prstGeom>
-                  </pic:spPr>
-                </pic:pic>
-              </a:graphicData>
-            </a:graphic>
-            <wp14:sizeRelH relativeFrom="margin">
-              <wp14:pctWidth>0</wp14:pctWidth>
-            </wp14:sizeRelH>
-            <wp14:sizeRelV relativeFrom="margin">
-              <wp14:pctHeight>0</wp14:pctHeight>
-            </wp14:sizeRelV>
-          </wp:anchor>
-        </w:drawing>
-      </w:r>
-      <w:r>
-        <w:t>Lorsque le joueur clique sur la touche « </w:t>
-      </w:r>
-      <w:r>
-        <w:rPr>
-          <w:b/>
-        </w:rPr>
-        <w:t>E</w:t>
-      </w:r>
-      <w:r>
-        <w:t xml:space="preserve"> », le point de vue de la caméra, toujours centrée sur le joueur, </w:t>
-      </w:r>
-      <w:r>
-        <w:rPr>
-          <w:b/>
-        </w:rPr>
-        <w:t>se déplace</w:t>
-      </w:r>
-      <w:r>
-        <w:rPr>
-          <w:b/>
-        </w:rPr>
-        <w:t xml:space="preserve"> de 90 degrés</w:t>
-      </w:r>
-      <w:r>
-        <w:t xml:space="preserve"> dans un cercle</w:t>
-      </w:r>
-      <w:r>
-        <w:t xml:space="preserve">. </w:t>
-      </w:r>
-      <w:r>
-        <w:t xml:space="preserve">Voici </w:t>
-      </w:r>
-      <w:r>
-        <w:t>deux schémas</w:t>
-      </w:r>
-      <w:r>
-        <w:t xml:space="preserve"> qui illustre</w:t>
-      </w:r>
-      <w:r>
-        <w:t>nt</w:t>
-      </w:r>
-      <w:r>
-        <w:t xml:space="preserve"> </w:t>
-      </w:r>
-      <w:r>
-        <w:t>les déplacements</w:t>
-      </w:r>
-      <w:r>
-        <w:t xml:space="preserve"> de la caméra</w:t>
-      </w:r>
-      <w:r>
-        <w:t> </w:t>
-      </w:r>
-      <w:r>
-        <w:t>en mode 3</w:t>
-      </w:r>
-      <w:r>
-        <w:t>D :</w:t>
-      </w:r>
-      <w:r>
-        <w:br w:type="page"/>
-      </w:r>
-    </w:p>
-    <w:p>
-      <w:r>
-        <w:rPr>
-          <w:noProof/>
-        </w:rPr>
-        <w:lastRenderedPageBreak/>
         <mc:AlternateContent>
-          <mc:Choice Requires="wps">
+          <mc:Choice Requires="wpg">
             <w:drawing>
-              <wp:anchor distT="0" distB="0" distL="114300" distR="114300" simplePos="0" relativeHeight="251675648" behindDoc="0" locked="0" layoutInCell="1" allowOverlap="1" wp14:anchorId="231B1B0B" wp14:editId="0729EE2B">
+              <wp:anchor distT="0" distB="0" distL="114300" distR="114300" simplePos="0" relativeHeight="251675648" behindDoc="0" locked="0" layoutInCell="1" allowOverlap="1" wp14:anchorId="5B3E908C" wp14:editId="1F48250D">
                 <wp:simplePos x="0" y="0"/>
-                <wp:positionH relativeFrom="column">
-                  <wp:posOffset>1604010</wp:posOffset>
+                <wp:positionH relativeFrom="margin">
+                  <wp:posOffset>1517119</wp:posOffset>
                 </wp:positionH>
                 <wp:positionV relativeFrom="paragraph">
-                  <wp:posOffset>2600325</wp:posOffset>
+                  <wp:posOffset>0</wp:posOffset>
                 </wp:positionV>
-                <wp:extent cx="2545715" cy="635"/>
-                <wp:effectExtent l="0" t="0" r="0" b="0"/>
+                <wp:extent cx="2545715" cy="2066925"/>
+                <wp:effectExtent l="0" t="0" r="6985" b="9525"/>
                 <wp:wrapTopAndBottom/>
-                <wp:docPr id="18" name="Zone de texte 18"/>
+                <wp:docPr id="21" name="Groupe 21"/>
                 <wp:cNvGraphicFramePr/>
                 <a:graphic xmlns:a="http://schemas.openxmlformats.org/drawingml/2006/main">
-                  <a:graphicData uri="http://schemas.microsoft.com/office/word/2010/wordprocessingShape">
-                    <wps:wsp>
-                      <wps:cNvSpPr txBox="1"/>
-                      <wps:spPr>
+                  <a:graphicData uri="http://schemas.microsoft.com/office/word/2010/wordprocessingGroup">
+                    <wpg:wgp>
+                      <wpg:cNvGrpSpPr/>
+                      <wpg:grpSpPr>
                         <a:xfrm>
                           <a:off x="0" y="0"/>
-                          <a:ext cx="2545715" cy="635"/>
+                          <a:ext cx="2545715" cy="2066925"/>
+                          <a:chOff x="0" y="0"/>
+                          <a:chExt cx="2545715" cy="2066925"/>
                         </a:xfrm>
-                        <a:prstGeom prst="rect">
-                          <a:avLst/>
-                        </a:prstGeom>
-                        <a:solidFill>
-                          <a:prstClr val="white"/>
-                        </a:solidFill>
-                        <a:ln>
-                          <a:noFill/>
-                        </a:ln>
-                      </wps:spPr>
-                      <wps:txbx>
-                        <w:txbxContent>
-                          <w:p>
-                            <w:pPr>
-                              <w:pStyle w:val="Lgende"/>
-                              <w:rPr>
-                                <w:noProof/>
-                              </w:rPr>
-                            </w:pPr>
-                            <w:r>
-                              <w:t xml:space="preserve">Figure </w:t>
-                            </w:r>
-                            <w:r>
-                              <w:fldChar w:fldCharType="begin"/>
-                            </w:r>
-                            <w:r>
-                              <w:instrText xml:space="preserve"> SEQ Figure \* ARABIC </w:instrText>
-                            </w:r>
-                            <w:r>
-                              <w:fldChar w:fldCharType="separate"/>
-                            </w:r>
-                            <w:r>
-                              <w:rPr>
-                                <w:noProof/>
-                              </w:rPr>
-                              <w:t>5</w:t>
-                            </w:r>
-                            <w:r>
-                              <w:rPr>
-                                <w:noProof/>
-                              </w:rPr>
-                              <w:fldChar w:fldCharType="end"/>
-                            </w:r>
-                            <w:r>
-                              <w:t xml:space="preserve"> : Angles de la caméra et vue du dessus, en 3D</w:t>
-                            </w:r>
-                          </w:p>
-                        </w:txbxContent>
-                      </wps:txbx>
-                      <wps:bodyPr rot="0" spcFirstLastPara="0" vertOverflow="overflow" horzOverflow="overflow" vert="horz" wrap="square" lIns="0" tIns="0" rIns="0" bIns="0" numCol="1" spcCol="0" rtlCol="0" fromWordArt="0" anchor="t" anchorCtr="0" forceAA="0" compatLnSpc="1">
-                        <a:prstTxWarp prst="textNoShape">
-                          <a:avLst/>
-                        </a:prstTxWarp>
-                        <a:spAutoFit/>
-                      </wps:bodyPr>
-                    </wps:wsp>
+                      </wpg:grpSpPr>
+                      <pic:pic xmlns:pic="http://schemas.openxmlformats.org/drawingml/2006/picture">
+                        <pic:nvPicPr>
+                          <pic:cNvPr id="20" name="Image 20"/>
+                          <pic:cNvPicPr>
+                            <a:picLocks noChangeAspect="1"/>
+                          </pic:cNvPicPr>
+                        </pic:nvPicPr>
+                        <pic:blipFill rotWithShape="1">
+                          <a:blip r:embed="rId34" cstate="print">
+                            <a:extLst>
+                              <a:ext uri="{28A0092B-C50C-407E-A947-70E740481C1C}">
+                                <a14:useLocalDpi xmlns:a14="http://schemas.microsoft.com/office/drawing/2010/main" val="0"/>
+                              </a:ext>
+                            </a:extLst>
+                          </a:blip>
+                          <a:srcRect t="7108" b="24362"/>
+                          <a:stretch/>
+                        </pic:blipFill>
+                        <pic:spPr bwMode="auto">
+                          <a:xfrm>
+                            <a:off x="0" y="0"/>
+                            <a:ext cx="2545715" cy="1744980"/>
+                          </a:xfrm>
+                          <a:prstGeom prst="rect">
+                            <a:avLst/>
+                          </a:prstGeom>
+                          <a:ln>
+                            <a:noFill/>
+                          </a:ln>
+                          <a:extLst>
+                            <a:ext uri="{53640926-AAD7-44D8-BBD7-CCE9431645EC}">
+                              <a14:shadowObscured xmlns:a14="http://schemas.microsoft.com/office/drawing/2010/main"/>
+                            </a:ext>
+                          </a:extLst>
+                        </pic:spPr>
+                      </pic:pic>
+                      <wps:wsp>
+                        <wps:cNvPr id="18" name="Zone de texte 18"/>
+                        <wps:cNvSpPr txBox="1"/>
+                        <wps:spPr>
+                          <a:xfrm>
+                            <a:off x="0" y="1800225"/>
+                            <a:ext cx="2545715" cy="266700"/>
+                          </a:xfrm>
+                          <a:prstGeom prst="rect">
+                            <a:avLst/>
+                          </a:prstGeom>
+                          <a:solidFill>
+                            <a:prstClr val="white"/>
+                          </a:solidFill>
+                          <a:ln>
+                            <a:noFill/>
+                          </a:ln>
+                        </wps:spPr>
+                        <wps:txbx>
+                          <w:txbxContent>
+                            <w:p>
+                              <w:pPr>
+                                <w:pStyle w:val="Lgende"/>
+                                <w:rPr>
+                                  <w:noProof/>
+                                </w:rPr>
+                              </w:pPr>
+                              <w:r>
+                                <w:t xml:space="preserve">Figure </w:t>
+                              </w:r>
+                              <w:r>
+                                <w:fldChar w:fldCharType="begin"/>
+                              </w:r>
+                              <w:r>
+                                <w:instrText xml:space="preserve"> SEQ Figure \* ARABIC </w:instrText>
+                              </w:r>
+                              <w:r>
+                                <w:fldChar w:fldCharType="separate"/>
+                              </w:r>
+                              <w:r>
+                                <w:rPr>
+                                  <w:noProof/>
+                                </w:rPr>
+                                <w:t>3</w:t>
+                              </w:r>
+                              <w:r>
+                                <w:rPr>
+                                  <w:noProof/>
+                                </w:rPr>
+                                <w:fldChar w:fldCharType="end"/>
+                              </w:r>
+                              <w:r>
+                                <w:t xml:space="preserve"> : Angles de la caméra et vue du dessus, en 3D</w:t>
+                              </w:r>
+                            </w:p>
+                          </w:txbxContent>
+                        </wps:txbx>
+                        <wps:bodyPr rot="0" spcFirstLastPara="0" vertOverflow="overflow" horzOverflow="overflow" vert="horz" wrap="square" lIns="0" tIns="0" rIns="0" bIns="0" numCol="1" spcCol="0" rtlCol="0" fromWordArt="0" anchor="t" anchorCtr="0" forceAA="0" compatLnSpc="1">
+                          <a:prstTxWarp prst="textNoShape">
+                            <a:avLst/>
+                          </a:prstTxWarp>
+                          <a:spAutoFit/>
+                        </wps:bodyPr>
+                      </wps:wsp>
+                    </wpg:wgp>
                   </a:graphicData>
                 </a:graphic>
               </wp:anchor>
@@ -3255,168 +3327,243 @@
           </mc:Choice>
           <mc:Fallback>
             <w:pict>
-              <v:shape w14:anchorId="231B1B0B" id="Zone de texte 18" o:spid="_x0000_s1029" type="#_x0000_t202" style="position:absolute;margin-left:126.3pt;margin-top:204.75pt;width:200.45pt;height:.05pt;z-index:251675648;visibility:visible;mso-wrap-style:square;mso-wrap-distance-left:9pt;mso-wrap-distance-top:0;mso-wrap-distance-right:9pt;mso-wrap-distance-bottom:0;mso-position-horizontal:absolute;mso-position-horizontal-relative:text;mso-position-vertical:absolute;mso-position-vertical-relative:text;v-text-anchor:top" o:gfxdata="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" stroked="f">
-                <v:textbox style="mso-fit-shape-to-text:t" inset="0,0,0,0">
-                  <w:txbxContent>
-                    <w:p>
-                      <w:pPr>
-                        <w:pStyle w:val="Lgende"/>
-                        <w:rPr>
-                          <w:noProof/>
-                        </w:rPr>
-                      </w:pPr>
-                      <w:r>
-                        <w:t xml:space="preserve">Figure </w:t>
-                      </w:r>
-                      <w:r>
-                        <w:fldChar w:fldCharType="begin"/>
-                      </w:r>
-                      <w:r>
-                        <w:instrText xml:space="preserve"> SEQ Figure \* ARABIC </w:instrText>
-                      </w:r>
-                      <w:r>
-                        <w:fldChar w:fldCharType="separate"/>
-                      </w:r>
-                      <w:r>
-                        <w:rPr>
-                          <w:noProof/>
-                        </w:rPr>
-                        <w:t>5</w:t>
-                      </w:r>
-                      <w:r>
-                        <w:rPr>
-                          <w:noProof/>
-                        </w:rPr>
-                        <w:fldChar w:fldCharType="end"/>
-                      </w:r>
-                      <w:r>
-                        <w:t xml:space="preserve"> : Angles de la caméra et vue du dessus, en 3D</w:t>
-                      </w:r>
-                    </w:p>
-                  </w:txbxContent>
-                </v:textbox>
-                <w10:wrap type="topAndBottom"/>
-              </v:shape>
+              <v:group w14:anchorId="5B3E908C" id="Groupe 21" o:spid="_x0000_s1033" style="position:absolute;margin-left:119.45pt;margin-top:0;width:200.45pt;height:162.75pt;z-index:251675648;mso-position-horizontal-relative:margin" coordsize="25457,20669" o:gfxdata="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">
+                <v:shape id="Image 20" o:spid="_x0000_s1034" type="#_x0000_t75" style="position:absolute;width:25457;height:17449;visibility:visible;mso-wrap-style:square" o:gfxdata="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">
+                  <v:imagedata r:id="rId35" o:title="" croptop="4658f" cropbottom="15966f"/>
+                </v:shape>
+                <v:shape id="Zone de texte 18" o:spid="_x0000_s1035" type="#_x0000_t202" style="position:absolute;top:18002;width:25457;height:2667;visibility:visible;mso-wrap-style:square;v-text-anchor:top" o:gfxdata="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" stroked="f">
+                  <v:textbox style="mso-fit-shape-to-text:t" inset="0,0,0,0">
+                    <w:txbxContent>
+                      <w:p>
+                        <w:pPr>
+                          <w:pStyle w:val="Lgende"/>
+                          <w:rPr>
+                            <w:noProof/>
+                          </w:rPr>
+                        </w:pPr>
+                        <w:r>
+                          <w:t xml:space="preserve">Figure </w:t>
+                        </w:r>
+                        <w:r>
+                          <w:fldChar w:fldCharType="begin"/>
+                        </w:r>
+                        <w:r>
+                          <w:instrText xml:space="preserve"> SEQ Figure \* ARABIC </w:instrText>
+                        </w:r>
+                        <w:r>
+                          <w:fldChar w:fldCharType="separate"/>
+                        </w:r>
+                        <w:r>
+                          <w:rPr>
+                            <w:noProof/>
+                          </w:rPr>
+                          <w:t>3</w:t>
+                        </w:r>
+                        <w:r>
+                          <w:rPr>
+                            <w:noProof/>
+                          </w:rPr>
+                          <w:fldChar w:fldCharType="end"/>
+                        </w:r>
+                        <w:r>
+                          <w:t xml:space="preserve"> : Angles de la caméra et vue du dessus, en 3D</w:t>
+                        </w:r>
+                      </w:p>
+                    </w:txbxContent>
+                  </v:textbox>
+                </v:shape>
+                <w10:wrap type="topAndBottom" anchorx="margin"/>
+              </v:group>
             </w:pict>
           </mc:Fallback>
         </mc:AlternateContent>
       </w:r>
       <w:r>
-        <w:rPr>
-          <w:noProof/>
-        </w:rPr>
-        <w:drawing>
-          <wp:anchor distT="0" distB="0" distL="114300" distR="114300" simplePos="0" relativeHeight="251668480" behindDoc="0" locked="0" layoutInCell="1" allowOverlap="1" wp14:anchorId="3E22A779" wp14:editId="37F683C5">
-            <wp:simplePos x="0" y="0"/>
-            <wp:positionH relativeFrom="margin">
-              <wp:posOffset>1604514</wp:posOffset>
-            </wp:positionH>
-            <wp:positionV relativeFrom="paragraph">
-              <wp:posOffset>798615</wp:posOffset>
-            </wp:positionV>
-            <wp:extent cx="2545715" cy="1744980"/>
-            <wp:effectExtent l="0" t="0" r="6985" b="7620"/>
-            <wp:wrapTopAndBottom/>
-            <wp:docPr id="20" name="Image 20"/>
-            <wp:cNvGraphicFramePr>
-              <a:graphicFrameLocks xmlns:a="http://schemas.openxmlformats.org/drawingml/2006/main" noChangeAspect="1"/>
-            </wp:cNvGraphicFramePr>
-            <a:graphic xmlns:a="http://schemas.openxmlformats.org/drawingml/2006/main">
-              <a:graphicData uri="http://schemas.openxmlformats.org/drawingml/2006/picture">
-                <pic:pic xmlns:pic="http://schemas.openxmlformats.org/drawingml/2006/picture">
-                  <pic:nvPicPr>
-                    <pic:cNvPr id="20" name="camera3D_2.jpg"/>
-                    <pic:cNvPicPr/>
-                  </pic:nvPicPr>
-                  <pic:blipFill rotWithShape="1">
-                    <a:blip r:embed="rId32" cstate="print">
-                      <a:extLst>
-                        <a:ext uri="{28A0092B-C50C-407E-A947-70E740481C1C}">
-                          <a14:useLocalDpi xmlns:a14="http://schemas.microsoft.com/office/drawing/2010/main" val="0"/>
-                        </a:ext>
-                      </a:extLst>
-                    </a:blip>
-                    <a:srcRect t="7108" b="24362"/>
-                    <a:stretch/>
-                  </pic:blipFill>
-                  <pic:spPr bwMode="auto">
-                    <a:xfrm>
-                      <a:off x="0" y="0"/>
-                      <a:ext cx="2545715" cy="1744980"/>
-                    </a:xfrm>
-                    <a:prstGeom prst="rect">
-                      <a:avLst/>
-                    </a:prstGeom>
-                    <a:ln>
-                      <a:noFill/>
-                    </a:ln>
-                    <a:extLst>
-                      <a:ext uri="{53640926-AAD7-44D8-BBD7-CCE9431645EC}">
-                        <a14:shadowObscured xmlns:a14="http://schemas.microsoft.com/office/drawing/2010/main"/>
-                      </a:ext>
-                    </a:extLst>
-                  </pic:spPr>
-                </pic:pic>
-              </a:graphicData>
-            </a:graphic>
-            <wp14:sizeRelH relativeFrom="margin">
-              <wp14:pctWidth>0</wp14:pctWidth>
-            </wp14:sizeRelH>
-            <wp14:sizeRelV relativeFrom="margin">
-              <wp14:pctHeight>0</wp14:pctHeight>
-            </wp14:sizeRelV>
-          </wp:anchor>
-        </w:drawing>
-      </w:r>
-      <w:r>
-        <w:t>Lorsque</w:t>
-      </w:r>
-      <w:r>
-        <w:t xml:space="preserve"> le joueur veut passer en </w:t>
+        <w:t>Bien que Raylib fournisse déjà une classe « </w:t>
       </w:r>
       <w:r>
         <w:rPr>
           <w:b/>
         </w:rPr>
-        <w:t>vue orthographique</w:t>
-      </w:r>
-      <w:r>
-        <w:t>, il clique sur « </w:t>
+        <w:t>Camera</w:t>
+      </w:r>
+      <w:r>
+        <w:t xml:space="preserve"> », </w:t>
+      </w:r>
+      <w:r>
+        <w:t>une</w:t>
+      </w:r>
+      <w:r>
+        <w:t xml:space="preserve"> nouvelle classe « </w:t>
       </w:r>
       <w:r>
         <w:rPr>
           <w:b/>
         </w:rPr>
-        <w:t>Q</w:t>
-      </w:r>
-      <w:r>
-        <w:t xml:space="preserve"> » et la caméra se place </w:t>
-      </w:r>
-      <w:r>
-        <w:rPr>
-          <w:b/>
-        </w:rPr>
-        <w:t>au-dessus du joueur</w:t>
-      </w:r>
-      <w:r>
-        <w:t xml:space="preserve"> et aplati les éléments visibles.</w:t>
+        <w:t>DimensionCamera</w:t>
+      </w:r>
+      <w:r>
+        <w:t> » a été nécessaire</w:t>
+      </w:r>
+      <w:bookmarkStart w:id="15" w:name="_Toc193724392"/>
+      <w:bookmarkStart w:id="16" w:name="_Toc193788241"/>
+      <w:r>
+        <w:t>.</w:t>
       </w:r>
       <w:r>
         <w:t xml:space="preserve"> </w:t>
       </w:r>
       <w:r>
-        <w:t>Si on considère toutes les positions possibles</w:t>
-      </w:r>
-      <w:r>
-        <w:t xml:space="preserve"> de la caméra</w:t>
-      </w:r>
-      <w:r>
-        <w:t>, elles s’apparentent donc à une demi-sphère. Voici un schéma qui illustre toutes les positions de caméra possibles :</w:t>
-      </w:r>
-      <w:bookmarkStart w:id="17" w:name="_GoBack"/>
-      <w:bookmarkEnd w:id="17"/>
-    </w:p>
-    <w:p/>
+        <w:t>Une</w:t>
+      </w:r>
+      <w:r>
+        <w:t xml:space="preserve"> analyse plus complète de cette classe</w:t>
+      </w:r>
+      <w:r>
+        <w:t xml:space="preserve"> </w:t>
+      </w:r>
+      <w:r>
+        <w:t>suivra</w:t>
+      </w:r>
+      <w:r>
+        <w:t xml:space="preserve"> dans la suite du document</w:t>
+      </w:r>
+      <w:r>
+        <w:t>.</w:t>
+      </w:r>
+    </w:p>
+    <w:p>
+      <w:pPr>
+        <w:pStyle w:val="Titre2"/>
+      </w:pPr>
+      <w:r>
+        <w:t>Joueur</w:t>
+      </w:r>
+    </w:p>
+    <w:p>
+      <w:r>
+        <w:t>Le joueur est représenté par un cube</w:t>
+      </w:r>
+      <w:r>
+        <w:t>, qui a la possibilité de se déplacer dans un niveau.</w:t>
+      </w:r>
+      <w:r>
+        <w:t xml:space="preserve"> Il subit les règles physiques basiques comme : la gravité, la friction, la vitesse, l’accélération, etc…</w:t>
+      </w:r>
+    </w:p>
+    <w:p>
+      <w:r>
+        <w:t>Ce joueur a pour but de résoudre un puzzle imposé. Il peut changer de dimensions</w:t>
+      </w:r>
+      <w:r>
+        <w:t>,</w:t>
+      </w:r>
+      <w:r>
+        <w:t xml:space="preserve"> surmonter les obstacles trop grands, voir le niveau sous d’autres angles ou encore atteindre des objets difficiles d’accès</w:t>
+      </w:r>
+      <w:r>
+        <w:t xml:space="preserve">. Tout ceci </w:t>
+      </w:r>
+      <w:r>
+        <w:t>dans l</w:t>
+      </w:r>
+      <w:r>
+        <w:t xml:space="preserve">’intérêt </w:t>
+      </w:r>
+      <w:r>
+        <w:t>de finir le niveau.</w:t>
+      </w:r>
+    </w:p>
+    <w:p>
+      <w:pPr>
+        <w:pStyle w:val="Titre2"/>
+      </w:pPr>
+      <w:r>
+        <w:t>Classes</w:t>
+      </w:r>
+    </w:p>
+    <w:p>
+      <w:r>
+        <w:t>Pour faciliter l’écriture et améliorer la lisibilité du code, plusieurs classes, incluant les propriétés de Raylib, ont été préparées. Voici la liste de toutes les classes créées :</w:t>
+      </w:r>
+    </w:p>
+    <w:p>
+      <w:pPr>
+        <w:pStyle w:val="Paragraphedeliste"/>
+        <w:numPr>
+          <w:ilvl w:val="0"/>
+          <w:numId w:val="6"/>
+        </w:numPr>
+      </w:pPr>
+      <w:r>
+        <w:t>Player</w:t>
+      </w:r>
+    </w:p>
+    <w:p>
+      <w:pPr>
+        <w:pStyle w:val="Paragraphedeliste"/>
+        <w:numPr>
+          <w:ilvl w:val="0"/>
+          <w:numId w:val="6"/>
+        </w:numPr>
+      </w:pPr>
+      <w:r>
+        <w:t>Cooldown</w:t>
+      </w:r>
+    </w:p>
+    <w:p>
+      <w:pPr>
+        <w:pStyle w:val="Paragraphedeliste"/>
+        <w:numPr>
+          <w:ilvl w:val="0"/>
+          <w:numId w:val="6"/>
+        </w:numPr>
+      </w:pPr>
+      <w:r>
+        <w:t>Obstacle</w:t>
+      </w:r>
+    </w:p>
+    <w:p>
+      <w:pPr>
+        <w:pStyle w:val="Paragraphedeliste"/>
+        <w:numPr>
+          <w:ilvl w:val="0"/>
+          <w:numId w:val="6"/>
+        </w:numPr>
+      </w:pPr>
+      <w:r>
+        <w:t>DimensionCamera</w:t>
+      </w:r>
+    </w:p>
+    <w:p>
+      <w:pPr>
+        <w:pStyle w:val="Paragraphedeliste"/>
+        <w:numPr>
+          <w:ilvl w:val="0"/>
+          <w:numId w:val="6"/>
+        </w:numPr>
+      </w:pPr>
+      <w:r>
+        <w:t>MovableCube</w:t>
+      </w:r>
+    </w:p>
+    <w:p>
+      <w:pPr>
+        <w:pStyle w:val="Paragraphedeliste"/>
+        <w:numPr>
+          <w:ilvl w:val="0"/>
+          <w:numId w:val="6"/>
+        </w:numPr>
+      </w:pPr>
+      <w:r>
+        <w:t>PressurePlate</w:t>
+      </w:r>
+    </w:p>
+    <w:p>
+      <w:r>
+        <w:t>Nous allons parcourir chacune de ces classes afin de comprendre comment elles interagissent entre elles et pourquoi elles sont pertinentes.</w:t>
+      </w:r>
+    </w:p>
     <w:p>
       <w:pPr>
         <w:pStyle w:val="Titre1"/>
@@ -3425,53 +3572,22 @@
           <w:numId w:val="1"/>
         </w:numPr>
       </w:pPr>
-      <w:bookmarkStart w:id="18" w:name="_Toc193724392"/>
-      <w:bookmarkStart w:id="19" w:name="_Toc193788241"/>
-      <w:r>
-        <w:t>Résultats</w:t>
-      </w:r>
-      <w:bookmarkEnd w:id="18"/>
-      <w:bookmarkEnd w:id="19"/>
-    </w:p>
-    <w:p>
-      <w:pPr>
-        <w:rPr>
-          <w:color w:val="FF0000"/>
-        </w:rPr>
-      </w:pPr>
-      <w:r>
-        <w:rPr>
-          <w:color w:val="FF0000"/>
-        </w:rPr>
-        <w:t>Présentation des résultats obtenus (tableaux, graphiques, images, mesures…)</w:t>
-      </w:r>
-    </w:p>
-    <w:p>
-      <w:pPr>
-        <w:rPr>
-          <w:color w:val="FF0000"/>
-        </w:rPr>
-      </w:pPr>
-      <w:r>
-        <w:rPr>
-          <w:color w:val="FF0000"/>
-        </w:rPr>
-        <w:t>Comparaison avec les attentes ou théories (si applicable)</w:t>
-      </w:r>
-    </w:p>
-    <w:p>
-      <w:pPr>
-        <w:rPr>
-          <w:color w:val="FF0000"/>
-        </w:rPr>
-      </w:pPr>
-      <w:r>
-        <w:rPr>
-          <w:color w:val="FF0000"/>
-        </w:rPr>
-        <w:t>Vérification de la cohérence des résultats</w:t>
-      </w:r>
-    </w:p>
+      <w:bookmarkStart w:id="17" w:name="_GoBack"/>
+      <w:bookmarkEnd w:id="17"/>
+      <w:r>
+        <w:t>R</w:t>
+      </w:r>
+      <w:r>
+        <w:t>éalisation</w:t>
+      </w:r>
+      <w:r>
+        <w:t xml:space="preserve"> </w:t>
+      </w:r>
+      <w:r>
+        <w:br w:type="page"/>
+      </w:r>
+    </w:p>
+    <w:p/>
     <w:p>
       <w:pPr>
         <w:pStyle w:val="Titre1"/>
@@ -3480,13 +3596,11 @@
           <w:numId w:val="1"/>
         </w:numPr>
       </w:pPr>
-      <w:bookmarkStart w:id="20" w:name="_Toc193724393"/>
-      <w:bookmarkStart w:id="21" w:name="_Toc193788242"/>
-      <w:r>
-        <w:t>Conclusion</w:t>
-      </w:r>
-      <w:bookmarkEnd w:id="20"/>
-      <w:bookmarkEnd w:id="21"/>
+      <w:r>
+        <w:t>Résultats</w:t>
+      </w:r>
+      <w:bookmarkEnd w:id="15"/>
+      <w:bookmarkEnd w:id="16"/>
     </w:p>
     <w:p>
       <w:pPr>
@@ -3498,7 +3612,7 @@
         <w:rPr>
           <w:color w:val="FF0000"/>
         </w:rPr>
-        <w:t>Récapitulatif des points clés</w:t>
+        <w:t>Présentation des résultats obtenus (tableaux, graphiques, images, mesures…)</w:t>
       </w:r>
     </w:p>
     <w:p>
@@ -3511,7 +3625,7 @@
         <w:rPr>
           <w:color w:val="FF0000"/>
         </w:rPr>
-        <w:t>Validation ou non des objectifs et hypothèses</w:t>
+        <w:t>Comparaison avec les attentes ou théories (si applicable)</w:t>
       </w:r>
     </w:p>
     <w:p>
@@ -3524,7 +3638,7 @@
         <w:rPr>
           <w:color w:val="FF0000"/>
         </w:rPr>
-        <w:t>Apprentissage et perspectives pour une amélioration future</w:t>
+        <w:t>Vérification de la cohérence des résultats</w:t>
       </w:r>
     </w:p>
     <w:p>
@@ -3535,13 +3649,68 @@
           <w:numId w:val="1"/>
         </w:numPr>
       </w:pPr>
-      <w:bookmarkStart w:id="22" w:name="_Toc193724394"/>
-      <w:bookmarkStart w:id="23" w:name="_Toc193788243"/>
+      <w:bookmarkStart w:id="18" w:name="_Toc193724393"/>
+      <w:bookmarkStart w:id="19" w:name="_Toc193788242"/>
+      <w:r>
+        <w:t>Conclusion</w:t>
+      </w:r>
+      <w:bookmarkEnd w:id="18"/>
+      <w:bookmarkEnd w:id="19"/>
+    </w:p>
+    <w:p>
+      <w:pPr>
+        <w:rPr>
+          <w:color w:val="FF0000"/>
+        </w:rPr>
+      </w:pPr>
+      <w:r>
+        <w:rPr>
+          <w:color w:val="FF0000"/>
+        </w:rPr>
+        <w:t>Récapitulatif des points clés</w:t>
+      </w:r>
+    </w:p>
+    <w:p>
+      <w:pPr>
+        <w:rPr>
+          <w:color w:val="FF0000"/>
+        </w:rPr>
+      </w:pPr>
+      <w:r>
+        <w:rPr>
+          <w:color w:val="FF0000"/>
+        </w:rPr>
+        <w:t>Validation ou non des objectifs et hypothèses</w:t>
+      </w:r>
+    </w:p>
+    <w:p>
+      <w:pPr>
+        <w:rPr>
+          <w:color w:val="FF0000"/>
+        </w:rPr>
+      </w:pPr>
+      <w:r>
+        <w:rPr>
+          <w:color w:val="FF0000"/>
+        </w:rPr>
+        <w:t>Apprentissage et perspectives pour une amélioration future</w:t>
+      </w:r>
+    </w:p>
+    <w:p>
+      <w:pPr>
+        <w:pStyle w:val="Titre1"/>
+        <w:numPr>
+          <w:ilvl w:val="0"/>
+          <w:numId w:val="1"/>
+        </w:numPr>
+      </w:pPr>
+      <w:bookmarkStart w:id="20" w:name="_Toc193724394"/>
+      <w:bookmarkStart w:id="21" w:name="_Toc193788243"/>
       <w:r>
         <w:t>Annexes</w:t>
       </w:r>
-      <w:bookmarkEnd w:id="22"/>
-      <w:bookmarkEnd w:id="23"/>
+      <w:bookmarkEnd w:id="20"/>
+      <w:bookmarkEnd w:id="21"/>
     </w:p>
     <w:p>
       <w:pPr>
@@ -3583,8 +3752,8 @@
       </w:r>
     </w:p>
     <w:sectPr>
-      <w:headerReference w:type="default" r:id="rId33"/>
-      <w:footerReference w:type="default" r:id="rId34"/>
+      <w:headerReference w:type="default" r:id="rId36"/>
+      <w:footerReference w:type="default" r:id="rId37"/>
       <w:pgSz w:w="11906" w:h="16838"/>
       <w:pgMar w:top="1417" w:right="1417" w:bottom="1417" w:left="1417" w:header="708" w:footer="708" w:gutter="0"/>
       <w:pgNumType w:start="1"/>
@@ -3975,7 +4144,7 @@
   <w:abstractNum w:abstractNumId="0" w15:restartNumberingAfterBreak="0">
     <w:nsid w:val="0E8414DF"/>
     <w:multiLevelType w:val="hybridMultilevel"/>
-    <w:tmpl w:val="17045BCA"/>
+    <w:tmpl w:val="49E2EF08"/>
     <w:lvl w:ilvl="0" w:tplc="100C000F">
       <w:start w:val="1"/>
       <w:numFmt w:val="decimal"/>
@@ -4059,9 +4228,9 @@
     </w:lvl>
   </w:abstractNum>
   <w:abstractNum w:abstractNumId="1" w15:restartNumberingAfterBreak="0">
-    <w:nsid w:val="20981DED"/>
+    <w:nsid w:val="116B6D97"/>
     <w:multiLevelType w:val="hybridMultilevel"/>
-    <w:tmpl w:val="96E09A1C"/>
+    <w:tmpl w:val="34FE3FA6"/>
     <w:lvl w:ilvl="0" w:tplc="100C0001">
       <w:start w:val="1"/>
       <w:numFmt w:val="bullet"/>
@@ -4172,9 +4341,9 @@
     </w:lvl>
   </w:abstractNum>
   <w:abstractNum w:abstractNumId="2" w15:restartNumberingAfterBreak="0">
-    <w:nsid w:val="56A77F7D"/>
+    <w:nsid w:val="20981DED"/>
     <w:multiLevelType w:val="hybridMultilevel"/>
-    <w:tmpl w:val="64F45668"/>
+    <w:tmpl w:val="96E09A1C"/>
     <w:lvl w:ilvl="0" w:tplc="100C0001">
       <w:start w:val="1"/>
       <w:numFmt w:val="bullet"/>
@@ -4284,14 +4453,362 @@
       </w:rPr>
     </w:lvl>
   </w:abstractNum>
+  <w:abstractNum w:abstractNumId="3" w15:restartNumberingAfterBreak="0">
+    <w:nsid w:val="2E407DCB"/>
+    <w:multiLevelType w:val="hybridMultilevel"/>
+    <w:tmpl w:val="68A27CDC"/>
+    <w:lvl w:ilvl="0" w:tplc="100C0001">
+      <w:start w:val="1"/>
+      <w:numFmt w:val="bullet"/>
+      <w:lvlText w:val=""/>
+      <w:lvlJc w:val="left"/>
+      <w:pPr>
+        <w:ind w:left="720" w:hanging="360"/>
+      </w:pPr>
+      <w:rPr>
+        <w:rFonts w:ascii="Symbol" w:hAnsi="Symbol" w:hint="default"/>
+      </w:rPr>
+    </w:lvl>
+    <w:lvl w:ilvl="1" w:tplc="100C0003" w:tentative="1">
+      <w:start w:val="1"/>
+      <w:numFmt w:val="bullet"/>
+      <w:lvlText w:val="o"/>
+      <w:lvlJc w:val="left"/>
+      <w:pPr>
+        <w:ind w:left="1440" w:hanging="360"/>
+      </w:pPr>
+      <w:rPr>
+        <w:rFonts w:ascii="Courier New" w:hAnsi="Courier New" w:cs="Courier New" w:hint="default"/>
+      </w:rPr>
+    </w:lvl>
+    <w:lvl w:ilvl="2" w:tplc="100C0005" w:tentative="1">
+      <w:start w:val="1"/>
+      <w:numFmt w:val="bullet"/>
+      <w:lvlText w:val=""/>
+      <w:lvlJc w:val="left"/>
+      <w:pPr>
+        <w:ind w:left="2160" w:hanging="360"/>
+      </w:pPr>
+      <w:rPr>
+        <w:rFonts w:ascii="Wingdings" w:hAnsi="Wingdings" w:hint="default"/>
+      </w:rPr>
+    </w:lvl>
+    <w:lvl w:ilvl="3" w:tplc="100C0001" w:tentative="1">
+      <w:start w:val="1"/>
+      <w:numFmt w:val="bullet"/>
+      <w:lvlText w:val=""/>
+      <w:lvlJc w:val="left"/>
+      <w:pPr>
+        <w:ind w:left="2880" w:hanging="360"/>
+      </w:pPr>
+      <w:rPr>
+        <w:rFonts w:ascii="Symbol" w:hAnsi="Symbol" w:hint="default"/>
+      </w:rPr>
+    </w:lvl>
+    <w:lvl w:ilvl="4" w:tplc="100C0003" w:tentative="1">
+      <w:start w:val="1"/>
+      <w:numFmt w:val="bullet"/>
+      <w:lvlText w:val="o"/>
+      <w:lvlJc w:val="left"/>
+      <w:pPr>
+        <w:ind w:left="3600" w:hanging="360"/>
+      </w:pPr>
+      <w:rPr>
+        <w:rFonts w:ascii="Courier New" w:hAnsi="Courier New" w:cs="Courier New" w:hint="default"/>
+      </w:rPr>
+    </w:lvl>
+    <w:lvl w:ilvl="5" w:tplc="100C0005" w:tentative="1">
+      <w:start w:val="1"/>
+      <w:numFmt w:val="bullet"/>
+      <w:lvlText w:val=""/>
+      <w:lvlJc w:val="left"/>
+      <w:pPr>
+        <w:ind w:left="4320" w:hanging="360"/>
+      </w:pPr>
+      <w:rPr>
+        <w:rFonts w:ascii="Wingdings" w:hAnsi="Wingdings" w:hint="default"/>
+      </w:rPr>
+    </w:lvl>
+    <w:lvl w:ilvl="6" w:tplc="100C0001" w:tentative="1">
+      <w:start w:val="1"/>
+      <w:numFmt w:val="bullet"/>
+      <w:lvlText w:val=""/>
+      <w:lvlJc w:val="left"/>
+      <w:pPr>
+        <w:ind w:left="5040" w:hanging="360"/>
+      </w:pPr>
+      <w:rPr>
+        <w:rFonts w:ascii="Symbol" w:hAnsi="Symbol" w:hint="default"/>
+      </w:rPr>
+    </w:lvl>
+    <w:lvl w:ilvl="7" w:tplc="100C0003" w:tentative="1">
+      <w:start w:val="1"/>
+      <w:numFmt w:val="bullet"/>
+      <w:lvlText w:val="o"/>
+      <w:lvlJc w:val="left"/>
+      <w:pPr>
+        <w:ind w:left="5760" w:hanging="360"/>
+      </w:pPr>
+      <w:rPr>
+        <w:rFonts w:ascii="Courier New" w:hAnsi="Courier New" w:cs="Courier New" w:hint="default"/>
+      </w:rPr>
+    </w:lvl>
+    <w:lvl w:ilvl="8" w:tplc="100C0005" w:tentative="1">
+      <w:start w:val="1"/>
+      <w:numFmt w:val="bullet"/>
+      <w:lvlText w:val=""/>
+      <w:lvlJc w:val="left"/>
+      <w:pPr>
+        <w:ind w:left="6480" w:hanging="360"/>
+      </w:pPr>
+      <w:rPr>
+        <w:rFonts w:ascii="Wingdings" w:hAnsi="Wingdings" w:hint="default"/>
+      </w:rPr>
+    </w:lvl>
+  </w:abstractNum>
+  <w:abstractNum w:abstractNumId="4" w15:restartNumberingAfterBreak="0">
+    <w:nsid w:val="2F8D6198"/>
+    <w:multiLevelType w:val="hybridMultilevel"/>
+    <w:tmpl w:val="C3C4DB5E"/>
+    <w:lvl w:ilvl="0" w:tplc="100C0001">
+      <w:start w:val="1"/>
+      <w:numFmt w:val="bullet"/>
+      <w:lvlText w:val=""/>
+      <w:lvlJc w:val="left"/>
+      <w:pPr>
+        <w:ind w:left="720" w:hanging="360"/>
+      </w:pPr>
+      <w:rPr>
+        <w:rFonts w:ascii="Symbol" w:hAnsi="Symbol" w:hint="default"/>
+      </w:rPr>
+    </w:lvl>
+    <w:lvl w:ilvl="1" w:tplc="100C0003" w:tentative="1">
+      <w:start w:val="1"/>
+      <w:numFmt w:val="bullet"/>
+      <w:lvlText w:val="o"/>
+      <w:lvlJc w:val="left"/>
+      <w:pPr>
+        <w:ind w:left="1440" w:hanging="360"/>
+      </w:pPr>
+      <w:rPr>
+        <w:rFonts w:ascii="Courier New" w:hAnsi="Courier New" w:cs="Courier New" w:hint="default"/>
+      </w:rPr>
+    </w:lvl>
+    <w:lvl w:ilvl="2" w:tplc="100C0005" w:tentative="1">
+      <w:start w:val="1"/>
+      <w:numFmt w:val="bullet"/>
+      <w:lvlText w:val=""/>
+      <w:lvlJc w:val="left"/>
+      <w:pPr>
+        <w:ind w:left="2160" w:hanging="360"/>
+      </w:pPr>
+      <w:rPr>
+        <w:rFonts w:ascii="Wingdings" w:hAnsi="Wingdings" w:hint="default"/>
+      </w:rPr>
+    </w:lvl>
+    <w:lvl w:ilvl="3" w:tplc="100C0001" w:tentative="1">
+      <w:start w:val="1"/>
+      <w:numFmt w:val="bullet"/>
+      <w:lvlText w:val=""/>
+      <w:lvlJc w:val="left"/>
+      <w:pPr>
+        <w:ind w:left="2880" w:hanging="360"/>
+      </w:pPr>
+      <w:rPr>
+        <w:rFonts w:ascii="Symbol" w:hAnsi="Symbol" w:hint="default"/>
+      </w:rPr>
+    </w:lvl>
+    <w:lvl w:ilvl="4" w:tplc="100C0003" w:tentative="1">
+      <w:start w:val="1"/>
+      <w:numFmt w:val="bullet"/>
+      <w:lvlText w:val="o"/>
+      <w:lvlJc w:val="left"/>
+      <w:pPr>
+        <w:ind w:left="3600" w:hanging="360"/>
+      </w:pPr>
+      <w:rPr>
+        <w:rFonts w:ascii="Courier New" w:hAnsi="Courier New" w:cs="Courier New" w:hint="default"/>
+      </w:rPr>
+    </w:lvl>
+    <w:lvl w:ilvl="5" w:tplc="100C0005" w:tentative="1">
+      <w:start w:val="1"/>
+      <w:numFmt w:val="bullet"/>
+      <w:lvlText w:val=""/>
+      <w:lvlJc w:val="left"/>
+      <w:pPr>
+        <w:ind w:left="4320" w:hanging="360"/>
+      </w:pPr>
+      <w:rPr>
+        <w:rFonts w:ascii="Wingdings" w:hAnsi="Wingdings" w:hint="default"/>
+      </w:rPr>
+    </w:lvl>
+    <w:lvl w:ilvl="6" w:tplc="100C0001" w:tentative="1">
+      <w:start w:val="1"/>
+      <w:numFmt w:val="bullet"/>
+      <w:lvlText w:val=""/>
+      <w:lvlJc w:val="left"/>
+      <w:pPr>
+        <w:ind w:left="5040" w:hanging="360"/>
+      </w:pPr>
+      <w:rPr>
+        <w:rFonts w:ascii="Symbol" w:hAnsi="Symbol" w:hint="default"/>
+      </w:rPr>
+    </w:lvl>
+    <w:lvl w:ilvl="7" w:tplc="100C0003" w:tentative="1">
+      <w:start w:val="1"/>
+      <w:numFmt w:val="bullet"/>
+      <w:lvlText w:val="o"/>
+      <w:lvlJc w:val="left"/>
+      <w:pPr>
+        <w:ind w:left="5760" w:hanging="360"/>
+      </w:pPr>
+      <w:rPr>
+        <w:rFonts w:ascii="Courier New" w:hAnsi="Courier New" w:cs="Courier New" w:hint="default"/>
+      </w:rPr>
+    </w:lvl>
+    <w:lvl w:ilvl="8" w:tplc="100C0005" w:tentative="1">
+      <w:start w:val="1"/>
+      <w:numFmt w:val="bullet"/>
+      <w:lvlText w:val=""/>
+      <w:lvlJc w:val="left"/>
+      <w:pPr>
+        <w:ind w:left="6480" w:hanging="360"/>
+      </w:pPr>
+      <w:rPr>
+        <w:rFonts w:ascii="Wingdings" w:hAnsi="Wingdings" w:hint="default"/>
+      </w:rPr>
+    </w:lvl>
+  </w:abstractNum>
+  <w:abstractNum w:abstractNumId="5" w15:restartNumberingAfterBreak="0">
+    <w:nsid w:val="56A77F7D"/>
+    <w:multiLevelType w:val="hybridMultilevel"/>
+    <w:tmpl w:val="64F45668"/>
+    <w:lvl w:ilvl="0" w:tplc="100C0001">
+      <w:start w:val="1"/>
+      <w:numFmt w:val="bullet"/>
+      <w:lvlText w:val=""/>
+      <w:lvlJc w:val="left"/>
+      <w:pPr>
+        <w:ind w:left="720" w:hanging="360"/>
+      </w:pPr>
+      <w:rPr>
+        <w:rFonts w:ascii="Symbol" w:hAnsi="Symbol" w:hint="default"/>
+      </w:rPr>
+    </w:lvl>
+    <w:lvl w:ilvl="1" w:tplc="100C0003" w:tentative="1">
+      <w:start w:val="1"/>
+      <w:numFmt w:val="bullet"/>
+      <w:lvlText w:val="o"/>
+      <w:lvlJc w:val="left"/>
+      <w:pPr>
+        <w:ind w:left="1440" w:hanging="360"/>
+      </w:pPr>
+      <w:rPr>
+        <w:rFonts w:ascii="Courier New" w:hAnsi="Courier New" w:cs="Courier New" w:hint="default"/>
+      </w:rPr>
+    </w:lvl>
+    <w:lvl w:ilvl="2" w:tplc="100C0005" w:tentative="1">
+      <w:start w:val="1"/>
+      <w:numFmt w:val="bullet"/>
+      <w:lvlText w:val=""/>
+      <w:lvlJc w:val="left"/>
+      <w:pPr>
+        <w:ind w:left="2160" w:hanging="360"/>
+      </w:pPr>
+      <w:rPr>
+        <w:rFonts w:ascii="Wingdings" w:hAnsi="Wingdings" w:hint="default"/>
+      </w:rPr>
+    </w:lvl>
+    <w:lvl w:ilvl="3" w:tplc="100C0001" w:tentative="1">
+      <w:start w:val="1"/>
+      <w:numFmt w:val="bullet"/>
+      <w:lvlText w:val=""/>
+      <w:lvlJc w:val="left"/>
+      <w:pPr>
+        <w:ind w:left="2880" w:hanging="360"/>
+      </w:pPr>
+      <w:rPr>
+        <w:rFonts w:ascii="Symbol" w:hAnsi="Symbol" w:hint="default"/>
+      </w:rPr>
+    </w:lvl>
+    <w:lvl w:ilvl="4" w:tplc="100C0003" w:tentative="1">
+      <w:start w:val="1"/>
+      <w:numFmt w:val="bullet"/>
+      <w:lvlText w:val="o"/>
+      <w:lvlJc w:val="left"/>
+      <w:pPr>
+        <w:ind w:left="3600" w:hanging="360"/>
+      </w:pPr>
+      <w:rPr>
+        <w:rFonts w:ascii="Courier New" w:hAnsi="Courier New" w:cs="Courier New" w:hint="default"/>
+      </w:rPr>
+    </w:lvl>
+    <w:lvl w:ilvl="5" w:tplc="100C0005" w:tentative="1">
+      <w:start w:val="1"/>
+      <w:numFmt w:val="bullet"/>
+      <w:lvlText w:val=""/>
+      <w:lvlJc w:val="left"/>
+      <w:pPr>
+        <w:ind w:left="4320" w:hanging="360"/>
+      </w:pPr>
+      <w:rPr>
+        <w:rFonts w:ascii="Wingdings" w:hAnsi="Wingdings" w:hint="default"/>
+      </w:rPr>
+    </w:lvl>
+    <w:lvl w:ilvl="6" w:tplc="100C0001" w:tentative="1">
+      <w:start w:val="1"/>
+      <w:numFmt w:val="bullet"/>
+      <w:lvlText w:val=""/>
+      <w:lvlJc w:val="left"/>
+      <w:pPr>
+        <w:ind w:left="5040" w:hanging="360"/>
+      </w:pPr>
+      <w:rPr>
+        <w:rFonts w:ascii="Symbol" w:hAnsi="Symbol" w:hint="default"/>
+      </w:rPr>
+    </w:lvl>
+    <w:lvl w:ilvl="7" w:tplc="100C0003" w:tentative="1">
+      <w:start w:val="1"/>
+      <w:numFmt w:val="bullet"/>
+      <w:lvlText w:val="o"/>
+      <w:lvlJc w:val="left"/>
+      <w:pPr>
+        <w:ind w:left="5760" w:hanging="360"/>
+      </w:pPr>
+      <w:rPr>
+        <w:rFonts w:ascii="Courier New" w:hAnsi="Courier New" w:cs="Courier New" w:hint="default"/>
+      </w:rPr>
+    </w:lvl>
+    <w:lvl w:ilvl="8" w:tplc="100C0005" w:tentative="1">
+      <w:start w:val="1"/>
+      <w:numFmt w:val="bullet"/>
+      <w:lvlText w:val=""/>
+      <w:lvlJc w:val="left"/>
+      <w:pPr>
+        <w:ind w:left="6480" w:hanging="360"/>
+      </w:pPr>
+      <w:rPr>
+        <w:rFonts w:ascii="Wingdings" w:hAnsi="Wingdings" w:hint="default"/>
+      </w:rPr>
+    </w:lvl>
+  </w:abstractNum>
   <w:num w:numId="1">
     <w:abstractNumId w:val="0"/>
   </w:num>
   <w:num w:numId="2">
+    <w:abstractNumId w:val="5"/>
+  </w:num>
+  <w:num w:numId="3">
     <w:abstractNumId w:val="2"/>
   </w:num>
-  <w:num w:numId="3">
+  <w:num w:numId="4">
+    <w:abstractNumId w:val="4"/>
+  </w:num>
+  <w:num w:numId="5">
     <w:abstractNumId w:val="1"/>
+  </w:num>
+  <w:num w:numId="6">
+    <w:abstractNumId w:val="3"/>
   </w:num>
 </w:numbering>
 </file>
@@ -5287,7 +5804,7 @@
 </file>
 
 <file path=customXml/itemProps1.xml><?xml version="1.0" encoding="utf-8"?>
-<ds:datastoreItem xmlns:ds="http://schemas.openxmlformats.org/officeDocument/2006/customXml" ds:itemID="{5C04446C-2452-43DB-9F89-E56A63A26D0E}">
+<ds:datastoreItem xmlns:ds="http://schemas.openxmlformats.org/officeDocument/2006/customXml" ds:itemID="{1E9F5E44-2292-4A91-BD83-78308E3A5AA6}">
   <ds:schemaRefs>
     <ds:schemaRef ds:uri="http://schemas.openxmlformats.org/officeDocument/2006/bibliography"/>
   </ds:schemaRefs>
